--- a/Selected_Papers/IEEE_paper_Final_winter.docx
+++ b/Selected_Papers/IEEE_paper_Final_winter.docx
@@ -340,7 +340,7 @@
         <w:t>—</w:t>
       </w:r>
       <w:r>
-        <w:t>Multimodal artificial intelligence (AI) offers significant potential for objective health assessment, yet existing systems often overlook the critical temporal dependencies inherent in physiological signals. This paper proposes a generalizable multimodal AI framework specifically designed for temporal sleep-stage analysis and modeling. By integrating features derived from polysomnography (PSG) recordings, the framework addresses three core objectives: predictive sequence modeling to capture epoch-level dependencies, transition analysis to describe the evolution of physiological activity over time, and subject-level pattern analysis to compare sleep architecture across individuals. Incorporating hybrid machine-learning and deep-learning pipelines—including CNNs and Transformers—the system enables robust prediction of sleep states while utilizing explainable AI techniques (SHAP, LIME) to ensure clinical transparency. Using the Sleep-EDF dataset as a primary benchmark alongside established cognitive health datasets, the proposed system emphasizes reproducibility and interpretability, offering a scalable foundation for biomarker-based mental- and cognitive-health evaluation through the lens of human sleep patterns.</w:t>
+        <w:t>Multimodal artificial intelligence (AI) offers significant potential for objective health assessment, yet many existing systems overlook the critical temporal structure inherent in physiological signals. This paper proposes a generalizable multimodal AI framework for temporal sleep-stage analysis and modeling using features derived from polysomnography (PSG) recordings. The framework addresses three core objectives: predictive sequence modeling to capture epoch-level temporal dependencies, temporal dependency and transition analysis to characterize the evolution of physiological activity across sleep stages, and subject-level pattern analysis to compare sleep architecture across individuals. Linear and nonlinear temporal modeling approaches—including vector autoregression and recurrent neural networks—are employed to analyze coordinated dynamics among EEG, EOG, and EMG signals. Experiments conducted on the Sleep-EDF dataset demonstrate that sleep physiology exhibits structured, multivariate temporal dependencies that support transition-aware and subject-level sleep analysis. The proposed framework emphasizes reproducibility and scalability, providing a foundation for biomarker-based cognitive and mental-health assessment through the analysis of human sleep patterns.</w:t>
       </w:r>
     </w:p>
     <w:p>
@@ -351,13 +351,11 @@
         <w:t>Keywords—</w:t>
       </w:r>
       <w:r>
-        <w:t>Multimodal AI, Polysomnography, Temporal Modeling, Sleep-Stage Transition, Explainable AI, CNN, Transformers.</w:t>
-      </w:r>
-    </w:p>
-    <w:p>
-      <w:pPr>
-        <w:pStyle w:val="Keywords"/>
-      </w:pPr>
+        <w:t>Multimodal AI, Polysomnography, Temporal Modeling, Sleep-Stage Transitions, Vector Autoregression, Recurrent Neural Network</w:t>
+      </w:r>
+      <w:r>
+        <w:t>.</w:t>
+      </w:r>
     </w:p>
     <w:p>
       <w:pPr>
@@ -372,84 +370,163 @@
         <w:pStyle w:val="BodyText"/>
       </w:pPr>
       <w:r>
-        <w:t>Cognitive and mental-health disorders, including Alzheimer’s Disease (AD), mild cognitive impairment (MCI), and depression, continue to pose significant global clinical burdens. Traditional diagnostic approaches rely heavily on subjective self-reports and resource-intensive neuroimaging, which often lack the temporal resolution needed for continuous monitoring. In contrast, recent advances in multimodal artificial intelligence (AI) have enabled the extraction of objective biomarkers from physiological data, offering new pathways for scalable, data-driven assessment. Among these biomarkers, human sleep architecture serves as a vital indicator of neurological health, yet modeling the complex temporal transitions within sleep remains a significant challenge.</w:t>
+        <w:t>Cognitive and mental-health disorders, including Alzheimer’s Disease (AD), mild cognitive impairment (MCI), and depression, continue to pose significant global clinical burdens. Traditional diagnostic approaches rely heavily on subjective self-reports and resource-intensive neuroimaging, which often lack the temporal resolution required for continuous monitoring. In contrast, recent advances in multimodal artificial intelligence (AI) have enabled the extraction of objective biomarkers from physiological data, offering scalable and data-driven alternatives for health assessment.</w:t>
       </w:r>
     </w:p>
     <w:p>
       <w:pPr>
         <w:pStyle w:val="BodyText"/>
       </w:pPr>
+      <w:r>
+        <w:t>Among these biomarkers, human sleep architecture plays a central role in reflecting neurological and psychological health. Alterations in sleep continuity, stage distribution, and transition dynamics are frequently associated with both cognitive decline and mental-health disorders. Polysomnography (PSG), which captures synchronized neural, ocular, and muscular activity during sleep, provides a unique opportunity to analyze these processes at high temporal resolution. However, modeling the dynamic and sequential nature of sleep physiology remains a significant challenge.</w:t>
+      </w:r>
     </w:p>
     <w:p>
       <w:pPr>
         <w:pStyle w:val="BodyText"/>
       </w:pPr>
       <w:r>
-        <w:t xml:space="preserve">Multimodal systems consistently outperform unimodal approaches by integrating heterogeneous yet complementary sources of information. While structural MRI remains a key modality for neurodegenerative research, physiological signals captured during sleep provide a functional window into real-time cognitive state and chronic disease progression. </w:t>
-      </w:r>
-      <w:r>
-        <w:t>Despite technical advances, existing models often struggle with temporal dependency modeling—the ability to understand how preceding physiological states influence current predictions—and limited interpretability regarding how sleep stages transition over time.</w:t>
+        <w:t>Multimodal learning systems consistently outperform unimodal approaches by integrating heterogeneous yet complementary sources of information. While structural MRI remains a key modality for studying neurodegenerative disease, physiological signals recorded during sleep provide a functional view of real-time brain and body dynamics. Despite growing interest in sleep-based modeling, many existing approaches treat sleep stages as independent classification targets, overlooking temporal dependencies between consecutive epochs and offering limited insight into sleep-stage transitions.</w:t>
       </w:r>
     </w:p>
     <w:p>
       <w:pPr>
         <w:pStyle w:val="BodyText"/>
       </w:pPr>
+      <w:r>
+        <w:t>To address these limitations, this study proposes a generalizable multimodal AI framework for temporal sleep analysis using PSG-derived physiological signals. Rather than focusing solely on per-epoch classification accuracy, the framework explicitly models sleep as a time-dependent and multivariate process. The proposed approach is guided by three primary objectives:</w:t>
+      </w:r>
     </w:p>
     <w:p>
       <w:pPr>
         <w:pStyle w:val="BodyText"/>
       </w:pPr>
       <w:r>
-        <w:t>To overcome these challenges, this research proposes a generalizable multimodal AI framework that unifies polysomnography (PSG) and physiological biomarkers into a single, scalable system. The framework focuses on three primary objectives:</w:t>
+        <w:t>Predictive Sequence Modeling:</w:t>
+      </w:r>
+    </w:p>
+    <w:p>
+      <w:pPr>
+        <w:pStyle w:val="BodyText"/>
+      </w:pPr>
+      <w:r>
+        <w:t>To predict sleep stages at the epoch level by incorporating temporal dependencies in physiological signals.</w:t>
+      </w:r>
+    </w:p>
+    <w:p>
+      <w:pPr>
+        <w:pStyle w:val="BodyText"/>
+      </w:pPr>
+      <w:r>
+        <w:t>Temporal Dependency and Transition Analysis:</w:t>
+      </w:r>
+    </w:p>
+    <w:p>
+      <w:pPr>
+        <w:pStyle w:val="BodyText"/>
+      </w:pPr>
+      <w:r>
+        <w:t>To examine how physiological activity evolves over time and to characterize typical sleep-stage transition patterns using temporal modeling techniques.</w:t>
+      </w:r>
+    </w:p>
+    <w:p>
+      <w:pPr>
+        <w:pStyle w:val="BodyText"/>
+      </w:pPr>
+      <w:r>
+        <w:t>Subject-Level Sleep Pattern Analysis:</w:t>
+      </w:r>
+    </w:p>
+    <w:p>
+      <w:pPr>
+        <w:pStyle w:val="BodyText"/>
+      </w:pPr>
+      <w:r>
+        <w:t>To summarize and compare sleep architecture across individuals using aggregated temporal representations.</w:t>
+      </w:r>
+    </w:p>
+    <w:p>
+      <w:pPr>
+        <w:pStyle w:val="BodyText"/>
+      </w:pPr>
+      <w:r>
+        <w:t>By integrating linear and nonlinear temporal modeling techniques within a unified framework, this work aims to advance the analysis of sleep physiology beyond independent epoch-level predictions. The proposed approach emphasizes reproducibility and scalability, providing a principled foundation for biomarker-based cognitive and mental-health assessment through the lens of human sleep dynamics.</w:t>
+      </w:r>
+    </w:p>
+    <w:p>
+      <w:pPr>
+        <w:pStyle w:val="Heading1"/>
+      </w:pPr>
+      <w:r>
+        <w:t>literature review</w:t>
       </w:r>
     </w:p>
     <w:p>
       <w:pPr>
         <w:pStyle w:val="Heading2"/>
-        <w:rPr>
-          <w:i w:val="0"/>
-          <w:iCs w:val="0"/>
-        </w:rPr>
-      </w:pPr>
-      <w:r>
-        <w:rPr>
-          <w:i w:val="0"/>
-          <w:iCs w:val="0"/>
-        </w:rPr>
-        <w:t>Predictive Sequence Modeling: To predict sleep stages at the epoch level by capturing temporal dependencies in physiological signals.</w:t>
+      </w:pPr>
+      <w:r>
+        <w:t>Sleep as a Temporal Biomarker for Cognitive and Mental Health</w:t>
+      </w:r>
+    </w:p>
+    <w:p>
+      <w:pPr>
+        <w:pStyle w:val="BodyText"/>
+      </w:pPr>
+      <w:r>
+        <w:t xml:space="preserve">Sleep architecture is increasingly recognized as a critical physiological biomarker for cognitive and mental health. Alterations in sleep continuity, abnormal stage distributions, and irregular transitions have been associated with depression, stress-related disorders, mild cognitive impairment (MCI), </w:t>
+      </w:r>
+      <w:r>
+        <w:lastRenderedPageBreak/>
+        <w:t>and Alzheimer’s Disease (AD) [4], [5], [10]. Unlike subjective questionnaires or episodic neuroimaging, polysomnography (PSG) provides continuous, high-resolution recordings of neural, ocular, and muscular activity across the night, enabling detailed analysis of physiological dynamics.</w:t>
+      </w:r>
+    </w:p>
+    <w:p>
+      <w:pPr>
+        <w:pStyle w:val="BodyText"/>
+      </w:pPr>
+      <w:r>
+        <w:t>Recent multimodal mental-health studies demonstrate that incorporating physiological signals—such as ECG and sleep-related features—substantially improves early detection and monitoring of psychological stress and mental-health conditions [4], [10]. However, many AI-driven health assessment systems reduce sleep data to aggregate metrics or treat sleep stages as independent observations. This simplification neglects the inherently sequential structure of sleep, where physiological states evolve continuously and are governed by well-defined transition dynamics.</w:t>
       </w:r>
     </w:p>
     <w:p>
       <w:pPr>
         <w:pStyle w:val="Heading2"/>
-        <w:rPr>
-          <w:i w:val="0"/>
-          <w:iCs w:val="0"/>
-        </w:rPr>
-      </w:pPr>
-      <w:r>
-        <w:rPr>
-          <w:i w:val="0"/>
-          <w:iCs w:val="0"/>
-        </w:rPr>
-        <w:t>Temporal Dependency and Transition Analysis: To examine how physiological activity evolves and identify typical sleep-stage transition patterns using longitudinal modeling techniques.</w:t>
+      </w:pPr>
+      <w:r>
+        <w:t>Temporal Modeling of Physiological Signals</w:t>
+      </w:r>
+    </w:p>
+    <w:p>
+      <w:pPr>
+        <w:pStyle w:val="BodyText"/>
+      </w:pPr>
+      <w:r>
+        <w:t>Temporal dependency modeling has been widely explored in cognitive and mental-health research outside the sleep domain. Longitudinal autoregressive (AR) models have been applied to multimodal biomarkers, including MRI-derived features and neuropsychological scores, to track disease progression in MCI and AD, demonstrating advantages over static modeling approaches [5]. Similarly, CNN-based classifiers trained on the OASIS MRI dataset achieve strong performance in Alzheimer’s stage classification but do not explicitly incorporate temporal dependencies across observations [8].</w:t>
+      </w:r>
+    </w:p>
+    <w:p>
+      <w:pPr>
+        <w:pStyle w:val="BodyText"/>
+      </w:pPr>
+      <w:r>
+        <w:t>Sequential learning approaches, such as Long Short-Term Memory (LSTM) networks and attention-based models, have shown effectiveness in modeling time-dependent physiological and behavioral signals. For example, LSTM-based frameworks capture temporal dependencies in multimodal learning analytics for real-time psychological state prediction [3]. In speech-based cognitive screening, temporal acoustic features—such as pause duration and temporal positioning—have been shown to carry significant diagnostic information when modeled sequentially rather than as global summaries [12].</w:t>
+      </w:r>
+    </w:p>
+    <w:p>
+      <w:pPr>
+        <w:pStyle w:val="BodyText"/>
+      </w:pPr>
+      <w:r>
+        <w:t>These findings suggest that physiological signals contain meaningful information in their temporal ordering, motivating sequence-aware modeling approaches for sleep-stage prediction.</w:t>
       </w:r>
     </w:p>
     <w:p>
       <w:pPr>
         <w:pStyle w:val="Heading2"/>
-        <w:rPr>
-          <w:i w:val="0"/>
-          <w:iCs w:val="0"/>
-        </w:rPr>
-      </w:pPr>
-      <w:r>
-        <w:rPr>
-          <w:i w:val="0"/>
-          <w:iCs w:val="0"/>
-        </w:rPr>
-        <w:t>Subject-Level Sleep Pattern Analysis: To compare overall sleep architecture across individuals to identify distinct health-related patterns.</w:t>
+      </w:pPr>
+      <w:r>
+        <w:t>Limitations of Existing Sleep-Stage Modeling Approaches</w:t>
       </w:r>
     </w:p>
     <w:p/>
@@ -458,7 +535,70 @@
         <w:pStyle w:val="BodyText"/>
       </w:pPr>
       <w:r>
-        <w:t>Supported by robust preprocessing and temporal modeling pipelines (CNNs and Transformers), and integrated with explainable AI (SHAP, LIME), this work aims to establish a reproducible and ethically aligned foundation for cognitive health assessment through the analysis of temporal sleep patterns.</w:t>
+        <w:t>Despite advances in temporal modeling in adjacent domains, many sleep-stage classification systems rely on epoch-wise CNN predictions that assume independence between consecutive epochs. While such models achieve high per-epoch accuracy, they do not explicitly model how preceding physiological states influence future sleep stages. As a result, important temporal phenomena—such as stage persistence, recurrence, and transition regularity—are not explicitly represented.</w:t>
+      </w:r>
+    </w:p>
+    <w:p>
+      <w:pPr>
+        <w:pStyle w:val="BodyText"/>
+      </w:pPr>
+      <w:r>
+        <w:t xml:space="preserve">Moreover, sleep disorders and cognitive impairments are often characterized by abnormal transition patterns rather than isolated stage abnormalities. However, most existing systems emphasize descriptive sleep statistics (e.g., total REM </w:t>
+      </w:r>
+      <w:r>
+        <w:t>duration or sleep efficiency) without explicitly modeling transition dynamics between stages.</w:t>
+      </w:r>
+    </w:p>
+    <w:p>
+      <w:pPr>
+        <w:pStyle w:val="Heading2"/>
+      </w:pPr>
+      <w:r>
+        <w:t>Multimodal Fusion and Temporal Dependency Analysis</w:t>
+      </w:r>
+    </w:p>
+    <w:p/>
+    <w:p>
+      <w:pPr>
+        <w:pStyle w:val="BodyText"/>
+      </w:pPr>
+      <w:r>
+        <w:t>Multimodal fusion architectures have been proposed to integrate heterogeneous physiological signals for mental-health and emotion recognition. Attention-based fusion and cross-modal graph fusion techniques have demonstrated the ability to model complex inter-modal relationships across audio, visual, and textual modalities [16]. Multitask adversarial frameworks integrating EEG and eye-movement signals further highlight the importance of preserving modality-specific temporal structure while improving robustness [17].</w:t>
+      </w:r>
+    </w:p>
+    <w:p>
+      <w:pPr>
+        <w:pStyle w:val="BodyText"/>
+      </w:pPr>
+      <w:r>
+        <w:t>In speech-based disease classification, correlation structures of time-shifted acoustic features have been used to distinguish between neurological and affective disorders, illustrating that temporal relationships themselves can serve as discriminative biomarkers [7]. These approaches collectively emphasize the importance of modeling physiological systems as interacting, time-dependent processes rather than isolated signals.</w:t>
+      </w:r>
+    </w:p>
+    <w:p>
+      <w:pPr>
+        <w:pStyle w:val="Heading2"/>
+      </w:pPr>
+      <w:r>
+        <w:t>Summary and Motivation</w:t>
+      </w:r>
+    </w:p>
+    <w:p>
+      <w:pPr>
+        <w:jc w:val="both"/>
+      </w:pPr>
+    </w:p>
+    <w:p>
+      <w:pPr>
+        <w:pStyle w:val="BodyText"/>
+        <w:rPr>
+          <w:lang w:val="en-US"/>
+        </w:rPr>
+      </w:pPr>
+      <w:r>
+        <w:rPr>
+          <w:lang w:val="en-US"/>
+        </w:rPr>
+        <w:t>Prior work demonstrates the value of multimodal physiological signals and temporal modeling for cognitive and mental-health assessment. However, existing sleep analysis approaches often treat sleep stages as independent observations and provide limited insight into transition dynamics and subject-level temporal structure. These limitations motivate the development of unified frameworks that explicitly model sleep as a sequential, multimodal, and subject-specific physiological process.</w:t>
       </w:r>
     </w:p>
     <w:p>
@@ -466,423 +606,110 @@
         <w:pStyle w:val="Heading1"/>
       </w:pPr>
       <w:r>
+        <w:t>Methods</w:t>
+      </w:r>
+    </w:p>
+    <w:p>
+      <w:pPr>
+        <w:pStyle w:val="Heading2"/>
+      </w:pPr>
+      <w:r>
+        <w:t>Dataset and Data Representation</w:t>
+      </w:r>
+    </w:p>
+    <w:p>
+      <w:pPr>
+        <w:pStyle w:val="BodyText"/>
+      </w:pPr>
+      <w:r>
+        <w:t>This study utilizes polysomnography (PSG) recordings from the publicly available Sleep-EDF dataset, which contains overnight sleep recordings annotated according to standard sleep-stage scoring guidelines. Each recording consists of synchronized physiological signals, including electroencephalography (EEG), electrooculography (EOG), and electromyography (EMG), sampled at fixed frequencies and segmented into 30-second epochs.</w:t>
+      </w:r>
+    </w:p>
+    <w:p>
+      <w:pPr>
+        <w:pStyle w:val="BodyText"/>
+      </w:pPr>
+      <w:r>
+        <w:t>Sleep stages are labeled at the epoch level and include Wake, REM, and non-REM stages. The analysis focuses on modeling physiological dynamics across consecutive epochs rather than treating epochs as independent observations, enabling explicit temporal dependency analysis.</w:t>
+      </w:r>
+    </w:p>
+    <w:p>
+      <w:pPr>
+        <w:rPr>
+          <w:lang w:val="en-CA"/>
+        </w:rPr>
+      </w:pPr>
+    </w:p>
+    <w:p>
+      <w:pPr>
+        <w:pStyle w:val="Heading2"/>
+      </w:pPr>
+      <w:r>
+        <w:t>Signal Preprocessing and Feature Extraction</w:t>
+      </w:r>
+    </w:p>
+    <w:p>
+      <w:pPr>
+        <w:pStyle w:val="BodyText"/>
+      </w:pPr>
+      <w:r>
+        <w:t>Raw physiological signals were preprocessed to ensure signal quality and consistency across subjects and nights. Standard preprocessing steps included artifact removal, signal normalization, and segmentation into 30-second epochs to align with sleep-stage annotations.</w:t>
+      </w:r>
+    </w:p>
+    <w:p>
+      <w:pPr>
+        <w:pStyle w:val="BodyText"/>
+      </w:pPr>
+      <w:r>
         <w:lastRenderedPageBreak/>
-        <w:t>literature review</w:t>
-      </w:r>
-    </w:p>
+        <w:t>For each epoch, signal-level features were extracted from EEG (</w:t>
+      </w:r>
+      <w:proofErr w:type="spellStart"/>
+      <w:r>
+        <w:t>Fpz</w:t>
+      </w:r>
+      <w:proofErr w:type="spellEnd"/>
+      <w:r>
+        <w:t>–</w:t>
+      </w:r>
+      <w:proofErr w:type="spellStart"/>
+      <w:r>
+        <w:t>Cz</w:t>
+      </w:r>
+      <w:proofErr w:type="spellEnd"/>
+      <w:r>
+        <w:t xml:space="preserve"> and </w:t>
+      </w:r>
+      <w:proofErr w:type="spellStart"/>
+      <w:r>
+        <w:t>Pz</w:t>
+      </w:r>
+      <w:proofErr w:type="spellEnd"/>
+      <w:r>
+        <w:t>–Oz channels), horizontal EOG, and submental EMG. Root mean square (RMS) energy was computed for each signal to capture amplitude-related physiological activity while maintaining robustness to noise. These features form multivariate time series representing the evolution of neural, ocular, and muscular activity throughout the night.</w:t>
+      </w:r>
+    </w:p>
+    <w:p/>
     <w:p>
       <w:pPr>
         <w:pStyle w:val="Heading2"/>
       </w:pPr>
       <w:r>
-        <w:t>Sleep as a Temporal Biomarker for Cognitive and Mental Health</w:t>
-      </w:r>
-    </w:p>
-    <w:p>
-      <w:pPr>
-        <w:pStyle w:val="Heading2"/>
-        <w:numPr>
-          <w:ilvl w:val="0"/>
-          <w:numId w:val="0"/>
-        </w:numPr>
-        <w:ind w:firstLine="284"/>
-        <w:jc w:val="both"/>
-        <w:rPr>
-          <w:i w:val="0"/>
-          <w:iCs w:val="0"/>
-          <w:noProof w:val="0"/>
-          <w:spacing w:val="-1"/>
-          <w:lang w:val="x-none" w:eastAsia="x-none"/>
-        </w:rPr>
-      </w:pPr>
-      <w:r>
-        <w:rPr>
-          <w:i w:val="0"/>
-          <w:iCs w:val="0"/>
-          <w:noProof w:val="0"/>
-          <w:spacing w:val="-1"/>
-          <w:lang w:val="x-none" w:eastAsia="x-none"/>
-        </w:rPr>
-        <w:t>Sleep architecture is increasingly recognized as a critical physiological biomarker for cognitive and mental health. Alterations in sleep continuity, abnormal stage distributions, and irregular transitions have been associated with depression, stress-related disorders, mild cognitive impairment (MCI), and Alzheimer’s Disease (AD) [4], [5], [10]. Unlike subjective questionnaires or episodic neuroimaging, polysomnography (PSG) provides continuous, high-resolution recordings of neural, ocular, and muscular activity across the night, enabling detailed analysis of physiological dynamics.</w:t>
-      </w:r>
-    </w:p>
-    <w:p>
-      <w:pPr>
-        <w:pStyle w:val="Heading2"/>
-        <w:numPr>
-          <w:ilvl w:val="0"/>
-          <w:numId w:val="0"/>
-        </w:numPr>
-        <w:ind w:firstLine="284"/>
-        <w:jc w:val="both"/>
-        <w:rPr>
-          <w:lang w:val="x-none" w:eastAsia="x-none"/>
-        </w:rPr>
-      </w:pPr>
-      <w:r>
-        <w:rPr>
-          <w:i w:val="0"/>
-          <w:iCs w:val="0"/>
-          <w:noProof w:val="0"/>
-          <w:spacing w:val="-1"/>
-          <w:lang w:val="x-none" w:eastAsia="x-none"/>
-        </w:rPr>
-        <w:t>Recent multimodal mental-health studies demonstrate that incorporating physiological signals—such as ECG and sleep-related features—substantially improves early detection and monitoring of psychological stress and mental-health conditions [4], [10]. However, many AI-driven health assessment systems reduce sleep data to aggregate metrics or treat sleep stages as independent observations. This simplification neglects the inherently sequential structure of sleep, where physiological states evolve continuously and are governed by well-defined transition dynamics.</w:t>
-      </w:r>
-    </w:p>
-    <w:p>
-      <w:pPr>
-        <w:pStyle w:val="Heading2"/>
-      </w:pPr>
-      <w:r>
-        <w:t>Temporal Modeling of Physiological Signals</w:t>
-      </w:r>
-    </w:p>
-    <w:p>
-      <w:pPr>
-        <w:pStyle w:val="Heading2"/>
-        <w:numPr>
-          <w:ilvl w:val="0"/>
-          <w:numId w:val="0"/>
-        </w:numPr>
-        <w:ind w:firstLine="284"/>
-        <w:jc w:val="both"/>
-        <w:rPr>
-          <w:i w:val="0"/>
-          <w:iCs w:val="0"/>
-          <w:noProof w:val="0"/>
-          <w:spacing w:val="-1"/>
-          <w:lang w:val="x-none" w:eastAsia="x-none"/>
-        </w:rPr>
-      </w:pPr>
-      <w:r>
-        <w:rPr>
-          <w:i w:val="0"/>
-          <w:iCs w:val="0"/>
-          <w:noProof w:val="0"/>
-          <w:spacing w:val="-1"/>
-          <w:lang w:val="x-none" w:eastAsia="x-none"/>
-        </w:rPr>
-        <w:t>Temporal dependency modeling has been widely explored in cognitive and mental-health research outside the sleep domain. Longitudinal autoregressive (AR) models have been applied to multimodal biomarkers, including MRI-derived features and neuropsychological scores, to track disease progression in MCI and AD, demonstrating advantages over static modeling approaches [5]. Similarly, CNN-based classifiers trained on the OASIS MRI dataset achieve strong performance in Alzheimer’s stage classification but do not explicitly incorporate temporal dependencies across observations [8].</w:t>
-      </w:r>
-    </w:p>
-    <w:p>
-      <w:pPr>
-        <w:pStyle w:val="Heading2"/>
-        <w:numPr>
-          <w:ilvl w:val="0"/>
-          <w:numId w:val="0"/>
-        </w:numPr>
-        <w:ind w:firstLine="284"/>
-        <w:jc w:val="both"/>
-        <w:rPr>
-          <w:i w:val="0"/>
-          <w:iCs w:val="0"/>
-          <w:noProof w:val="0"/>
-          <w:spacing w:val="-1"/>
-          <w:lang w:val="x-none" w:eastAsia="x-none"/>
-        </w:rPr>
-      </w:pPr>
-      <w:r>
-        <w:rPr>
-          <w:i w:val="0"/>
-          <w:iCs w:val="0"/>
-          <w:noProof w:val="0"/>
-          <w:spacing w:val="-1"/>
-          <w:lang w:val="x-none" w:eastAsia="x-none"/>
-        </w:rPr>
-        <w:t>Sequential learning approaches, such as Long Short-Term Memory (LSTM) networks and attention-based models, have shown effectiveness in modeling time-dependent physiological and behavioral signals. For example, LSTM-based frameworks capture temporal dependencies in multimodal learning analytics for real-time psychological state prediction [3]. In speech-based cognitive screening, temporal acoustic features—such as pause duration and temporal positioning—have been shown to carry significant diagnostic information when modeled sequentially rather than as global summaries [12].</w:t>
-      </w:r>
-    </w:p>
-    <w:p>
-      <w:pPr>
-        <w:pStyle w:val="Heading2"/>
-        <w:numPr>
-          <w:ilvl w:val="0"/>
-          <w:numId w:val="0"/>
-        </w:numPr>
-        <w:ind w:firstLine="284"/>
-        <w:jc w:val="both"/>
-      </w:pPr>
-      <w:r>
-        <w:rPr>
-          <w:i w:val="0"/>
-          <w:iCs w:val="0"/>
-          <w:noProof w:val="0"/>
-          <w:spacing w:val="-1"/>
-          <w:lang w:val="x-none" w:eastAsia="x-none"/>
-        </w:rPr>
-        <w:t>These findings suggest that physiological signals contain meaningful information in their temporal ordering, motivating sequence-aware modeling approaches for sleep-stage prediction.</w:t>
-      </w:r>
-    </w:p>
-    <w:p>
-      <w:pPr>
-        <w:pStyle w:val="Heading2"/>
-      </w:pPr>
-      <w:r>
-        <w:t>Limitations of Existing Sleep-Stage Modeling Approaches</w:t>
-      </w:r>
-    </w:p>
-    <w:p/>
+        <w:t>Temporal Dependency Modeling Using Vector Autoregression</w:t>
+      </w:r>
+    </w:p>
     <w:p>
       <w:pPr>
         <w:pStyle w:val="BodyText"/>
-      </w:pPr>
-      <w:r>
-        <w:t xml:space="preserve">Beyond </w:t>
-      </w:r>
-      <w:r>
-        <w:t>Despite advances in temporal modeling in adjacent domains, many sleep-stage classification systems rely on epoch-wise CNN predictions that assume independence between consecutive epochs. While such models achieve high per-epoch accuracy, they do not explicitly model how preceding physiological states influence future sleep stages. As a result, important temporal phenomena—such as stage persistence, recurrence, and transition regularity—are not explicitly represented.</w:t>
-      </w:r>
-    </w:p>
-    <w:p>
-      <w:pPr>
-        <w:pStyle w:val="BodyText"/>
-      </w:pPr>
-      <w:r>
-        <w:t>Moreover, sleep disorders and cognitive impairments are often characterized by abnormal transition patterns rather than isolated stage abnormalities. However, most existing systems emphasize descriptive sleep statistics (e.g., total REM duration or sleep efficiency) without explicitly modeling transition dynamics between stages.</w:t>
-      </w:r>
-    </w:p>
-    <w:p>
-      <w:pPr>
-        <w:pStyle w:val="Heading2"/>
-      </w:pPr>
-      <w:r>
-        <w:t>Multimodal Fusion and Temporal Dependency Analysis</w:t>
-      </w:r>
-    </w:p>
-    <w:p/>
-    <w:p>
-      <w:pPr>
-        <w:pStyle w:val="BodyText"/>
-      </w:pPr>
-      <w:r>
-        <w:t>Multimodal fusion architectures have been proposed to integrate heterogeneous physiological signals for mental-health and emotion recognition. Attention-based fusion and cross-modal graph fusion techniques have demonstrated the ability to model complex inter-modal relationships across audio, visual, and textual modalities [16]. Multitask adversarial frameworks integrating EEG and eye-movement signals further highlight the importance of preserving modality-specific temporal structure while improving robustness [17].</w:t>
-      </w:r>
-    </w:p>
-    <w:p>
-      <w:pPr>
-        <w:pStyle w:val="BodyText"/>
-      </w:pPr>
-      <w:r>
-        <w:t>In speech-based disease classification, correlation structures of time-shifted acoustic features have been used to distinguish between neurological and affective disorders, illustrating that temporal relationships themselves can serve as discriminative biomarkers [7]. These approaches collectively emphasize the importance of modeling physiological systems as interacting, time-dependent processes rather than isolated signals.</w:t>
-      </w:r>
-    </w:p>
-    <w:p>
-      <w:pPr>
-        <w:pStyle w:val="Heading2"/>
-      </w:pPr>
-      <w:r>
-        <w:t>Summary and Motivation</w:t>
-      </w:r>
-    </w:p>
-    <w:p>
-      <w:pPr>
-        <w:jc w:val="both"/>
-      </w:pPr>
-    </w:p>
-    <w:p>
-      <w:pPr>
-        <w:pStyle w:val="BodyText"/>
-        <w:rPr>
-          <w:lang w:val="en-US"/>
-        </w:rPr>
-      </w:pPr>
-      <w:r>
-        <w:rPr>
-          <w:lang w:val="en-US"/>
-        </w:rPr>
-        <w:t>Prior work demonstrates the value of multimodal physiological signals and temporal modeling for cognitive and mental-health assessment. However, existing sleep analysis approaches often treat sleep stages as independent observations and provide limited insight into transition dynamics and subject-level temporal structure. These limitations motivate the development of unified frameworks that explicitly model sleep as a sequential, multimodal, and subject-specific physiological process.</w:t>
-      </w:r>
-    </w:p>
-    <w:p>
-      <w:pPr>
-        <w:pStyle w:val="Heading1"/>
-      </w:pPr>
-      <w:r>
-        <w:lastRenderedPageBreak/>
-        <w:t>Methods</w:t>
-      </w:r>
-    </w:p>
-    <w:p>
-      <w:pPr>
-        <w:pStyle w:val="Heading2"/>
-      </w:pPr>
-      <w:r>
-        <w:t>Dataset and Data Representation</w:t>
-      </w:r>
-    </w:p>
-    <w:p>
-      <w:pPr>
-        <w:pStyle w:val="Heading2"/>
-        <w:numPr>
-          <w:ilvl w:val="0"/>
-          <w:numId w:val="0"/>
-        </w:numPr>
-        <w:ind w:firstLine="284"/>
-        <w:jc w:val="both"/>
-        <w:rPr>
-          <w:i w:val="0"/>
-          <w:iCs w:val="0"/>
-          <w:noProof w:val="0"/>
-          <w:spacing w:val="-1"/>
-          <w:lang w:val="x-none" w:eastAsia="x-none"/>
-        </w:rPr>
-      </w:pPr>
-      <w:r>
-        <w:rPr>
-          <w:i w:val="0"/>
-          <w:iCs w:val="0"/>
-          <w:noProof w:val="0"/>
-          <w:spacing w:val="-1"/>
-          <w:lang w:val="x-none" w:eastAsia="x-none"/>
-        </w:rPr>
-        <w:t>This study utilizes polysomnography (PSG) recordings from the publicly available Sleep-EDF dataset, which contains overnight sleep recordings annotated according to standard sleep-stage scoring guidelines. Each recording consists of synchronized physiological signals, including electroencephalography (EEG), electrooculography (EOG), and electromyography (EMG), sampled at fixed frequencies and segmented into 30-second epochs.</w:t>
-      </w:r>
-    </w:p>
-    <w:p>
-      <w:pPr>
-        <w:pStyle w:val="Heading2"/>
-        <w:numPr>
-          <w:ilvl w:val="0"/>
-          <w:numId w:val="0"/>
-        </w:numPr>
-        <w:ind w:firstLine="284"/>
-        <w:jc w:val="both"/>
-        <w:rPr>
-          <w:i w:val="0"/>
-          <w:iCs w:val="0"/>
-          <w:noProof w:val="0"/>
-          <w:spacing w:val="-1"/>
-          <w:lang w:val="x-none" w:eastAsia="x-none"/>
-        </w:rPr>
-      </w:pPr>
-      <w:r>
-        <w:rPr>
-          <w:i w:val="0"/>
-          <w:iCs w:val="0"/>
-          <w:noProof w:val="0"/>
-          <w:spacing w:val="-1"/>
-          <w:lang w:val="x-none" w:eastAsia="x-none"/>
-        </w:rPr>
-        <w:t>Sleep stages are labeled at the epoch level and include Wake, REM, and non-REM stages. The analysis focuses on modeling physiological dynamics across consecutive epochs rather than treating epochs as independent observations, enabling explicit temporal dependency analysis.</w:t>
-      </w:r>
-    </w:p>
-    <w:p>
-      <w:pPr>
-        <w:rPr>
-          <w:lang w:val="en-CA"/>
-        </w:rPr>
-      </w:pPr>
-    </w:p>
-    <w:p>
-      <w:pPr>
-        <w:pStyle w:val="Heading2"/>
-      </w:pPr>
-      <w:r>
-        <w:t>Signal Preprocessing and Feature Extraction</w:t>
-      </w:r>
-    </w:p>
-    <w:p>
-      <w:pPr>
-        <w:pStyle w:val="Heading2"/>
-        <w:numPr>
-          <w:ilvl w:val="0"/>
-          <w:numId w:val="0"/>
-        </w:numPr>
-        <w:ind w:firstLine="284"/>
-        <w:jc w:val="both"/>
-        <w:rPr>
-          <w:i w:val="0"/>
-          <w:iCs w:val="0"/>
-          <w:noProof w:val="0"/>
-          <w:spacing w:val="-1"/>
-          <w:lang w:val="x-none" w:eastAsia="x-none"/>
-        </w:rPr>
-      </w:pPr>
-      <w:r>
-        <w:rPr>
-          <w:i w:val="0"/>
-          <w:iCs w:val="0"/>
-          <w:noProof w:val="0"/>
-          <w:spacing w:val="-1"/>
-          <w:lang w:val="x-none" w:eastAsia="x-none"/>
-        </w:rPr>
-        <w:t>Raw physiological signals were preprocessed to ensure signal quality and consistency across subjects and nights. Standard preprocessing steps included artifact removal, signal normalization, and segmentation into 30-second epochs to align with sleep-stage annotations.</w:t>
-      </w:r>
-    </w:p>
-    <w:p>
-      <w:pPr>
-        <w:pStyle w:val="Heading2"/>
-        <w:numPr>
-          <w:ilvl w:val="0"/>
-          <w:numId w:val="0"/>
-        </w:numPr>
-        <w:ind w:firstLine="284"/>
-        <w:jc w:val="both"/>
-        <w:rPr>
-          <w:i w:val="0"/>
-          <w:iCs w:val="0"/>
-          <w:noProof w:val="0"/>
-          <w:spacing w:val="-1"/>
-          <w:lang w:val="x-none" w:eastAsia="x-none"/>
-        </w:rPr>
-      </w:pPr>
-      <w:r>
-        <w:rPr>
-          <w:i w:val="0"/>
-          <w:iCs w:val="0"/>
-          <w:noProof w:val="0"/>
-          <w:spacing w:val="-1"/>
-          <w:lang w:val="x-none" w:eastAsia="x-none"/>
-        </w:rPr>
-        <w:t>For each epoch, signal-level features were extracted from EEG (Fpz–Cz and Pz–Oz channels), horizontal EOG, and submental EMG. Root mean square (RMS) energy was computed for each signal to capture amplitude-related physiological activity while maintaining robustness to noise. These features form multivariate time series representing the evolution of neural, ocular, and muscular activity throughout the night.</w:t>
-      </w:r>
-    </w:p>
-    <w:p/>
-    <w:p>
-      <w:pPr>
-        <w:pStyle w:val="Heading2"/>
-      </w:pPr>
-      <w:r>
-        <w:t>Temporal Dependency Modeling Using Vector Autoregression</w:t>
-      </w:r>
-    </w:p>
-    <w:p>
-      <w:pPr>
-        <w:pStyle w:val="Heading2"/>
-        <w:numPr>
-          <w:ilvl w:val="0"/>
-          <w:numId w:val="0"/>
-        </w:numPr>
-        <w:ind w:firstLine="284"/>
-        <w:jc w:val="both"/>
-        <w:rPr>
-          <w:i w:val="0"/>
-          <w:iCs w:val="0"/>
-          <w:noProof w:val="0"/>
-          <w:spacing w:val="-1"/>
-          <w:lang w:val="x-none" w:eastAsia="x-none"/>
-        </w:rPr>
-      </w:pPr>
-      <w:r>
-        <w:rPr>
-          <w:i w:val="0"/>
-          <w:iCs w:val="0"/>
-          <w:noProof w:val="0"/>
-          <w:spacing w:val="-1"/>
-          <w:lang w:val="x-none" w:eastAsia="x-none"/>
-        </w:rPr>
+        <w:rPr>
+          <w:i/>
+          <w:iCs/>
+        </w:rPr>
+      </w:pPr>
+      <w:r>
         <w:t>To model short-term temporal dependencies and cross-signal interactions among physiological signals, vector autoregression (VAR) was employed. VAR treats all physiological signals as jointly endogenous time series, allowing each signal to depend on its own past values as well as the past values of other signals.</w:t>
       </w:r>
       <w:r>
-        <w:rPr>
-          <w:i w:val="0"/>
-          <w:iCs w:val="0"/>
-          <w:noProof w:val="0"/>
-          <w:spacing w:val="-1"/>
-          <w:lang w:val="x-none" w:eastAsia="x-none"/>
-        </w:rPr>
         <w:t xml:space="preserve"> </w:t>
       </w:r>
     </w:p>
@@ -1145,6 +972,9 @@
             </m:sup>
           </m:sSup>
           <m:r>
+            <m:rPr>
+              <m:sty m:val="p"/>
+            </m:rPr>
             <w:rPr>
               <w:rFonts w:ascii="Cambria Math" w:eastAsia="Times New Roman" w:hAnsi="Cambria Math"/>
               <w:sz w:val="24"/>
@@ -1471,7 +1301,6 @@
           <m:r>
             <w:rPr>
               <w:rFonts w:ascii="Cambria Math" w:eastAsia="Times New Roman" w:hAnsi="Cambria Math"/>
-              <w:i/>
               <w:sz w:val="24"/>
               <w:szCs w:val="24"/>
               <w:lang w:val="en-CA" w:eastAsia="en-CA"/>
@@ -1628,38 +1457,15 @@
     </w:p>
     <w:p>
       <w:pPr>
-        <w:pStyle w:val="Heading2"/>
-        <w:numPr>
-          <w:ilvl w:val="0"/>
-          <w:numId w:val="0"/>
-        </w:numPr>
-        <w:ind w:firstLine="284"/>
-        <w:jc w:val="both"/>
-        <w:rPr>
-          <w:i w:val="0"/>
-          <w:iCs w:val="0"/>
-          <w:noProof w:val="0"/>
-          <w:spacing w:val="-1"/>
-          <w:lang w:val="x-none" w:eastAsia="x-none"/>
-        </w:rPr>
-      </w:pPr>
-      <w:r>
-        <w:rPr>
-          <w:i w:val="0"/>
-          <w:iCs w:val="0"/>
-          <w:noProof w:val="0"/>
-          <w:spacing w:val="-1"/>
-          <w:lang w:val="x-none" w:eastAsia="x-none"/>
-        </w:rPr>
+        <w:pStyle w:val="BodyText"/>
+      </w:pPr>
+      <w:r>
         <w:t xml:space="preserve">Lag orders </w:t>
       </w:r>
       <m:oMath>
         <m:r>
           <w:rPr>
             <w:rFonts w:ascii="Cambria Math" w:hAnsi="Cambria Math"/>
-            <w:noProof w:val="0"/>
-            <w:spacing w:val="-1"/>
-            <w:lang w:val="x-none" w:eastAsia="x-none"/>
           </w:rPr>
           <m:t>p</m:t>
         </m:r>
@@ -1669,9 +1475,6 @@
           </m:rPr>
           <w:rPr>
             <w:rFonts w:ascii="Cambria Math" w:hAnsi="Cambria Math"/>
-            <w:noProof w:val="0"/>
-            <w:spacing w:val="-1"/>
-            <w:lang w:val="x-none" w:eastAsia="x-none"/>
           </w:rPr>
           <m:t>∈</m:t>
         </m:r>
@@ -1682,11 +1485,6 @@
             <m:ctrlPr>
               <w:rPr>
                 <w:rFonts w:ascii="Cambria Math" w:hAnsi="Cambria Math"/>
-                <w:i w:val="0"/>
-                <w:iCs w:val="0"/>
-                <w:noProof w:val="0"/>
-                <w:spacing w:val="-1"/>
-                <w:lang w:val="x-none" w:eastAsia="x-none"/>
               </w:rPr>
             </m:ctrlPr>
           </m:dPr>
@@ -1697,9 +1495,6 @@
               </m:rPr>
               <w:rPr>
                 <w:rFonts w:ascii="Cambria Math" w:hAnsi="Cambria Math"/>
-                <w:noProof w:val="0"/>
-                <w:spacing w:val="-1"/>
-                <w:lang w:val="x-none" w:eastAsia="x-none"/>
               </w:rPr>
               <m:t>1,2,4</m:t>
             </m:r>
@@ -1707,70 +1502,96 @@
         </m:d>
       </m:oMath>
       <w:r>
-        <w:rPr>
-          <w:i w:val="0"/>
-          <w:iCs w:val="0"/>
-          <w:noProof w:val="0"/>
-          <w:spacing w:val="-1"/>
-          <w:lang w:val="x-none" w:eastAsia="x-none"/>
-        </w:rPr>
+        <w:t xml:space="preserve"> </w:t>
+      </w:r>
+      <w:r>
         <w:t>were considered, corresponding to temporal windows of 30 seconds, 1 minute, and 2 minutes. These values were selected to capture short- to medium-range physiological dynamics while maintaining model parsimony, as the number of VAR parameters grows quadratically with the number of signals.</w:t>
       </w:r>
     </w:p>
     <w:p>
       <w:pPr>
+        <w:pStyle w:val="BodyText"/>
+      </w:pPr>
+      <w:r>
+        <w:t>Stationarity was assessed using Augmented Dickey–Fuller (ADF) and KPSS tests applied to subject–night–specific time series. Given the absence of unit roots and the focus on short-term temporal dependencies, VAR models were fitted in levels. Each equation in the VAR system was estimated using ordinary least squares (OLS).</w:t>
+      </w:r>
+    </w:p>
+    <w:p>
+      <w:pPr>
+        <w:pStyle w:val="BodyText"/>
+      </w:pPr>
+      <w:r>
+        <w:t>The VAR framework serves two purposes: (1) quantifying temporal persistence and cross-signal dependencies among physiological signals, and (2) motivating the inclusion of lagged physiological predictors in downstream sleep-stage modeling.</w:t>
+      </w:r>
+    </w:p>
+    <w:p>
+      <w:pPr>
+        <w:rPr>
+          <w:lang w:val="en-CA"/>
+        </w:rPr>
+      </w:pPr>
+    </w:p>
+    <w:p>
+      <w:pPr>
         <w:pStyle w:val="Heading2"/>
-        <w:numPr>
-          <w:ilvl w:val="0"/>
-          <w:numId w:val="0"/>
-        </w:numPr>
-        <w:ind w:firstLine="284"/>
-        <w:jc w:val="both"/>
-        <w:rPr>
-          <w:i w:val="0"/>
-          <w:iCs w:val="0"/>
-          <w:noProof w:val="0"/>
-          <w:spacing w:val="-1"/>
-          <w:lang w:val="x-none" w:eastAsia="x-none"/>
-        </w:rPr>
-      </w:pPr>
-      <w:r>
-        <w:rPr>
-          <w:i w:val="0"/>
-          <w:iCs w:val="0"/>
-          <w:noProof w:val="0"/>
-          <w:spacing w:val="-1"/>
-          <w:lang w:val="x-none" w:eastAsia="x-none"/>
-        </w:rPr>
-        <w:t>Stationarity was assessed using Augmented Dickey–Fuller (ADF) and KPSS tests applied to subject–night–specific time series. Given the absence of unit roots and the focus on short-term temporal dependencies, VAR models were fitted in levels. Each equation in the VAR system was estimated using ordinary least squares (OLS).</w:t>
-      </w:r>
+      </w:pPr>
+      <w:r>
+        <w:t>Nonlinear Temporal Modeling Using Long Short-Term Memory Networks</w:t>
+      </w:r>
+    </w:p>
+    <w:p>
+      <w:pPr>
+        <w:pStyle w:val="BodyText"/>
+      </w:pPr>
+      <w:r>
+        <w:t>To capture nonlinear and higher-order temporal dependencies beyond the assumptions of linear VAR models, Long Short-Term Memory (LSTM) networks were employed. LSTMs are recurrent neural networks designed to model sequential data through gated memory mechanisms, enabling learning of long-range temporal dependencies.</w:t>
+      </w:r>
+    </w:p>
+    <w:p>
+      <w:pPr>
+        <w:pStyle w:val="BodyText"/>
+      </w:pPr>
+      <w:r>
+        <w:t>The LSTM model receives sequences of multivariate physiological features as input and predicts future signal values over short horizons. Input sequences were constructed using sliding temporal windows consistent with the VAR lag structure to ensure comparability between linear and nonlinear models.</w:t>
+      </w:r>
+    </w:p>
+    <w:p>
+      <w:pPr>
+        <w:pStyle w:val="BodyText"/>
+      </w:pPr>
+      <w:r>
+        <w:t>By comparing VAR and LSTM performance, this study evaluates whether sleep physiology is adequately captured by linear temporal dependencies or whether nonlinear modeling provides additional explanatory power.</w:t>
+      </w:r>
+    </w:p>
+    <w:p>
+      <w:pPr>
+        <w:rPr>
+          <w:lang w:val="en-CA"/>
+        </w:rPr>
+      </w:pPr>
     </w:p>
     <w:p>
       <w:pPr>
         <w:pStyle w:val="Heading2"/>
-        <w:numPr>
-          <w:ilvl w:val="0"/>
-          <w:numId w:val="0"/>
-        </w:numPr>
-        <w:ind w:firstLine="284"/>
-        <w:jc w:val="both"/>
-        <w:rPr>
-          <w:i w:val="0"/>
-          <w:iCs w:val="0"/>
-          <w:noProof w:val="0"/>
-          <w:spacing w:val="-1"/>
-          <w:lang w:val="x-none" w:eastAsia="x-none"/>
-        </w:rPr>
-      </w:pPr>
-      <w:r>
-        <w:rPr>
-          <w:i w:val="0"/>
-          <w:iCs w:val="0"/>
-          <w:noProof w:val="0"/>
-          <w:spacing w:val="-1"/>
-          <w:lang w:val="x-none" w:eastAsia="x-none"/>
-        </w:rPr>
-        <w:t>The VAR framework serves two purposes: (1) quantifying temporal persistence and cross-signal dependencies among physiological signals, and (2) motivating the inclusion of lagged physiological predictors in downstream sleep-stage modeling.</w:t>
+      </w:pPr>
+      <w:r>
+        <w:t>Sleep-Stage Prediction Framework</w:t>
+      </w:r>
+    </w:p>
+    <w:p>
+      <w:pPr>
+        <w:pStyle w:val="BodyText"/>
+      </w:pPr>
+      <w:r>
+        <w:t>For sleep-stage prediction, lagged physiological features derived from temporal modeling were used as inputs to classification models. Convolutional Neural Networks (CNNs) were employed to learn spatial and local temporal representations from physiological features, while Transformer-based architectures were used to capture longer-range temporal dependencies across epochs.</w:t>
+      </w:r>
+    </w:p>
+    <w:p>
+      <w:pPr>
+        <w:pStyle w:val="BodyText"/>
+      </w:pPr>
+      <w:r>
+        <w:t>Sleep-stage prediction was performed at the epoch level, with models trained to map sequential physiological information to discrete sleep-stage labels. This design explicitly incorporates temporal context into prediction, addressing the limitations of independent epoch-wise classification.</w:t>
       </w:r>
     </w:p>
     <w:p>
@@ -1785,205 +1606,14 @@
         <w:pStyle w:val="Heading2"/>
       </w:pPr>
       <w:r>
-        <w:t>Nonlinear Temporal Modeling Using Long Short-Term Memory Networks</w:t>
-      </w:r>
-    </w:p>
-    <w:p>
-      <w:pPr>
-        <w:pStyle w:val="Heading2"/>
-        <w:numPr>
-          <w:ilvl w:val="0"/>
-          <w:numId w:val="0"/>
-        </w:numPr>
-        <w:ind w:firstLine="284"/>
-        <w:jc w:val="both"/>
-        <w:rPr>
-          <w:i w:val="0"/>
-          <w:iCs w:val="0"/>
-          <w:noProof w:val="0"/>
-          <w:spacing w:val="-1"/>
-          <w:lang w:val="x-none" w:eastAsia="x-none"/>
-        </w:rPr>
-      </w:pPr>
-      <w:r>
-        <w:rPr>
-          <w:i w:val="0"/>
-          <w:iCs w:val="0"/>
-          <w:noProof w:val="0"/>
-          <w:spacing w:val="-1"/>
-          <w:lang w:val="x-none" w:eastAsia="x-none"/>
-        </w:rPr>
-        <w:t>To capture nonlinear and higher-order temporal dependencies beyond the assumptions of linear VAR models, Long Short-Term Memory (LSTM) networks were employed. LSTMs are recurrent neural networks designed to model sequential data through gated memory mechanisms, enabling learning of long-range temporal dependencies.</w:t>
-      </w:r>
-    </w:p>
-    <w:p>
-      <w:pPr>
-        <w:pStyle w:val="Heading2"/>
-        <w:numPr>
-          <w:ilvl w:val="0"/>
-          <w:numId w:val="0"/>
-        </w:numPr>
-        <w:ind w:firstLine="284"/>
-        <w:jc w:val="both"/>
-        <w:rPr>
-          <w:i w:val="0"/>
-          <w:iCs w:val="0"/>
-          <w:noProof w:val="0"/>
-          <w:spacing w:val="-1"/>
-          <w:lang w:val="x-none" w:eastAsia="x-none"/>
-        </w:rPr>
-      </w:pPr>
-      <w:r>
-        <w:rPr>
-          <w:i w:val="0"/>
-          <w:iCs w:val="0"/>
-          <w:noProof w:val="0"/>
-          <w:spacing w:val="-1"/>
-          <w:lang w:val="x-none" w:eastAsia="x-none"/>
-        </w:rPr>
-        <w:t>The LSTM model receives sequences of multivariate physiological features as input and predicts future signal values over short horizons. Input sequences were constructed using sliding temporal windows consistent with the VAR lag structure to ensure comparability between linear and nonlinear models.</w:t>
-      </w:r>
-    </w:p>
-    <w:p>
-      <w:pPr>
-        <w:pStyle w:val="Heading2"/>
-        <w:numPr>
-          <w:ilvl w:val="0"/>
-          <w:numId w:val="0"/>
-        </w:numPr>
-        <w:ind w:firstLine="284"/>
-        <w:jc w:val="both"/>
-        <w:rPr>
-          <w:i w:val="0"/>
-          <w:iCs w:val="0"/>
-          <w:noProof w:val="0"/>
-          <w:spacing w:val="-1"/>
-          <w:lang w:val="x-none" w:eastAsia="x-none"/>
-        </w:rPr>
-      </w:pPr>
-      <w:r>
-        <w:rPr>
-          <w:i w:val="0"/>
-          <w:iCs w:val="0"/>
-          <w:noProof w:val="0"/>
-          <w:spacing w:val="-1"/>
-          <w:lang w:val="x-none" w:eastAsia="x-none"/>
-        </w:rPr>
-        <w:t>By comparing VAR and LSTM performance, this study evaluates whether sleep physiology is adequately captured by linear temporal dependencies or whether nonlinear modeling provides additional explanatory power.</w:t>
-      </w:r>
-    </w:p>
-    <w:p>
-      <w:pPr>
-        <w:rPr>
-          <w:lang w:val="en-CA"/>
-        </w:rPr>
-      </w:pPr>
-    </w:p>
-    <w:p>
-      <w:pPr>
-        <w:pStyle w:val="Heading2"/>
-      </w:pPr>
-      <w:r>
-        <w:t>Sleep-Stage Prediction Framework</w:t>
-      </w:r>
-    </w:p>
-    <w:p>
-      <w:pPr>
-        <w:pStyle w:val="Heading2"/>
-        <w:numPr>
-          <w:ilvl w:val="0"/>
-          <w:numId w:val="0"/>
-        </w:numPr>
-        <w:ind w:firstLine="284"/>
-        <w:jc w:val="both"/>
-        <w:rPr>
-          <w:i w:val="0"/>
-          <w:iCs w:val="0"/>
-          <w:noProof w:val="0"/>
-          <w:spacing w:val="-1"/>
-          <w:lang w:val="x-none" w:eastAsia="x-none"/>
-        </w:rPr>
-      </w:pPr>
-      <w:r>
-        <w:rPr>
-          <w:i w:val="0"/>
-          <w:iCs w:val="0"/>
-          <w:noProof w:val="0"/>
-          <w:spacing w:val="-1"/>
-          <w:lang w:val="x-none" w:eastAsia="x-none"/>
-        </w:rPr>
-        <w:t>For sleep-stage prediction, lagged physiological features derived from temporal modeling were used as inputs to classification models. Convolutional Neural Networks (CNNs) were employed to learn spatial and local temporal representations from physiological features, while Transformer-based architectures were used to capture longer-range temporal dependencies across epochs.</w:t>
-      </w:r>
-    </w:p>
-    <w:p>
-      <w:pPr>
-        <w:pStyle w:val="Heading2"/>
-        <w:numPr>
-          <w:ilvl w:val="0"/>
-          <w:numId w:val="0"/>
-        </w:numPr>
-        <w:ind w:firstLine="284"/>
-        <w:jc w:val="both"/>
-        <w:rPr>
-          <w:i w:val="0"/>
-          <w:iCs w:val="0"/>
-          <w:noProof w:val="0"/>
-          <w:spacing w:val="-1"/>
-          <w:lang w:val="x-none" w:eastAsia="x-none"/>
-        </w:rPr>
-      </w:pPr>
-      <w:r>
-        <w:rPr>
-          <w:i w:val="0"/>
-          <w:iCs w:val="0"/>
-          <w:noProof w:val="0"/>
-          <w:spacing w:val="-1"/>
-          <w:lang w:val="x-none" w:eastAsia="x-none"/>
-        </w:rPr>
-        <w:t>Sleep-stage prediction was performed at the epoch level, with models trained to map sequential physiological information to discrete sleep-stage labels. This design explicitly incorporates temporal context into prediction, addressing the limitations of independent epoch-wise classification.</w:t>
-      </w:r>
-    </w:p>
-    <w:p>
-      <w:pPr>
-        <w:rPr>
-          <w:lang w:val="en-CA"/>
-        </w:rPr>
-      </w:pPr>
-    </w:p>
-    <w:p>
-      <w:pPr>
-        <w:pStyle w:val="Heading2"/>
-      </w:pPr>
-      <w:r>
-        <w:lastRenderedPageBreak/>
         <w:t>Subject-Level Sleep Pattern Analysis</w:t>
       </w:r>
     </w:p>
     <w:p>
       <w:pPr>
-        <w:pStyle w:val="Heading2"/>
-        <w:numPr>
-          <w:ilvl w:val="0"/>
-          <w:numId w:val="0"/>
-        </w:numPr>
-        <w:ind w:firstLine="284"/>
-        <w:jc w:val="both"/>
-        <w:rPr>
-          <w:i w:val="0"/>
-          <w:iCs w:val="0"/>
-          <w:noProof w:val="0"/>
-          <w:spacing w:val="-1"/>
-          <w:lang w:val="x-none" w:eastAsia="x-none"/>
-        </w:rPr>
-      </w:pPr>
-      <w:r>
-        <w:rPr>
-          <w:i w:val="0"/>
-          <w:iCs w:val="0"/>
-          <w:noProof w:val="0"/>
-          <w:spacing w:val="-1"/>
-          <w:lang w:val="x-none" w:eastAsia="x-none"/>
-        </w:rPr>
+        <w:pStyle w:val="BodyText"/>
+      </w:pPr>
+      <w:r>
         <w:t>To support subject-level analysis, epoch-level predictions and temporal dynamics were aggregated into night-level summaries. These summaries include distributions of sleep stages, transition frequencies, and measures of temporal stability. Such representations enable comparison of sleep architecture across individuals and facilitate identification of distinct sleep patterns.</w:t>
       </w:r>
     </w:p>
@@ -2005,57 +1635,17 @@
     </w:p>
     <w:p>
       <w:pPr>
-        <w:pStyle w:val="Heading2"/>
-        <w:numPr>
-          <w:ilvl w:val="0"/>
-          <w:numId w:val="0"/>
-        </w:numPr>
-        <w:ind w:firstLine="284"/>
-        <w:jc w:val="both"/>
-        <w:rPr>
-          <w:i w:val="0"/>
-          <w:iCs w:val="0"/>
-          <w:noProof w:val="0"/>
-          <w:spacing w:val="-1"/>
-          <w:lang w:val="x-none" w:eastAsia="x-none"/>
-        </w:rPr>
-      </w:pPr>
-      <w:r>
-        <w:rPr>
-          <w:i w:val="0"/>
-          <w:iCs w:val="0"/>
-          <w:noProof w:val="0"/>
-          <w:spacing w:val="-1"/>
-          <w:lang w:val="x-none" w:eastAsia="x-none"/>
-        </w:rPr>
+        <w:pStyle w:val="BodyText"/>
+      </w:pPr>
+      <w:r>
         <w:t>Model performance was evaluated using standard error-based metrics for temporal forecasting, including mean absolute error (MAE) and root mean squared error (RMSE). For sleep-stage prediction, classification performance was assessed using accuracy and class-balanced metrics.</w:t>
       </w:r>
     </w:p>
     <w:p>
       <w:pPr>
-        <w:pStyle w:val="Heading2"/>
-        <w:numPr>
-          <w:ilvl w:val="0"/>
-          <w:numId w:val="0"/>
-        </w:numPr>
-        <w:ind w:firstLine="284"/>
-        <w:jc w:val="both"/>
-        <w:rPr>
-          <w:i w:val="0"/>
-          <w:iCs w:val="0"/>
-          <w:noProof w:val="0"/>
-          <w:spacing w:val="-1"/>
-          <w:lang w:val="x-none" w:eastAsia="x-none"/>
-        </w:rPr>
-      </w:pPr>
-      <w:r>
-        <w:rPr>
-          <w:i w:val="0"/>
-          <w:iCs w:val="0"/>
-          <w:noProof w:val="0"/>
-          <w:spacing w:val="-1"/>
-          <w:lang w:val="x-none" w:eastAsia="x-none"/>
-        </w:rPr>
+        <w:pStyle w:val="BodyText"/>
+      </w:pPr>
+      <w:r>
         <w:t>All models were evaluated using subject-independent validation to ensure generalizability across individuals. Hyperparameter selection was guided by validation performance while avoiding information leakage across temporal sequences.</w:t>
       </w:r>
     </w:p>
@@ -2084,29 +1674,9 @@
     </w:p>
     <w:p>
       <w:pPr>
-        <w:pStyle w:val="Heading2"/>
-        <w:numPr>
-          <w:ilvl w:val="0"/>
-          <w:numId w:val="0"/>
-        </w:numPr>
-        <w:ind w:firstLine="284"/>
-        <w:jc w:val="both"/>
-        <w:rPr>
-          <w:i w:val="0"/>
-          <w:iCs w:val="0"/>
-          <w:noProof w:val="0"/>
-          <w:spacing w:val="-1"/>
-          <w:lang w:val="x-none" w:eastAsia="x-none"/>
-        </w:rPr>
-      </w:pPr>
-      <w:r>
-        <w:rPr>
-          <w:i w:val="0"/>
-          <w:iCs w:val="0"/>
-          <w:noProof w:val="0"/>
-          <w:spacing w:val="-1"/>
-          <w:lang w:val="x-none" w:eastAsia="x-none"/>
-        </w:rPr>
+        <w:pStyle w:val="BodyText"/>
+      </w:pPr>
+      <w:r>
         <w:t>Ethical considerations include data privacy, informed consent, and reproducibility. The use of publicly available datasets and clearly defined preprocessing and evaluation pipelines supports transparency and replicability.</w:t>
       </w:r>
     </w:p>
@@ -2124,6 +1694,7 @@
         <w:pStyle w:val="Heading1"/>
       </w:pPr>
       <w:r>
+        <w:lastRenderedPageBreak/>
         <w:t>Results</w:t>
       </w:r>
     </w:p>
@@ -2137,35 +1708,15 @@
     </w:p>
     <w:p>
       <w:pPr>
+        <w:pStyle w:val="BodyText"/>
+      </w:pPr>
+      <w:r>
+        <w:t>This section contextualizes the experimental findings within existing literature on multimodal physiological modeling, temporal dependency analysis, and cognitive and mental-health assessment. Rather than reiterating methodological details or quantitative results, the discussion focuses on how the observed temporal dynamics in sleep physiology extend, refine, or challenge assumptions made in prior work.</w:t>
+      </w:r>
+    </w:p>
+    <w:p>
+      <w:pPr>
         <w:pStyle w:val="Heading2"/>
-        <w:numPr>
-          <w:ilvl w:val="0"/>
-          <w:numId w:val="0"/>
-        </w:numPr>
-        <w:ind w:firstLine="284"/>
-        <w:jc w:val="both"/>
-        <w:rPr>
-          <w:i w:val="0"/>
-          <w:iCs w:val="0"/>
-          <w:noProof w:val="0"/>
-          <w:spacing w:val="-1"/>
-          <w:lang w:val="x-none" w:eastAsia="x-none"/>
-        </w:rPr>
-      </w:pPr>
-      <w:r>
-        <w:rPr>
-          <w:i w:val="0"/>
-          <w:iCs w:val="0"/>
-          <w:noProof w:val="0"/>
-          <w:spacing w:val="-1"/>
-          <w:lang w:val="x-none" w:eastAsia="x-none"/>
-        </w:rPr>
-        <w:t>This section contextualizes the experimental findings within existing literature on multimodal physiological modeling, temporal dependency analysis, and cognitive and mental-health assessment. Rather than reiterating methodological details or quantitative results, the discussion focuses on how the observed temporal dynamics in sleep physiology extend, refine, or challenge assumptions made in prior work.</w:t>
-      </w:r>
-    </w:p>
-    <w:p>
-      <w:pPr>
-        <w:pStyle w:val="Heading2"/>
       </w:pPr>
       <w:r>
         <w:t>Temporal Dependencies in Sleep Physiology</w:t>
@@ -2173,57 +1724,17 @@
     </w:p>
     <w:p>
       <w:pPr>
-        <w:pStyle w:val="Heading2"/>
-        <w:numPr>
-          <w:ilvl w:val="0"/>
-          <w:numId w:val="0"/>
-        </w:numPr>
-        <w:ind w:firstLine="284"/>
-        <w:jc w:val="both"/>
-        <w:rPr>
-          <w:i w:val="0"/>
-          <w:iCs w:val="0"/>
-          <w:noProof w:val="0"/>
-          <w:spacing w:val="-1"/>
-          <w:lang w:val="x-none" w:eastAsia="x-none"/>
-        </w:rPr>
-      </w:pPr>
-      <w:r>
-        <w:rPr>
-          <w:i w:val="0"/>
-          <w:iCs w:val="0"/>
-          <w:noProof w:val="0"/>
-          <w:spacing w:val="-1"/>
-          <w:lang w:val="x-none" w:eastAsia="x-none"/>
-        </w:rPr>
+        <w:pStyle w:val="BodyText"/>
+      </w:pPr>
+      <w:r>
         <w:t>Prior studies in cognitive health and mental-health assessment emphasize the importance of temporal modeling for capturing disease progression and psychological state changes. Longitudinal autoregressive models applied to multimodal biomarkers demonstrate that incorporating temporal structure improves sensitivity to gradual cognitive decline compared to static approaches [5]. Similarly, sequential deep-learning models have proven effective in modeling time-dependent behavioral and physiological signals [3], [12].</w:t>
       </w:r>
     </w:p>
     <w:p>
       <w:pPr>
-        <w:pStyle w:val="Heading2"/>
-        <w:numPr>
-          <w:ilvl w:val="0"/>
-          <w:numId w:val="0"/>
-        </w:numPr>
-        <w:ind w:firstLine="284"/>
-        <w:jc w:val="both"/>
-        <w:rPr>
-          <w:i w:val="0"/>
-          <w:iCs w:val="0"/>
-          <w:noProof w:val="0"/>
-          <w:spacing w:val="-1"/>
-          <w:lang w:val="x-none" w:eastAsia="x-none"/>
-        </w:rPr>
-      </w:pPr>
-      <w:r>
-        <w:rPr>
-          <w:i w:val="0"/>
-          <w:iCs w:val="0"/>
-          <w:noProof w:val="0"/>
-          <w:spacing w:val="-1"/>
-          <w:lang w:val="x-none" w:eastAsia="x-none"/>
-        </w:rPr>
+        <w:pStyle w:val="BodyText"/>
+      </w:pPr>
+      <w:r>
         <w:t>The temporal dependency analysis in this study provides direct empirical support for these assumptions within the sleep domain. Strong autoregressive persistence observed across EEG, EOG, and EMG signals confirms that sleep physiology is highly structured in time rather than stochastic. This finding aligns with prior speech-based studies showing that temporal correlations and time-shifted features carry discriminative information for neurological and affective disorders [7]. However, unlike speech-focused work, the present analysis quantifies temporal persistence and dependency directly within core sleep-related physiological signals.</w:t>
       </w:r>
     </w:p>
@@ -2246,57 +1757,17 @@
     </w:p>
     <w:p>
       <w:pPr>
-        <w:pStyle w:val="Heading2"/>
-        <w:numPr>
-          <w:ilvl w:val="0"/>
-          <w:numId w:val="0"/>
-        </w:numPr>
-        <w:ind w:firstLine="284"/>
-        <w:jc w:val="both"/>
-        <w:rPr>
-          <w:i w:val="0"/>
-          <w:iCs w:val="0"/>
-          <w:noProof w:val="0"/>
-          <w:spacing w:val="-1"/>
-          <w:lang w:val="x-none" w:eastAsia="x-none"/>
-        </w:rPr>
-      </w:pPr>
-      <w:r>
-        <w:rPr>
-          <w:i w:val="0"/>
-          <w:iCs w:val="0"/>
-          <w:noProof w:val="0"/>
-          <w:spacing w:val="-1"/>
-          <w:lang w:val="x-none" w:eastAsia="x-none"/>
-        </w:rPr>
+        <w:pStyle w:val="BodyText"/>
+      </w:pPr>
+      <w:r>
         <w:t>Multimodal fusion frameworks in emotion recognition and mental-health assessment argue that physiological systems should be modeled as interacting components rather than isolated modalities [16], [17]. Cross-modal graph fusion and attention-based architectures demonstrate that modeling inter-signal relationships improves performance and interpretability in affective computing tasks [16].</w:t>
       </w:r>
     </w:p>
     <w:p>
       <w:pPr>
-        <w:pStyle w:val="Heading2"/>
-        <w:numPr>
-          <w:ilvl w:val="0"/>
-          <w:numId w:val="0"/>
-        </w:numPr>
-        <w:ind w:firstLine="284"/>
-        <w:jc w:val="both"/>
-        <w:rPr>
-          <w:i w:val="0"/>
-          <w:iCs w:val="0"/>
-          <w:noProof w:val="0"/>
-          <w:spacing w:val="-1"/>
-          <w:lang w:val="x-none" w:eastAsia="x-none"/>
-        </w:rPr>
-      </w:pPr>
-      <w:r>
-        <w:rPr>
-          <w:i w:val="0"/>
-          <w:iCs w:val="0"/>
-          <w:noProof w:val="0"/>
-          <w:spacing w:val="-1"/>
-          <w:lang w:val="x-none" w:eastAsia="x-none"/>
-        </w:rPr>
+        <w:pStyle w:val="BodyText"/>
+      </w:pPr>
+      <w:r>
         <w:t>The present findings extend this perspective to sleep physiology by revealing selective and asymmetric cross-signal interactions. In particular, frontal EEG activity exhibits a leading influence on ocular dynamics, while muscle activity shows feedback effects on neural signals. These results suggest that sleep emerges from coordinated interactions between central and peripheral physiological systems, rather than from purely top-down neural control. While prior multimodal studies hypothesize such interactions, they often infer them indirectly through improved classification performance. In contrast, the explicit temporal modeling employed here directly characterizes these interactions over short time horizons.</w:t>
       </w:r>
     </w:p>
@@ -2320,91 +1791,33 @@
           <w:spacing w:val="-1"/>
           <w:lang w:eastAsia="x-none"/>
         </w:rPr>
-        <w:lastRenderedPageBreak/>
         <w:t>Linear Versus Nonlinear Temporal Modeling</w:t>
       </w:r>
     </w:p>
     <w:p>
       <w:pPr>
-        <w:pStyle w:val="Heading2"/>
-        <w:numPr>
-          <w:ilvl w:val="0"/>
-          <w:numId w:val="0"/>
-        </w:numPr>
-        <w:ind w:firstLine="284"/>
-        <w:jc w:val="both"/>
-        <w:rPr>
-          <w:i w:val="0"/>
-          <w:iCs w:val="0"/>
-          <w:noProof w:val="0"/>
-          <w:spacing w:val="-1"/>
-          <w:lang w:val="x-none" w:eastAsia="x-none"/>
-        </w:rPr>
-      </w:pPr>
-      <w:r>
-        <w:rPr>
-          <w:i w:val="0"/>
-          <w:iCs w:val="0"/>
-          <w:noProof w:val="0"/>
-          <w:spacing w:val="-1"/>
-          <w:lang w:val="x-none" w:eastAsia="x-none"/>
-        </w:rPr>
-        <w:t>Linear temporal models such as autoregressive frameworks have been widely used to model longitudinal physiological data due to their interpretability and statistical grounding [5]. However, their ability to capture nonlinear and irregular temporal dynamics is limited. This limitation has motivated the adoption of deep sequential models in speech processing and multimodal learning analytics [3], [12], [14].</w:t>
-      </w:r>
-    </w:p>
-    <w:p>
-      <w:pPr>
-        <w:pStyle w:val="Heading2"/>
-        <w:numPr>
-          <w:ilvl w:val="0"/>
-          <w:numId w:val="0"/>
-        </w:numPr>
-        <w:ind w:firstLine="284"/>
-        <w:jc w:val="both"/>
-        <w:rPr>
-          <w:i w:val="0"/>
-          <w:iCs w:val="0"/>
-          <w:noProof w:val="0"/>
-          <w:spacing w:val="-1"/>
-          <w:lang w:val="x-none" w:eastAsia="x-none"/>
-        </w:rPr>
-      </w:pPr>
-      <w:r>
-        <w:rPr>
-          <w:i w:val="0"/>
-          <w:iCs w:val="0"/>
-          <w:noProof w:val="0"/>
-          <w:spacing w:val="-1"/>
-          <w:lang w:val="x-none" w:eastAsia="x-none"/>
-        </w:rPr>
+        <w:pStyle w:val="BodyText"/>
+      </w:pPr>
+      <w:r>
+        <w:t xml:space="preserve">Linear temporal models such as autoregressive frameworks have been widely used to model longitudinal </w:t>
+      </w:r>
+      <w:r>
+        <w:t>physiological data due to their interpretability and statistical grounding [5]. However, their ability to capture nonlinear and irregular temporal dynamics is limited. This limitation has motivated the adoption of deep sequential models in speech processing and multimodal learning analytics [3], [12], [14].</w:t>
+      </w:r>
+    </w:p>
+    <w:p>
+      <w:pPr>
+        <w:pStyle w:val="BodyText"/>
+      </w:pPr>
+      <w:r>
         <w:t>The comparison between VAR and LSTM modeling in this study highlights the complementary roles of linear and nonlinear approaches. While VAR effectively captures short-term persistence and interpretable cross-signal dependencies, LSTM models demonstrate superior performance in forecasting signals with burst-like or nonlinear dynamics, particularly EOG and EMG activity. This finding is consistent with prior speech and emotion-recognition studies where deep models outperform linear approaches when temporal patterns are irregular or context-dependent [14], [16].</w:t>
       </w:r>
     </w:p>
     <w:p>
       <w:pPr>
-        <w:pStyle w:val="Heading2"/>
-        <w:numPr>
-          <w:ilvl w:val="0"/>
-          <w:numId w:val="0"/>
-        </w:numPr>
-        <w:ind w:firstLine="284"/>
-        <w:jc w:val="both"/>
-        <w:rPr>
-          <w:i w:val="0"/>
-          <w:iCs w:val="0"/>
-          <w:noProof w:val="0"/>
-          <w:spacing w:val="-1"/>
-          <w:lang w:val="x-none" w:eastAsia="x-none"/>
-        </w:rPr>
-      </w:pPr>
-      <w:r>
-        <w:rPr>
-          <w:i w:val="0"/>
-          <w:iCs w:val="0"/>
-          <w:noProof w:val="0"/>
-          <w:spacing w:val="-1"/>
-          <w:lang w:val="x-none" w:eastAsia="x-none"/>
-        </w:rPr>
+        <w:pStyle w:val="BodyText"/>
+      </w:pPr>
+      <w:r>
         <w:t>Importantly, the results suggest that linear and nonlinear temporal models should not be viewed as competing alternatives but as complementary tools. VAR provides interpretable insights into physiological coupling, while LSTM captures higher-order temporal structure, together supporting robust sleep-stage modeling.</w:t>
       </w:r>
     </w:p>
@@ -2433,57 +1846,17 @@
     </w:p>
     <w:p>
       <w:pPr>
-        <w:pStyle w:val="Heading2"/>
-        <w:numPr>
-          <w:ilvl w:val="0"/>
-          <w:numId w:val="0"/>
-        </w:numPr>
-        <w:ind w:firstLine="284"/>
-        <w:jc w:val="both"/>
-        <w:rPr>
-          <w:i w:val="0"/>
-          <w:iCs w:val="0"/>
-          <w:noProof w:val="0"/>
-          <w:spacing w:val="-1"/>
-          <w:lang w:val="x-none" w:eastAsia="x-none"/>
-        </w:rPr>
-      </w:pPr>
-      <w:r>
-        <w:rPr>
-          <w:i w:val="0"/>
-          <w:iCs w:val="0"/>
-          <w:noProof w:val="0"/>
-          <w:spacing w:val="-1"/>
-          <w:lang w:val="x-none" w:eastAsia="x-none"/>
-        </w:rPr>
+        <w:pStyle w:val="BodyText"/>
+      </w:pPr>
+      <w:r>
         <w:t>Sleep disorders and cognitive impairments are frequently associated with abnormal sleep-stage transitions rather than isolated stage abnormalities. However, most existing sleep analysis systems focus on per-epoch classification accuracy and descriptive statistics, offering limited insight into transition dynamics.</w:t>
       </w:r>
     </w:p>
     <w:p>
       <w:pPr>
-        <w:pStyle w:val="Heading2"/>
-        <w:numPr>
-          <w:ilvl w:val="0"/>
-          <w:numId w:val="0"/>
-        </w:numPr>
-        <w:ind w:firstLine="284"/>
-        <w:jc w:val="both"/>
-        <w:rPr>
-          <w:i w:val="0"/>
-          <w:iCs w:val="0"/>
-          <w:noProof w:val="0"/>
-          <w:spacing w:val="-1"/>
-          <w:lang w:val="x-none" w:eastAsia="x-none"/>
-        </w:rPr>
-      </w:pPr>
-      <w:r>
-        <w:rPr>
-          <w:i w:val="0"/>
-          <w:iCs w:val="0"/>
-          <w:noProof w:val="0"/>
-          <w:spacing w:val="-1"/>
-          <w:lang w:val="x-none" w:eastAsia="x-none"/>
-        </w:rPr>
+        <w:pStyle w:val="BodyText"/>
+      </w:pPr>
+      <w:r>
         <w:t>The demonstrated predictability of short-term physiological dynamics provides a principled justification for incorporating lagged physiological information into sleep-stage prediction models. Prior work in multimodal mental-health assessment shows that temporal context improves diagnostic relevance [10], [15], yet explicit transition-aware modeling remains underexplored. By grounding sleep-stage transitions in observed physiological dependencies, the present framework bridges this gap and supports more interpretable transition analysis.</w:t>
       </w:r>
     </w:p>
@@ -2512,57 +1885,17 @@
     </w:p>
     <w:p>
       <w:pPr>
-        <w:pStyle w:val="Heading2"/>
-        <w:numPr>
-          <w:ilvl w:val="0"/>
-          <w:numId w:val="0"/>
-        </w:numPr>
-        <w:ind w:firstLine="284"/>
-        <w:jc w:val="both"/>
-        <w:rPr>
-          <w:i w:val="0"/>
-          <w:iCs w:val="0"/>
-          <w:noProof w:val="0"/>
-          <w:spacing w:val="-1"/>
-          <w:lang w:val="x-none" w:eastAsia="x-none"/>
-        </w:rPr>
-      </w:pPr>
-      <w:r>
-        <w:rPr>
-          <w:i w:val="0"/>
-          <w:iCs w:val="0"/>
-          <w:noProof w:val="0"/>
-          <w:spacing w:val="-1"/>
-          <w:lang w:val="x-none" w:eastAsia="x-none"/>
-        </w:rPr>
+        <w:pStyle w:val="BodyText"/>
+      </w:pPr>
+      <w:r>
         <w:t>Subject-level modeling is increasingly recognized as essential for personalized health assessment. Adaptive fusion frameworks and personalized learning strategies emphasize that inter-subject variability must be explicitly addressed to ensure generalizability and fairness [18]. Longitudinal cognitive-health studies further demonstrate that aggregating temporal descriptors across time reveals clinically meaningful progression patterns [5], [6].</w:t>
       </w:r>
     </w:p>
     <w:p>
       <w:pPr>
-        <w:pStyle w:val="Heading2"/>
-        <w:numPr>
-          <w:ilvl w:val="0"/>
-          <w:numId w:val="0"/>
-        </w:numPr>
-        <w:ind w:firstLine="284"/>
-        <w:jc w:val="both"/>
-        <w:rPr>
-          <w:i w:val="0"/>
-          <w:iCs w:val="0"/>
-          <w:noProof w:val="0"/>
-          <w:spacing w:val="-1"/>
-          <w:lang w:val="x-none" w:eastAsia="x-none"/>
-        </w:rPr>
-      </w:pPr>
-      <w:r>
-        <w:rPr>
-          <w:i w:val="0"/>
-          <w:iCs w:val="0"/>
-          <w:noProof w:val="0"/>
-          <w:spacing w:val="-1"/>
-          <w:lang w:val="x-none" w:eastAsia="x-none"/>
-        </w:rPr>
+        <w:pStyle w:val="BodyText"/>
+      </w:pPr>
+      <w:r>
         <w:t>The aggregation of epoch-level dynamics into night-level summaries in this work aligns with these findings, enabling comparison of sleep architecture across individuals. Unlike prior approaches that rely solely on descriptive sleep metrics, the integration of temporal dependency information supports richer characterization of subject-specific sleep patterns, with potential relevance for cognitive and mental-health monitoring.</w:t>
       </w:r>
     </w:p>
@@ -2586,62 +1919,23 @@
           <w:spacing w:val="-1"/>
           <w:lang w:eastAsia="x-none"/>
         </w:rPr>
+        <w:lastRenderedPageBreak/>
         <w:t>Interpretability, Ethics, and Reproducibility</w:t>
       </w:r>
     </w:p>
     <w:p>
       <w:pPr>
-        <w:pStyle w:val="Heading2"/>
-        <w:numPr>
-          <w:ilvl w:val="0"/>
-          <w:numId w:val="0"/>
-        </w:numPr>
-        <w:ind w:firstLine="284"/>
-        <w:jc w:val="both"/>
-        <w:rPr>
-          <w:i w:val="0"/>
-          <w:iCs w:val="0"/>
-          <w:noProof w:val="0"/>
-          <w:spacing w:val="-1"/>
-          <w:lang w:val="x-none" w:eastAsia="x-none"/>
-        </w:rPr>
-      </w:pPr>
-      <w:r>
-        <w:rPr>
-          <w:i w:val="0"/>
-          <w:iCs w:val="0"/>
-          <w:noProof w:val="0"/>
-          <w:spacing w:val="-1"/>
-          <w:lang w:val="x-none" w:eastAsia="x-none"/>
-        </w:rPr>
+        <w:pStyle w:val="BodyText"/>
+      </w:pPr>
+      <w:r>
         <w:t>Clinical deployment of AI-driven physiological monitoring systems requires transparency, ethical data handling, and reproducibility. Explainable AI techniques such as SHAP and LIME have been successfully applied in Parkinson’s disease prediction and speech-based dementia detection to clarify feature relevance and temporal sensitivity [12], [13]. Extending these tools to temporal sleep modeling enhances interpretability by linking physiological dynamics to model decisions.</w:t>
       </w:r>
     </w:p>
     <w:p>
       <w:pPr>
-        <w:pStyle w:val="Heading2"/>
-        <w:numPr>
-          <w:ilvl w:val="0"/>
-          <w:numId w:val="0"/>
-        </w:numPr>
-        <w:ind w:firstLine="284"/>
-        <w:jc w:val="both"/>
-        <w:rPr>
-          <w:i w:val="0"/>
-          <w:iCs w:val="0"/>
-          <w:noProof w:val="0"/>
-          <w:spacing w:val="-1"/>
-          <w:lang w:val="x-none" w:eastAsia="x-none"/>
-        </w:rPr>
-      </w:pPr>
-      <w:r>
-        <w:rPr>
-          <w:i w:val="0"/>
-          <w:iCs w:val="0"/>
-          <w:noProof w:val="0"/>
-          <w:spacing w:val="-1"/>
-          <w:lang w:val="x-none" w:eastAsia="x-none"/>
-        </w:rPr>
+        <w:pStyle w:val="BodyText"/>
+      </w:pPr>
+      <w:r>
         <w:t>Privacy concerns associated with continuous physiological monitoring have motivated federated and privacy-preserving learning frameworks [1]. While this study does not implement federated learning directly, the modular and reproducible design of the proposed framework facilitates future integration of privacy-aware training strategies. Additionally, the use of public datasets and standardized evaluation metrics supports transparency and cross-study comparison, addressing concerns raised in evaluation-focused reviews of human-centered AI systems [11].</w:t>
       </w:r>
     </w:p>
@@ -2666,29 +1960,9 @@
     </w:p>
     <w:p>
       <w:pPr>
-        <w:pStyle w:val="Heading2"/>
-        <w:numPr>
-          <w:ilvl w:val="0"/>
-          <w:numId w:val="0"/>
-        </w:numPr>
-        <w:ind w:firstLine="284"/>
-        <w:jc w:val="both"/>
-        <w:rPr>
-          <w:i w:val="0"/>
-          <w:iCs w:val="0"/>
-          <w:noProof w:val="0"/>
-          <w:spacing w:val="-1"/>
-          <w:lang w:val="x-none" w:eastAsia="x-none"/>
-        </w:rPr>
-      </w:pPr>
-      <w:r>
-        <w:rPr>
-          <w:i w:val="0"/>
-          <w:iCs w:val="0"/>
-          <w:noProof w:val="0"/>
-          <w:spacing w:val="-1"/>
-          <w:lang w:val="x-none" w:eastAsia="x-none"/>
-        </w:rPr>
+        <w:pStyle w:val="BodyText"/>
+      </w:pPr>
+      <w:r>
         <w:t>In comparison with prior work, this study advances sleep analysis by explicitly modeling temporal dependencies and cross-signal interactions in PSG-derived physiological data. While previous research highlights the importance of temporal modeling in cognitive and mental-health assessment, few studies directly quantify how neural, ocular, and muscular signals interact over time during sleep. By combining interpretable linear models with nonlinear deep learning approaches, the proposed framework offers a comprehensive and extensible approach to temporal sleep modeling, bridging gaps in existing literature and supporting biomarker-based cognitive and mental-health assessment.</w:t>
       </w:r>
     </w:p>
@@ -2790,12 +2064,6 @@
         <w:gridCol w:w="1120"/>
       </w:tblGrid>
       <w:tr>
-        <w:tblPrEx>
-          <w:tblCellMar>
-            <w:top w:w="0" w:type="dxa"/>
-            <w:bottom w:w="0" w:type="dxa"/>
-          </w:tblCellMar>
-        </w:tblPrEx>
         <w:trPr>
           <w:cantSplit/>
           <w:trHeight w:val="240"/>
@@ -2819,12 +2087,6 @@
         </w:tc>
       </w:tr>
       <w:tr>
-        <w:tblPrEx>
-          <w:tblCellMar>
-            <w:top w:w="0" w:type="dxa"/>
-            <w:bottom w:w="0" w:type="dxa"/>
-          </w:tblCellMar>
-        </w:tblPrEx>
         <w:trPr>
           <w:cantSplit/>
           <w:trHeight w:val="240"/>
@@ -2914,12 +2176,6 @@
         </w:tc>
       </w:tr>
       <w:tr>
-        <w:tblPrEx>
-          <w:tblCellMar>
-            <w:top w:w="0" w:type="dxa"/>
-            <w:bottom w:w="0" w:type="dxa"/>
-          </w:tblCellMar>
-        </w:tblPrEx>
         <w:trPr>
           <w:cantSplit/>
           <w:trHeight w:val="240"/>
@@ -3072,12 +2328,6 @@
         </w:tc>
       </w:tr>
       <w:tr>
-        <w:tblPrEx>
-          <w:tblCellMar>
-            <w:top w:w="0" w:type="dxa"/>
-            <w:bottom w:w="0" w:type="dxa"/>
-          </w:tblCellMar>
-        </w:tblPrEx>
         <w:trPr>
           <w:cantSplit/>
           <w:trHeight w:val="240"/>
@@ -3144,16 +2394,29 @@
                 <w:szCs w:val="14"/>
               </w:rPr>
             </w:pPr>
-            <w:r>
-              <w:rPr>
-                <w:b w:val="0"/>
-                <w:bCs w:val="0"/>
-                <w:i w:val="0"/>
-                <w:iCs w:val="0"/>
-                <w:sz w:val="14"/>
-                <w:szCs w:val="14"/>
-              </w:rPr>
-              <w:t>Models complex inter-modal relationships; high benchmark performance.</w:t>
+            <w:proofErr w:type="gramStart"/>
+            <w:r>
+              <w:rPr>
+                <w:b w:val="0"/>
+                <w:bCs w:val="0"/>
+                <w:i w:val="0"/>
+                <w:iCs w:val="0"/>
+                <w:sz w:val="14"/>
+                <w:szCs w:val="14"/>
+              </w:rPr>
+              <w:t>Models</w:t>
+            </w:r>
+            <w:proofErr w:type="gramEnd"/>
+            <w:r>
+              <w:rPr>
+                <w:b w:val="0"/>
+                <w:bCs w:val="0"/>
+                <w:i w:val="0"/>
+                <w:iCs w:val="0"/>
+                <w:sz w:val="14"/>
+                <w:szCs w:val="14"/>
+              </w:rPr>
+              <w:t xml:space="preserve"> complex inter-modal relationships; high benchmark performance.</w:t>
             </w:r>
           </w:p>
         </w:tc>
@@ -3211,12 +2474,6 @@
         </w:tc>
       </w:tr>
       <w:tr>
-        <w:tblPrEx>
-          <w:tblCellMar>
-            <w:top w:w="0" w:type="dxa"/>
-            <w:bottom w:w="0" w:type="dxa"/>
-          </w:tblCellMar>
-        </w:tblPrEx>
         <w:trPr>
           <w:trHeight w:val="320"/>
           <w:jc w:val="center"/>
@@ -3305,7 +2562,23 @@
                 <w:sz w:val="14"/>
                 <w:szCs w:val="14"/>
               </w:rPr>
-              <w:t>Device inconsistencies affect rPPG and audio quality; temporal sparsity reduces stability.</w:t>
+              <w:t xml:space="preserve">Device inconsistencies affect </w:t>
+            </w:r>
+            <w:proofErr w:type="spellStart"/>
+            <w:r>
+              <w:rPr>
+                <w:sz w:val="14"/>
+                <w:szCs w:val="14"/>
+              </w:rPr>
+              <w:t>rPPG</w:t>
+            </w:r>
+            <w:proofErr w:type="spellEnd"/>
+            <w:r>
+              <w:rPr>
+                <w:sz w:val="14"/>
+                <w:szCs w:val="14"/>
+              </w:rPr>
+              <w:t xml:space="preserve"> and audio quality; temporal sparsity reduces stability.</w:t>
             </w:r>
           </w:p>
         </w:tc>
@@ -3332,12 +2605,6 @@
         </w:tc>
       </w:tr>
       <w:tr>
-        <w:tblPrEx>
-          <w:tblCellMar>
-            <w:top w:w="0" w:type="dxa"/>
-            <w:bottom w:w="0" w:type="dxa"/>
-          </w:tblCellMar>
-        </w:tblPrEx>
         <w:trPr>
           <w:trHeight w:val="320"/>
           <w:jc w:val="center"/>
@@ -3459,12 +2726,6 @@
         </w:tc>
       </w:tr>
       <w:tr>
-        <w:tblPrEx>
-          <w:tblCellMar>
-            <w:top w:w="0" w:type="dxa"/>
-            <w:bottom w:w="0" w:type="dxa"/>
-          </w:tblCellMar>
-        </w:tblPrEx>
         <w:trPr>
           <w:trHeight w:val="320"/>
           <w:jc w:val="center"/>
@@ -3586,12 +2847,6 @@
         </w:tc>
       </w:tr>
       <w:tr>
-        <w:tblPrEx>
-          <w:tblCellMar>
-            <w:top w:w="0" w:type="dxa"/>
-            <w:bottom w:w="0" w:type="dxa"/>
-          </w:tblCellMar>
-        </w:tblPrEx>
         <w:trPr>
           <w:trHeight w:val="320"/>
           <w:jc w:val="center"/>
@@ -3713,12 +2968,6 @@
         </w:tc>
       </w:tr>
       <w:tr>
-        <w:tblPrEx>
-          <w:tblCellMar>
-            <w:top w:w="0" w:type="dxa"/>
-            <w:bottom w:w="0" w:type="dxa"/>
-          </w:tblCellMar>
-        </w:tblPrEx>
         <w:trPr>
           <w:trHeight w:val="320"/>
           <w:jc w:val="center"/>
@@ -3840,12 +3089,6 @@
         </w:tc>
       </w:tr>
       <w:tr>
-        <w:tblPrEx>
-          <w:tblCellMar>
-            <w:top w:w="0" w:type="dxa"/>
-            <w:bottom w:w="0" w:type="dxa"/>
-          </w:tblCellMar>
-        </w:tblPrEx>
         <w:trPr>
           <w:trHeight w:val="320"/>
           <w:jc w:val="center"/>
@@ -3967,12 +3210,6 @@
         </w:tc>
       </w:tr>
       <w:tr>
-        <w:tblPrEx>
-          <w:tblCellMar>
-            <w:top w:w="0" w:type="dxa"/>
-            <w:bottom w:w="0" w:type="dxa"/>
-          </w:tblCellMar>
-        </w:tblPrEx>
         <w:trPr>
           <w:trHeight w:val="320"/>
           <w:jc w:val="center"/>
@@ -4141,7 +3378,27 @@
           <w:szCs w:val="12"/>
           <w:lang w:val="en-US" w:eastAsia="en-US"/>
         </w:rPr>
-        <w:t xml:space="preserve">AGF: Adaptive Gated Fusion; CMA: Cross-Modal Attention; AAT: Attention Aggregation Technique; CGF: Cross-Modal Graph Fusion; rPPG: Remote Photoplethysmography; </w:t>
+        <w:t xml:space="preserve">AGF: Adaptive Gated Fusion; CMA: Cross-Modal Attention; AAT: Attention Aggregation Technique; CGF: Cross-Modal Graph Fusion; </w:t>
+      </w:r>
+      <w:proofErr w:type="spellStart"/>
+      <w:r>
+        <w:rPr>
+          <w:spacing w:val="0"/>
+          <w:sz w:val="12"/>
+          <w:szCs w:val="12"/>
+          <w:lang w:val="en-US" w:eastAsia="en-US"/>
+        </w:rPr>
+        <w:t>rPPG</w:t>
+      </w:r>
+      <w:proofErr w:type="spellEnd"/>
+      <w:r>
+        <w:rPr>
+          <w:spacing w:val="0"/>
+          <w:sz w:val="12"/>
+          <w:szCs w:val="12"/>
+          <w:lang w:val="en-US" w:eastAsia="en-US"/>
+        </w:rPr>
+        <w:t xml:space="preserve">: Remote Photoplethysmography; </w:t>
       </w:r>
       <w:r>
         <w:rPr>
@@ -4189,12 +3446,6 @@
         <w:gridCol w:w="1120"/>
       </w:tblGrid>
       <w:tr>
-        <w:tblPrEx>
-          <w:tblCellMar>
-            <w:top w:w="0" w:type="dxa"/>
-            <w:bottom w:w="0" w:type="dxa"/>
-          </w:tblCellMar>
-        </w:tblPrEx>
         <w:trPr>
           <w:cantSplit/>
           <w:trHeight w:val="240"/>
@@ -4218,12 +3469,6 @@
         </w:tc>
       </w:tr>
       <w:tr>
-        <w:tblPrEx>
-          <w:tblCellMar>
-            <w:top w:w="0" w:type="dxa"/>
-            <w:bottom w:w="0" w:type="dxa"/>
-          </w:tblCellMar>
-        </w:tblPrEx>
         <w:trPr>
           <w:cantSplit/>
           <w:trHeight w:val="240"/>
@@ -4313,12 +3558,6 @@
         </w:tc>
       </w:tr>
       <w:tr>
-        <w:tblPrEx>
-          <w:tblCellMar>
-            <w:top w:w="0" w:type="dxa"/>
-            <w:bottom w:w="0" w:type="dxa"/>
-          </w:tblCellMar>
-        </w:tblPrEx>
         <w:trPr>
           <w:cantSplit/>
           <w:trHeight w:val="240"/>
@@ -4471,12 +3710,6 @@
         </w:tc>
       </w:tr>
       <w:tr>
-        <w:tblPrEx>
-          <w:tblCellMar>
-            <w:top w:w="0" w:type="dxa"/>
-            <w:bottom w:w="0" w:type="dxa"/>
-          </w:tblCellMar>
-        </w:tblPrEx>
         <w:trPr>
           <w:cantSplit/>
           <w:trHeight w:val="240"/>
@@ -4634,12 +3867,6 @@
         </w:tc>
       </w:tr>
       <w:tr>
-        <w:tblPrEx>
-          <w:tblCellMar>
-            <w:top w:w="0" w:type="dxa"/>
-            <w:bottom w:w="0" w:type="dxa"/>
-          </w:tblCellMar>
-        </w:tblPrEx>
         <w:trPr>
           <w:cantSplit/>
           <w:trHeight w:val="240"/>
@@ -4797,12 +4024,6 @@
         </w:tc>
       </w:tr>
       <w:tr>
-        <w:tblPrEx>
-          <w:tblCellMar>
-            <w:top w:w="0" w:type="dxa"/>
-            <w:bottom w:w="0" w:type="dxa"/>
-          </w:tblCellMar>
-        </w:tblPrEx>
         <w:trPr>
           <w:cantSplit/>
           <w:trHeight w:val="240"/>
@@ -4960,12 +4181,6 @@
         </w:tc>
       </w:tr>
       <w:tr>
-        <w:tblPrEx>
-          <w:tblCellMar>
-            <w:top w:w="0" w:type="dxa"/>
-            <w:bottom w:w="0" w:type="dxa"/>
-          </w:tblCellMar>
-        </w:tblPrEx>
         <w:trPr>
           <w:cantSplit/>
           <w:trHeight w:val="240"/>
@@ -5123,12 +4338,6 @@
         </w:tc>
       </w:tr>
       <w:tr>
-        <w:tblPrEx>
-          <w:tblCellMar>
-            <w:top w:w="0" w:type="dxa"/>
-            <w:bottom w:w="0" w:type="dxa"/>
-          </w:tblCellMar>
-        </w:tblPrEx>
         <w:trPr>
           <w:cantSplit/>
           <w:trHeight w:val="240"/>
@@ -5286,12 +4495,6 @@
         </w:tc>
       </w:tr>
       <w:tr>
-        <w:tblPrEx>
-          <w:tblCellMar>
-            <w:top w:w="0" w:type="dxa"/>
-            <w:bottom w:w="0" w:type="dxa"/>
-          </w:tblCellMar>
-        </w:tblPrEx>
         <w:trPr>
           <w:cantSplit/>
           <w:trHeight w:val="240"/>
@@ -5511,7 +4714,47 @@
           <w:szCs w:val="12"/>
           <w:lang w:val="en-US" w:eastAsia="en-US"/>
         </w:rPr>
-        <w:t>MFCC: Mel-Frequency Cepstral Coefficients; APF: Amplitude Perturbation Features; SPF: Spectral Perturbation Features; IF-XGBoost: Interpretable Features–Extreme Gradient Boosting; SHAP: Shapley Additive Explanations; ASR: Automatic Speech Recognition; eGeMAPS: Extended Geneva Minimalistic Acoustic Parameter Set; PD: Parkinson’s Disease.</w:t>
+        <w:t>MFCC: Mel-Frequency Cepstral Coefficients; APF: Amplitude Perturbation Features; SPF: Spectral Perturbation Features; IF-</w:t>
+      </w:r>
+      <w:proofErr w:type="spellStart"/>
+      <w:r>
+        <w:rPr>
+          <w:spacing w:val="0"/>
+          <w:sz w:val="12"/>
+          <w:szCs w:val="12"/>
+          <w:lang w:val="en-US" w:eastAsia="en-US"/>
+        </w:rPr>
+        <w:t>XGBoost</w:t>
+      </w:r>
+      <w:proofErr w:type="spellEnd"/>
+      <w:r>
+        <w:rPr>
+          <w:spacing w:val="0"/>
+          <w:sz w:val="12"/>
+          <w:szCs w:val="12"/>
+          <w:lang w:val="en-US" w:eastAsia="en-US"/>
+        </w:rPr>
+        <w:t xml:space="preserve">: Interpretable Features–Extreme Gradient Boosting; SHAP: Shapley Additive Explanations; ASR: Automatic Speech Recognition; </w:t>
+      </w:r>
+      <w:proofErr w:type="spellStart"/>
+      <w:r>
+        <w:rPr>
+          <w:spacing w:val="0"/>
+          <w:sz w:val="12"/>
+          <w:szCs w:val="12"/>
+          <w:lang w:val="en-US" w:eastAsia="en-US"/>
+        </w:rPr>
+        <w:t>eGeMAPS</w:t>
+      </w:r>
+      <w:proofErr w:type="spellEnd"/>
+      <w:r>
+        <w:rPr>
+          <w:spacing w:val="0"/>
+          <w:sz w:val="12"/>
+          <w:szCs w:val="12"/>
+          <w:lang w:val="en-US" w:eastAsia="en-US"/>
+        </w:rPr>
+        <w:t>: Extended Geneva Minimalistic Acoustic Parameter Set; PD: Parkinson’s Disease.</w:t>
       </w:r>
     </w:p>
     <w:p>
@@ -5667,12 +4910,6 @@
         <w:gridCol w:w="979"/>
       </w:tblGrid>
       <w:tr>
-        <w:tblPrEx>
-          <w:tblCellMar>
-            <w:top w:w="0" w:type="dxa"/>
-            <w:bottom w:w="0" w:type="dxa"/>
-          </w:tblCellMar>
-        </w:tblPrEx>
         <w:trPr>
           <w:cantSplit/>
           <w:trHeight w:val="240"/>
@@ -5696,12 +4933,6 @@
         </w:tc>
       </w:tr>
       <w:tr>
-        <w:tblPrEx>
-          <w:tblCellMar>
-            <w:top w:w="0" w:type="dxa"/>
-            <w:bottom w:w="0" w:type="dxa"/>
-          </w:tblCellMar>
-        </w:tblPrEx>
         <w:trPr>
           <w:cantSplit/>
           <w:trHeight w:val="240"/>
@@ -5791,12 +5022,6 @@
         </w:tc>
       </w:tr>
       <w:tr>
-        <w:tblPrEx>
-          <w:tblCellMar>
-            <w:top w:w="0" w:type="dxa"/>
-            <w:bottom w:w="0" w:type="dxa"/>
-          </w:tblCellMar>
-        </w:tblPrEx>
         <w:trPr>
           <w:cantSplit/>
           <w:trHeight w:val="240"/>
@@ -5962,12 +5187,6 @@
         </w:tc>
       </w:tr>
       <w:tr>
-        <w:tblPrEx>
-          <w:tblCellMar>
-            <w:top w:w="0" w:type="dxa"/>
-            <w:bottom w:w="0" w:type="dxa"/>
-          </w:tblCellMar>
-        </w:tblPrEx>
         <w:trPr>
           <w:cantSplit/>
           <w:trHeight w:val="240"/>
@@ -6125,12 +5344,6 @@
         </w:tc>
       </w:tr>
       <w:tr>
-        <w:tblPrEx>
-          <w:tblCellMar>
-            <w:top w:w="0" w:type="dxa"/>
-            <w:bottom w:w="0" w:type="dxa"/>
-          </w:tblCellMar>
-        </w:tblPrEx>
         <w:trPr>
           <w:cantSplit/>
           <w:trHeight w:val="240"/>
@@ -6617,6 +5830,7 @@
         <w:strike w:val="0"/>
         <w:dstrike w:val="0"/>
         <w:vanish w:val="0"/>
+        <w:color w:val="000000"/>
         <w:sz w:val="16"/>
         <w:szCs w:val="16"/>
         <w:vertAlign w:val="superscript"/>
@@ -6628,11 +5842,6 @@
           <w14:prstDash w14:val="solid"/>
           <w14:bevel/>
         </w14:textOutline>
-        <w14:textFill>
-          <w14:solidFill>
-            <w14:srgbClr w14:val="000000"/>
-          </w14:solidFill>
-        </w14:textFill>
       </w:rPr>
     </w:lvl>
     <w:lvl w:ilvl="1" w:tplc="04090019">
@@ -7407,6 +6616,18 @@
   </w:num>
   <w:num w:numId="7" w16cid:durableId="477186289">
     <w:abstractNumId w:val="3"/>
+  </w:num>
+  <w:num w:numId="8" w16cid:durableId="1546333890">
+    <w:abstractNumId w:val="2"/>
+  </w:num>
+  <w:num w:numId="9" w16cid:durableId="584925025">
+    <w:abstractNumId w:val="2"/>
+  </w:num>
+  <w:num w:numId="10" w16cid:durableId="1011488059">
+    <w:abstractNumId w:val="2"/>
+  </w:num>
+  <w:num w:numId="11" w16cid:durableId="525600554">
+    <w:abstractNumId w:val="2"/>
   </w:num>
   <w:numIdMacAtCleanup w:val="7"/>
 </w:numbering>
@@ -7440,6 +6661,50 @@
     <w:lsdException w:name="Strong" w:qFormat="1"/>
     <w:lsdException w:name="Emphasis" w:qFormat="1"/>
     <w:lsdException w:name="Normal (Web)" w:uiPriority="99"/>
+    <w:lsdException w:name="Normal Table" w:semiHidden="1" w:unhideWhenUsed="1"/>
+    <w:lsdException w:name="Table Simple 1" w:semiHidden="1" w:unhideWhenUsed="1"/>
+    <w:lsdException w:name="Table Simple 2" w:semiHidden="1" w:unhideWhenUsed="1"/>
+    <w:lsdException w:name="Table Simple 3" w:semiHidden="1" w:unhideWhenUsed="1"/>
+    <w:lsdException w:name="Table Classic 1" w:semiHidden="1" w:unhideWhenUsed="1"/>
+    <w:lsdException w:name="Table Classic 2" w:semiHidden="1" w:unhideWhenUsed="1"/>
+    <w:lsdException w:name="Table Classic 3" w:semiHidden="1" w:unhideWhenUsed="1"/>
+    <w:lsdException w:name="Table Classic 4" w:semiHidden="1" w:unhideWhenUsed="1"/>
+    <w:lsdException w:name="Table Colorful 1" w:semiHidden="1" w:unhideWhenUsed="1"/>
+    <w:lsdException w:name="Table Colorful 2" w:semiHidden="1" w:unhideWhenUsed="1"/>
+    <w:lsdException w:name="Table Colorful 3" w:semiHidden="1" w:unhideWhenUsed="1"/>
+    <w:lsdException w:name="Table Columns 1" w:semiHidden="1" w:unhideWhenUsed="1"/>
+    <w:lsdException w:name="Table Columns 2" w:semiHidden="1" w:unhideWhenUsed="1"/>
+    <w:lsdException w:name="Table Columns 3" w:semiHidden="1" w:unhideWhenUsed="1"/>
+    <w:lsdException w:name="Table Columns 4" w:semiHidden="1" w:unhideWhenUsed="1"/>
+    <w:lsdException w:name="Table Columns 5" w:semiHidden="1" w:unhideWhenUsed="1"/>
+    <w:lsdException w:name="Table Grid 1" w:semiHidden="1" w:unhideWhenUsed="1"/>
+    <w:lsdException w:name="Table Grid 2" w:semiHidden="1" w:unhideWhenUsed="1"/>
+    <w:lsdException w:name="Table Grid 3" w:semiHidden="1" w:unhideWhenUsed="1"/>
+    <w:lsdException w:name="Table Grid 4" w:semiHidden="1" w:unhideWhenUsed="1"/>
+    <w:lsdException w:name="Table Grid 5" w:semiHidden="1" w:unhideWhenUsed="1"/>
+    <w:lsdException w:name="Table Grid 6" w:semiHidden="1" w:unhideWhenUsed="1"/>
+    <w:lsdException w:name="Table Grid 7" w:semiHidden="1" w:unhideWhenUsed="1"/>
+    <w:lsdException w:name="Table Grid 8" w:semiHidden="1" w:unhideWhenUsed="1"/>
+    <w:lsdException w:name="Table List 1" w:semiHidden="1" w:unhideWhenUsed="1"/>
+    <w:lsdException w:name="Table List 2" w:semiHidden="1" w:unhideWhenUsed="1"/>
+    <w:lsdException w:name="Table List 3" w:semiHidden="1" w:unhideWhenUsed="1"/>
+    <w:lsdException w:name="Table List 4" w:semiHidden="1" w:unhideWhenUsed="1"/>
+    <w:lsdException w:name="Table List 5" w:semiHidden="1" w:unhideWhenUsed="1"/>
+    <w:lsdException w:name="Table List 6" w:semiHidden="1" w:unhideWhenUsed="1"/>
+    <w:lsdException w:name="Table List 7" w:semiHidden="1" w:unhideWhenUsed="1"/>
+    <w:lsdException w:name="Table List 8" w:semiHidden="1" w:unhideWhenUsed="1"/>
+    <w:lsdException w:name="Table 3D effects 1" w:semiHidden="1" w:unhideWhenUsed="1"/>
+    <w:lsdException w:name="Table 3D effects 2" w:semiHidden="1" w:unhideWhenUsed="1"/>
+    <w:lsdException w:name="Table 3D effects 3" w:semiHidden="1" w:unhideWhenUsed="1"/>
+    <w:lsdException w:name="Table Contemporary" w:semiHidden="1" w:unhideWhenUsed="1"/>
+    <w:lsdException w:name="Table Elegant" w:semiHidden="1" w:unhideWhenUsed="1"/>
+    <w:lsdException w:name="Table Professional" w:semiHidden="1" w:unhideWhenUsed="1"/>
+    <w:lsdException w:name="Table Subtle 1" w:semiHidden="1" w:unhideWhenUsed="1"/>
+    <w:lsdException w:name="Table Subtle 2" w:semiHidden="1" w:unhideWhenUsed="1"/>
+    <w:lsdException w:name="Table Web 1" w:semiHidden="1" w:unhideWhenUsed="1"/>
+    <w:lsdException w:name="Table Web 2" w:semiHidden="1" w:unhideWhenUsed="1"/>
+    <w:lsdException w:name="Table Web 3" w:semiHidden="1" w:unhideWhenUsed="1"/>
+    <w:lsdException w:name="Table Theme" w:semiHidden="1" w:unhideWhenUsed="1"/>
     <w:lsdException w:name="Placeholder Text" w:semiHidden="1" w:uiPriority="99"/>
     <w:lsdException w:name="No Spacing" w:uiPriority="1" w:qFormat="1"/>
     <w:lsdException w:name="Light Shading" w:uiPriority="60"/>
@@ -7782,10 +7047,15 @@
   </w:style>
   <w:style w:type="character" w:default="1" w:styleId="DefaultParagraphFont">
     <w:name w:val="Default Paragraph Font"/>
+    <w:uiPriority w:val="1"/>
+    <w:semiHidden/>
+    <w:unhideWhenUsed/>
   </w:style>
   <w:style w:type="table" w:default="1" w:styleId="TableNormal">
     <w:name w:val="Normal Table"/>
+    <w:uiPriority w:val="99"/>
     <w:semiHidden/>
+    <w:unhideWhenUsed/>
     <w:tblPr>
       <w:tblInd w:w="0" w:type="dxa"/>
       <w:tblCellMar>
@@ -7798,7 +7068,9 @@
   </w:style>
   <w:style w:type="numbering" w:default="1" w:styleId="NoList">
     <w:name w:val="No List"/>
+    <w:uiPriority w:val="99"/>
     <w:semiHidden/>
+    <w:unhideWhenUsed/>
   </w:style>
   <w:style w:type="paragraph" w:customStyle="1" w:styleId="Abstract">
     <w:name w:val="Abstract"/>

--- a/Selected_Papers/IEEE_paper_Final_winter.docx
+++ b/Selected_Papers/IEEE_paper_Final_winter.docx
@@ -8,114 +8,25 @@
         <w:spacing w:before="100" w:beforeAutospacing="1" w:after="100" w:afterAutospacing="1"/>
       </w:pPr>
       <w:r>
-        <w:t>Op 1:</w:t>
-      </w:r>
-      <w:r>
-        <w:t>Temporal Modeling of Sleep Physiology Using Polysomnography for Cognitive and Mental Health Assessment</w:t>
-      </w:r>
-    </w:p>
-    <w:p>
-      <w:pPr>
-        <w:rPr>
-          <w:b/>
-          <w:bCs/>
-        </w:rPr>
-      </w:pPr>
-      <w:r>
-        <w:rPr>
-          <w:b/>
-          <w:bCs/>
-        </w:rPr>
-        <w:t xml:space="preserve">Op2: </w:t>
-      </w:r>
-      <w:r>
-        <w:rPr>
-          <w:b/>
-          <w:bCs/>
-        </w:rPr>
-        <w:t>Analyzing Sleep-Stage Dynamics Through Multivariate Temporal Modeling of Polysomnography Signals</w:t>
-      </w:r>
-    </w:p>
-    <w:p/>
-    <w:p>
-      <w:pPr>
-        <w:spacing w:after="160"/>
-        <w:rPr>
-          <w:b/>
-          <w:bCs/>
-        </w:rPr>
-      </w:pPr>
-      <w:r>
-        <w:rPr>
-          <w:b/>
-          <w:bCs/>
-        </w:rPr>
-        <w:t xml:space="preserve">Op3: </w:t>
-      </w:r>
-      <w:r>
-        <w:rPr>
-          <w:b/>
-          <w:bCs/>
-        </w:rPr>
-        <w:t>Modeling Temporal Dependencies in Sleep Physiology Using Multivariate Polysomnography Signals</w:t>
-      </w:r>
-    </w:p>
-    <w:p>
-      <w:pPr>
-        <w:spacing w:after="160"/>
-        <w:rPr>
-          <w:b/>
-          <w:bCs/>
-        </w:rPr>
-      </w:pPr>
-      <w:r>
-        <w:rPr>
-          <w:b/>
-          <w:bCs/>
-        </w:rPr>
-        <w:t xml:space="preserve">Op 4: </w:t>
-      </w:r>
-      <w:r>
-        <w:rPr>
-          <w:b/>
-          <w:bCs/>
-        </w:rPr>
-        <w:t>Sequence-Based Modeling of Sleep-Stage Dynamics from Multimodal Polysomnography Signals</w:t>
-      </w:r>
-    </w:p>
-    <w:p>
-      <w:pPr>
-        <w:spacing w:after="160"/>
-        <w:rPr>
-          <w:b/>
-          <w:bCs/>
-        </w:rPr>
-      </w:pPr>
-      <w:r>
-        <w:rPr>
-          <w:b/>
-          <w:bCs/>
-        </w:rPr>
-        <w:t xml:space="preserve">Op 5: </w:t>
-      </w:r>
-      <w:r>
-        <w:rPr>
-          <w:b/>
-          <w:bCs/>
-        </w:rPr>
-        <w:t>Analyzing Sleep-Stage Dynamics Through Multivariate Temporal Modeling of Polysomnography Signal</w:t>
-      </w:r>
-    </w:p>
-    <w:p>
-      <w:pPr>
-        <w:pStyle w:val="Author"/>
-        <w:spacing w:before="100" w:beforeAutospacing="1" w:after="100" w:afterAutospacing="1" w:line="120" w:lineRule="auto"/>
-        <w:rPr>
-          <w:sz w:val="16"/>
-          <w:szCs w:val="16"/>
-          <w:lang w:val="en-CA"/>
-        </w:rPr>
-      </w:pPr>
+        <w:t>Temporal Characterization and Deep Learning–Based Modeling of Human Sleep from Multivariate Polysomnography-Derived Features</w:t>
+      </w:r>
+    </w:p>
+    <w:p>
+      <w:pPr>
+        <w:pStyle w:val="papertitle"/>
+        <w:spacing w:before="100" w:beforeAutospacing="1" w:after="100" w:afterAutospacing="1"/>
+        <w:rPr>
+          <w:sz w:val="44"/>
+          <w:szCs w:val="44"/>
+        </w:rPr>
+      </w:pPr>
+      <w:r>
+        <w:rPr>
+          <w:sz w:val="44"/>
+          <w:szCs w:val="44"/>
+        </w:rPr>
+        <w:t>A Machine Learning Framework for Temporal Sleep Analysis Using Multivariate Physiological Signals</w:t>
+      </w:r>
     </w:p>
     <w:p>
       <w:pPr>
@@ -494,27 +405,7 @@
         <w:t>—</w:t>
       </w:r>
       <w:r>
-        <w:t>Artificial intelligence (AI) has increasingly been applied to the analysis of physiological signals for health assessment, yet many existing approaches overlook the temporal structure inherent in such data.</w:t>
-      </w:r>
-      <w:r>
-        <w:t xml:space="preserve"> </w:t>
-      </w:r>
-      <w:r>
-        <w:t xml:space="preserve">This paper presents a </w:t>
-      </w:r>
-      <w:r>
-        <w:t>modular</w:t>
-      </w:r>
-      <w:r>
-        <w:t xml:space="preserve"> framework for temporal sleep-stage analysis using features derived from polysomnography (PSG) recordings. The framework addresses three objectives: sequence-based sleep-stage prediction that captures epoch-level temporal dependencies, temporal dependency and transition analysis to characterize the evolution of physiological activity across sleep stages, and subject-level pattern analysis to compare sleep architecture across individuals. Linear and nonlinear temporal </w:t>
-      </w:r>
-      <w:proofErr w:type="gramStart"/>
-      <w:r>
-        <w:t>models—</w:t>
-      </w:r>
-      <w:proofErr w:type="gramEnd"/>
-      <w:r>
-        <w:t>including vector autoregression and recurrent neural networks—are employed to analyze coordinated dynamics among EEG, EOG, and EMG signals. Experiments conducted on the Sleep-EDF dataset demonstrate that sleep physiology exhibits structured, multivariate temporal dependencies, supporting transition-aware modeling and subject-level sleep characterization. The proposed framework emphasizes reproducibility and scalability, providing a principled foundation for biomarker-based cognitive and mental-health assessment through the analysis of human sleep dynamics.</w:t>
+        <w:t>Artificial intelligence (AI) has increasingly been applied to the analysis of physiological signals for health assessment, yet many existing approaches overlook the temporal structure inherent in such data. Prior work in automatic sleep analysis often treats 30-second epochs as independent observations, limiting insight into sleep-stage transitions, inter-signal dynamics, and subject-level sleep organization. To address these limitations, a modular temporal analysis framework is introduced for modeling sleep physiology using features derived from polysomnography (PSG) recordings. The framework integrates subject-level sleep pattern characterization, multivariate temporal dependency analysis, and sequence-based sleep-stage prediction to capture both short- and long-range temporal structure in EEG, EOG, and EMG signals. Linear vector autoregression is used to quantify inter-signal interactions and temporal persistence, while a sequence-based Bi-LSTM model leverages temporal context for sleep-stage classification. Experiments on the Sleep-EDF dataset show substantial inter-subject variability in sleep fragmentation, strong within-signal temporal persistence, and selective cross-modal coupling among physiological signals. Sequence-based modeling improves sleep-stage classification accuracy from 74.92% with an epoch-level baseline to 83.94%, with corresponding gains in macro F1-score from 0.57 to 0.65, indicating improved recognition of minority and transitional sleep stages. These results demonstrate that incorporating temporal structure enhances both interpretability and predictive performance, supporting temporal sleep modeling as a principled foundation for sleep-based biomarkers in cognitive and mental-health assessment.</w:t>
       </w:r>
     </w:p>
     <w:p>
@@ -525,7 +416,7 @@
         <w:t>Keywords—</w:t>
       </w:r>
       <w:r>
-        <w:t>Polysomnography, Temporal Modeling, Sleep-Stage Transitions, Vector Autoregression, Recurrent Neural Networks, Sleep Physiology</w:t>
+        <w:t>Sleep analysis, Polysomnography, Temporal modeling, Sleep-stage transitions, Vector autoregression, Recurrent neural networks, EEG, EOG, EMG</w:t>
       </w:r>
       <w:r>
         <w:t>.</w:t>
@@ -544,10 +435,10 @@
         <w:pStyle w:val="BodyText"/>
       </w:pPr>
       <w:r>
-        <w:t xml:space="preserve">Cognitive and mental-health disorders, including Alzheimer’s Disease (AD), mild cognitive impairment (MCI), and depression, continue to pose significant global clinical burdens. Traditional diagnostic approaches rely heavily on subjective self-reports and resource-intensive neuroimaging, which often lack the temporal resolution required for continuous monitoring. In contrast, recent advances in multimodal artificial intelligence (AI) have enabled the extraction of objective biomarkers from physiological data, </w:t>
-      </w:r>
-      <w:r>
-        <w:t>offering scalable and data-driven alternatives for health assessment.</w:t>
+        <w:t xml:space="preserve">Cognitive and mental-health disorders, including Alzheimer’s Disease (AD), mild cognitive impairment (MCI), and depression, continue to pose significant global clinical burdens. Traditional diagnostic approaches rely heavily on subjective self-reports and resource-intensive neuroimaging, </w:t>
+      </w:r>
+      <w:r>
+        <w:t>which often lack the temporal resolution required for continuous monitoring. In contrast, recent advances in multimodal artificial intelligence (AI) have enabled the extraction of objective biomarkers from physiological data, offering scalable and data-driven alternatives for health assessment.</w:t>
       </w:r>
     </w:p>
     <w:p>
@@ -577,10 +468,14 @@
     <w:p>
       <w:pPr>
         <w:pStyle w:val="Heading2"/>
+        <w:numPr>
+          <w:ilvl w:val="1"/>
+          <w:numId w:val="20"/>
+        </w:numPr>
       </w:pPr>
       <w:r>
         <w:lastRenderedPageBreak/>
-        <w:t>Predictive Sequence Modeling:</w:t>
+        <w:t>Subject-Level Sleep Pattern Analysis:</w:t>
       </w:r>
       <w:r>
         <w:t xml:space="preserve"> </w:t>
@@ -590,15 +485,19 @@
           <w:i w:val="0"/>
           <w:iCs w:val="0"/>
         </w:rPr>
-        <w:t>To predict sleep stages at the epoch level by incorporating temporal dependencies in physiological signals.</w:t>
+        <w:t>To summarize and compare sleep architecture across individuals using aggregated temporal representations.</w:t>
       </w:r>
     </w:p>
     <w:p>
       <w:pPr>
         <w:pStyle w:val="Heading2"/>
-      </w:pPr>
-      <w:r>
-        <w:t>Temporal Dependency and Transition Analysis:</w:t>
+        <w:numPr>
+          <w:ilvl w:val="1"/>
+          <w:numId w:val="20"/>
+        </w:numPr>
+      </w:pPr>
+      <w:r>
+        <w:t>Predictive Sequence Modeling:</w:t>
       </w:r>
       <w:r>
         <w:t xml:space="preserve"> </w:t>
@@ -608,15 +507,19 @@
           <w:i w:val="0"/>
           <w:iCs w:val="0"/>
         </w:rPr>
-        <w:t>To examine how physiological activity evolves over time and to characterize typical sleep-stage transition patterns using temporal modeling techniques.</w:t>
+        <w:t>To predict sleep stages at the epoch level by incorporating temporal dependencies in physiological signals.</w:t>
       </w:r>
     </w:p>
     <w:p>
       <w:pPr>
         <w:pStyle w:val="Heading2"/>
-      </w:pPr>
-      <w:r>
-        <w:t>Subject-Level Sleep Pattern Analysis:</w:t>
+        <w:numPr>
+          <w:ilvl w:val="1"/>
+          <w:numId w:val="20"/>
+        </w:numPr>
+      </w:pPr>
+      <w:r>
+        <w:t>Temporal Dependency and Transition Analysis:</w:t>
       </w:r>
       <w:r>
         <w:t xml:space="preserve"> </w:t>
@@ -626,8 +529,13 @@
           <w:i w:val="0"/>
           <w:iCs w:val="0"/>
         </w:rPr>
-        <w:t>To summarize and compare sleep architecture across individuals using aggregated temporal representations.</w:t>
-      </w:r>
+        <w:t>To examine how physiological activity evolves over time and to characterize typical sleep-stage transition patterns using temporal modeling techniques.</w:t>
+      </w:r>
+    </w:p>
+    <w:p>
+      <w:pPr>
+        <w:pStyle w:val="BodyText"/>
+      </w:pPr>
     </w:p>
     <w:p>
       <w:pPr>
@@ -639,6 +547,14 @@
     </w:p>
     <w:p>
       <w:pPr>
+        <w:pStyle w:val="BodyText"/>
+      </w:pPr>
+      <w:r>
+        <w:t>The proposed framework analyzes sleep physiology at three complementary temporal resolutions. First, subject-level aggregation is used to characterize population-level sleep patterns and to identify representative individual recordings. Second, within-subject temporal dependency modeling is performed to examine short-term physiological interactions during sleep. Finally, sequence-based models are applied at the epoch level to evaluate the impact of temporal context on sleep-stage prediction. This hierarchical design enables population, individual, and epoch-level analysis within a unified temporal framework.</w:t>
+      </w:r>
+    </w:p>
+    <w:p>
+      <w:pPr>
         <w:pStyle w:val="Heading1"/>
       </w:pPr>
       <w:r>
@@ -682,18 +598,18 @@
         <w:pStyle w:val="BodyText"/>
       </w:pPr>
       <w:r>
-        <w:t>Temporal dependency modeling has been widely explored in cognitive and mental-health research outside the sleep domain. Longitudinal autoregressive (AR) models have been applied to multimodal biomarkers, including MRI-derived features and neuropsychological scores, to track disease progression in MCI and AD, demonstrating advantages over static modeling approaches [5]. Similarly, CNN-based classifiers trained on the OASIS MRI dataset achieve strong performance in Alzheimer’s stage classification but do not explicitly incorporate temporal dependencies across observations [8].</w:t>
-      </w:r>
-    </w:p>
-    <w:p>
-      <w:pPr>
-        <w:pStyle w:val="BodyText"/>
-      </w:pPr>
-      <w:r>
-        <w:t>Sequential learning approaches, such as Long Short-Term Memory (LSTM) networks and attention-based models, have shown effectiveness in modeling time-dependent physiological and behavioral signals. For example, LSTM-</w:t>
-      </w:r>
-      <w:r>
-        <w:t>based frameworks capture temporal dependencies in multimodal learning analytics for real-time psychological state prediction [3]. In speech-based cognitive screening, temporal acoustic features—such as pause duration and temporal positioning—have been shown to carry significant diagnostic information when modeled sequentially rather than as global summaries [12].</w:t>
+        <w:t xml:space="preserve">Temporal dependency modeling has been widely explored in cognitive and mental-health research outside the sleep domain. Longitudinal autoregressive (AR) models have been </w:t>
+      </w:r>
+      <w:r>
+        <w:t>applied to multimodal biomarkers, including MRI-derived features and neuropsychological scores, to track disease progression in MCI and AD, demonstrating advantages over static modeling approaches [5]. Similarly, CNN-based classifiers trained on the OASIS MRI dataset achieve strong performance in Alzheimer’s stage classification but do not explicitly incorporate temporal dependencies across observations [8].</w:t>
+      </w:r>
+    </w:p>
+    <w:p>
+      <w:pPr>
+        <w:pStyle w:val="BodyText"/>
+      </w:pPr>
+      <w:r>
+        <w:t>Sequential learning approaches, such as Long Short-Term Memory (LSTM) networks and attention-based models, have shown effectiveness in modeling time-dependent physiological and behavioral signals. For example, LSTM-based frameworks capture temporal dependencies in multimodal learning analytics for real-time psychological state prediction [3]. In speech-based cognitive screening, temporal acoustic features—such as pause duration and temporal positioning—have been shown to carry significant diagnostic information when modeled sequentially rather than as global summaries [12].</w:t>
       </w:r>
     </w:p>
     <w:p>
@@ -757,6 +673,7 @@
         <w:pStyle w:val="Heading2"/>
       </w:pPr>
       <w:r>
+        <w:lastRenderedPageBreak/>
         <w:t>Summary and Motivation</w:t>
       </w:r>
     </w:p>
@@ -779,8 +696,24 @@
         <w:pStyle w:val="Heading1"/>
       </w:pPr>
       <w:r>
-        <w:lastRenderedPageBreak/>
-        <w:t>Methods</w:t>
+        <w:t>Method</w:t>
+      </w:r>
+      <w:r>
+        <w:t>ology</w:t>
+      </w:r>
+    </w:p>
+    <w:p>
+      <w:pPr>
+        <w:pStyle w:val="BodyText"/>
+        <w:rPr>
+          <w:lang w:val="en-US"/>
+        </w:rPr>
+      </w:pPr>
+      <w:r>
+        <w:rPr>
+          <w:lang w:val="en-US"/>
+        </w:rPr>
+        <w:t>The framework is organized around three objectives: (i) subject-level sleep pattern analysis, (ii) within-subject temporal dependency and transition modeling, and (iii) epoch-level predictive sequence modeling.</w:t>
       </w:r>
     </w:p>
     <w:p>
@@ -794,17 +727,43 @@
     <w:p>
       <w:pPr>
         <w:pStyle w:val="BodyText"/>
-      </w:pPr>
-      <w:r>
-        <w:t>This study utilizes polysomnography (PSG) recordings from the publicly available Sleep-EDF dataset, which contains overnight sleep recordings annotated according to standard sleep-stage scoring guidelines. Each recording consists of synchronized physiological signals, including electroencephalography (EEG), electrooculography (EOG), and electromyography (EMG), sampled at fixed frequencies and segmented into 30-second epochs.</w:t>
-      </w:r>
-    </w:p>
-    <w:p>
-      <w:pPr>
-        <w:pStyle w:val="BodyText"/>
-      </w:pPr>
-      <w:r>
-        <w:t>Sleep stages are labeled at the epoch level and include Wake, REM, and non-REM stages. The analysis focuses on modeling physiological dynamics across consecutive epochs rather than treating epochs as independent observations, enabling explicit temporal dependency analysis.</w:t>
+        <w:rPr>
+          <w:lang w:val="en-US"/>
+        </w:rPr>
+      </w:pPr>
+      <w:r>
+        <w:rPr>
+          <w:lang w:val="en-US"/>
+        </w:rPr>
+        <w:t>Experiments were conducted using the Sleep-EDF Expanded (Sleep-EDF) database, a publicly available benchmark dataset widely used in automatic sleep staging research. The dataset contains full-night PSG recordings collected from adult subjects under controlled laboratory conditions and annotated according to standard clinical sleep-scoring guidelines.</w:t>
+      </w:r>
+    </w:p>
+    <w:p>
+      <w:pPr>
+        <w:pStyle w:val="BodyText"/>
+        <w:rPr>
+          <w:lang w:val="en-US"/>
+        </w:rPr>
+      </w:pPr>
+      <w:r>
+        <w:rPr>
+          <w:lang w:val="en-US"/>
+        </w:rPr>
+        <w:t>Each recording consists of synchronized electroencephalography (EEG), electrooculography (EOG), and electromyography (EMG) signals segmented into non-overlapping 30-second epochs. EEG signals are obtained from Fpz–Cz and Pz–Oz derivations, EOG from the horizontal channel, and EMG from the submental channel. For each epoch and channel, statistical features—including mean, standard deviation, and root mean square (RMS)—are extracted, yielding multivariate time series ordered by epoch index.</w:t>
+      </w:r>
+    </w:p>
+    <w:p>
+      <w:pPr>
+        <w:pStyle w:val="BodyText"/>
+        <w:rPr>
+          <w:lang w:val="en-US"/>
+        </w:rPr>
+      </w:pPr>
+      <w:r>
+        <w:rPr>
+          <w:lang w:val="en-US"/>
+        </w:rPr>
+        <w:t>Sleep stages are annotated at the epoch level and treated as a categorical variable with five classes: Wake (W), N1, N2, N3, and REM. To reduce inter-individual variability and ensure numerical stability, all physiological features are standardized on a per-subject basis. EMG features are further normalized using a rolling-window z-score to account for amplitude variability and transient muscle activity. Temporal ordering is preserved throughout all analyses.</w:t>
       </w:r>
     </w:p>
     <w:p>
@@ -812,921 +771,89 @@
         <w:pStyle w:val="Heading2"/>
       </w:pPr>
       <w:r>
-        <w:t>Signal Preprocessing and Feature Extraction</w:t>
-      </w:r>
-    </w:p>
-    <w:p>
-      <w:pPr>
-        <w:pStyle w:val="BodyText"/>
-      </w:pPr>
-      <w:r>
-        <w:t>Raw physiological signals were preprocessed to ensure signal quality and consistency across subjects and nights. Standard preprocessing steps included artifact removal, signal normalization, and segmentation into 30-second epochs to align with sleep-stage annotations.</w:t>
-      </w:r>
-    </w:p>
-    <w:p>
-      <w:pPr>
-        <w:pStyle w:val="BodyText"/>
-      </w:pPr>
-      <w:r>
-        <w:t>For each epoch, signal-level features were extracted from EEG (</w:t>
-      </w:r>
-      <w:proofErr w:type="spellStart"/>
-      <w:r>
-        <w:t>Fpz</w:t>
-      </w:r>
-      <w:proofErr w:type="spellEnd"/>
-      <w:r>
-        <w:t>–</w:t>
-      </w:r>
-      <w:proofErr w:type="spellStart"/>
-      <w:r>
-        <w:t>Cz</w:t>
-      </w:r>
-      <w:proofErr w:type="spellEnd"/>
-      <w:r>
-        <w:t xml:space="preserve"> and </w:t>
-      </w:r>
-      <w:proofErr w:type="spellStart"/>
-      <w:r>
-        <w:t>Pz</w:t>
-      </w:r>
-      <w:proofErr w:type="spellEnd"/>
-      <w:r>
-        <w:t>–Oz channels), horizontal EOG, and submental EMG. Root mean square (RMS) energy was computed for each signal to capture amplitude-related physiological activity while maintaining robustness to noise. These features form multivariate time series representing the evolution of neural, ocular, and muscular activity throughout the night.</w:t>
-      </w:r>
-    </w:p>
-    <w:p>
-      <w:pPr>
-        <w:pStyle w:val="Heading2"/>
-      </w:pPr>
-      <w:r>
-        <w:t>Temporal Dependency Modeling Using Vector Autoregression</w:t>
-      </w:r>
-    </w:p>
-    <w:p>
-      <w:pPr>
-        <w:pStyle w:val="BodyText"/>
-        <w:rPr>
-          <w:i/>
-          <w:iCs/>
-        </w:rPr>
-      </w:pPr>
-      <w:r>
-        <w:t>To model short-term temporal dependencies and cross-signal interactions among physiological signals, vector autoregression (VAR) was employed. VAR treats all physiological signals as jointly endogenous time series, allowing each signal to depend on its own past values as well as the past values of other signals.</w:t>
-      </w:r>
-      <w:r>
-        <w:t xml:space="preserve"> </w:t>
-      </w:r>
-    </w:p>
-    <w:p>
-      <w:pPr>
-        <w:spacing w:before="100" w:beforeAutospacing="1" w:after="100" w:afterAutospacing="1"/>
-        <w:jc w:val="left"/>
-        <w:rPr>
-          <w:spacing w:val="-1"/>
-          <w:lang w:val="x-none" w:eastAsia="x-none"/>
-        </w:rPr>
-      </w:pPr>
-      <w:r>
-        <w:rPr>
-          <w:spacing w:val="-1"/>
-          <w:lang w:val="x-none" w:eastAsia="x-none"/>
-        </w:rPr>
-        <w:t>Let</w:t>
-      </w:r>
-      <w:r>
-        <w:rPr>
-          <w:spacing w:val="-1"/>
-          <w:lang w:val="x-none" w:eastAsia="x-none"/>
-        </w:rPr>
-        <w:t xml:space="preserve"> </w:t>
-      </w:r>
-      <w:r>
-        <w:rPr>
-          <w:rFonts w:ascii="Cambria Math" w:eastAsiaTheme="minorHAnsi" w:hAnsi="Cambria Math" w:cstheme="minorBidi"/>
-          <w:i/>
-          <w:kern w:val="2"/>
-          <w:sz w:val="22"/>
-          <w:szCs w:val="22"/>
-          <w:lang w:val="en-CA"/>
-          <w14:ligatures w14:val="standardContextual"/>
-        </w:rPr>
-        <w:br/>
-      </w:r>
-      <m:oMathPara>
-        <m:oMath>
-          <m:sSub>
-            <m:sSubPr>
-              <m:ctrlPr>
-                <w:rPr>
-                  <w:rFonts w:ascii="Cambria Math" w:eastAsiaTheme="minorHAnsi" w:hAnsi="Cambria Math" w:cstheme="minorBidi"/>
-                  <w:i/>
-                  <w:kern w:val="2"/>
-                  <w:sz w:val="24"/>
-                  <w:szCs w:val="24"/>
-                  <w:lang w:val="en-CA"/>
-                  <w14:ligatures w14:val="standardContextual"/>
-                </w:rPr>
-              </m:ctrlPr>
-            </m:sSubPr>
-            <m:e>
-              <m:r>
-                <m:rPr>
-                  <m:sty m:val="b"/>
-                </m:rPr>
-                <w:rPr>
-                  <w:rFonts w:ascii="Cambria Math" w:hAnsi="Cambria Math"/>
-                  <w:sz w:val="24"/>
-                  <w:szCs w:val="24"/>
-                </w:rPr>
-                <m:t>y</m:t>
-              </m:r>
-            </m:e>
-            <m:sub>
-              <m:r>
-                <w:rPr>
-                  <w:rFonts w:ascii="Cambria Math" w:hAnsi="Cambria Math"/>
-                  <w:sz w:val="24"/>
-                  <w:szCs w:val="24"/>
-                </w:rPr>
-                <m:t>t</m:t>
-              </m:r>
-            </m:sub>
-          </m:sSub>
-          <m:r>
-            <w:rPr>
-              <w:rFonts w:ascii="Cambria Math" w:hAnsi="Cambria Math"/>
-              <w:sz w:val="24"/>
-              <w:szCs w:val="24"/>
-            </w:rPr>
-            <m:t>=</m:t>
-          </m:r>
-          <m:sSup>
-            <m:sSupPr>
-              <m:ctrlPr>
-                <w:rPr>
-                  <w:rFonts w:ascii="Cambria Math" w:eastAsiaTheme="minorHAnsi" w:hAnsi="Cambria Math" w:cstheme="minorBidi"/>
-                  <w:i/>
-                  <w:kern w:val="2"/>
-                  <w:sz w:val="24"/>
-                  <w:szCs w:val="24"/>
-                  <w:lang w:val="en-CA"/>
-                  <w14:ligatures w14:val="standardContextual"/>
-                </w:rPr>
-              </m:ctrlPr>
-            </m:sSupPr>
-            <m:e>
-              <m:d>
-                <m:dPr>
-                  <m:begChr m:val="["/>
-                  <m:endChr m:val="]"/>
-                  <m:ctrlPr>
-                    <w:rPr>
-                      <w:rFonts w:ascii="Cambria Math" w:eastAsiaTheme="minorHAnsi" w:hAnsi="Cambria Math" w:cstheme="minorBidi"/>
-                      <w:i/>
-                      <w:kern w:val="2"/>
-                      <w:sz w:val="24"/>
-                      <w:szCs w:val="24"/>
-                      <w:lang w:val="en-CA"/>
-                      <w14:ligatures w14:val="standardContextual"/>
-                    </w:rPr>
-                  </m:ctrlPr>
-                </m:dPr>
-                <m:e>
-                  <m:sSub>
-                    <m:sSubPr>
-                      <m:ctrlPr>
-                        <w:rPr>
-                          <w:rFonts w:ascii="Cambria Math" w:eastAsiaTheme="minorHAnsi" w:hAnsi="Cambria Math" w:cstheme="minorBidi"/>
-                          <w:i/>
-                          <w:kern w:val="2"/>
-                          <w:sz w:val="24"/>
-                          <w:szCs w:val="24"/>
-                          <w:lang w:val="en-CA"/>
-                          <w14:ligatures w14:val="standardContextual"/>
-                        </w:rPr>
-                      </m:ctrlPr>
-                    </m:sSubPr>
-                    <m:e>
-                      <m:r>
-                        <w:rPr>
-                          <w:rFonts w:ascii="Cambria Math" w:hAnsi="Cambria Math"/>
-                          <w:sz w:val="24"/>
-                          <w:szCs w:val="24"/>
-                        </w:rPr>
-                        <m:t>y</m:t>
-                      </m:r>
-                    </m:e>
-                    <m:sub>
-                      <m:r>
-                        <w:rPr>
-                          <w:rFonts w:ascii="Cambria Math" w:hAnsi="Cambria Math"/>
-                          <w:sz w:val="24"/>
-                          <w:szCs w:val="24"/>
-                        </w:rPr>
-                        <m:t>1,t</m:t>
-                      </m:r>
-                    </m:sub>
-                  </m:sSub>
-                  <m:r>
-                    <w:rPr>
-                      <w:rFonts w:ascii="Cambria Math" w:hAnsi="Cambria Math"/>
-                      <w:sz w:val="24"/>
-                      <w:szCs w:val="24"/>
-                    </w:rPr>
-                    <m:t>,</m:t>
-                  </m:r>
-                  <m:sSub>
-                    <m:sSubPr>
-                      <m:ctrlPr>
-                        <w:rPr>
-                          <w:rFonts w:ascii="Cambria Math" w:eastAsiaTheme="minorHAnsi" w:hAnsi="Cambria Math" w:cstheme="minorBidi"/>
-                          <w:i/>
-                          <w:kern w:val="2"/>
-                          <w:sz w:val="24"/>
-                          <w:szCs w:val="24"/>
-                          <w:lang w:val="en-CA"/>
-                          <w14:ligatures w14:val="standardContextual"/>
-                        </w:rPr>
-                      </m:ctrlPr>
-                    </m:sSubPr>
-                    <m:e>
-                      <m:r>
-                        <w:rPr>
-                          <w:rFonts w:ascii="Cambria Math" w:hAnsi="Cambria Math"/>
-                          <w:sz w:val="24"/>
-                          <w:szCs w:val="24"/>
-                        </w:rPr>
-                        <m:t xml:space="preserve"> y</m:t>
-                      </m:r>
-                    </m:e>
-                    <m:sub>
-                      <m:r>
-                        <w:rPr>
-                          <w:rFonts w:ascii="Cambria Math" w:hAnsi="Cambria Math"/>
-                          <w:sz w:val="24"/>
-                          <w:szCs w:val="24"/>
-                        </w:rPr>
-                        <m:t>2,t</m:t>
-                      </m:r>
-                    </m:sub>
-                  </m:sSub>
-                  <m:r>
-                    <w:rPr>
-                      <w:rFonts w:ascii="Cambria Math" w:hAnsi="Cambria Math"/>
-                      <w:sz w:val="24"/>
-                      <w:szCs w:val="24"/>
-                    </w:rPr>
-                    <m:t xml:space="preserve">, …, </m:t>
-                  </m:r>
-                  <m:sSub>
-                    <m:sSubPr>
-                      <m:ctrlPr>
-                        <w:rPr>
-                          <w:rFonts w:ascii="Cambria Math" w:eastAsiaTheme="minorHAnsi" w:hAnsi="Cambria Math" w:cstheme="minorBidi"/>
-                          <w:i/>
-                          <w:kern w:val="2"/>
-                          <w:sz w:val="24"/>
-                          <w:szCs w:val="24"/>
-                          <w:lang w:val="en-CA"/>
-                          <w14:ligatures w14:val="standardContextual"/>
-                        </w:rPr>
-                      </m:ctrlPr>
-                    </m:sSubPr>
-                    <m:e>
-                      <m:r>
-                        <w:rPr>
-                          <w:rFonts w:ascii="Cambria Math" w:hAnsi="Cambria Math"/>
-                          <w:sz w:val="24"/>
-                          <w:szCs w:val="24"/>
-                        </w:rPr>
-                        <m:t>y</m:t>
-                      </m:r>
-                    </m:e>
-                    <m:sub>
-                      <m:r>
-                        <w:rPr>
-                          <w:rFonts w:ascii="Cambria Math" w:hAnsi="Cambria Math"/>
-                          <w:sz w:val="24"/>
-                          <w:szCs w:val="24"/>
-                        </w:rPr>
-                        <m:t>K,t</m:t>
-                      </m:r>
-                    </m:sub>
-                  </m:sSub>
-                  <m:r>
-                    <w:rPr>
-                      <w:rFonts w:ascii="Cambria Math" w:hAnsi="Cambria Math"/>
-                      <w:sz w:val="24"/>
-                      <w:szCs w:val="24"/>
-                    </w:rPr>
-                    <m:t xml:space="preserve"> </m:t>
-                  </m:r>
-                </m:e>
-              </m:d>
-            </m:e>
-            <m:sup>
-              <m:r>
-                <w:rPr>
-                  <w:rFonts w:ascii="Cambria Math" w:hAnsi="Cambria Math"/>
-                  <w:sz w:val="24"/>
-                  <w:szCs w:val="24"/>
-                </w:rPr>
-                <m:t>⊤</m:t>
-              </m:r>
-            </m:sup>
-          </m:sSup>
-          <m:r>
-            <m:rPr>
-              <m:sty m:val="p"/>
-            </m:rPr>
-            <w:rPr>
-              <w:rFonts w:ascii="Cambria Math" w:eastAsia="Times New Roman" w:hAnsi="Cambria Math"/>
-              <w:sz w:val="24"/>
-              <w:szCs w:val="24"/>
-              <w:lang w:val="en-CA" w:eastAsia="en-CA"/>
-            </w:rPr>
-            <w:br/>
-          </m:r>
-        </m:oMath>
-      </m:oMathPara>
-    </w:p>
-    <w:p>
-      <w:pPr>
-        <w:spacing w:before="100" w:beforeAutospacing="1" w:after="100" w:afterAutospacing="1"/>
-        <w:jc w:val="left"/>
-        <w:rPr>
-          <w:spacing w:val="-1"/>
-          <w:lang w:val="x-none" w:eastAsia="x-none"/>
-        </w:rPr>
-      </w:pPr>
-      <w:r>
-        <w:rPr>
-          <w:spacing w:val="-1"/>
-          <w:lang w:val="x-none" w:eastAsia="x-none"/>
-        </w:rPr>
-        <w:t xml:space="preserve">represent the multivariate physiological signal vector at epoch </w:t>
-      </w:r>
-      <m:oMath>
-        <m:r>
-          <w:rPr>
-            <w:rFonts w:ascii="Cambria Math" w:hAnsi="Cambria Math"/>
-            <w:spacing w:val="-1"/>
-            <w:lang w:val="x-none" w:eastAsia="x-none"/>
-          </w:rPr>
-          <m:t>t</m:t>
-        </m:r>
-      </m:oMath>
-      <w:r>
-        <w:rPr>
-          <w:spacing w:val="-1"/>
-          <w:lang w:val="x-none" w:eastAsia="x-none"/>
-        </w:rPr>
-        <w:t>. A VAR</w:t>
-      </w:r>
-      <w:r>
-        <w:rPr>
-          <w:spacing w:val="-1"/>
-          <w:lang w:val="x-none" w:eastAsia="x-none"/>
-        </w:rPr>
-        <w:t xml:space="preserve"> </w:t>
-      </w:r>
-      <w:r>
-        <w:rPr>
-          <w:spacing w:val="-1"/>
-          <w:lang w:val="x-none" w:eastAsia="x-none"/>
-        </w:rPr>
-        <w:t>(</w:t>
-      </w:r>
-      <m:oMath>
-        <m:r>
-          <w:rPr>
-            <w:rFonts w:ascii="Cambria Math" w:hAnsi="Cambria Math"/>
-            <w:spacing w:val="-1"/>
-            <w:lang w:val="x-none" w:eastAsia="x-none"/>
-          </w:rPr>
-          <m:t>p</m:t>
-        </m:r>
-      </m:oMath>
-      <w:r>
-        <w:rPr>
-          <w:spacing w:val="-1"/>
-          <w:lang w:val="x-none" w:eastAsia="x-none"/>
-        </w:rPr>
-        <w:t>) model is defined as:</w:t>
-      </w:r>
-    </w:p>
-    <w:p>
-      <w:pPr>
-        <w:jc w:val="left"/>
-        <w:rPr>
-          <w:rFonts w:eastAsia="Times New Roman"/>
-          <w:sz w:val="24"/>
-          <w:szCs w:val="24"/>
-          <w:lang w:val="en-CA" w:eastAsia="en-CA"/>
-        </w:rPr>
-      </w:pPr>
-      <m:oMathPara>
-        <m:oMath>
-          <m:sSub>
-            <m:sSubPr>
-              <m:ctrlPr>
-                <w:rPr>
-                  <w:rFonts w:ascii="Cambria Math" w:eastAsia="Times New Roman" w:hAnsi="Cambria Math"/>
-                  <w:sz w:val="24"/>
-                  <w:szCs w:val="24"/>
-                  <w:lang w:val="en-CA" w:eastAsia="en-CA"/>
-                </w:rPr>
-              </m:ctrlPr>
-            </m:sSubPr>
-            <m:e>
-              <m:r>
-                <m:rPr>
-                  <m:sty m:val="b"/>
-                </m:rPr>
-                <w:rPr>
-                  <w:rFonts w:ascii="Cambria Math" w:eastAsia="Times New Roman" w:hAnsi="Cambria Math"/>
-                  <w:sz w:val="24"/>
-                  <w:szCs w:val="24"/>
-                  <w:lang w:val="en-CA" w:eastAsia="en-CA"/>
-                </w:rPr>
-                <m:t>y</m:t>
-              </m:r>
-            </m:e>
-            <m:sub>
-              <m:r>
-                <w:rPr>
-                  <w:rFonts w:ascii="Cambria Math" w:eastAsia="Times New Roman" w:hAnsi="Cambria Math"/>
-                  <w:sz w:val="24"/>
-                  <w:szCs w:val="24"/>
-                  <w:lang w:val="en-CA" w:eastAsia="en-CA"/>
-                </w:rPr>
-                <m:t>t</m:t>
-              </m:r>
-            </m:sub>
-          </m:sSub>
-          <m:r>
-            <w:rPr>
-              <w:rFonts w:ascii="Cambria Math" w:eastAsia="Times New Roman" w:hAnsi="Cambria Math"/>
-              <w:sz w:val="24"/>
-              <w:szCs w:val="24"/>
-              <w:lang w:val="en-CA" w:eastAsia="en-CA"/>
-            </w:rPr>
-            <m:t>=</m:t>
-          </m:r>
-          <m:r>
-            <m:rPr>
-              <m:sty m:val="b"/>
-            </m:rPr>
-            <w:rPr>
-              <w:rFonts w:ascii="Cambria Math" w:eastAsia="Times New Roman" w:hAnsi="Cambria Math"/>
-              <w:sz w:val="24"/>
-              <w:szCs w:val="24"/>
-              <w:lang w:val="en-CA" w:eastAsia="en-CA"/>
-            </w:rPr>
-            <m:t>c</m:t>
-          </m:r>
-          <m:r>
-            <w:rPr>
-              <w:rFonts w:ascii="Cambria Math" w:eastAsia="Times New Roman" w:hAnsi="Cambria Math"/>
-              <w:sz w:val="24"/>
-              <w:szCs w:val="24"/>
-              <w:lang w:val="en-CA" w:eastAsia="en-CA"/>
-            </w:rPr>
-            <m:t>+</m:t>
-          </m:r>
-          <m:nary>
-            <m:naryPr>
-              <m:chr m:val="∑"/>
-              <m:limLoc m:val="undOvr"/>
-              <m:grow m:val="1"/>
-              <m:ctrlPr>
-                <w:rPr>
-                  <w:rFonts w:ascii="Cambria Math" w:eastAsia="Times New Roman" w:hAnsi="Cambria Math"/>
-                  <w:sz w:val="24"/>
-                  <w:szCs w:val="24"/>
-                  <w:lang w:val="en-CA" w:eastAsia="en-CA"/>
-                </w:rPr>
-              </m:ctrlPr>
-            </m:naryPr>
-            <m:sub>
-              <m:r>
-                <w:rPr>
-                  <w:rFonts w:ascii="Cambria Math" w:eastAsia="Times New Roman" w:hAnsi="Cambria Math"/>
-                  <w:sz w:val="24"/>
-                  <w:szCs w:val="24"/>
-                  <w:lang w:val="en-CA" w:eastAsia="en-CA"/>
-                </w:rPr>
-                <m:t>i=1</m:t>
-              </m:r>
-            </m:sub>
-            <m:sup>
-              <m:r>
-                <w:rPr>
-                  <w:rFonts w:ascii="Cambria Math" w:eastAsia="Times New Roman" w:hAnsi="Cambria Math"/>
-                  <w:sz w:val="24"/>
-                  <w:szCs w:val="24"/>
-                  <w:lang w:val="en-CA" w:eastAsia="en-CA"/>
-                </w:rPr>
-                <m:t>p</m:t>
-              </m:r>
-            </m:sup>
-            <m:e>
-              <m:sSub>
-                <m:sSubPr>
-                  <m:ctrlPr>
-                    <w:rPr>
-                      <w:rFonts w:ascii="Cambria Math" w:eastAsia="Times New Roman" w:hAnsi="Cambria Math"/>
-                      <w:sz w:val="24"/>
-                      <w:szCs w:val="24"/>
-                      <w:lang w:val="en-CA" w:eastAsia="en-CA"/>
-                    </w:rPr>
-                  </m:ctrlPr>
-                </m:sSubPr>
-                <m:e>
-                  <m:r>
-                    <m:rPr>
-                      <m:sty m:val="b"/>
-                    </m:rPr>
-                    <w:rPr>
-                      <w:rFonts w:ascii="Cambria Math" w:eastAsia="Times New Roman" w:hAnsi="Cambria Math"/>
-                      <w:sz w:val="24"/>
-                      <w:szCs w:val="24"/>
-                      <w:lang w:val="en-CA" w:eastAsia="en-CA"/>
-                    </w:rPr>
-                    <m:t>A</m:t>
-                  </m:r>
-                </m:e>
-                <m:sub>
-                  <m:r>
-                    <w:rPr>
-                      <w:rFonts w:ascii="Cambria Math" w:eastAsia="Times New Roman" w:hAnsi="Cambria Math"/>
-                      <w:sz w:val="24"/>
-                      <w:szCs w:val="24"/>
-                      <w:lang w:val="en-CA" w:eastAsia="en-CA"/>
-                    </w:rPr>
-                    <m:t>i</m:t>
-                  </m:r>
-                </m:sub>
-              </m:sSub>
-            </m:e>
-          </m:nary>
-          <m:sSub>
-            <m:sSubPr>
-              <m:ctrlPr>
-                <w:rPr>
-                  <w:rFonts w:ascii="Cambria Math" w:eastAsia="Times New Roman" w:hAnsi="Cambria Math"/>
-                  <w:sz w:val="24"/>
-                  <w:szCs w:val="24"/>
-                  <w:lang w:val="en-CA" w:eastAsia="en-CA"/>
-                </w:rPr>
-              </m:ctrlPr>
-            </m:sSubPr>
-            <m:e>
-              <m:r>
-                <m:rPr>
-                  <m:sty m:val="b"/>
-                </m:rPr>
-                <w:rPr>
-                  <w:rFonts w:ascii="Cambria Math" w:eastAsia="Times New Roman" w:hAnsi="Cambria Math"/>
-                  <w:sz w:val="24"/>
-                  <w:szCs w:val="24"/>
-                  <w:lang w:val="en-CA" w:eastAsia="en-CA"/>
-                </w:rPr>
-                <m:t>y</m:t>
-              </m:r>
-            </m:e>
-            <m:sub>
-              <m:r>
-                <w:rPr>
-                  <w:rFonts w:ascii="Cambria Math" w:eastAsia="Times New Roman" w:hAnsi="Cambria Math"/>
-                  <w:sz w:val="24"/>
-                  <w:szCs w:val="24"/>
-                  <w:lang w:val="en-CA" w:eastAsia="en-CA"/>
-                </w:rPr>
-                <m:t>t-i</m:t>
-              </m:r>
-            </m:sub>
-          </m:sSub>
-          <m:r>
-            <w:rPr>
-              <w:rFonts w:ascii="Cambria Math" w:eastAsia="Times New Roman" w:hAnsi="Cambria Math"/>
-              <w:sz w:val="24"/>
-              <w:szCs w:val="24"/>
-              <w:lang w:val="en-CA" w:eastAsia="en-CA"/>
-            </w:rPr>
-            <m:t>+</m:t>
-          </m:r>
-          <m:sSub>
-            <m:sSubPr>
-              <m:ctrlPr>
-                <w:rPr>
-                  <w:rFonts w:ascii="Cambria Math" w:eastAsia="Times New Roman" w:hAnsi="Cambria Math"/>
-                  <w:sz w:val="24"/>
-                  <w:szCs w:val="24"/>
-                  <w:lang w:val="en-CA" w:eastAsia="en-CA"/>
-                </w:rPr>
-              </m:ctrlPr>
-            </m:sSubPr>
-            <m:e>
-              <m:r>
-                <m:rPr>
-                  <m:sty m:val="bi"/>
-                </m:rPr>
-                <w:rPr>
-                  <w:rFonts w:ascii="Cambria Math" w:eastAsia="Times New Roman" w:hAnsi="Cambria Math"/>
-                  <w:sz w:val="24"/>
-                  <w:szCs w:val="24"/>
-                  <w:lang w:val="en-CA" w:eastAsia="en-CA"/>
-                </w:rPr>
-                <m:t>ε</m:t>
-              </m:r>
-            </m:e>
-            <m:sub>
-              <m:r>
-                <w:rPr>
-                  <w:rFonts w:ascii="Cambria Math" w:eastAsia="Times New Roman" w:hAnsi="Cambria Math"/>
-                  <w:sz w:val="24"/>
-                  <w:szCs w:val="24"/>
-                  <w:lang w:val="en-CA" w:eastAsia="en-CA"/>
-                </w:rPr>
-                <m:t>t</m:t>
-              </m:r>
-            </m:sub>
-          </m:sSub>
-          <m:r>
-            <w:rPr>
-              <w:rFonts w:ascii="Cambria Math" w:eastAsia="Times New Roman" w:hAnsi="Cambria Math"/>
-              <w:sz w:val="24"/>
-              <w:szCs w:val="24"/>
-              <w:lang w:val="en-CA" w:eastAsia="en-CA"/>
-            </w:rPr>
-            <m:t>,</m:t>
-          </m:r>
-          <m:r>
-            <m:rPr>
-              <m:sty m:val="p"/>
-            </m:rPr>
-            <w:rPr>
-              <w:rFonts w:ascii="Cambria Math" w:eastAsia="Times New Roman" w:hAnsi="Cambria Math"/>
-              <w:sz w:val="24"/>
-              <w:szCs w:val="24"/>
-              <w:lang w:val="en-CA" w:eastAsia="en-CA"/>
-            </w:rPr>
-            <w:br/>
-          </m:r>
-        </m:oMath>
-      </m:oMathPara>
-    </w:p>
-    <w:p>
-      <w:pPr>
-        <w:spacing w:before="100" w:beforeAutospacing="1" w:after="100" w:afterAutospacing="1"/>
-        <w:jc w:val="left"/>
-        <w:rPr>
-          <w:spacing w:val="-1"/>
-          <w:lang w:val="x-none" w:eastAsia="x-none"/>
-        </w:rPr>
-      </w:pPr>
-      <w:r>
-        <w:rPr>
-          <w:spacing w:val="-1"/>
-          <w:lang w:val="x-none" w:eastAsia="x-none"/>
-        </w:rPr>
-        <w:t xml:space="preserve">where </w:t>
-      </w:r>
-      <m:oMath>
-        <m:sSub>
-          <m:sSubPr>
-            <m:ctrlPr>
-              <w:rPr>
-                <w:rFonts w:ascii="Cambria Math" w:hAnsi="Cambria Math"/>
-                <w:spacing w:val="-1"/>
-                <w:lang w:val="x-none" w:eastAsia="x-none"/>
-              </w:rPr>
-            </m:ctrlPr>
-          </m:sSubPr>
-          <m:e>
-            <m:r>
-              <m:rPr>
-                <m:sty m:val="b"/>
-              </m:rPr>
-              <w:rPr>
-                <w:rFonts w:ascii="Cambria Math" w:hAnsi="Cambria Math"/>
-                <w:spacing w:val="-1"/>
-                <w:lang w:val="x-none" w:eastAsia="x-none"/>
-              </w:rPr>
-              <m:t>A</m:t>
-            </m:r>
-          </m:e>
-          <m:sub>
-            <m:r>
-              <w:rPr>
-                <w:rFonts w:ascii="Cambria Math" w:hAnsi="Cambria Math"/>
-                <w:spacing w:val="-1"/>
-                <w:lang w:val="x-none" w:eastAsia="x-none"/>
-              </w:rPr>
-              <m:t>i</m:t>
-            </m:r>
-          </m:sub>
-        </m:sSub>
-        <m:r>
-          <w:rPr>
-            <w:rFonts w:ascii="Cambria Math" w:hAnsi="Cambria Math"/>
-            <w:spacing w:val="-1"/>
-            <w:lang w:val="x-none" w:eastAsia="x-none"/>
-          </w:rPr>
-          <m:t xml:space="preserve"> </m:t>
-        </m:r>
-      </m:oMath>
-      <w:r>
-        <w:rPr>
-          <w:spacing w:val="-1"/>
-          <w:lang w:val="x-none" w:eastAsia="x-none"/>
-        </w:rPr>
-        <w:t xml:space="preserve">are coefficient matrices, </w:t>
-      </w:r>
-      <m:oMath>
-        <m:r>
-          <m:rPr>
-            <m:sty m:val="b"/>
-          </m:rPr>
-          <w:rPr>
-            <w:rFonts w:ascii="Cambria Math" w:hAnsi="Cambria Math"/>
-            <w:spacing w:val="-1"/>
-            <w:lang w:val="x-none" w:eastAsia="x-none"/>
-          </w:rPr>
-          <m:t>c</m:t>
-        </m:r>
-      </m:oMath>
-      <w:r>
-        <w:rPr>
-          <w:spacing w:val="-1"/>
-          <w:lang w:val="x-none" w:eastAsia="x-none"/>
-        </w:rPr>
-        <w:t xml:space="preserve"> </w:t>
-      </w:r>
-      <w:r>
-        <w:rPr>
-          <w:spacing w:val="-1"/>
-          <w:lang w:val="x-none" w:eastAsia="x-none"/>
-        </w:rPr>
-        <w:t xml:space="preserve">is a constant vector, and </w:t>
-      </w:r>
-      <m:oMath>
-        <m:sSub>
-          <m:sSubPr>
-            <m:ctrlPr>
-              <w:rPr>
-                <w:rFonts w:ascii="Cambria Math" w:hAnsi="Cambria Math"/>
-                <w:spacing w:val="-1"/>
-                <w:lang w:val="x-none" w:eastAsia="x-none"/>
-              </w:rPr>
-            </m:ctrlPr>
-          </m:sSubPr>
-          <m:e>
-            <m:r>
-              <m:rPr>
-                <m:sty m:val="bi"/>
-              </m:rPr>
-              <w:rPr>
-                <w:rFonts w:ascii="Cambria Math" w:hAnsi="Cambria Math"/>
-                <w:spacing w:val="-1"/>
-                <w:lang w:val="x-none" w:eastAsia="x-none"/>
-              </w:rPr>
-              <m:t>ε</m:t>
-            </m:r>
-          </m:e>
-          <m:sub>
-            <m:r>
-              <w:rPr>
-                <w:rFonts w:ascii="Cambria Math" w:hAnsi="Cambria Math"/>
-                <w:spacing w:val="-1"/>
-                <w:lang w:val="x-none" w:eastAsia="x-none"/>
-              </w:rPr>
-              <m:t>t</m:t>
-            </m:r>
-          </m:sub>
-        </m:sSub>
-      </m:oMath>
-      <w:r>
-        <w:rPr>
-          <w:spacing w:val="-1"/>
-          <w:lang w:val="x-none" w:eastAsia="x-none"/>
-        </w:rPr>
-        <w:t xml:space="preserve"> </w:t>
-      </w:r>
-      <w:r>
-        <w:rPr>
-          <w:spacing w:val="-1"/>
-          <w:lang w:val="x-none" w:eastAsia="x-none"/>
-        </w:rPr>
-        <w:t>is a multivariate white-noise error term.</w:t>
-      </w:r>
-    </w:p>
-    <w:p>
-      <w:pPr>
-        <w:pStyle w:val="BodyText"/>
-      </w:pPr>
-      <w:r>
-        <w:t xml:space="preserve">Lag orders </w:t>
-      </w:r>
-      <m:oMath>
-        <m:r>
-          <w:rPr>
-            <w:rFonts w:ascii="Cambria Math" w:hAnsi="Cambria Math"/>
-          </w:rPr>
-          <m:t>p</m:t>
-        </m:r>
-        <m:r>
-          <m:rPr>
-            <m:sty m:val="p"/>
-          </m:rPr>
-          <w:rPr>
-            <w:rFonts w:ascii="Cambria Math" w:hAnsi="Cambria Math"/>
-          </w:rPr>
-          <m:t>∈</m:t>
-        </m:r>
-        <m:d>
-          <m:dPr>
-            <m:begChr m:val="{"/>
-            <m:endChr m:val="}"/>
-            <m:ctrlPr>
-              <w:rPr>
-                <w:rFonts w:ascii="Cambria Math" w:hAnsi="Cambria Math"/>
-              </w:rPr>
-            </m:ctrlPr>
-          </m:dPr>
-          <m:e>
-            <m:r>
-              <m:rPr>
-                <m:sty m:val="p"/>
-              </m:rPr>
-              <w:rPr>
-                <w:rFonts w:ascii="Cambria Math" w:hAnsi="Cambria Math"/>
-              </w:rPr>
-              <m:t>1,2,4</m:t>
-            </m:r>
-          </m:e>
-        </m:d>
-      </m:oMath>
-      <w:r>
-        <w:t xml:space="preserve"> </w:t>
-      </w:r>
-      <w:r>
-        <w:t>were considered, corresponding to temporal windows of 30 seconds, 1 minute, and 2 minutes. These values were selected to capture short- to medium-range physiological dynamics while maintaining model parsimony, as the number of VAR parameters grows quadratically with the number of signals.</w:t>
-      </w:r>
-    </w:p>
-    <w:p>
-      <w:pPr>
-        <w:pStyle w:val="BodyText"/>
-      </w:pPr>
-      <w:r>
-        <w:t>Stationarity was assessed using Augmented Dickey–Fuller (ADF) and KPSS tests applied to subject–night–specific time series. Given the absence of unit roots and the focus on short-term temporal dependencies, VAR models were fitted in levels. Each equation in the VAR system was estimated using ordinary least squares (OLS).</w:t>
-      </w:r>
-    </w:p>
-    <w:p>
-      <w:pPr>
-        <w:pStyle w:val="BodyText"/>
-      </w:pPr>
-      <w:r>
-        <w:t>The VAR framework serves two purposes: (1) quantifying temporal persistence and cross-signal dependencies among physiological signals, and (2) motivating the inclusion of lagged physiological predictors in downstream sleep-stage modeling.</w:t>
-      </w:r>
-    </w:p>
-    <w:p>
-      <w:pPr>
-        <w:pStyle w:val="Heading2"/>
-      </w:pPr>
-      <w:r>
-        <w:t>Sequence-Based Sleep-Stage Classification</w:t>
-      </w:r>
-    </w:p>
-    <w:p>
-      <w:pPr>
-        <w:pStyle w:val="BodyText"/>
-      </w:pPr>
-      <w:r>
-        <w:t>The performance of the sequence-based LSTM classifier for sleep-stage prediction is summarized in Table I. The model achieved an overall accuracy of 0.79, with balanced precision and recall values, indicating effective utilization of temporal context for epoch-level classification.</w:t>
-      </w:r>
-    </w:p>
-    <w:p>
-      <w:pPr>
-        <w:pStyle w:val="BodyText"/>
-      </w:pPr>
-      <w:r>
-        <w:t>The F1-score reflects the challenges associated with class imbalance and transitional sleep stages, while demonstrating consistent predictive performance across classes. These results confirm that incorporating sequential physiological information improves sleep-stage prediction relative to models that treat epochs as independent observations.</w:t>
-      </w:r>
-    </w:p>
-    <w:p>
-      <w:pPr>
-        <w:pStyle w:val="tablehead"/>
-      </w:pPr>
-      <w:r>
-        <w:t>Table Type Styles</w:t>
+        <w:t>Objective 1: Subject-Level Sleep Pattern Analysis</w:t>
+      </w:r>
+    </w:p>
+    <w:p>
+      <w:pPr>
+        <w:pStyle w:val="BodyText"/>
+        <w:rPr>
+          <w:lang w:val="en-US"/>
+        </w:rPr>
+      </w:pPr>
+      <w:r>
+        <w:rPr>
+          <w:lang w:val="en-US"/>
+        </w:rPr>
+        <w:t>The first objective focuses on summarizing and comparing sleep architecture across individuals using aggregated temporal representations. Epoch-level sleep-stage sequences are aggregated at the recording and subject levels to characterize inter-subject variability in sleep organization.</w:t>
+      </w:r>
+    </w:p>
+    <w:p>
+      <w:pPr>
+        <w:pStyle w:val="BodyText"/>
+        <w:rPr>
+          <w:lang w:val="en-US"/>
+        </w:rPr>
+      </w:pPr>
+      <w:r>
+        <w:rPr>
+          <w:lang w:val="en-US"/>
+        </w:rPr>
+        <w:t>For each subject-night recording, sleep fragmentation is quantified using two metrics: (i) the number of sleep-stage transitions, defined as changes between consecutive epoch labels, and (ii) the number of awakenings, defined as transitions from any sleep stage (N1, N2, N3, REM) to Wake. These metrics are computed directly from the ordered sleep-stage sequence and averaged across nights to obtain subject-level means.</w:t>
+      </w:r>
+    </w:p>
+    <w:p>
+      <w:pPr>
+        <w:pStyle w:val="Caption"/>
+        <w:keepNext/>
+      </w:pPr>
+      <w:r>
+        <w:rPr>
+          <w:color w:val="auto"/>
+        </w:rPr>
+        <w:t xml:space="preserve">Table </w:t>
+      </w:r>
+      <w:r>
+        <w:rPr>
+          <w:color w:val="auto"/>
+        </w:rPr>
+        <w:fldChar w:fldCharType="begin"/>
+      </w:r>
+      <w:r>
+        <w:rPr>
+          <w:color w:val="auto"/>
+        </w:rPr>
+        <w:instrText xml:space="preserve"> SEQ Table \* ARABIC </w:instrText>
+      </w:r>
+      <w:r>
+        <w:rPr>
+          <w:color w:val="auto"/>
+        </w:rPr>
+        <w:fldChar w:fldCharType="separate"/>
+      </w:r>
+      <w:r>
+        <w:rPr>
+          <w:noProof/>
+          <w:color w:val="auto"/>
+        </w:rPr>
+        <w:t>1</w:t>
+      </w:r>
+      <w:r>
+        <w:rPr>
+          <w:color w:val="auto"/>
+        </w:rPr>
+        <w:fldChar w:fldCharType="end"/>
+      </w:r>
+      <w:r>
+        <w:rPr>
+          <w:color w:val="auto"/>
+        </w:rPr>
+        <w:t>. Subject-Level Sleep Fragmentation Metrics</w:t>
       </w:r>
     </w:p>
     <w:tbl>
       <w:tblPr>
-        <w:tblW w:w="0" w:type="auto"/>
+        <w:tblW w:w="4959" w:type="dxa"/>
         <w:jc w:val="center"/>
         <w:tblBorders>
           <w:top w:val="single" w:sz="2" w:space="0" w:color="auto"/>
@@ -1740,16 +867,11 @@
         <w:tblLook w:val="0000" w:firstRow="0" w:lastRow="0" w:firstColumn="0" w:lastColumn="0" w:noHBand="0" w:noVBand="0"/>
       </w:tblPr>
       <w:tblGrid>
-        <w:gridCol w:w="1917"/>
-        <w:gridCol w:w="900"/>
+        <w:gridCol w:w="1131"/>
+        <w:gridCol w:w="1985"/>
+        <w:gridCol w:w="1843"/>
       </w:tblGrid>
       <w:tr>
-        <w:tblPrEx>
-          <w:tblCellMar>
-            <w:top w:w="0" w:type="dxa"/>
-            <w:bottom w:w="0" w:type="dxa"/>
-          </w:tblCellMar>
-        </w:tblPrEx>
         <w:trPr>
           <w:cantSplit/>
           <w:trHeight w:val="240"/>
@@ -1758,7 +880,7 @@
         </w:trPr>
         <w:tc>
           <w:tcPr>
-            <w:tcW w:w="1917" w:type="dxa"/>
+            <w:tcW w:w="1131" w:type="dxa"/>
             <w:vAlign w:val="center"/>
           </w:tcPr>
           <w:p>
@@ -1772,7 +894,7 @@
         </w:tc>
         <w:tc>
           <w:tcPr>
-            <w:tcW w:w="900" w:type="dxa"/>
+            <w:tcW w:w="1985" w:type="dxa"/>
             <w:vAlign w:val="center"/>
           </w:tcPr>
           <w:p>
@@ -1780,25 +902,33 @@
               <w:pStyle w:val="tablecolsubhead"/>
             </w:pPr>
             <w:r>
-              <w:t>Value</w:t>
+              <w:t>Definition</w:t>
+            </w:r>
+          </w:p>
+        </w:tc>
+        <w:tc>
+          <w:tcPr>
+            <w:tcW w:w="1843" w:type="dxa"/>
+            <w:vAlign w:val="center"/>
+          </w:tcPr>
+          <w:p>
+            <w:pPr>
+              <w:pStyle w:val="tablecolsubhead"/>
+            </w:pPr>
+            <w:r>
+              <w:t>Interpretation</w:t>
             </w:r>
           </w:p>
         </w:tc>
       </w:tr>
       <w:tr>
-        <w:tblPrEx>
-          <w:tblCellMar>
-            <w:top w:w="0" w:type="dxa"/>
-            <w:bottom w:w="0" w:type="dxa"/>
-          </w:tblCellMar>
-        </w:tblPrEx>
         <w:trPr>
           <w:trHeight w:val="320"/>
           <w:jc w:val="center"/>
         </w:trPr>
         <w:tc>
           <w:tcPr>
-            <w:tcW w:w="1917" w:type="dxa"/>
+            <w:tcW w:w="1131" w:type="dxa"/>
             <w:vAlign w:val="center"/>
           </w:tcPr>
           <w:p>
@@ -1806,13 +936,13 @@
               <w:pStyle w:val="tablecopy"/>
             </w:pPr>
             <w:r>
-              <w:t>Accuracy</w:t>
+              <w:t>Sleep-stage transitions</w:t>
             </w:r>
           </w:p>
         </w:tc>
         <w:tc>
           <w:tcPr>
-            <w:tcW w:w="900" w:type="dxa"/>
+            <w:tcW w:w="1985" w:type="dxa"/>
             <w:vAlign w:val="center"/>
           </w:tcPr>
           <w:p>
@@ -1827,25 +957,39 @@
                 <w:sz w:val="16"/>
                 <w:szCs w:val="16"/>
               </w:rPr>
-              <w:t>0.790</w:t>
+              <w:t>Number of changes between consecutive sleep-stage labels across epochs within a recording</w:t>
+            </w:r>
+          </w:p>
+        </w:tc>
+        <w:tc>
+          <w:tcPr>
+            <w:tcW w:w="1843" w:type="dxa"/>
+          </w:tcPr>
+          <w:p>
+            <w:pPr>
+              <w:rPr>
+                <w:sz w:val="16"/>
+                <w:szCs w:val="16"/>
+              </w:rPr>
+            </w:pPr>
+            <w:r>
+              <w:rPr>
+                <w:sz w:val="16"/>
+                <w:szCs w:val="16"/>
+              </w:rPr>
+              <w:t>Higher values indicate greater sleep fragmentation and frequent stage switching</w:t>
             </w:r>
           </w:p>
         </w:tc>
       </w:tr>
       <w:tr>
-        <w:tblPrEx>
-          <w:tblCellMar>
-            <w:top w:w="0" w:type="dxa"/>
-            <w:bottom w:w="0" w:type="dxa"/>
-          </w:tblCellMar>
-        </w:tblPrEx>
         <w:trPr>
           <w:trHeight w:val="320"/>
           <w:jc w:val="center"/>
         </w:trPr>
         <w:tc>
           <w:tcPr>
-            <w:tcW w:w="1917" w:type="dxa"/>
+            <w:tcW w:w="1131" w:type="dxa"/>
             <w:vAlign w:val="center"/>
           </w:tcPr>
           <w:p>
@@ -1853,13 +997,13 @@
               <w:pStyle w:val="tablecopy"/>
             </w:pPr>
             <w:r>
-              <w:t>Precision</w:t>
+              <w:t>Awakenings</w:t>
             </w:r>
           </w:p>
         </w:tc>
         <w:tc>
           <w:tcPr>
-            <w:tcW w:w="900" w:type="dxa"/>
+            <w:tcW w:w="1985" w:type="dxa"/>
             <w:vAlign w:val="center"/>
           </w:tcPr>
           <w:p>
@@ -1874,40 +1018,13 @@
                 <w:sz w:val="16"/>
                 <w:szCs w:val="16"/>
               </w:rPr>
-              <w:t>0.615</w:t>
-            </w:r>
-          </w:p>
-        </w:tc>
-      </w:tr>
-      <w:tr>
-        <w:tblPrEx>
-          <w:tblCellMar>
-            <w:top w:w="0" w:type="dxa"/>
-            <w:bottom w:w="0" w:type="dxa"/>
-          </w:tblCellMar>
-        </w:tblPrEx>
-        <w:trPr>
-          <w:trHeight w:val="320"/>
-          <w:jc w:val="center"/>
-        </w:trPr>
-        <w:tc>
-          <w:tcPr>
-            <w:tcW w:w="1917" w:type="dxa"/>
-            <w:vAlign w:val="center"/>
-          </w:tcPr>
-          <w:p>
-            <w:pPr>
-              <w:pStyle w:val="tablecopy"/>
-            </w:pPr>
-            <w:r>
-              <w:t>Recall</w:t>
+              <w:t>Number of transitions from any sleep stage (N1, N2, N3, REM) to Wake</w:t>
             </w:r>
           </w:p>
         </w:tc>
         <w:tc>
           <w:tcPr>
-            <w:tcW w:w="900" w:type="dxa"/>
-            <w:vAlign w:val="center"/>
+            <w:tcW w:w="1843" w:type="dxa"/>
           </w:tcPr>
           <w:p>
             <w:pPr>
@@ -1921,54 +1038,7 @@
                 <w:sz w:val="16"/>
                 <w:szCs w:val="16"/>
               </w:rPr>
-              <w:t>0.672</w:t>
-            </w:r>
-          </w:p>
-        </w:tc>
-      </w:tr>
-      <w:tr>
-        <w:tblPrEx>
-          <w:tblCellMar>
-            <w:top w:w="0" w:type="dxa"/>
-            <w:bottom w:w="0" w:type="dxa"/>
-          </w:tblCellMar>
-        </w:tblPrEx>
-        <w:trPr>
-          <w:trHeight w:val="320"/>
-          <w:jc w:val="center"/>
-        </w:trPr>
-        <w:tc>
-          <w:tcPr>
-            <w:tcW w:w="1917" w:type="dxa"/>
-            <w:vAlign w:val="center"/>
-          </w:tcPr>
-          <w:p>
-            <w:pPr>
-              <w:pStyle w:val="tablecopy"/>
-            </w:pPr>
-            <w:r>
-              <w:t>F1-score</w:t>
-            </w:r>
-          </w:p>
-        </w:tc>
-        <w:tc>
-          <w:tcPr>
-            <w:tcW w:w="900" w:type="dxa"/>
-            <w:vAlign w:val="center"/>
-          </w:tcPr>
-          <w:p>
-            <w:pPr>
-              <w:rPr>
-                <w:sz w:val="16"/>
-                <w:szCs w:val="16"/>
-              </w:rPr>
-            </w:pPr>
-            <w:r>
-              <w:rPr>
-                <w:sz w:val="16"/>
-                <w:szCs w:val="16"/>
-              </w:rPr>
-              <w:t>0.614</w:t>
+              <w:t>Reflects sleep continuity disruption and arousal frequency</w:t>
             </w:r>
           </w:p>
         </w:tc>
@@ -1976,80 +1046,793 @@
     </w:tbl>
     <w:p>
       <w:pPr>
-        <w:pStyle w:val="tablefootnote"/>
-      </w:pPr>
-      <w:r>
-        <w:t xml:space="preserve">Sample </w:t>
-      </w:r>
-      <w:r>
-        <w:t>of</w:t>
-      </w:r>
-      <w:r>
-        <w:t xml:space="preserve"> a </w:t>
-      </w:r>
-      <w:r>
-        <w:t>Table</w:t>
-      </w:r>
-      <w:r>
-        <w:t xml:space="preserve"> </w:t>
-      </w:r>
-      <w:r>
-        <w:t>footnote</w:t>
-      </w:r>
-      <w:r>
-        <w:t xml:space="preserve">. </w:t>
-      </w:r>
-      <w:r>
-        <w:t>(</w:t>
-      </w:r>
-      <w:r>
-        <w:rPr>
-          <w:i/>
-        </w:rPr>
-        <w:t>Table footnote</w:t>
-      </w:r>
-      <w:r>
-        <w:t>)</w:t>
-      </w:r>
-    </w:p>
-    <w:p>
-      <w:pPr>
-        <w:jc w:val="both"/>
-        <w:rPr>
-          <w:lang w:val="en-CA"/>
-        </w:rPr>
-      </w:pPr>
+        <w:pStyle w:val="BodyText"/>
+        <w:rPr>
+          <w:lang w:val="en-US"/>
+        </w:rPr>
+      </w:pPr>
+    </w:p>
+    <w:p>
+      <w:pPr>
+        <w:pStyle w:val="BodyText"/>
+        <w:rPr>
+          <w:lang w:val="en-US"/>
+        </w:rPr>
+      </w:pPr>
+      <w:r>
+        <w:rPr>
+          <w:lang w:val="en-US"/>
+        </w:rPr>
+        <w:t>In addition, global sleep organization is summarized using sleep efficiency (SE%), computed as the proportion of epochs labeled as sleep relative to the total number of epochs, and deep sleep proportion (N3%), computed as the percentage of N3 epochs relative to total sleep epochs. These aggregated metrics provide a compact representation of each subject’s sleep architecture and enable population-level comparisons.</w:t>
+      </w:r>
+    </w:p>
+    <w:p>
+      <w:pPr>
+        <w:pStyle w:val="BodyText"/>
+        <w:rPr>
+          <w:lang w:val="en-US"/>
+        </w:rPr>
+      </w:pPr>
+      <w:r>
+        <w:rPr>
+          <w:lang w:val="en-US"/>
+        </w:rPr>
+        <w:t>Subject-level fragmentation summaries are subsequently used to identify representative recordings for detailed temporal modeling, with emphasis on subjects exhibiting pronounced sleep fragmentation.</w:t>
+      </w:r>
     </w:p>
     <w:p>
       <w:pPr>
         <w:pStyle w:val="Heading2"/>
       </w:pPr>
       <w:r>
-        <w:t>Nonlinear Temporal Modeling Using Long Short-Term Memory Networks</w:t>
-      </w:r>
-    </w:p>
-    <w:p>
-      <w:pPr>
-        <w:pStyle w:val="BodyText"/>
-      </w:pPr>
-      <w:r>
-        <w:t>To capture nonlinear and higher-order temporal dependencies beyond the assumptions of linear VAR models, Long Short-Term Memory (LSTM) networks were employed. LSTMs are recurrent neural networks designed to model sequential data through gated memory mechanisms, enabling learning of long-range temporal dependencies.</w:t>
-      </w:r>
-    </w:p>
-    <w:p>
-      <w:pPr>
-        <w:pStyle w:val="BodyText"/>
-      </w:pPr>
-      <w:r>
-        <w:t>The LSTM model receives sequences of multivariate physiological features as input and predicts future signal values over short horizons. Input sequences were constructed using sliding temporal windows consistent with the VAR lag structure to ensure comparability between linear and nonlinear models.</w:t>
-      </w:r>
-    </w:p>
-    <w:p>
-      <w:pPr>
-        <w:pStyle w:val="BodyText"/>
-      </w:pPr>
-      <w:r>
-        <w:t>By comparing VAR and LSTM performance, this study evaluates whether sleep physiology is adequately captured by linear temporal dependencies or whether nonlinear modeling provides additional explanatory power.</w:t>
+        <w:t>Objective 2: Temporal Dependency and Transition Analysis</w:t>
+      </w:r>
+    </w:p>
+    <w:p>
+      <w:pPr>
+        <w:pStyle w:val="BodyText"/>
+      </w:pPr>
+      <w:r>
+        <w:t>The second objective examines how physiological activity evolves over time within a selected subject-night recording, focusing on short-term temporal dependencies and cross-signal interactions. This analysis employs Vector Autoregression (VAR) to jointly model EEG, EOG, and EMG dynamics</w:t>
+      </w:r>
+      <w:r>
+        <w:t xml:space="preserve"> [21]</w:t>
+      </w:r>
+      <w:r>
+        <w:t>.</w:t>
+      </w:r>
+    </w:p>
+    <w:p>
+      <w:pPr>
+        <w:pStyle w:val="BodyText"/>
+      </w:pPr>
+      <w:r>
+        <w:t>Let</w:t>
+      </w:r>
+    </w:p>
+    <w:tbl>
+      <w:tblPr>
+        <w:tblStyle w:val="TableGrid"/>
+        <w:tblW w:w="0" w:type="auto"/>
+        <w:tblBorders>
+          <w:top w:val="none" w:sz="0" w:space="0" w:color="auto"/>
+          <w:left w:val="none" w:sz="0" w:space="0" w:color="auto"/>
+          <w:bottom w:val="none" w:sz="0" w:space="0" w:color="auto"/>
+          <w:right w:val="none" w:sz="0" w:space="0" w:color="auto"/>
+          <w:insideH w:val="none" w:sz="0" w:space="0" w:color="auto"/>
+          <w:insideV w:val="none" w:sz="0" w:space="0" w:color="auto"/>
+        </w:tblBorders>
+        <w:tblLook w:val="04A0" w:firstRow="1" w:lastRow="0" w:firstColumn="1" w:lastColumn="0" w:noHBand="0" w:noVBand="1"/>
+      </w:tblPr>
+      <w:tblGrid>
+        <w:gridCol w:w="3964"/>
+        <w:gridCol w:w="892"/>
+      </w:tblGrid>
+      <w:tr>
+        <w:tc>
+          <w:tcPr>
+            <w:tcW w:w="3964" w:type="dxa"/>
+            <w:vAlign w:val="center"/>
+          </w:tcPr>
+          <w:p>
+            <w:pPr>
+              <w:pStyle w:val="Caption"/>
+              <w:rPr>
+                <w:color w:val="auto"/>
+              </w:rPr>
+            </w:pPr>
+            <m:oMathPara>
+              <m:oMath>
+                <m:sSub>
+                  <m:sSubPr>
+                    <m:ctrlPr>
+                      <w:rPr>
+                        <w:rFonts w:ascii="Cambria Math" w:hAnsi="Cambria Math"/>
+                        <w:i w:val="0"/>
+                        <w:color w:val="auto"/>
+                      </w:rPr>
+                    </m:ctrlPr>
+                  </m:sSubPr>
+                  <m:e>
+                    <m:r>
+                      <m:rPr>
+                        <m:sty m:val="p"/>
+                      </m:rPr>
+                      <w:rPr>
+                        <w:rFonts w:ascii="Cambria Math" w:hAnsi="Cambria Math"/>
+                        <w:color w:val="auto"/>
+                      </w:rPr>
+                      <m:t>y</m:t>
+                    </m:r>
+                  </m:e>
+                  <m:sub>
+                    <m:r>
+                      <m:rPr>
+                        <m:sty m:val="p"/>
+                      </m:rPr>
+                      <w:rPr>
+                        <w:rFonts w:ascii="Cambria Math" w:hAnsi="Cambria Math"/>
+                        <w:color w:val="auto"/>
+                      </w:rPr>
+                      <m:t>t</m:t>
+                    </m:r>
+                  </m:sub>
+                </m:sSub>
+                <m:r>
+                  <m:rPr>
+                    <m:sty m:val="p"/>
+                  </m:rPr>
+                  <w:rPr>
+                    <w:rFonts w:ascii="Cambria Math" w:hAnsi="Cambria Math"/>
+                    <w:color w:val="auto"/>
+                  </w:rPr>
+                  <m:t>=</m:t>
+                </m:r>
+                <m:d>
+                  <m:dPr>
+                    <m:begChr m:val="["/>
+                    <m:endChr m:val="]"/>
+                    <m:ctrlPr>
+                      <w:rPr>
+                        <w:rFonts w:ascii="Cambria Math" w:hAnsi="Cambria Math"/>
+                        <w:i w:val="0"/>
+                        <w:color w:val="auto"/>
+                      </w:rPr>
+                    </m:ctrlPr>
+                  </m:dPr>
+                  <m:e>
+                    <m:eqArr>
+                      <m:eqArrPr>
+                        <m:ctrlPr>
+                          <w:rPr>
+                            <w:rFonts w:ascii="Cambria Math" w:hAnsi="Cambria Math"/>
+                            <w:i w:val="0"/>
+                            <w:color w:val="auto"/>
+                          </w:rPr>
+                        </m:ctrlPr>
+                      </m:eqArrPr>
+                      <m:e>
+                        <m:sSub>
+                          <m:sSubPr>
+                            <m:ctrlPr>
+                              <w:rPr>
+                                <w:rFonts w:ascii="Cambria Math" w:hAnsi="Cambria Math"/>
+                                <w:i w:val="0"/>
+                                <w:color w:val="auto"/>
+                              </w:rPr>
+                            </m:ctrlPr>
+                          </m:sSubPr>
+                          <m:e>
+                            <m:r>
+                              <m:rPr>
+                                <m:sty m:val="p"/>
+                              </m:rPr>
+                              <w:rPr>
+                                <w:rFonts w:ascii="Cambria Math" w:hAnsi="Cambria Math"/>
+                                <w:color w:val="auto"/>
+                              </w:rPr>
+                              <m:t>EEG</m:t>
+                            </m:r>
+                          </m:e>
+                          <m:sub>
+                            <m:r>
+                              <m:rPr>
+                                <m:sty m:val="p"/>
+                              </m:rPr>
+                              <w:rPr>
+                                <w:rFonts w:ascii="Cambria Math" w:hAnsi="Cambria Math"/>
+                                <w:color w:val="auto"/>
+                              </w:rPr>
+                              <m:t>t</m:t>
+                            </m:r>
+                          </m:sub>
+                        </m:sSub>
+                      </m:e>
+                      <m:e>
+                        <m:sSub>
+                          <m:sSubPr>
+                            <m:ctrlPr>
+                              <w:rPr>
+                                <w:rFonts w:ascii="Cambria Math" w:hAnsi="Cambria Math"/>
+                                <w:i w:val="0"/>
+                                <w:color w:val="auto"/>
+                              </w:rPr>
+                            </m:ctrlPr>
+                          </m:sSubPr>
+                          <m:e>
+                            <m:r>
+                              <m:rPr>
+                                <m:sty m:val="p"/>
+                              </m:rPr>
+                              <w:rPr>
+                                <w:rFonts w:ascii="Cambria Math" w:hAnsi="Cambria Math"/>
+                                <w:color w:val="auto"/>
+                              </w:rPr>
+                              <m:t>​​EOG</m:t>
+                            </m:r>
+                          </m:e>
+                          <m:sub>
+                            <m:r>
+                              <m:rPr>
+                                <m:sty m:val="p"/>
+                              </m:rPr>
+                              <w:rPr>
+                                <w:rFonts w:ascii="Cambria Math" w:hAnsi="Cambria Math"/>
+                                <w:color w:val="auto"/>
+                              </w:rPr>
+                              <m:t>t</m:t>
+                            </m:r>
+                          </m:sub>
+                        </m:sSub>
+                        <m:ctrlPr>
+                          <w:rPr>
+                            <w:rFonts w:ascii="Cambria Math" w:eastAsia="Cambria Math" w:hAnsi="Cambria Math" w:cs="Cambria Math"/>
+                            <w:i w:val="0"/>
+                            <w:color w:val="auto"/>
+                          </w:rPr>
+                        </m:ctrlPr>
+                      </m:e>
+                      <m:e>
+                        <m:sSub>
+                          <m:sSubPr>
+                            <m:ctrlPr>
+                              <w:rPr>
+                                <w:rFonts w:ascii="Cambria Math" w:eastAsia="Cambria Math" w:hAnsi="Cambria Math" w:cs="Cambria Math"/>
+                                <w:i w:val="0"/>
+                                <w:color w:val="auto"/>
+                              </w:rPr>
+                            </m:ctrlPr>
+                          </m:sSubPr>
+                          <m:e>
+                            <m:r>
+                              <m:rPr>
+                                <m:sty m:val="p"/>
+                              </m:rPr>
+                              <w:rPr>
+                                <w:rFonts w:ascii="Cambria Math" w:eastAsia="Cambria Math" w:hAnsi="Cambria Math" w:cs="Cambria Math"/>
+                                <w:color w:val="auto"/>
+                              </w:rPr>
+                              <m:t>EMG</m:t>
+                            </m:r>
+                          </m:e>
+                          <m:sub>
+                            <m:r>
+                              <m:rPr>
+                                <m:sty m:val="p"/>
+                              </m:rPr>
+                              <w:rPr>
+                                <w:rFonts w:ascii="Cambria Math" w:eastAsia="Cambria Math" w:hAnsi="Cambria Math" w:cs="Cambria Math"/>
+                                <w:color w:val="auto"/>
+                              </w:rPr>
+                              <m:t>t</m:t>
+                            </m:r>
+                          </m:sub>
+                        </m:sSub>
+                      </m:e>
+                    </m:eqArr>
+                  </m:e>
+                </m:d>
+              </m:oMath>
+            </m:oMathPara>
+          </w:p>
+        </w:tc>
+        <w:tc>
+          <w:tcPr>
+            <w:tcW w:w="892" w:type="dxa"/>
+            <w:vAlign w:val="center"/>
+          </w:tcPr>
+          <w:p>
+            <w:pPr>
+              <w:pStyle w:val="Caption"/>
+              <w:rPr>
+                <w:color w:val="auto"/>
+              </w:rPr>
+            </w:pPr>
+            <w:r>
+              <w:rPr>
+                <w:color w:val="auto"/>
+              </w:rPr>
+              <w:t xml:space="preserve">Eq </w:t>
+            </w:r>
+            <w:r>
+              <w:rPr>
+                <w:color w:val="auto"/>
+              </w:rPr>
+              <w:fldChar w:fldCharType="begin"/>
+            </w:r>
+            <w:r>
+              <w:rPr>
+                <w:color w:val="auto"/>
+              </w:rPr>
+              <w:instrText xml:space="preserve"> SEQ Equation \* ARABIC </w:instrText>
+            </w:r>
+            <w:r>
+              <w:rPr>
+                <w:color w:val="auto"/>
+              </w:rPr>
+              <w:fldChar w:fldCharType="separate"/>
+            </w:r>
+            <w:r>
+              <w:rPr>
+                <w:noProof/>
+                <w:color w:val="auto"/>
+              </w:rPr>
+              <w:t>1</w:t>
+            </w:r>
+            <w:r>
+              <w:rPr>
+                <w:color w:val="auto"/>
+              </w:rPr>
+              <w:fldChar w:fldCharType="end"/>
+            </w:r>
+          </w:p>
+        </w:tc>
+      </w:tr>
+    </w:tbl>
+    <w:p>
+      <w:pPr>
+        <w:pStyle w:val="BodyText"/>
+      </w:pPr>
+      <w:r>
+        <w:t xml:space="preserve">denote the vector of physiological features (e.g., RMS values) observed at epoch </w:t>
+      </w:r>
+      <m:oMath>
+        <m:r>
+          <w:rPr>
+            <w:rFonts w:ascii="Cambria Math" w:hAnsi="Cambria Math"/>
+          </w:rPr>
+          <m:t>t</m:t>
+        </m:r>
+      </m:oMath>
+      <w:r>
+        <w:t xml:space="preserve">, where each epoch corresponds to a 30-second interval. A VAR model of order </w:t>
+      </w:r>
+      <m:oMath>
+        <m:r>
+          <w:rPr>
+            <w:rFonts w:ascii="Cambria Math" w:hAnsi="Cambria Math"/>
+          </w:rPr>
+          <m:t>p</m:t>
+        </m:r>
+      </m:oMath>
+      <w:r>
+        <w:t>is defined as:</w:t>
+      </w:r>
+    </w:p>
+    <w:tbl>
+      <w:tblPr>
+        <w:tblStyle w:val="TableGrid"/>
+        <w:tblW w:w="0" w:type="auto"/>
+        <w:tblBorders>
+          <w:top w:val="none" w:sz="0" w:space="0" w:color="auto"/>
+          <w:left w:val="none" w:sz="0" w:space="0" w:color="auto"/>
+          <w:bottom w:val="none" w:sz="0" w:space="0" w:color="auto"/>
+          <w:right w:val="none" w:sz="0" w:space="0" w:color="auto"/>
+          <w:insideH w:val="none" w:sz="0" w:space="0" w:color="auto"/>
+          <w:insideV w:val="none" w:sz="0" w:space="0" w:color="auto"/>
+        </w:tblBorders>
+        <w:tblLook w:val="04A0" w:firstRow="1" w:lastRow="0" w:firstColumn="1" w:lastColumn="0" w:noHBand="0" w:noVBand="1"/>
+      </w:tblPr>
+      <w:tblGrid>
+        <w:gridCol w:w="3964"/>
+        <w:gridCol w:w="892"/>
+      </w:tblGrid>
+      <w:tr>
+        <w:tc>
+          <w:tcPr>
+            <w:tcW w:w="3964" w:type="dxa"/>
+            <w:vAlign w:val="center"/>
+          </w:tcPr>
+          <w:p>
+            <w:pPr>
+              <w:pStyle w:val="Caption"/>
+              <w:rPr>
+                <w:color w:val="auto"/>
+              </w:rPr>
+            </w:pPr>
+            <m:oMathPara>
+              <m:oMath>
+                <m:sSub>
+                  <m:sSubPr>
+                    <m:ctrlPr>
+                      <w:rPr>
+                        <w:rFonts w:ascii="Cambria Math" w:hAnsi="Cambria Math"/>
+                        <w:i w:val="0"/>
+                        <w:color w:val="auto"/>
+                      </w:rPr>
+                    </m:ctrlPr>
+                  </m:sSubPr>
+                  <m:e>
+                    <m:r>
+                      <m:rPr>
+                        <m:sty m:val="p"/>
+                      </m:rPr>
+                      <w:rPr>
+                        <w:rFonts w:ascii="Cambria Math" w:hAnsi="Cambria Math"/>
+                        <w:color w:val="auto"/>
+                      </w:rPr>
+                      <m:t>y</m:t>
+                    </m:r>
+                  </m:e>
+                  <m:sub>
+                    <m:r>
+                      <m:rPr>
+                        <m:sty m:val="p"/>
+                      </m:rPr>
+                      <w:rPr>
+                        <w:rFonts w:ascii="Cambria Math" w:hAnsi="Cambria Math"/>
+                        <w:color w:val="auto"/>
+                      </w:rPr>
+                      <m:t>t</m:t>
+                    </m:r>
+                  </m:sub>
+                </m:sSub>
+                <m:r>
+                  <m:rPr>
+                    <m:sty m:val="p"/>
+                  </m:rPr>
+                  <w:rPr>
+                    <w:rFonts w:ascii="Cambria Math" w:hAnsi="Cambria Math"/>
+                    <w:color w:val="auto"/>
+                  </w:rPr>
+                  <m:t>=c+</m:t>
+                </m:r>
+                <m:nary>
+                  <m:naryPr>
+                    <m:chr m:val="∑"/>
+                    <m:limLoc m:val="undOvr"/>
+                    <m:ctrlPr>
+                      <w:rPr>
+                        <w:rFonts w:ascii="Cambria Math" w:hAnsi="Cambria Math"/>
+                        <w:i w:val="0"/>
+                        <w:color w:val="auto"/>
+                      </w:rPr>
+                    </m:ctrlPr>
+                  </m:naryPr>
+                  <m:sub>
+                    <m:r>
+                      <m:rPr>
+                        <m:sty m:val="p"/>
+                      </m:rPr>
+                      <w:rPr>
+                        <w:rFonts w:ascii="Cambria Math" w:hAnsi="Cambria Math"/>
+                        <w:color w:val="auto"/>
+                      </w:rPr>
+                      <m:t>k=1</m:t>
+                    </m:r>
+                  </m:sub>
+                  <m:sup>
+                    <m:r>
+                      <m:rPr>
+                        <m:sty m:val="p"/>
+                      </m:rPr>
+                      <w:rPr>
+                        <w:rFonts w:ascii="Cambria Math" w:hAnsi="Cambria Math"/>
+                        <w:color w:val="auto"/>
+                      </w:rPr>
+                      <m:t>p</m:t>
+                    </m:r>
+                  </m:sup>
+                  <m:e>
+                    <m:sSub>
+                      <m:sSubPr>
+                        <m:ctrlPr>
+                          <w:rPr>
+                            <w:rFonts w:ascii="Cambria Math" w:hAnsi="Cambria Math"/>
+                            <w:i w:val="0"/>
+                            <w:color w:val="auto"/>
+                          </w:rPr>
+                        </m:ctrlPr>
+                      </m:sSubPr>
+                      <m:e>
+                        <m:r>
+                          <m:rPr>
+                            <m:sty m:val="p"/>
+                          </m:rPr>
+                          <w:rPr>
+                            <w:rFonts w:ascii="Cambria Math" w:hAnsi="Cambria Math"/>
+                            <w:color w:val="auto"/>
+                          </w:rPr>
+                          <m:t>A</m:t>
+                        </m:r>
+                      </m:e>
+                      <m:sub>
+                        <m:r>
+                          <m:rPr>
+                            <m:sty m:val="p"/>
+                          </m:rPr>
+                          <w:rPr>
+                            <w:rFonts w:ascii="Cambria Math" w:hAnsi="Cambria Math"/>
+                            <w:color w:val="auto"/>
+                          </w:rPr>
+                          <m:t>k</m:t>
+                        </m:r>
+                      </m:sub>
+                    </m:sSub>
+                  </m:e>
+                </m:nary>
+                <m:sSub>
+                  <m:sSubPr>
+                    <m:ctrlPr>
+                      <w:rPr>
+                        <w:rFonts w:ascii="Cambria Math" w:hAnsi="Cambria Math"/>
+                        <w:i w:val="0"/>
+                        <w:color w:val="auto"/>
+                      </w:rPr>
+                    </m:ctrlPr>
+                  </m:sSubPr>
+                  <m:e>
+                    <m:r>
+                      <m:rPr>
+                        <m:sty m:val="p"/>
+                      </m:rPr>
+                      <w:rPr>
+                        <w:rFonts w:ascii="Cambria Math" w:hAnsi="Cambria Math"/>
+                        <w:color w:val="auto"/>
+                      </w:rPr>
+                      <m:t>y</m:t>
+                    </m:r>
+                  </m:e>
+                  <m:sub>
+                    <m:r>
+                      <m:rPr>
+                        <m:sty m:val="p"/>
+                      </m:rPr>
+                      <w:rPr>
+                        <w:rFonts w:ascii="Cambria Math" w:hAnsi="Cambria Math"/>
+                        <w:color w:val="auto"/>
+                      </w:rPr>
+                      <m:t>t-k</m:t>
+                    </m:r>
+                  </m:sub>
+                </m:sSub>
+                <m:r>
+                  <m:rPr>
+                    <m:sty m:val="p"/>
+                  </m:rPr>
+                  <w:rPr>
+                    <w:rFonts w:ascii="Cambria Math" w:hAnsi="Cambria Math"/>
+                    <w:color w:val="auto"/>
+                  </w:rPr>
+                  <m:t>+</m:t>
+                </m:r>
+                <m:sSub>
+                  <m:sSubPr>
+                    <m:ctrlPr>
+                      <w:rPr>
+                        <w:rFonts w:ascii="Cambria Math" w:hAnsi="Cambria Math"/>
+                        <w:i w:val="0"/>
+                        <w:color w:val="auto"/>
+                      </w:rPr>
+                    </m:ctrlPr>
+                  </m:sSubPr>
+                  <m:e>
+                    <m:r>
+                      <m:rPr>
+                        <m:sty m:val="p"/>
+                      </m:rPr>
+                      <w:rPr>
+                        <w:rFonts w:ascii="Cambria Math" w:hAnsi="Cambria Math"/>
+                        <w:color w:val="auto"/>
+                      </w:rPr>
+                      <m:t>ε</m:t>
+                    </m:r>
+                  </m:e>
+                  <m:sub>
+                    <m:r>
+                      <m:rPr>
+                        <m:sty m:val="p"/>
+                      </m:rPr>
+                      <w:rPr>
+                        <w:rFonts w:ascii="Cambria Math" w:hAnsi="Cambria Math"/>
+                        <w:color w:val="auto"/>
+                      </w:rPr>
+                      <m:t>t</m:t>
+                    </m:r>
+                  </m:sub>
+                </m:sSub>
+              </m:oMath>
+            </m:oMathPara>
+          </w:p>
+        </w:tc>
+        <w:tc>
+          <w:tcPr>
+            <w:tcW w:w="892" w:type="dxa"/>
+            <w:vAlign w:val="center"/>
+          </w:tcPr>
+          <w:p>
+            <w:pPr>
+              <w:pStyle w:val="Caption"/>
+              <w:rPr>
+                <w:color w:val="auto"/>
+              </w:rPr>
+            </w:pPr>
+            <w:r>
+              <w:rPr>
+                <w:color w:val="auto"/>
+              </w:rPr>
+              <w:t xml:space="preserve">Eq </w:t>
+            </w:r>
+            <w:r>
+              <w:rPr>
+                <w:color w:val="auto"/>
+              </w:rPr>
+              <w:fldChar w:fldCharType="begin"/>
+            </w:r>
+            <w:r>
+              <w:rPr>
+                <w:color w:val="auto"/>
+              </w:rPr>
+              <w:instrText xml:space="preserve"> SEQ Equation \* ARABIC </w:instrText>
+            </w:r>
+            <w:r>
+              <w:rPr>
+                <w:color w:val="auto"/>
+              </w:rPr>
+              <w:fldChar w:fldCharType="separate"/>
+            </w:r>
+            <w:r>
+              <w:rPr>
+                <w:noProof/>
+                <w:color w:val="auto"/>
+              </w:rPr>
+              <w:t>2</w:t>
+            </w:r>
+            <w:r>
+              <w:rPr>
+                <w:color w:val="auto"/>
+              </w:rPr>
+              <w:fldChar w:fldCharType="end"/>
+            </w:r>
+          </w:p>
+        </w:tc>
+      </w:tr>
+    </w:tbl>
+    <w:p>
+      <w:pPr>
+        <w:pStyle w:val="BodyText"/>
+      </w:pPr>
+      <w:r>
+        <w:t xml:space="preserve">where </w:t>
+      </w:r>
+      <w:r>
+        <w:rPr>
+          <w:rFonts w:ascii="Cambria Math" w:hAnsi="Cambria Math" w:cs="Cambria Math"/>
+        </w:rPr>
+        <w:t>𝑐</w:t>
+      </w:r>
+      <w:r>
+        <w:t xml:space="preserve"> is a vector of intercepts, </w:t>
+      </w:r>
+      <m:oMath>
+        <m:sSub>
+          <m:sSubPr>
+            <m:ctrlPr>
+              <w:rPr>
+                <w:rFonts w:ascii="Cambria Math" w:hAnsi="Cambria Math" w:cs="Cambria Math"/>
+                <w:i/>
+              </w:rPr>
+            </m:ctrlPr>
+          </m:sSubPr>
+          <m:e>
+            <m:r>
+              <w:rPr>
+                <w:rFonts w:ascii="Cambria Math" w:hAnsi="Cambria Math" w:cs="Cambria Math"/>
+              </w:rPr>
+              <m:t>A</m:t>
+            </m:r>
+          </m:e>
+          <m:sub>
+            <m:r>
+              <w:rPr>
+                <w:rFonts w:ascii="Cambria Math" w:hAnsi="Cambria Math" w:cs="Cambria Math"/>
+              </w:rPr>
+              <m:t>k</m:t>
+            </m:r>
+          </m:sub>
+        </m:sSub>
+      </m:oMath>
+      <w:r>
+        <w:t xml:space="preserve"> are coefficient matrices capturing lagged dependencies among signals, and </w:t>
+      </w:r>
+      <m:oMath>
+        <m:sSub>
+          <m:sSubPr>
+            <m:ctrlPr>
+              <w:rPr>
+                <w:rFonts w:ascii="Cambria Math" w:hAnsi="Cambria Math" w:cs="Cambria Math"/>
+                <w:i/>
+              </w:rPr>
+            </m:ctrlPr>
+          </m:sSubPr>
+          <m:e>
+            <m:r>
+              <w:rPr>
+                <w:rFonts w:ascii="Cambria Math" w:hAnsi="Cambria Math" w:cs="Cambria Math"/>
+              </w:rPr>
+              <m:t>ε</m:t>
+            </m:r>
+          </m:e>
+          <m:sub>
+            <m:r>
+              <w:rPr>
+                <w:rFonts w:ascii="Cambria Math" w:hAnsi="Cambria Math" w:cs="Cambria Math"/>
+              </w:rPr>
+              <m:t>t</m:t>
+            </m:r>
+          </m:sub>
+        </m:sSub>
+      </m:oMath>
+      <w:r>
+        <w:t xml:space="preserve"> is a multivariate white-noise error term.</w:t>
+      </w:r>
+    </w:p>
+    <w:p>
+      <w:pPr>
+        <w:pStyle w:val="BodyText"/>
+      </w:pPr>
+      <w:r>
+        <w:t xml:space="preserve">Lag orders </w:t>
+      </w:r>
+      <m:oMath>
+        <m:r>
+          <w:rPr>
+            <w:rFonts w:ascii="Cambria Math" w:hAnsi="Cambria Math" w:hint="eastAsia"/>
+          </w:rPr>
+          <m:t>p</m:t>
+        </m:r>
+        <m:r>
+          <w:rPr>
+            <w:rFonts w:ascii="Cambria Math" w:hAnsi="Cambria Math" w:hint="eastAsia"/>
+          </w:rPr>
+          <m:t>∈</m:t>
+        </m:r>
+        <m:r>
+          <w:rPr>
+            <w:rFonts w:ascii="Cambria Math" w:hAnsi="Cambria Math" w:hint="eastAsia"/>
+          </w:rPr>
+          <m:t>{1,2,4}</m:t>
+        </m:r>
+      </m:oMath>
+      <w:r>
+        <w:rPr>
+          <w:rFonts w:hint="eastAsia"/>
+        </w:rPr>
+        <w:t xml:space="preserve"> are selected to capture physiological dependencies over time horizons of 30 seconds, 1 minute, and 2 minutes, balancing temporal resolution and model parsimony. Diagonal coefficients represent temporal persistence within a signal, while off-diago</w:t>
+      </w:r>
+      <w:r>
+        <w:t>nal coefficients quantify cross-modal interactions between neural, ocular, and muscular activity.</w:t>
+      </w:r>
+    </w:p>
+    <w:p>
+      <w:pPr>
+        <w:pStyle w:val="BodyText"/>
+      </w:pPr>
+      <w:r>
+        <w:rPr>
+          <w:lang w:val="en-US"/>
+        </w:rPr>
+        <w:t>Stationarity assumptions are evaluated using Augmented Dickey–Fuller (ADF) and KPSS tests. While strict level stationarity is rejected due to slow baseline shifts across the night, ADF tests reject unit-root behavior, supporting the use of VAR models fitted in levels. Model parameters are estimated using ordinary least squares, allowing contemporaneous correlation among residuals.</w:t>
       </w:r>
     </w:p>
     <w:p>
@@ -2057,75 +1840,459 @@
         <w:pStyle w:val="Heading2"/>
       </w:pPr>
       <w:r>
-        <w:t>Sleep-Stage Prediction Framework</w:t>
-      </w:r>
-    </w:p>
-    <w:p>
-      <w:pPr>
-        <w:pStyle w:val="BodyText"/>
-      </w:pPr>
-      <w:r>
-        <w:t xml:space="preserve">For sleep-stage prediction, lagged physiological features derived from temporal modeling were used as inputs to classification models. Convolutional Neural Networks (CNNs) were employed to learn spatial and local temporal representations from physiological features, while </w:t>
-      </w:r>
-      <w:r>
         <w:lastRenderedPageBreak/>
-        <w:t>Transformer-based architectures were used to capture longer-range temporal dependencies across epochs.</w:t>
-      </w:r>
-    </w:p>
-    <w:p>
-      <w:pPr>
-        <w:pStyle w:val="BodyText"/>
-      </w:pPr>
-      <w:r>
-        <w:t>Sleep-stage prediction was performed at the epoch level, with models trained to map sequential physiological information to discrete sleep-stage labels. This design explicitly incorporates temporal context into prediction, addressing the limitations of independent epoch-wise classification.</w:t>
-      </w:r>
-    </w:p>
-    <w:p>
-      <w:pPr>
-        <w:pStyle w:val="Heading2"/>
-      </w:pPr>
-      <w:r>
-        <w:t>Subject-Level Sleep Pattern Analysis</w:t>
-      </w:r>
-    </w:p>
-    <w:p>
-      <w:pPr>
-        <w:pStyle w:val="BodyText"/>
-      </w:pPr>
-      <w:r>
-        <w:t>To support subject-level analysis, epoch-level predictions and temporal dynamics were aggregated into night-level summaries. These summaries include distributions of sleep stages, transition frequencies, and measures of temporal stability. Such representations enable comparison of sleep architecture across individuals and facilitate identification of distinct sleep patterns.</w:t>
-      </w:r>
-    </w:p>
-    <w:p>
-      <w:pPr>
-        <w:pStyle w:val="Heading2"/>
-        <w:rPr>
-          <w:spacing w:val="-1"/>
-          <w:lang w:eastAsia="x-none"/>
-        </w:rPr>
-      </w:pPr>
-      <w:r>
-        <w:rPr>
-          <w:spacing w:val="-1"/>
-          <w:lang w:eastAsia="x-none"/>
-        </w:rPr>
-        <w:t>Model Evaluation and Validation</w:t>
-      </w:r>
-    </w:p>
-    <w:p>
-      <w:pPr>
-        <w:pStyle w:val="BodyText"/>
-      </w:pPr>
-      <w:r>
-        <w:t>Model performance was evaluated using standard error-based metrics for temporal forecasting, including mean absolute error (MAE) and root mean squared error (RMSE). For sleep-stage prediction, classification performance was assessed using accuracy and class-balanced metrics.</w:t>
-      </w:r>
-    </w:p>
-    <w:p>
-      <w:pPr>
-        <w:pStyle w:val="BodyText"/>
-      </w:pPr>
-      <w:r>
-        <w:t>All models were evaluated using subject-independent validation to ensure generalizability across individuals. Hyperparameter selection was guided by validation performance while avoiding information leakage across temporal sequences.</w:t>
+        <w:t>Objective 3: Predictive Sequence Modeling</w:t>
+      </w:r>
+    </w:p>
+    <w:p>
+      <w:pPr>
+        <w:pStyle w:val="BodyText"/>
+      </w:pPr>
+      <w:r>
+        <w:t>The third objective addresses epoch-level sleep-stage prediction by explicitly incorporating temporal context. Sleep staging is reformulated from a pointwise classification task into a sequence modeling problem, where physiological features from consecutive epochs are grouped into fixed-length temporal windows.</w:t>
+      </w:r>
+    </w:p>
+    <w:p>
+      <w:pPr>
+        <w:pStyle w:val="BodyText"/>
+      </w:pPr>
+      <w:r>
+        <w:t xml:space="preserve">Given the clinical standard of 30-second epochs, a sequence length of </w:t>
+      </w:r>
+      <m:oMath>
+        <m:r>
+          <w:rPr>
+            <w:rFonts w:ascii="Cambria Math" w:hAnsi="Cambria Math"/>
+          </w:rPr>
+          <m:t>T=20</m:t>
+        </m:r>
+      </m:oMath>
+      <w:r>
+        <w:t xml:space="preserve"> is used, providing the model with a 10-minute temporal context. For an ordered sequence of feature vectors</w:t>
+      </w:r>
+    </w:p>
+    <w:tbl>
+      <w:tblPr>
+        <w:tblStyle w:val="TableGrid"/>
+        <w:tblW w:w="0" w:type="auto"/>
+        <w:tblBorders>
+          <w:top w:val="none" w:sz="0" w:space="0" w:color="auto"/>
+          <w:left w:val="none" w:sz="0" w:space="0" w:color="auto"/>
+          <w:bottom w:val="none" w:sz="0" w:space="0" w:color="auto"/>
+          <w:right w:val="none" w:sz="0" w:space="0" w:color="auto"/>
+          <w:insideH w:val="none" w:sz="0" w:space="0" w:color="auto"/>
+          <w:insideV w:val="none" w:sz="0" w:space="0" w:color="auto"/>
+        </w:tblBorders>
+        <w:tblLook w:val="04A0" w:firstRow="1" w:lastRow="0" w:firstColumn="1" w:lastColumn="0" w:noHBand="0" w:noVBand="1"/>
+      </w:tblPr>
+      <w:tblGrid>
+        <w:gridCol w:w="3964"/>
+        <w:gridCol w:w="892"/>
+      </w:tblGrid>
+      <w:tr>
+        <w:tc>
+          <w:tcPr>
+            <w:tcW w:w="3964" w:type="dxa"/>
+            <w:vAlign w:val="center"/>
+          </w:tcPr>
+          <w:p>
+            <w:pPr>
+              <w:pStyle w:val="Caption"/>
+              <w:rPr>
+                <w:color w:val="auto"/>
+              </w:rPr>
+            </w:pPr>
+            <m:oMathPara>
+              <m:oMath>
+                <m:d>
+                  <m:dPr>
+                    <m:begChr m:val="{"/>
+                    <m:endChr m:val="}"/>
+                    <m:ctrlPr>
+                      <w:rPr>
+                        <w:rFonts w:ascii="Cambria Math" w:hAnsi="Cambria Math"/>
+                        <w:i w:val="0"/>
+                        <w:color w:val="auto"/>
+                      </w:rPr>
+                    </m:ctrlPr>
+                  </m:dPr>
+                  <m:e>
+                    <m:sSub>
+                      <m:sSubPr>
+                        <m:ctrlPr>
+                          <w:rPr>
+                            <w:rFonts w:ascii="Cambria Math" w:hAnsi="Cambria Math"/>
+                            <w:i w:val="0"/>
+                            <w:color w:val="auto"/>
+                          </w:rPr>
+                        </m:ctrlPr>
+                      </m:sSubPr>
+                      <m:e>
+                        <m:r>
+                          <m:rPr>
+                            <m:sty m:val="p"/>
+                          </m:rPr>
+                          <w:rPr>
+                            <w:rFonts w:ascii="Cambria Math" w:hAnsi="Cambria Math"/>
+                            <w:color w:val="auto"/>
+                          </w:rPr>
+                          <m:t>x</m:t>
+                        </m:r>
+                      </m:e>
+                      <m:sub>
+                        <m:r>
+                          <m:rPr>
+                            <m:sty m:val="p"/>
+                          </m:rPr>
+                          <w:rPr>
+                            <w:rFonts w:ascii="Cambria Math" w:hAnsi="Cambria Math"/>
+                            <w:color w:val="auto"/>
+                          </w:rPr>
+                          <m:t>1</m:t>
+                        </m:r>
+                      </m:sub>
+                    </m:sSub>
+                    <m:r>
+                      <m:rPr>
+                        <m:sty m:val="p"/>
+                      </m:rPr>
+                      <w:rPr>
+                        <w:rFonts w:ascii="Cambria Math" w:hAnsi="Cambria Math"/>
+                        <w:color w:val="auto"/>
+                      </w:rPr>
+                      <m:t>,</m:t>
+                    </m:r>
+                    <m:sSub>
+                      <m:sSubPr>
+                        <m:ctrlPr>
+                          <w:rPr>
+                            <w:rFonts w:ascii="Cambria Math" w:hAnsi="Cambria Math"/>
+                            <w:i w:val="0"/>
+                            <w:color w:val="auto"/>
+                          </w:rPr>
+                        </m:ctrlPr>
+                      </m:sSubPr>
+                      <m:e>
+                        <m:r>
+                          <m:rPr>
+                            <m:sty m:val="p"/>
+                          </m:rPr>
+                          <w:rPr>
+                            <w:rFonts w:ascii="Cambria Math" w:hAnsi="Cambria Math"/>
+                            <w:color w:val="auto"/>
+                          </w:rPr>
+                          <m:t>x</m:t>
+                        </m:r>
+                      </m:e>
+                      <m:sub>
+                        <m:r>
+                          <m:rPr>
+                            <m:sty m:val="p"/>
+                          </m:rPr>
+                          <w:rPr>
+                            <w:rFonts w:ascii="Cambria Math" w:hAnsi="Cambria Math"/>
+                            <w:color w:val="auto"/>
+                          </w:rPr>
+                          <m:t>2</m:t>
+                        </m:r>
+                      </m:sub>
+                    </m:sSub>
+                    <m:r>
+                      <m:rPr>
+                        <m:sty m:val="p"/>
+                      </m:rPr>
+                      <w:rPr>
+                        <w:rFonts w:ascii="Cambria Math" w:hAnsi="Cambria Math"/>
+                        <w:color w:val="auto"/>
+                      </w:rPr>
+                      <m:t>,…</m:t>
+                    </m:r>
+                    <m:sSub>
+                      <m:sSubPr>
+                        <m:ctrlPr>
+                          <w:rPr>
+                            <w:rFonts w:ascii="Cambria Math" w:hAnsi="Cambria Math"/>
+                            <w:i w:val="0"/>
+                            <w:color w:val="auto"/>
+                          </w:rPr>
+                        </m:ctrlPr>
+                      </m:sSubPr>
+                      <m:e>
+                        <m:r>
+                          <m:rPr>
+                            <m:sty m:val="p"/>
+                          </m:rPr>
+                          <w:rPr>
+                            <w:rFonts w:ascii="Cambria Math" w:hAnsi="Cambria Math"/>
+                            <w:color w:val="auto"/>
+                          </w:rPr>
+                          <m:t>x</m:t>
+                        </m:r>
+                      </m:e>
+                      <m:sub>
+                        <m:r>
+                          <m:rPr>
+                            <m:sty m:val="p"/>
+                          </m:rPr>
+                          <w:rPr>
+                            <w:rFonts w:ascii="Cambria Math" w:hAnsi="Cambria Math"/>
+                            <w:color w:val="auto"/>
+                          </w:rPr>
+                          <m:t>T</m:t>
+                        </m:r>
+                      </m:sub>
+                    </m:sSub>
+                  </m:e>
+                </m:d>
+              </m:oMath>
+            </m:oMathPara>
+          </w:p>
+        </w:tc>
+        <w:tc>
+          <w:tcPr>
+            <w:tcW w:w="892" w:type="dxa"/>
+            <w:vAlign w:val="center"/>
+          </w:tcPr>
+          <w:p>
+            <w:pPr>
+              <w:pStyle w:val="Caption"/>
+              <w:rPr>
+                <w:color w:val="auto"/>
+              </w:rPr>
+            </w:pPr>
+            <w:r>
+              <w:rPr>
+                <w:color w:val="auto"/>
+              </w:rPr>
+              <w:t xml:space="preserve">Eq </w:t>
+            </w:r>
+            <w:r>
+              <w:rPr>
+                <w:color w:val="auto"/>
+              </w:rPr>
+              <w:t>3</w:t>
+            </w:r>
+          </w:p>
+        </w:tc>
+      </w:tr>
+    </w:tbl>
+    <w:p>
+      <w:pPr>
+        <w:pStyle w:val="BodyText"/>
+      </w:pPr>
+      <w:r>
+        <w:t xml:space="preserve">The model is trained to predict the sleep-stage label corresponding to the most recent epoch </w:t>
+      </w:r>
+    </w:p>
+    <w:p>
+      <w:pPr>
+        <w:pStyle w:val="BodyText"/>
+      </w:pPr>
+      <w:r>
+        <w:rPr>
+          <w:noProof/>
+        </w:rPr>
+        <mc:AlternateContent>
+          <mc:Choice Requires="wps">
+            <w:drawing>
+              <wp:anchor distT="0" distB="0" distL="114300" distR="114300" simplePos="0" relativeHeight="251660288" behindDoc="1" locked="0" layoutInCell="1" allowOverlap="1" wp14:anchorId="360A7DFD" wp14:editId="70A2811F">
+                <wp:simplePos x="0" y="0"/>
+                <wp:positionH relativeFrom="column">
+                  <wp:posOffset>3288030</wp:posOffset>
+                </wp:positionH>
+                <wp:positionV relativeFrom="paragraph">
+                  <wp:posOffset>330835</wp:posOffset>
+                </wp:positionV>
+                <wp:extent cx="3270885" cy="652780"/>
+                <wp:effectExtent l="0" t="0" r="5715" b="0"/>
+                <wp:wrapTight wrapText="bothSides">
+                  <wp:wrapPolygon edited="0">
+                    <wp:start x="0" y="0"/>
+                    <wp:lineTo x="0" y="20052"/>
+                    <wp:lineTo x="21512" y="20052"/>
+                    <wp:lineTo x="21512" y="0"/>
+                    <wp:lineTo x="0" y="0"/>
+                  </wp:wrapPolygon>
+                </wp:wrapTight>
+                <wp:docPr id="1635229377" name="Text Box 1"/>
+                <wp:cNvGraphicFramePr/>
+                <a:graphic xmlns:a="http://schemas.openxmlformats.org/drawingml/2006/main">
+                  <a:graphicData uri="http://schemas.microsoft.com/office/word/2010/wordprocessingShape">
+                    <wps:wsp>
+                      <wps:cNvSpPr txBox="1"/>
+                      <wps:spPr>
+                        <a:xfrm>
+                          <a:off x="0" y="0"/>
+                          <a:ext cx="3270885" cy="652780"/>
+                        </a:xfrm>
+                        <a:prstGeom prst="rect">
+                          <a:avLst/>
+                        </a:prstGeom>
+                        <a:solidFill>
+                          <a:prstClr val="white"/>
+                        </a:solidFill>
+                        <a:ln>
+                          <a:noFill/>
+                        </a:ln>
+                      </wps:spPr>
+                      <wps:txbx>
+                        <w:txbxContent>
+                          <w:p>
+                            <w:pPr>
+                              <w:pStyle w:val="Caption"/>
+                              <w:ind w:right="48"/>
+                              <w:rPr>
+                                <w:color w:val="auto"/>
+                                <w:spacing w:val="-1"/>
+                                <w:sz w:val="20"/>
+                                <w:szCs w:val="20"/>
+                                <w:lang w:val="x-none" w:eastAsia="x-none"/>
+                              </w:rPr>
+                            </w:pPr>
+                            <w:r>
+                              <w:rPr>
+                                <w:color w:val="auto"/>
+                              </w:rPr>
+                              <w:t xml:space="preserve">Figure </w:t>
+                            </w:r>
+                            <w:r>
+                              <w:rPr>
+                                <w:color w:val="auto"/>
+                              </w:rPr>
+                              <w:fldChar w:fldCharType="begin"/>
+                            </w:r>
+                            <w:r>
+                              <w:rPr>
+                                <w:color w:val="auto"/>
+                              </w:rPr>
+                              <w:instrText xml:space="preserve"> SEQ Figure \* ROMAN </w:instrText>
+                            </w:r>
+                            <w:r>
+                              <w:rPr>
+                                <w:color w:val="auto"/>
+                              </w:rPr>
+                              <w:fldChar w:fldCharType="separate"/>
+                            </w:r>
+                            <w:r>
+                              <w:rPr>
+                                <w:noProof/>
+                                <w:color w:val="auto"/>
+                              </w:rPr>
+                              <w:t>II</w:t>
+                            </w:r>
+                            <w:r>
+                              <w:rPr>
+                                <w:color w:val="auto"/>
+                              </w:rPr>
+                              <w:fldChar w:fldCharType="end"/>
+                            </w:r>
+                            <w:r>
+                              <w:rPr>
+                                <w:color w:val="auto"/>
+                              </w:rPr>
+                              <w:t>. Observed and VAR-forecasted EEG, EOG, and EMG RMS signals for subject 465, night 2</w:t>
+                            </w:r>
+                          </w:p>
+                        </w:txbxContent>
+                      </wps:txbx>
+                      <wps:bodyPr rot="0" spcFirstLastPara="0" vertOverflow="overflow" horzOverflow="overflow" vert="horz" wrap="square" lIns="0" tIns="0" rIns="0" bIns="0" numCol="1" spcCol="0" rtlCol="0" fromWordArt="0" anchor="t" anchorCtr="0" forceAA="0" compatLnSpc="1">
+                        <a:prstTxWarp prst="textNoShape">
+                          <a:avLst/>
+                        </a:prstTxWarp>
+                        <a:spAutoFit/>
+                      </wps:bodyPr>
+                    </wps:wsp>
+                  </a:graphicData>
+                </a:graphic>
+                <wp14:sizeRelH relativeFrom="margin">
+                  <wp14:pctWidth>0</wp14:pctWidth>
+                </wp14:sizeRelH>
+              </wp:anchor>
+            </w:drawing>
+          </mc:Choice>
+          <mc:Fallback>
+            <w:pict>
+              <v:shapetype w14:anchorId="360A7DFD" id="_x0000_t202" coordsize="21600,21600" o:spt="202" path="m,l,21600r21600,l21600,xe">
+                <v:stroke joinstyle="miter"/>
+                <v:path gradientshapeok="t" o:connecttype="rect"/>
+              </v:shapetype>
+              <v:shape id="Text Box 1" o:spid="_x0000_s1026" type="#_x0000_t202" style="position:absolute;left:0;text-align:left;margin-left:258.9pt;margin-top:26.05pt;width:257.55pt;height:51.4pt;z-index:-251656192;visibility:visible;mso-wrap-style:square;mso-width-percent:0;mso-wrap-distance-left:9pt;mso-wrap-distance-top:0;mso-wrap-distance-right:9pt;mso-wrap-distance-bottom:0;mso-position-horizontal:absolute;mso-position-horizontal-relative:text;mso-position-vertical:absolute;mso-position-vertical-relative:text;mso-width-percent:0;mso-width-relative:margin;v-text-anchor:top" o:gfxdata="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" stroked="f">
+                <v:textbox style="mso-fit-shape-to-text:t" inset="0,0,0,0">
+                  <w:txbxContent>
+                    <w:p>
+                      <w:pPr>
+                        <w:pStyle w:val="Caption"/>
+                        <w:ind w:right="48"/>
+                        <w:rPr>
+                          <w:color w:val="auto"/>
+                          <w:spacing w:val="-1"/>
+                          <w:sz w:val="20"/>
+                          <w:szCs w:val="20"/>
+                          <w:lang w:val="x-none" w:eastAsia="x-none"/>
+                        </w:rPr>
+                      </w:pPr>
+                      <w:r>
+                        <w:rPr>
+                          <w:color w:val="auto"/>
+                        </w:rPr>
+                        <w:t xml:space="preserve">Figure </w:t>
+                      </w:r>
+                      <w:r>
+                        <w:rPr>
+                          <w:color w:val="auto"/>
+                        </w:rPr>
+                        <w:fldChar w:fldCharType="begin"/>
+                      </w:r>
+                      <w:r>
+                        <w:rPr>
+                          <w:color w:val="auto"/>
+                        </w:rPr>
+                        <w:instrText xml:space="preserve"> SEQ Figure \* ROMAN </w:instrText>
+                      </w:r>
+                      <w:r>
+                        <w:rPr>
+                          <w:color w:val="auto"/>
+                        </w:rPr>
+                        <w:fldChar w:fldCharType="separate"/>
+                      </w:r>
+                      <w:r>
+                        <w:rPr>
+                          <w:noProof/>
+                          <w:color w:val="auto"/>
+                        </w:rPr>
+                        <w:t>II</w:t>
+                      </w:r>
+                      <w:r>
+                        <w:rPr>
+                          <w:color w:val="auto"/>
+                        </w:rPr>
+                        <w:fldChar w:fldCharType="end"/>
+                      </w:r>
+                      <w:r>
+                        <w:rPr>
+                          <w:color w:val="auto"/>
+                        </w:rPr>
+                        <w:t>. Observed and VAR-forecasted EEG, EOG, and EMG RMS signals for subject 465, night 2</w:t>
+                      </w:r>
+                    </w:p>
+                  </w:txbxContent>
+                </v:textbox>
+                <w10:wrap type="tight"/>
+              </v:shape>
+            </w:pict>
+          </mc:Fallback>
+        </mc:AlternateContent>
+      </w:r>
+      <w:r>
+        <w:t>All input features are z-score normalized using statistics computed exclusively from the training data to prevent information leakage. A bi-directional Long Short-Term Memory (Bi-LSTM) network with two recurrent layers is employed to capture nonlinear temporal dependencies in the physiological signals. The Bi-LSTM produces a latent representation summarizing recent sleep dynamics, which is passed through a fully connected classifier to generate sleep-stage logits.</w:t>
+      </w:r>
+    </w:p>
+    <w:p>
+      <w:pPr>
+        <w:pStyle w:val="BodyText"/>
+      </w:pPr>
+      <w:r>
+        <w:t>Model training uses class-weighted cross-entropy loss to address class imbalance, with higher weights assigned to underrepresented and transitional stages such as N1 and REM. Regularization is applied through dropout (rate = 0.3), and optimization is performed using AdamW with weight decay.</w:t>
       </w:r>
     </w:p>
     <w:p>
@@ -2135,63 +2302,16 @@
       <w:r>
         <w:t>Results</w:t>
       </w:r>
-    </w:p>
-    <w:p>
-      <w:pPr>
-        <w:pStyle w:val="BodyText"/>
-      </w:pPr>
-      <w:r>
-        <w:t>This section presents the experimental results obtained from temporal modeling and sleep-stage analysis using polysomnography-derived physiological signals. Results are organized according to the study objectives: (1) predictive sequence modeling, (2) temporal dependency and transition analysis, and (3) subject-level sleep pattern characterization.</w:t>
-      </w:r>
-    </w:p>
-    <w:p>
-      <w:pPr>
-        <w:pStyle w:val="Heading2"/>
-        <w:rPr>
-          <w:spacing w:val="-1"/>
-          <w:lang w:eastAsia="x-none"/>
-        </w:rPr>
-      </w:pPr>
-      <w:r>
-        <w:rPr>
-          <w:spacing w:val="-1"/>
-          <w:lang w:eastAsia="x-none"/>
-        </w:rPr>
-        <w:t>A. Sequence-Based Sleep-Stage Classification</w:t>
-      </w:r>
-    </w:p>
-    <w:p>
-      <w:pPr>
-        <w:pStyle w:val="BodyText"/>
-      </w:pPr>
-      <w:r>
-        <w:t>To evaluate the impact of temporal context on sleep-stage prediction, a sequence-based Long Short-Term Memory (LSTM) classifier was trained using ordered sequences of physiological features. Model performance was assessed using accuracy, precision, recall, and F1-score.</w:t>
-      </w:r>
-    </w:p>
-    <w:p>
-      <w:pPr>
-        <w:pStyle w:val="BodyText"/>
-      </w:pPr>
-      <w:r>
-        <w:t>The sequence-based model achieved an overall accuracy of 0.79, with precision and recall values indicating balanced classification performance across sleep stages. The resulting F1-score reflects the challenges posed by class imbalance and transitional sleep stages, while demonstrating consistent predictive capability. These results confirm that incorporating temporal context improves epoch-level sleep-stage prediction compared to approaches that treat epochs as independent observations.</w:t>
-      </w:r>
-    </w:p>
-    <w:p>
-      <w:pPr>
-        <w:pStyle w:val="BodyText"/>
-      </w:pPr>
-      <w:r>
-        <w:t xml:space="preserve">The quantitative performance of the sequence-based classifier is summarized in </w:t>
-      </w:r>
-      <w:r>
-        <w:rPr>
-          <w:b/>
-          <w:bCs/>
-        </w:rPr>
-        <w:t>Table I</w:t>
-      </w:r>
-      <w:r>
-        <w:t>.</w:t>
+      <w:r>
+        <w:t xml:space="preserve"> and discussion</w:t>
+      </w:r>
+    </w:p>
+    <w:p>
+      <w:pPr>
+        <w:pStyle w:val="BodyText"/>
+      </w:pPr>
+      <w:r>
+        <w:t>This section presents the experimental findings corresponding to the three study objectives: subject-level sleep pattern analysis, temporal dependency modeling, and sequence-based sleep-stage prediction.</w:t>
       </w:r>
     </w:p>
     <w:p>
@@ -2202,149 +2322,63 @@
           <w:numId w:val="0"/>
         </w:numPr>
         <w:ind w:left="360"/>
-        <w:rPr>
-          <w:lang w:val="en-CA" w:eastAsia="en-CA"/>
-        </w:rPr>
-      </w:pPr>
-      <w:r>
-        <w:t>B. Temporal Dependency and Transition Analysis</w:t>
-      </w:r>
-    </w:p>
-    <w:p>
-      <w:pPr>
-        <w:pStyle w:val="BodyText"/>
-      </w:pPr>
-      <w:r>
-        <w:t>Temporal dependencies among physiological signals were analyzed using a multivariate vector autoregression (VAR) framework. EEG (</w:t>
-      </w:r>
-      <w:proofErr w:type="spellStart"/>
-      <w:r>
-        <w:t>Fpz</w:t>
-      </w:r>
-      <w:proofErr w:type="spellEnd"/>
-      <w:r>
-        <w:t>–</w:t>
-      </w:r>
-      <w:proofErr w:type="spellStart"/>
-      <w:r>
-        <w:t>Cz</w:t>
-      </w:r>
-      <w:proofErr w:type="spellEnd"/>
-      <w:r>
-        <w:t xml:space="preserve"> and </w:t>
-      </w:r>
-      <w:proofErr w:type="spellStart"/>
-      <w:r>
-        <w:t>Pz</w:t>
-      </w:r>
-      <w:proofErr w:type="spellEnd"/>
-      <w:r>
-        <w:t xml:space="preserve">–Oz), horizontal EOG, and </w:t>
-      </w:r>
-      <w:r>
-        <w:t>submental EMG signals were jointly modeled across multiple temporal lags corresponding to short- and medium-range sleep dynamics.</w:t>
-      </w:r>
-    </w:p>
-    <w:p>
-      <w:pPr>
-        <w:pStyle w:val="BodyText"/>
-      </w:pPr>
-      <w:r>
-        <w:t>Strong autoregressive effects were observed across all physiological signals, indicating substantial temporal persistence within each modality. EEG signals exhibited consistent self-dependence across short and medium lags, while EMG activity showed particularly strong short-term continuity. Horizontal EOG activity also demonstrated significant autoregressive behavior, although with greater variability.</w:t>
-      </w:r>
-    </w:p>
-    <w:p>
-      <w:pPr>
-        <w:pStyle w:val="BodyText"/>
-      </w:pPr>
-      <w:r>
-        <w:t>Selective cross-signal interactions were identified. Frontal EEG activity significantly predicted posterior EEG dynamics at short lags, whereas posterior EEG exerted limited influence on frontal EEG. EEG–EOG relationships indicated that neural activity precedes changes in ocular dynamics, while EMG activity demonstrated predictive influence on EEG signals. Residual correlation analysis revealed moderate shared variability between EEG and EOG signals, suggesting the presence of common physiological drivers not fully captured by lagged effects alone.</w:t>
-      </w:r>
-    </w:p>
-    <w:p>
-      <w:pPr>
-        <w:pStyle w:val="Heading2"/>
+      </w:pPr>
+      <w:r>
+        <w:t xml:space="preserve">A. </w:t>
+      </w:r>
+      <w:r>
+        <w:t>Objective 1 — Subject-Level Sleep Pattern Analysis</w:t>
+      </w:r>
+    </w:p>
+    <w:p>
+      <w:pPr>
+        <w:pStyle w:val="BodyText"/>
+      </w:pPr>
+      <w:r>
+        <w:t xml:space="preserve">To </w:t>
+      </w:r>
+      <w:r>
+        <w:t>Sleep fragmentation was quantified across all subjects using two complementary metrics:</w:t>
+      </w:r>
+    </w:p>
+    <w:p>
+      <w:pPr>
+        <w:pStyle w:val="BodyText"/>
         <w:numPr>
           <w:ilvl w:val="0"/>
-          <w:numId w:val="0"/>
+          <w:numId w:val="21"/>
         </w:numPr>
-        <w:ind w:left="360"/>
-      </w:pPr>
-      <w:r>
-        <w:t>C. Linear and Nonlinear Temporal Forecasting Performance</w:t>
-      </w:r>
-    </w:p>
-    <w:p>
-      <w:pPr>
-        <w:pStyle w:val="BodyText"/>
-      </w:pPr>
-      <w:r>
-        <w:t>Linear temporal models, including autoregressive frameworks, have long been used in physiological and cognitive-health research due to their interpretability and statistical transparency [5]. However, their capacity to model nonlinear and irregular temporal dynamics is limited. This limitation has motivated the increasing use of recurrent and attention-based neural networks in speech processing and multimodal learning analytics [3], [12], [14].</w:t>
-      </w:r>
-    </w:p>
-    <w:p>
-      <w:pPr>
-        <w:pStyle w:val="BodyText"/>
-      </w:pPr>
-      <w:r>
-        <w:t>The comparison between vector autoregression and LSTM-based modeling in this study highlights the complementary strengths of linear and nonlinear approaches. VAR models effectively capture short-term persistence and interpretable cross-signal dependencies, whereas LSTM models provide superior predictive performance for signals exhibiting burst-like or nonlinear behavior, particularly EOG and EMG activity. These observations align with prior findings in speech and affective computing, where deep sequential models outperform linear approaches when temporal patterns are irregular or context-dependent [14], [16].</w:t>
-      </w:r>
-    </w:p>
-    <w:p>
-      <w:pPr>
-        <w:pStyle w:val="BodyText"/>
-      </w:pPr>
-      <w:r>
-        <w:t>Importantly, the results suggest that linear and nonlinear temporal models should be viewed as complementary rather than competing. Linear models offer interpretability and mechanistic insight, while deep models capture higher-order temporal structure, together supporting robust temporal sleep modeling.</w:t>
-      </w:r>
-    </w:p>
-    <w:p>
-      <w:pPr>
-        <w:pStyle w:val="Heading2"/>
+        <w:ind w:left="426"/>
+      </w:pPr>
+      <w:r>
+        <w:t>The average number of sleep-stage transitions per night.</w:t>
+      </w:r>
+    </w:p>
+    <w:p>
+      <w:pPr>
+        <w:pStyle w:val="BodyText"/>
         <w:numPr>
           <w:ilvl w:val="0"/>
-          <w:numId w:val="0"/>
+          <w:numId w:val="21"/>
         </w:numPr>
-        <w:ind w:left="360"/>
-      </w:pPr>
-      <w:r>
-        <w:t xml:space="preserve">D. </w:t>
-      </w:r>
-      <w:r>
-        <w:t>Subject-Level Sleep Pattern Analysis</w:t>
-      </w:r>
-    </w:p>
-    <w:p>
-      <w:pPr>
-        <w:pStyle w:val="BodyText"/>
-      </w:pPr>
-      <w:r>
-        <w:t>To address Objective 3, epoch-level sleep-stage sequences were aggregated into subject-level summaries by averaging metrics across recordings for each subject. A total of 153 subjects were analyzed using sleep efficiency, number of awakenings, and sleep-stage transition counts.</w:t>
-      </w:r>
-    </w:p>
-    <w:p>
-      <w:pPr>
-        <w:pStyle w:val="BodyText"/>
-      </w:pPr>
-      <w:r>
-        <w:t xml:space="preserve">Fig. 1 illustrates the relationship between sleep efficiency and the average number of awakenings per night at the subject level. A weak to moderate positive association was observed </w:t>
-      </w:r>
-      <w:r>
-        <w:lastRenderedPageBreak/>
-        <w:t>(Pearson r = 0.30, Spearman ρ = 0.30), indicating substantial inter-subject variability in sleep organization.</w:t>
-      </w:r>
-    </w:p>
-    <w:p>
-      <w:pPr>
-        <w:pStyle w:val="BodyText"/>
+        <w:ind w:left="426"/>
+      </w:pPr>
+      <w:r>
+        <w:t>The average number of awakenings, defined as transitions from any sleep stage (N1, N2, N3, REM) to Wake.</w:t>
+      </w:r>
+    </w:p>
+    <w:p>
+      <w:pPr>
+        <w:pStyle w:val="BodyText"/>
+        <w:keepNext/>
         <w:ind w:firstLine="0"/>
       </w:pPr>
       <w:r>
         <w:drawing>
-          <wp:inline distT="0" distB="0" distL="0" distR="0" wp14:anchorId="7988D261" wp14:editId="2C135D39">
-            <wp:extent cx="3089910" cy="1851025"/>
+          <wp:inline distT="0" distB="0" distL="0" distR="0" wp14:anchorId="004588BB" wp14:editId="577EF3AF">
+            <wp:extent cx="3089910" cy="1530985"/>
             <wp:effectExtent l="0" t="0" r="0" b="0"/>
-            <wp:docPr id="1029381002" name="Picture 1"/>
+            <wp:docPr id="1714483769" name="Picture 1"/>
             <wp:cNvGraphicFramePr>
               <a:graphicFrameLocks xmlns:a="http://schemas.openxmlformats.org/drawingml/2006/main" noChangeAspect="1"/>
             </wp:cNvGraphicFramePr>
@@ -2352,74 +2386,17 @@
               <a:graphicData uri="http://schemas.openxmlformats.org/drawingml/2006/picture">
                 <pic:pic xmlns:pic="http://schemas.openxmlformats.org/drawingml/2006/picture">
                   <pic:nvPicPr>
-                    <pic:cNvPr id="1029381002" name=""/>
+                    <pic:cNvPr id="1714483769" name=""/>
                     <pic:cNvPicPr/>
                   </pic:nvPicPr>
                   <pic:blipFill>
-                    <a:blip r:embed="rId9"/>
-                    <a:stretch>
-                      <a:fillRect/>
-                    </a:stretch>
-                  </pic:blipFill>
-                  <pic:spPr>
-                    <a:xfrm>
-                      <a:off x="0" y="0"/>
-                      <a:ext cx="3089910" cy="1851025"/>
-                    </a:xfrm>
-                    <a:prstGeom prst="rect">
-                      <a:avLst/>
-                    </a:prstGeom>
-                  </pic:spPr>
-                </pic:pic>
-              </a:graphicData>
-            </a:graphic>
-          </wp:inline>
-        </w:drawing>
-      </w:r>
-    </w:p>
-    <w:p>
-      <w:pPr>
-        <w:pStyle w:val="BodyText"/>
-      </w:pPr>
-      <w:r>
-        <w:t>Fig. 2 summarizes sleep fragmentation by highlighting the 15 most fragmented subjects, measured as the average number of sleep-stage transitions per night. The wide spread in transition counts demonstrates heterogeneity in sleep stability across individuals.</w:t>
-      </w:r>
-    </w:p>
-    <w:p>
-      <w:pPr>
-        <w:pStyle w:val="BodyText"/>
-        <w:ind w:firstLine="0"/>
-        <w:rPr>
-          <w:i/>
-          <w:iCs/>
-          <w:noProof/>
-          <w:lang w:val="en-US"/>
-        </w:rPr>
-      </w:pPr>
-      <w:r>
-        <w:rPr>
-          <w:i/>
-          <w:iCs/>
-          <w:noProof/>
-          <w:lang w:val="en-US"/>
-        </w:rPr>
-        <w:drawing>
-          <wp:inline distT="0" distB="0" distL="0" distR="0" wp14:anchorId="4009CBE5" wp14:editId="58CD4A17">
-            <wp:extent cx="3089910" cy="1530985"/>
-            <wp:effectExtent l="0" t="0" r="0" b="0"/>
-            <wp:docPr id="1305421928" name="Picture 1"/>
-            <wp:cNvGraphicFramePr>
-              <a:graphicFrameLocks xmlns:a="http://schemas.openxmlformats.org/drawingml/2006/main" noChangeAspect="1"/>
-            </wp:cNvGraphicFramePr>
-            <a:graphic xmlns:a="http://schemas.openxmlformats.org/drawingml/2006/main">
-              <a:graphicData uri="http://schemas.openxmlformats.org/drawingml/2006/picture">
-                <pic:pic xmlns:pic="http://schemas.openxmlformats.org/drawingml/2006/picture">
-                  <pic:nvPicPr>
-                    <pic:cNvPr id="1305421928" name=""/>
-                    <pic:cNvPicPr/>
-                  </pic:nvPicPr>
-                  <pic:blipFill>
-                    <a:blip r:embed="rId10"/>
+                    <a:blip r:embed="rId9" cstate="print">
+                      <a:extLst>
+                        <a:ext uri="{28A0092B-C50C-407E-A947-70E740481C1C}">
+                          <a14:useLocalDpi xmlns:a14="http://schemas.microsoft.com/office/drawing/2010/main" val="0"/>
+                        </a:ext>
+                      </a:extLst>
+                    </a:blip>
                     <a:stretch>
                       <a:fillRect/>
                     </a:stretch>
@@ -2442,12 +2419,1453 @@
     </w:p>
     <w:p>
       <w:pPr>
+        <w:pStyle w:val="Caption"/>
+      </w:pPr>
+      <w:r>
+        <w:t xml:space="preserve">Figure </w:t>
+      </w:r>
+      <w:r>
+        <w:fldChar w:fldCharType="begin"/>
+      </w:r>
+      <w:r>
+        <w:instrText xml:space="preserve"> SEQ Figure \* ROMAN </w:instrText>
+      </w:r>
+      <w:r>
+        <w:fldChar w:fldCharType="separate"/>
+      </w:r>
+      <w:r>
+        <w:rPr>
+          <w:noProof/>
+        </w:rPr>
+        <w:t>I</w:t>
+      </w:r>
+      <w:r>
+        <w:fldChar w:fldCharType="end"/>
+      </w:r>
+      <w:r>
+        <w:t xml:space="preserve">. </w:t>
+      </w:r>
+      <w:r>
+        <w:rPr>
+          <w:color w:val="auto"/>
+        </w:rPr>
+        <w:t>Top 15 Subjects by Sleep Fragmentation</w:t>
+      </w:r>
+    </w:p>
+    <w:p>
+      <w:pPr>
+        <w:pStyle w:val="BodyText"/>
+      </w:pPr>
+      <w:r>
+        <w:t xml:space="preserve">Figure I illustrates the top 15 most fragmented subjects ranked by average number of stage transitions. Considerable inter-subject variability is observed, with fragmentation ranging from approximately 200 to over 350 transitions per </w:t>
+      </w:r>
+      <w:r>
+        <w:t>night. Subject 4652 exhibits the highest fragmentation level, indicating highly unstable sleep architecture.</w:t>
+      </w:r>
+    </w:p>
+    <w:p>
+      <w:pPr>
+        <w:pStyle w:val="BodyText"/>
+      </w:pPr>
+      <w:r>
+        <w:drawing>
+          <wp:anchor distT="0" distB="0" distL="114300" distR="114300" simplePos="0" relativeHeight="251658240" behindDoc="1" locked="0" layoutInCell="1" allowOverlap="1" wp14:anchorId="1FAA6A44" wp14:editId="448A0806">
+            <wp:simplePos x="0" y="0"/>
+            <wp:positionH relativeFrom="column">
+              <wp:posOffset>69759</wp:posOffset>
+            </wp:positionH>
+            <wp:positionV relativeFrom="paragraph">
+              <wp:posOffset>687977</wp:posOffset>
+            </wp:positionV>
+            <wp:extent cx="3089910" cy="1527175"/>
+            <wp:effectExtent l="0" t="0" r="0" b="0"/>
+            <wp:wrapSquare wrapText="bothSides"/>
+            <wp:docPr id="568739407" name="Picture 1"/>
+            <wp:cNvGraphicFramePr>
+              <a:graphicFrameLocks xmlns:a="http://schemas.openxmlformats.org/drawingml/2006/main" noChangeAspect="1"/>
+            </wp:cNvGraphicFramePr>
+            <a:graphic xmlns:a="http://schemas.openxmlformats.org/drawingml/2006/main">
+              <a:graphicData uri="http://schemas.openxmlformats.org/drawingml/2006/picture">
+                <pic:pic xmlns:pic="http://schemas.openxmlformats.org/drawingml/2006/picture">
+                  <pic:nvPicPr>
+                    <pic:cNvPr id="568739407" name=""/>
+                    <pic:cNvPicPr/>
+                  </pic:nvPicPr>
+                  <pic:blipFill>
+                    <a:blip r:embed="rId10" cstate="print">
+                      <a:extLst>
+                        <a:ext uri="{28A0092B-C50C-407E-A947-70E740481C1C}">
+                          <a14:useLocalDpi xmlns:a14="http://schemas.microsoft.com/office/drawing/2010/main" val="0"/>
+                        </a:ext>
+                      </a:extLst>
+                    </a:blip>
+                    <a:stretch>
+                      <a:fillRect/>
+                    </a:stretch>
+                  </pic:blipFill>
+                  <pic:spPr>
+                    <a:xfrm>
+                      <a:off x="0" y="0"/>
+                      <a:ext cx="3089910" cy="1527175"/>
+                    </a:xfrm>
+                    <a:prstGeom prst="rect">
+                      <a:avLst/>
+                    </a:prstGeom>
+                  </pic:spPr>
+                </pic:pic>
+              </a:graphicData>
+            </a:graphic>
+            <wp14:sizeRelH relativeFrom="page">
+              <wp14:pctWidth>0</wp14:pctWidth>
+            </wp14:sizeRelH>
+            <wp14:sizeRelV relativeFrom="page">
+              <wp14:pctHeight>0</wp14:pctHeight>
+            </wp14:sizeRelV>
+          </wp:anchor>
+        </w:drawing>
+      </w:r>
+      <w:r>
+        <w:t xml:space="preserve">A complementary analysis examined the relationship between fragmentation and sleep efficiency. Across subjects, a moderate positive association was observed between the number of awakenings and sleep efficiency (Pearson </w:t>
+      </w:r>
+      <w:r>
+        <w:rPr>
+          <w:rFonts w:ascii="Cambria Math" w:hAnsi="Cambria Math" w:cs="Cambria Math"/>
+        </w:rPr>
+        <w:t>𝑟</w:t>
+      </w:r>
+      <w:r>
+        <w:t xml:space="preserve">=0.301, Spearman </w:t>
+      </w:r>
+      <w:r>
+        <w:rPr>
+          <w:rFonts w:ascii="Cambria Math" w:hAnsi="Cambria Math" w:cs="Cambria Math"/>
+        </w:rPr>
+        <w:t>𝜌</w:t>
+      </w:r>
+      <w:r>
+        <w:t>=0.297). While higher fragmentation is generally associated with reduced sleep quality, this result highlights substantial heterogeneity in how individuals compensate for frequent awakenings, reinforcing the need for subject-level analysis rather than population averages alone.</w:t>
+      </w:r>
+    </w:p>
+    <w:p>
+      <w:pPr>
+        <w:pStyle w:val="BodyText"/>
+      </w:pPr>
+      <w:r>
+        <w:t>Based on these findings, subject 465, night 2—representing an extreme fragmentation phenotype—was selected for detailed temporal modeling in subsequent analyses.</w:t>
+      </w:r>
+    </w:p>
+    <w:p>
+      <w:pPr>
         <w:pStyle w:val="Heading2"/>
         <w:numPr>
           <w:ilvl w:val="0"/>
           <w:numId w:val="0"/>
         </w:numPr>
         <w:ind w:left="360"/>
+        <w:rPr>
+          <w:lang w:val="en-CA" w:eastAsia="en-CA"/>
+        </w:rPr>
+      </w:pPr>
+      <w:r>
+        <w:t xml:space="preserve">B. </w:t>
+      </w:r>
+      <w:r>
+        <w:t>Objective 2 — Temporal Dependency and Transition Analysis (VAR)</w:t>
+      </w:r>
+    </w:p>
+    <w:p>
+      <w:pPr>
+        <w:pStyle w:val="BodyText"/>
+      </w:pPr>
+      <w:r>
+        <w:t>A Vector Autoregression (VAR) model was fitted to EEG Fpz–Cz RMS, EEG Pz–Oz RMS, EOG horizontal RMS, and EMG submental RMS signals for subject 465, night 2. Four lags corresponding to 30 seconds, 1 minute, 2 minutes, and 4 minutes were included to capture short-term physiological interactions.</w:t>
+      </w:r>
+    </w:p>
+    <w:p>
+      <w:pPr>
+        <w:pStyle w:val="BodyText"/>
+      </w:pPr>
+      <w:r>
+        <w:t xml:space="preserve">Strong within-signal temporal persistence was observed, particularly for EMG activity. Past EMG values strongly predicted current EMG values (lag 1 coefficient = 0.715, </w:t>
+      </w:r>
+      <w:r>
+        <w:rPr>
+          <w:rFonts w:ascii="Cambria Math" w:hAnsi="Cambria Math" w:cs="Cambria Math"/>
+        </w:rPr>
+        <w:t>𝑝</w:t>
+      </w:r>
+      <w:r>
+        <w:t>&lt;0.001), indicating high short-term continuity in muscle tone during sleep. EEG signals also exhibited significant autoregressive structure, consistent with rhythmic neural activity across sleep stages.</w:t>
+      </w:r>
+    </w:p>
+    <w:p>
+      <w:pPr>
+        <w:pStyle w:val="BodyText"/>
+      </w:pPr>
+      <w:r>
+        <w:t xml:space="preserve">Selective cross-modal interactions were identified. Frontal EEG activity modestly predicted subsequent EOG horizontal activity (lag 1 coefficient = 0.042, </w:t>
+      </w:r>
+      <w:r>
+        <w:rPr>
+          <w:rFonts w:ascii="Cambria Math" w:hAnsi="Cambria Math" w:cs="Cambria Math"/>
+        </w:rPr>
+        <w:t>𝑝</w:t>
+      </w:r>
+      <w:r>
+        <w:t>=0.028), suggesting short-term coupling between neural and ocular dynamics. In contrast, cross-modal influences involving EMG were weaker, indicating a largely autonomous muscle activity profile during sleep.</w:t>
+      </w:r>
+    </w:p>
+    <w:p>
+      <w:pPr>
+        <w:pStyle w:val="BodyText"/>
+      </w:pPr>
+      <w:r>
+        <w:t>Residual correlations were moderate between EEG and EOG (</w:t>
+      </w:r>
+      <w:r>
+        <w:rPr>
+          <w:rFonts w:ascii="Cambria Math" w:hAnsi="Cambria Math" w:cs="Cambria Math"/>
+        </w:rPr>
+        <w:t>𝑟</w:t>
+      </w:r>
+      <w:r>
+        <w:rPr>
+          <w:rFonts w:hint="eastAsia"/>
+        </w:rPr>
+        <w:t>≈</w:t>
+      </w:r>
+      <w:r>
+        <w:t>0.45</w:t>
+      </w:r>
+      <w:r>
+        <w:rPr>
+          <w:rFonts w:hint="eastAsia"/>
+        </w:rPr>
+        <w:t>) and low between EMG and other modalities (</w:t>
+      </w:r>
+      <w:r>
+        <w:rPr>
+          <w:rFonts w:ascii="Cambria Math" w:hAnsi="Cambria Math" w:cs="Cambria Math"/>
+        </w:rPr>
+        <w:t>𝑟</w:t>
+      </w:r>
+      <w:r>
+        <w:t>&lt;0.16), indicating that the VAR model captured most shared temporal structure.</w:t>
+      </w:r>
+    </w:p>
+    <w:p>
+      <w:pPr>
+        <w:pStyle w:val="BodyText"/>
+      </w:pPr>
+      <w:r>
+        <w:t xml:space="preserve">Forecast accuracy for each physiological signal is summarized in Table II. EEG signals exhibit the lowest prediction errors overall, with posterior EEG (Pz–Oz) </w:t>
+      </w:r>
+      <w:r>
+        <w:lastRenderedPageBreak/>
+        <w:t>showing particularly strong short-term predictability. EMG submental activity also demonstrates low forecast error, reflecting high temporal persistence in muscle tone during sleep.</w:t>
+      </w:r>
+    </w:p>
+    <w:p>
+      <w:pPr>
+        <w:pStyle w:val="BodyText"/>
+      </w:pPr>
+      <w:r>
+        <w:t xml:space="preserve">Table </w:t>
+      </w:r>
+      <w:fldSimple w:instr=" SEQ Table \* ARABIC ">
+        <w:r>
+          <w:rPr>
+            <w:noProof/>
+          </w:rPr>
+          <w:t>2</w:t>
+        </w:r>
+      </w:fldSimple>
+      <w:r>
+        <w:t>. Forecast Accuracy of VAR Model (Subject 465, Night 2)</w:t>
+      </w:r>
+    </w:p>
+    <w:tbl>
+      <w:tblPr>
+        <w:tblW w:w="3580" w:type="dxa"/>
+        <w:jc w:val="center"/>
+        <w:tblBorders>
+          <w:top w:val="single" w:sz="2" w:space="0" w:color="auto"/>
+          <w:left w:val="single" w:sz="2" w:space="0" w:color="auto"/>
+          <w:bottom w:val="single" w:sz="2" w:space="0" w:color="auto"/>
+          <w:right w:val="single" w:sz="2" w:space="0" w:color="auto"/>
+          <w:insideH w:val="single" w:sz="2" w:space="0" w:color="auto"/>
+          <w:insideV w:val="single" w:sz="2" w:space="0" w:color="auto"/>
+        </w:tblBorders>
+        <w:tblLayout w:type="fixed"/>
+        <w:tblLook w:val="0000" w:firstRow="0" w:lastRow="0" w:firstColumn="0" w:lastColumn="0" w:noHBand="0" w:noVBand="0"/>
+      </w:tblPr>
+      <w:tblGrid>
+        <w:gridCol w:w="1992"/>
+        <w:gridCol w:w="794"/>
+        <w:gridCol w:w="794"/>
+      </w:tblGrid>
+      <w:tr>
+        <w:trPr>
+          <w:cantSplit/>
+          <w:trHeight w:val="240"/>
+          <w:tblHeader/>
+          <w:jc w:val="center"/>
+        </w:trPr>
+        <w:tc>
+          <w:tcPr>
+            <w:tcW w:w="1992" w:type="dxa"/>
+            <w:vAlign w:val="center"/>
+          </w:tcPr>
+          <w:p>
+            <w:pPr>
+              <w:pStyle w:val="tablecolsubhead"/>
+            </w:pPr>
+            <w:r>
+              <w:t>Signal</w:t>
+            </w:r>
+          </w:p>
+        </w:tc>
+        <w:tc>
+          <w:tcPr>
+            <w:tcW w:w="794" w:type="dxa"/>
+            <w:vAlign w:val="center"/>
+          </w:tcPr>
+          <w:p>
+            <w:pPr>
+              <w:pStyle w:val="tablecolsubhead"/>
+            </w:pPr>
+            <w:r>
+              <w:t>MAE</w:t>
+            </w:r>
+            <w:r>
+              <w:rPr>
+                <w:vertAlign w:val="superscript"/>
+              </w:rPr>
+              <w:t>a</w:t>
+            </w:r>
+          </w:p>
+        </w:tc>
+        <w:tc>
+          <w:tcPr>
+            <w:tcW w:w="794" w:type="dxa"/>
+            <w:vAlign w:val="center"/>
+          </w:tcPr>
+          <w:p>
+            <w:pPr>
+              <w:pStyle w:val="tablecolsubhead"/>
+            </w:pPr>
+            <w:r>
+              <w:t>RMSE</w:t>
+            </w:r>
+            <w:r>
+              <w:rPr>
+                <w:vertAlign w:val="superscript"/>
+              </w:rPr>
+              <w:t>b</w:t>
+            </w:r>
+          </w:p>
+        </w:tc>
+      </w:tr>
+      <w:tr>
+        <w:trPr>
+          <w:trHeight w:val="320"/>
+          <w:jc w:val="center"/>
+        </w:trPr>
+        <w:tc>
+          <w:tcPr>
+            <w:tcW w:w="1992" w:type="dxa"/>
+            <w:vAlign w:val="center"/>
+          </w:tcPr>
+          <w:p>
+            <w:pPr>
+              <w:pStyle w:val="tablecopy"/>
+              <w:jc w:val="center"/>
+            </w:pPr>
+            <w:r>
+              <w:t>EEG Fpz–Cz (RMS)</w:t>
+            </w:r>
+          </w:p>
+        </w:tc>
+        <w:tc>
+          <w:tcPr>
+            <w:tcW w:w="794" w:type="dxa"/>
+            <w:vAlign w:val="center"/>
+          </w:tcPr>
+          <w:p>
+            <w:pPr>
+              <w:rPr>
+                <w:sz w:val="16"/>
+                <w:szCs w:val="16"/>
+              </w:rPr>
+            </w:pPr>
+            <w:r>
+              <w:rPr>
+                <w:sz w:val="16"/>
+                <w:szCs w:val="16"/>
+              </w:rPr>
+              <w:t>1.362</w:t>
+            </w:r>
+          </w:p>
+        </w:tc>
+        <w:tc>
+          <w:tcPr>
+            <w:tcW w:w="794" w:type="dxa"/>
+            <w:vAlign w:val="center"/>
+          </w:tcPr>
+          <w:p>
+            <w:pPr>
+              <w:rPr>
+                <w:sz w:val="16"/>
+                <w:szCs w:val="16"/>
+              </w:rPr>
+            </w:pPr>
+            <w:r>
+              <w:rPr>
+                <w:sz w:val="16"/>
+                <w:szCs w:val="16"/>
+              </w:rPr>
+              <w:t>1.678</w:t>
+            </w:r>
+          </w:p>
+        </w:tc>
+      </w:tr>
+      <w:tr>
+        <w:trPr>
+          <w:trHeight w:val="320"/>
+          <w:jc w:val="center"/>
+        </w:trPr>
+        <w:tc>
+          <w:tcPr>
+            <w:tcW w:w="1992" w:type="dxa"/>
+            <w:vAlign w:val="center"/>
+          </w:tcPr>
+          <w:p>
+            <w:pPr>
+              <w:pStyle w:val="tablecopy"/>
+              <w:jc w:val="center"/>
+            </w:pPr>
+            <w:r>
+              <w:t>EEG Pz–Oz (RMS)</w:t>
+            </w:r>
+          </w:p>
+        </w:tc>
+        <w:tc>
+          <w:tcPr>
+            <w:tcW w:w="794" w:type="dxa"/>
+            <w:vAlign w:val="center"/>
+          </w:tcPr>
+          <w:p>
+            <w:pPr>
+              <w:rPr>
+                <w:sz w:val="16"/>
+                <w:szCs w:val="16"/>
+              </w:rPr>
+            </w:pPr>
+            <w:r>
+              <w:rPr>
+                <w:sz w:val="16"/>
+                <w:szCs w:val="16"/>
+              </w:rPr>
+              <w:t>0.536</w:t>
+            </w:r>
+          </w:p>
+        </w:tc>
+        <w:tc>
+          <w:tcPr>
+            <w:tcW w:w="794" w:type="dxa"/>
+            <w:vAlign w:val="center"/>
+          </w:tcPr>
+          <w:p>
+            <w:pPr>
+              <w:rPr>
+                <w:sz w:val="16"/>
+                <w:szCs w:val="16"/>
+              </w:rPr>
+            </w:pPr>
+            <w:r>
+              <w:rPr>
+                <w:sz w:val="16"/>
+                <w:szCs w:val="16"/>
+              </w:rPr>
+              <w:t>0.640</w:t>
+            </w:r>
+          </w:p>
+        </w:tc>
+      </w:tr>
+      <w:tr>
+        <w:trPr>
+          <w:trHeight w:val="320"/>
+          <w:jc w:val="center"/>
+        </w:trPr>
+        <w:tc>
+          <w:tcPr>
+            <w:tcW w:w="1992" w:type="dxa"/>
+            <w:tcBorders>
+              <w:bottom w:val="single" w:sz="2" w:space="0" w:color="auto"/>
+            </w:tcBorders>
+            <w:vAlign w:val="center"/>
+          </w:tcPr>
+          <w:p>
+            <w:pPr>
+              <w:pStyle w:val="tablecopy"/>
+              <w:jc w:val="center"/>
+            </w:pPr>
+            <w:r>
+              <w:t>EOG Horizontal (RMS)</w:t>
+            </w:r>
+          </w:p>
+        </w:tc>
+        <w:tc>
+          <w:tcPr>
+            <w:tcW w:w="794" w:type="dxa"/>
+            <w:tcBorders>
+              <w:bottom w:val="single" w:sz="2" w:space="0" w:color="auto"/>
+            </w:tcBorders>
+            <w:vAlign w:val="center"/>
+          </w:tcPr>
+          <w:p>
+            <w:pPr>
+              <w:rPr>
+                <w:sz w:val="16"/>
+                <w:szCs w:val="16"/>
+              </w:rPr>
+            </w:pPr>
+            <w:r>
+              <w:rPr>
+                <w:sz w:val="16"/>
+                <w:szCs w:val="16"/>
+              </w:rPr>
+              <w:t>1.528</w:t>
+            </w:r>
+          </w:p>
+        </w:tc>
+        <w:tc>
+          <w:tcPr>
+            <w:tcW w:w="794" w:type="dxa"/>
+            <w:tcBorders>
+              <w:bottom w:val="single" w:sz="2" w:space="0" w:color="auto"/>
+            </w:tcBorders>
+            <w:vAlign w:val="center"/>
+          </w:tcPr>
+          <w:p>
+            <w:pPr>
+              <w:rPr>
+                <w:sz w:val="16"/>
+                <w:szCs w:val="16"/>
+              </w:rPr>
+            </w:pPr>
+            <w:r>
+              <w:rPr>
+                <w:sz w:val="16"/>
+                <w:szCs w:val="16"/>
+              </w:rPr>
+              <w:t>1.729</w:t>
+            </w:r>
+          </w:p>
+        </w:tc>
+      </w:tr>
+      <w:tr>
+        <w:trPr>
+          <w:trHeight w:val="320"/>
+          <w:jc w:val="center"/>
+        </w:trPr>
+        <w:tc>
+          <w:tcPr>
+            <w:tcW w:w="1992" w:type="dxa"/>
+            <w:tcBorders>
+              <w:bottom w:val="single" w:sz="4" w:space="0" w:color="auto"/>
+            </w:tcBorders>
+            <w:vAlign w:val="center"/>
+          </w:tcPr>
+          <w:p>
+            <w:pPr>
+              <w:pStyle w:val="tablecopy"/>
+              <w:jc w:val="center"/>
+            </w:pPr>
+            <w:r>
+              <w:t>EMG Submental (RMS, normalized)</w:t>
+            </w:r>
+          </w:p>
+        </w:tc>
+        <w:tc>
+          <w:tcPr>
+            <w:tcW w:w="794" w:type="dxa"/>
+            <w:tcBorders>
+              <w:bottom w:val="single" w:sz="4" w:space="0" w:color="auto"/>
+            </w:tcBorders>
+            <w:vAlign w:val="center"/>
+          </w:tcPr>
+          <w:p>
+            <w:pPr>
+              <w:rPr>
+                <w:sz w:val="16"/>
+                <w:szCs w:val="16"/>
+              </w:rPr>
+            </w:pPr>
+            <w:r>
+              <w:rPr>
+                <w:sz w:val="16"/>
+                <w:szCs w:val="16"/>
+              </w:rPr>
+              <w:t>0.472</w:t>
+            </w:r>
+          </w:p>
+        </w:tc>
+        <w:tc>
+          <w:tcPr>
+            <w:tcW w:w="794" w:type="dxa"/>
+            <w:tcBorders>
+              <w:bottom w:val="single" w:sz="4" w:space="0" w:color="auto"/>
+            </w:tcBorders>
+            <w:vAlign w:val="center"/>
+          </w:tcPr>
+          <w:p>
+            <w:pPr>
+              <w:rPr>
+                <w:sz w:val="16"/>
+                <w:szCs w:val="16"/>
+              </w:rPr>
+            </w:pPr>
+            <w:r>
+              <w:rPr>
+                <w:sz w:val="16"/>
+                <w:szCs w:val="16"/>
+              </w:rPr>
+              <w:t>0.619</w:t>
+            </w:r>
+          </w:p>
+        </w:tc>
+      </w:tr>
+      <w:tr>
+        <w:trPr>
+          <w:trHeight w:val="320"/>
+          <w:jc w:val="center"/>
+        </w:trPr>
+        <w:tc>
+          <w:tcPr>
+            <w:tcW w:w="3580" w:type="dxa"/>
+            <w:gridSpan w:val="3"/>
+            <w:tcBorders>
+              <w:top w:val="single" w:sz="4" w:space="0" w:color="auto"/>
+              <w:left w:val="nil"/>
+              <w:bottom w:val="nil"/>
+              <w:right w:val="nil"/>
+            </w:tcBorders>
+            <w:vAlign w:val="center"/>
+          </w:tcPr>
+          <w:p>
+            <w:pPr>
+              <w:pStyle w:val="tablefootnote"/>
+              <w:spacing w:before="0"/>
+              <w:ind w:firstLine="0"/>
+            </w:pPr>
+            <w:r>
+              <w:t>Mean Absolute Error</w:t>
+            </w:r>
+            <w:r>
+              <w:t xml:space="preserve"> </w:t>
+            </w:r>
+          </w:p>
+          <w:p>
+            <w:pPr>
+              <w:pStyle w:val="tablefootnote"/>
+              <w:spacing w:before="0"/>
+              <w:ind w:firstLine="0"/>
+            </w:pPr>
+            <w:r>
+              <w:t>Root Mean Squared Error</w:t>
+            </w:r>
+          </w:p>
+          <w:p>
+            <w:pPr>
+              <w:rPr>
+                <w:sz w:val="16"/>
+                <w:szCs w:val="16"/>
+              </w:rPr>
+            </w:pPr>
+          </w:p>
+        </w:tc>
+      </w:tr>
+    </w:tbl>
+    <w:p>
+      <w:pPr>
+        <w:pStyle w:val="BodyText"/>
+      </w:pPr>
+      <w:r>
+        <w:t xml:space="preserve">In contrast, horizontal EOG displays substantially higher errors, consistent with its burst-like behavior and sensitivity to sleep-stage transitions. These differences indicate that short-term predictability varies markedly across modalities, with EEG and EMG following more stable temporal trajectories than ocular activity. </w:t>
+      </w:r>
+    </w:p>
+    <w:p>
+      <w:pPr>
+        <w:pStyle w:val="BodyText"/>
+      </w:pPr>
+      <w:r>
+        <w:t>Figure I</w:t>
+      </w:r>
+      <w:r>
+        <w:t>I</w:t>
+      </w:r>
+      <w:r>
+        <w:t xml:space="preserve"> compares observed and VAR-forecasted physiological signals for subject 465, night 2. The model closely tracks EEG and EMG dynamics, while larger deviations are observed for horizontal EOG activity, consistent with its burst-like behavior.</w:t>
+      </w:r>
+    </w:p>
+    <w:p>
+      <w:pPr>
+        <w:pStyle w:val="BodyText"/>
+      </w:pPr>
+      <w:r>
+        <w:t>Overall, the results confirm that physiological sleep dynamics are signal-specific and structured rather than stochastic, supporting the use of multivariate temporal models for sleep analysis.</w:t>
+      </w:r>
+    </w:p>
+    <w:p>
+      <w:pPr>
+        <w:pStyle w:val="BodyText"/>
+      </w:pPr>
+      <w:r>
+        <w:t xml:space="preserve">C. </w:t>
+      </w:r>
+      <w:r>
+        <w:t>Objective 3 — Predictive Sequence Modeling (Bi-LSTM)</w:t>
+      </w:r>
+    </w:p>
+    <w:p>
+      <w:pPr>
+        <w:pStyle w:val="BodyText"/>
+      </w:pPr>
+      <w:r>
+        <w:rPr>
+          <w:noProof/>
+        </w:rPr>
+        <mc:AlternateContent>
+          <mc:Choice Requires="wps">
+            <w:drawing>
+              <wp:anchor distT="0" distB="0" distL="114300" distR="114300" simplePos="0" relativeHeight="251665408" behindDoc="0" locked="0" layoutInCell="1" allowOverlap="1" wp14:anchorId="6D56A47F" wp14:editId="5DA152EB">
+                <wp:simplePos x="0" y="0"/>
+                <wp:positionH relativeFrom="column">
+                  <wp:posOffset>-89535</wp:posOffset>
+                </wp:positionH>
+                <wp:positionV relativeFrom="paragraph">
+                  <wp:posOffset>2049145</wp:posOffset>
+                </wp:positionV>
+                <wp:extent cx="3223895" cy="635"/>
+                <wp:effectExtent l="0" t="0" r="0" b="8255"/>
+                <wp:wrapSquare wrapText="bothSides"/>
+                <wp:docPr id="1556355575" name="Text Box 1"/>
+                <wp:cNvGraphicFramePr/>
+                <a:graphic xmlns:a="http://schemas.openxmlformats.org/drawingml/2006/main">
+                  <a:graphicData uri="http://schemas.microsoft.com/office/word/2010/wordprocessingShape">
+                    <wps:wsp>
+                      <wps:cNvSpPr txBox="1"/>
+                      <wps:spPr>
+                        <a:xfrm>
+                          <a:off x="0" y="0"/>
+                          <a:ext cx="3223895" cy="635"/>
+                        </a:xfrm>
+                        <a:prstGeom prst="rect">
+                          <a:avLst/>
+                        </a:prstGeom>
+                        <a:solidFill>
+                          <a:prstClr val="white"/>
+                        </a:solidFill>
+                        <a:ln>
+                          <a:noFill/>
+                        </a:ln>
+                      </wps:spPr>
+                      <wps:txbx>
+                        <w:txbxContent>
+                          <w:p>
+                            <w:pPr>
+                              <w:pStyle w:val="Caption"/>
+                              <w:rPr>
+                                <w:color w:val="auto"/>
+                                <w:spacing w:val="-1"/>
+                                <w:sz w:val="20"/>
+                                <w:szCs w:val="20"/>
+                                <w:lang w:val="fr-CA" w:eastAsia="x-none"/>
+                              </w:rPr>
+                            </w:pPr>
+                            <w:r>
+                              <w:rPr>
+                                <w:color w:val="auto"/>
+                                <w:lang w:val="fr-CA"/>
+                              </w:rPr>
+                              <w:t xml:space="preserve">Figure </w:t>
+                            </w:r>
+                            <w:r>
+                              <w:rPr>
+                                <w:color w:val="auto"/>
+                              </w:rPr>
+                              <w:fldChar w:fldCharType="begin"/>
+                            </w:r>
+                            <w:r>
+                              <w:rPr>
+                                <w:color w:val="auto"/>
+                                <w:lang w:val="fr-CA"/>
+                              </w:rPr>
+                              <w:instrText xml:space="preserve"> SEQ Figure \* ROMAN </w:instrText>
+                            </w:r>
+                            <w:r>
+                              <w:rPr>
+                                <w:color w:val="auto"/>
+                              </w:rPr>
+                              <w:fldChar w:fldCharType="separate"/>
+                            </w:r>
+                            <w:r>
+                              <w:rPr>
+                                <w:noProof/>
+                                <w:color w:val="auto"/>
+                                <w:lang w:val="fr-CA"/>
+                              </w:rPr>
+                              <w:t>III</w:t>
+                            </w:r>
+                            <w:r>
+                              <w:rPr>
+                                <w:color w:val="auto"/>
+                              </w:rPr>
+                              <w:fldChar w:fldCharType="end"/>
+                            </w:r>
+                            <w:r>
+                              <w:rPr>
+                                <w:color w:val="auto"/>
+                                <w:lang w:val="fr-CA"/>
+                              </w:rPr>
+                              <w:t>. Bi-LSTM Temporal Le</w:t>
+                            </w:r>
+                            <w:r>
+                              <w:rPr>
+                                <w:color w:val="auto"/>
+                                <w:lang w:val="fr-CA"/>
+                              </w:rPr>
+                              <w:t>arning Process</w:t>
+                            </w:r>
+                          </w:p>
+                        </w:txbxContent>
+                      </wps:txbx>
+                      <wps:bodyPr rot="0" spcFirstLastPara="0" vertOverflow="overflow" horzOverflow="overflow" vert="horz" wrap="square" lIns="0" tIns="0" rIns="0" bIns="0" numCol="1" spcCol="0" rtlCol="0" fromWordArt="0" anchor="t" anchorCtr="0" forceAA="0" compatLnSpc="1">
+                        <a:prstTxWarp prst="textNoShape">
+                          <a:avLst/>
+                        </a:prstTxWarp>
+                        <a:spAutoFit/>
+                      </wps:bodyPr>
+                    </wps:wsp>
+                  </a:graphicData>
+                </a:graphic>
+                <wp14:sizeRelH relativeFrom="margin">
+                  <wp14:pctWidth>0</wp14:pctWidth>
+                </wp14:sizeRelH>
+              </wp:anchor>
+            </w:drawing>
+          </mc:Choice>
+          <mc:Fallback>
+            <w:pict>
+              <v:shape w14:anchorId="6D56A47F" id="_x0000_s1027" type="#_x0000_t202" style="position:absolute;left:0;text-align:left;margin-left:-7.05pt;margin-top:161.35pt;width:253.85pt;height:.05pt;z-index:251665408;visibility:visible;mso-wrap-style:square;mso-width-percent:0;mso-wrap-distance-left:9pt;mso-wrap-distance-top:0;mso-wrap-distance-right:9pt;mso-wrap-distance-bottom:0;mso-position-horizontal:absolute;mso-position-horizontal-relative:text;mso-position-vertical:absolute;mso-position-vertical-relative:text;mso-width-percent:0;mso-width-relative:margin;v-text-anchor:top" o:gfxdata="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" stroked="f">
+                <v:textbox style="mso-fit-shape-to-text:t" inset="0,0,0,0">
+                  <w:txbxContent>
+                    <w:p>
+                      <w:pPr>
+                        <w:pStyle w:val="Caption"/>
+                        <w:rPr>
+                          <w:color w:val="auto"/>
+                          <w:spacing w:val="-1"/>
+                          <w:sz w:val="20"/>
+                          <w:szCs w:val="20"/>
+                          <w:lang w:val="fr-CA" w:eastAsia="x-none"/>
+                        </w:rPr>
+                      </w:pPr>
+                      <w:r>
+                        <w:rPr>
+                          <w:color w:val="auto"/>
+                          <w:lang w:val="fr-CA"/>
+                        </w:rPr>
+                        <w:t xml:space="preserve">Figure </w:t>
+                      </w:r>
+                      <w:r>
+                        <w:rPr>
+                          <w:color w:val="auto"/>
+                        </w:rPr>
+                        <w:fldChar w:fldCharType="begin"/>
+                      </w:r>
+                      <w:r>
+                        <w:rPr>
+                          <w:color w:val="auto"/>
+                          <w:lang w:val="fr-CA"/>
+                        </w:rPr>
+                        <w:instrText xml:space="preserve"> SEQ Figure \* ROMAN </w:instrText>
+                      </w:r>
+                      <w:r>
+                        <w:rPr>
+                          <w:color w:val="auto"/>
+                        </w:rPr>
+                        <w:fldChar w:fldCharType="separate"/>
+                      </w:r>
+                      <w:r>
+                        <w:rPr>
+                          <w:noProof/>
+                          <w:color w:val="auto"/>
+                          <w:lang w:val="fr-CA"/>
+                        </w:rPr>
+                        <w:t>III</w:t>
+                      </w:r>
+                      <w:r>
+                        <w:rPr>
+                          <w:color w:val="auto"/>
+                        </w:rPr>
+                        <w:fldChar w:fldCharType="end"/>
+                      </w:r>
+                      <w:r>
+                        <w:rPr>
+                          <w:color w:val="auto"/>
+                          <w:lang w:val="fr-CA"/>
+                        </w:rPr>
+                        <w:t>. Bi-LSTM Temporal Le</w:t>
+                      </w:r>
+                      <w:r>
+                        <w:rPr>
+                          <w:color w:val="auto"/>
+                          <w:lang w:val="fr-CA"/>
+                        </w:rPr>
+                        <w:t>arning Process</w:t>
+                      </w:r>
+                    </w:p>
+                  </w:txbxContent>
+                </v:textbox>
+                <w10:wrap type="square"/>
+              </v:shape>
+            </w:pict>
+          </mc:Fallback>
+        </mc:AlternateContent>
+      </w:r>
+      <w:r>
+        <w:drawing>
+          <wp:anchor distT="0" distB="0" distL="114300" distR="114300" simplePos="0" relativeHeight="251661312" behindDoc="0" locked="0" layoutInCell="1" allowOverlap="1" wp14:anchorId="1CB2600E" wp14:editId="3CE3C695">
+            <wp:simplePos x="0" y="0"/>
+            <wp:positionH relativeFrom="column">
+              <wp:posOffset>-190646</wp:posOffset>
+            </wp:positionH>
+            <wp:positionV relativeFrom="paragraph">
+              <wp:posOffset>701040</wp:posOffset>
+            </wp:positionV>
+            <wp:extent cx="3323590" cy="1290955"/>
+            <wp:effectExtent l="0" t="0" r="0" b="4445"/>
+            <wp:wrapSquare wrapText="bothSides"/>
+            <wp:docPr id="1491171671" name="Picture 1"/>
+            <wp:cNvGraphicFramePr>
+              <a:graphicFrameLocks xmlns:a="http://schemas.openxmlformats.org/drawingml/2006/main" noChangeAspect="1"/>
+            </wp:cNvGraphicFramePr>
+            <a:graphic xmlns:a="http://schemas.openxmlformats.org/drawingml/2006/main">
+              <a:graphicData uri="http://schemas.openxmlformats.org/drawingml/2006/picture">
+                <pic:pic xmlns:pic="http://schemas.openxmlformats.org/drawingml/2006/picture">
+                  <pic:nvPicPr>
+                    <pic:cNvPr id="1491171671" name=""/>
+                    <pic:cNvPicPr/>
+                  </pic:nvPicPr>
+                  <pic:blipFill rotWithShape="1">
+                    <a:blip r:embed="rId11" cstate="print">
+                      <a:extLst>
+                        <a:ext uri="{28A0092B-C50C-407E-A947-70E740481C1C}">
+                          <a14:useLocalDpi xmlns:a14="http://schemas.microsoft.com/office/drawing/2010/main" val="0"/>
+                        </a:ext>
+                      </a:extLst>
+                    </a:blip>
+                    <a:srcRect t="6213"/>
+                    <a:stretch>
+                      <a:fillRect/>
+                    </a:stretch>
+                  </pic:blipFill>
+                  <pic:spPr bwMode="auto">
+                    <a:xfrm>
+                      <a:off x="0" y="0"/>
+                      <a:ext cx="3323590" cy="1290955"/>
+                    </a:xfrm>
+                    <a:prstGeom prst="rect">
+                      <a:avLst/>
+                    </a:prstGeom>
+                    <a:ln>
+                      <a:noFill/>
+                    </a:ln>
+                    <a:extLst>
+                      <a:ext uri="{53640926-AAD7-44D8-BBD7-CCE9431645EC}">
+                        <a14:shadowObscured xmlns:a14="http://schemas.microsoft.com/office/drawing/2010/main"/>
+                      </a:ext>
+                    </a:extLst>
+                  </pic:spPr>
+                </pic:pic>
+              </a:graphicData>
+            </a:graphic>
+            <wp14:sizeRelH relativeFrom="page">
+              <wp14:pctWidth>0</wp14:pctWidth>
+            </wp14:sizeRelH>
+            <wp14:sizeRelV relativeFrom="page">
+              <wp14:pctHeight>0</wp14:pctHeight>
+            </wp14:sizeRelV>
+          </wp:anchor>
+        </w:drawing>
+      </w:r>
+      <w:r>
+        <w:t>Figure</w:t>
+      </w:r>
+      <w:r>
+        <w:t xml:space="preserve"> III illustrates the training and validation behavior of the proposed Bi-LSTM model. Training loss decreases steadily across epochs, while validation accuracy stabilizes, indicating convergence and generalization to unseen subjects under class-weighted optimization.</w:t>
+      </w:r>
+    </w:p>
+    <w:p>
+      <w:pPr>
+        <w:pStyle w:val="BodyText"/>
+      </w:pPr>
+      <w:r>
+        <w:t>Despite stable validation accuracy, validation loss remains consistently higher than training loss. This behavior reflects the pronounced class imbalance in sleep-stage distributions, where Wake (W) dominates while transitional stages such as N1 and REM occur less frequently. To address this imbalance, class-weighted optimization increases the penalty for misclassifications of minority stages. As a result, a small number of errors in these stages can produce a relatively large validation loss, even when overall accuracy remains stable.</w:t>
+      </w:r>
+    </w:p>
+    <w:p>
+      <w:pPr>
+        <w:pStyle w:val="BodyText"/>
+      </w:pPr>
+      <w:r>
+        <w:t xml:space="preserve">In addition, validation recordings correspond to previously unseen subjects, introducing physiological variability in EEG, </w:t>
+      </w:r>
+      <w:r>
+        <w:t>EOG, and EMG signal characteristics. This inter-subject variability increases uncertainty near sleep-stage transitions, where classification errors are both more likely and more strongly penalized. Consequently, elevated validation loss reflects increased sensitivity to minority and transitional stages rather than reduced model generalization.</w:t>
+      </w:r>
+    </w:p>
+    <w:p>
+      <w:pPr>
+        <w:pStyle w:val="BodyText"/>
+      </w:pPr>
+      <w:r>
+        <w:t>Quantitative performance on the validation set is summarized in Table III, which compares the sequence-based Bi-LSTM model with an epoch-level XGBoost baseline.</w:t>
+      </w:r>
+    </w:p>
+    <w:p>
+      <w:pPr>
+        <w:pStyle w:val="Caption"/>
+        <w:keepNext/>
+        <w:rPr>
+          <w:color w:val="auto"/>
+        </w:rPr>
+      </w:pPr>
+      <w:r>
+        <w:rPr>
+          <w:color w:val="auto"/>
+        </w:rPr>
+        <w:t xml:space="preserve">Table </w:t>
+      </w:r>
+      <w:r>
+        <w:rPr>
+          <w:color w:val="auto"/>
+        </w:rPr>
+        <w:fldChar w:fldCharType="begin"/>
+      </w:r>
+      <w:r>
+        <w:rPr>
+          <w:color w:val="auto"/>
+        </w:rPr>
+        <w:instrText xml:space="preserve"> SEQ Table \* ARABIC </w:instrText>
+      </w:r>
+      <w:r>
+        <w:rPr>
+          <w:color w:val="auto"/>
+        </w:rPr>
+        <w:fldChar w:fldCharType="separate"/>
+      </w:r>
+      <w:r>
+        <w:rPr>
+          <w:noProof/>
+          <w:color w:val="auto"/>
+        </w:rPr>
+        <w:t>3</w:t>
+      </w:r>
+      <w:r>
+        <w:rPr>
+          <w:color w:val="auto"/>
+        </w:rPr>
+        <w:fldChar w:fldCharType="end"/>
+      </w:r>
+      <w:r>
+        <w:rPr>
+          <w:color w:val="auto"/>
+        </w:rPr>
+        <w:t>. Performance Comparison of Sleep-Stage Classification Models</w:t>
+      </w:r>
+    </w:p>
+    <w:tbl>
+      <w:tblPr>
+        <w:tblW w:w="4678" w:type="dxa"/>
+        <w:jc w:val="center"/>
+        <w:tblBorders>
+          <w:top w:val="single" w:sz="2" w:space="0" w:color="auto"/>
+          <w:left w:val="single" w:sz="2" w:space="0" w:color="auto"/>
+          <w:bottom w:val="single" w:sz="2" w:space="0" w:color="auto"/>
+          <w:right w:val="single" w:sz="2" w:space="0" w:color="auto"/>
+          <w:insideH w:val="single" w:sz="2" w:space="0" w:color="auto"/>
+          <w:insideV w:val="single" w:sz="2" w:space="0" w:color="auto"/>
+        </w:tblBorders>
+        <w:tblLayout w:type="fixed"/>
+        <w:tblLook w:val="0000" w:firstRow="0" w:lastRow="0" w:firstColumn="0" w:lastColumn="0" w:noHBand="0" w:noVBand="0"/>
+      </w:tblPr>
+      <w:tblGrid>
+        <w:gridCol w:w="1131"/>
+        <w:gridCol w:w="851"/>
+        <w:gridCol w:w="992"/>
+        <w:gridCol w:w="709"/>
+        <w:gridCol w:w="995"/>
+      </w:tblGrid>
+      <w:tr>
+        <w:trPr>
+          <w:cantSplit/>
+          <w:trHeight w:val="240"/>
+          <w:tblHeader/>
+          <w:jc w:val="center"/>
+        </w:trPr>
+        <w:tc>
+          <w:tcPr>
+            <w:tcW w:w="1131" w:type="dxa"/>
+            <w:vAlign w:val="center"/>
+          </w:tcPr>
+          <w:p>
+            <w:pPr>
+              <w:pStyle w:val="tablecolsubhead"/>
+            </w:pPr>
+            <w:r>
+              <w:t>Metric</w:t>
+            </w:r>
+          </w:p>
+        </w:tc>
+        <w:tc>
+          <w:tcPr>
+            <w:tcW w:w="851" w:type="dxa"/>
+            <w:vAlign w:val="center"/>
+          </w:tcPr>
+          <w:p>
+            <w:pPr>
+              <w:pStyle w:val="tablecolsubhead"/>
+            </w:pPr>
+            <w:r>
+              <w:t>Accuracy</w:t>
+            </w:r>
+          </w:p>
+        </w:tc>
+        <w:tc>
+          <w:tcPr>
+            <w:tcW w:w="992" w:type="dxa"/>
+            <w:vAlign w:val="center"/>
+          </w:tcPr>
+          <w:p>
+            <w:pPr>
+              <w:pStyle w:val="tablecolsubhead"/>
+            </w:pPr>
+            <w:r>
+              <w:t>Prediction</w:t>
+            </w:r>
+          </w:p>
+        </w:tc>
+        <w:tc>
+          <w:tcPr>
+            <w:tcW w:w="709" w:type="dxa"/>
+            <w:vAlign w:val="center"/>
+          </w:tcPr>
+          <w:p>
+            <w:pPr>
+              <w:pStyle w:val="tablecolsubhead"/>
+            </w:pPr>
+            <w:r>
+              <w:t>Recall</w:t>
+            </w:r>
+          </w:p>
+        </w:tc>
+        <w:tc>
+          <w:tcPr>
+            <w:tcW w:w="995" w:type="dxa"/>
+            <w:vAlign w:val="center"/>
+          </w:tcPr>
+          <w:p>
+            <w:pPr>
+              <w:pStyle w:val="tablecolsubhead"/>
+            </w:pPr>
+            <w:r>
+              <w:t>F1 Score</w:t>
+            </w:r>
+          </w:p>
+        </w:tc>
+      </w:tr>
+      <w:tr>
+        <w:trPr>
+          <w:trHeight w:val="320"/>
+          <w:jc w:val="center"/>
+        </w:trPr>
+        <w:tc>
+          <w:tcPr>
+            <w:tcW w:w="1131" w:type="dxa"/>
+            <w:vAlign w:val="center"/>
+          </w:tcPr>
+          <w:p>
+            <w:pPr>
+              <w:pStyle w:val="tablecopy"/>
+            </w:pPr>
+            <w:r>
+              <w:t>XGBoost (epoch-level)</w:t>
+            </w:r>
+          </w:p>
+        </w:tc>
+        <w:tc>
+          <w:tcPr>
+            <w:tcW w:w="851" w:type="dxa"/>
+            <w:vAlign w:val="center"/>
+          </w:tcPr>
+          <w:p>
+            <w:pPr>
+              <w:rPr>
+                <w:sz w:val="16"/>
+                <w:szCs w:val="16"/>
+              </w:rPr>
+            </w:pPr>
+            <w:r>
+              <w:rPr>
+                <w:sz w:val="16"/>
+                <w:szCs w:val="16"/>
+              </w:rPr>
+              <w:t>74.92%</w:t>
+            </w:r>
+          </w:p>
+        </w:tc>
+        <w:tc>
+          <w:tcPr>
+            <w:tcW w:w="992" w:type="dxa"/>
+            <w:vAlign w:val="center"/>
+          </w:tcPr>
+          <w:p>
+            <w:pPr>
+              <w:rPr>
+                <w:sz w:val="16"/>
+                <w:szCs w:val="16"/>
+              </w:rPr>
+            </w:pPr>
+            <w:r>
+              <w:rPr>
+                <w:sz w:val="16"/>
+                <w:szCs w:val="16"/>
+              </w:rPr>
+              <w:t>0.5590</w:t>
+            </w:r>
+          </w:p>
+        </w:tc>
+        <w:tc>
+          <w:tcPr>
+            <w:tcW w:w="709" w:type="dxa"/>
+            <w:vAlign w:val="center"/>
+          </w:tcPr>
+          <w:p>
+            <w:pPr>
+              <w:rPr>
+                <w:sz w:val="16"/>
+                <w:szCs w:val="16"/>
+              </w:rPr>
+            </w:pPr>
+            <w:r>
+              <w:rPr>
+                <w:sz w:val="16"/>
+                <w:szCs w:val="16"/>
+              </w:rPr>
+              <w:t>0.6225</w:t>
+            </w:r>
+          </w:p>
+        </w:tc>
+        <w:tc>
+          <w:tcPr>
+            <w:tcW w:w="995" w:type="dxa"/>
+            <w:vAlign w:val="center"/>
+          </w:tcPr>
+          <w:p>
+            <w:pPr>
+              <w:rPr>
+                <w:vanish/>
+                <w:sz w:val="16"/>
+                <w:szCs w:val="16"/>
+                <w:lang w:val="en-CA"/>
+              </w:rPr>
+            </w:pPr>
+            <w:r>
+              <w:rPr>
+                <w:sz w:val="16"/>
+                <w:szCs w:val="16"/>
+                <w:lang w:val="en-CA"/>
+              </w:rPr>
+              <w:t>0.5745</w:t>
+            </w:r>
+          </w:p>
+          <w:p>
+            <w:pPr>
+              <w:rPr>
+                <w:sz w:val="16"/>
+                <w:szCs w:val="16"/>
+              </w:rPr>
+            </w:pPr>
+          </w:p>
+        </w:tc>
+      </w:tr>
+      <w:tr>
+        <w:trPr>
+          <w:trHeight w:val="320"/>
+          <w:jc w:val="center"/>
+        </w:trPr>
+        <w:tc>
+          <w:tcPr>
+            <w:tcW w:w="1131" w:type="dxa"/>
+            <w:vAlign w:val="center"/>
+          </w:tcPr>
+          <w:p>
+            <w:pPr>
+              <w:pStyle w:val="tablecopy"/>
+            </w:pPr>
+            <w:r>
+              <w:t>Bi-LSTM (sequence-level)</w:t>
+            </w:r>
+          </w:p>
+        </w:tc>
+        <w:tc>
+          <w:tcPr>
+            <w:tcW w:w="851" w:type="dxa"/>
+            <w:vAlign w:val="center"/>
+          </w:tcPr>
+          <w:p>
+            <w:pPr>
+              <w:rPr>
+                <w:b/>
+                <w:bCs/>
+                <w:sz w:val="16"/>
+                <w:szCs w:val="16"/>
+              </w:rPr>
+            </w:pPr>
+            <w:r>
+              <w:rPr>
+                <w:b/>
+                <w:bCs/>
+                <w:sz w:val="16"/>
+                <w:szCs w:val="16"/>
+              </w:rPr>
+              <w:t>83.94%</w:t>
+            </w:r>
+          </w:p>
+        </w:tc>
+        <w:tc>
+          <w:tcPr>
+            <w:tcW w:w="992" w:type="dxa"/>
+            <w:vAlign w:val="center"/>
+          </w:tcPr>
+          <w:p>
+            <w:pPr>
+              <w:rPr>
+                <w:b/>
+                <w:bCs/>
+                <w:sz w:val="16"/>
+                <w:szCs w:val="16"/>
+              </w:rPr>
+            </w:pPr>
+            <w:r>
+              <w:rPr>
+                <w:b/>
+                <w:bCs/>
+                <w:sz w:val="16"/>
+                <w:szCs w:val="16"/>
+              </w:rPr>
+              <w:t>0.6721</w:t>
+            </w:r>
+          </w:p>
+        </w:tc>
+        <w:tc>
+          <w:tcPr>
+            <w:tcW w:w="709" w:type="dxa"/>
+            <w:vAlign w:val="center"/>
+          </w:tcPr>
+          <w:p>
+            <w:pPr>
+              <w:rPr>
+                <w:b/>
+                <w:bCs/>
+                <w:sz w:val="16"/>
+                <w:szCs w:val="16"/>
+              </w:rPr>
+            </w:pPr>
+            <w:r>
+              <w:rPr>
+                <w:b/>
+                <w:bCs/>
+                <w:sz w:val="16"/>
+                <w:szCs w:val="16"/>
+              </w:rPr>
+              <w:t>0.6325</w:t>
+            </w:r>
+          </w:p>
+        </w:tc>
+        <w:tc>
+          <w:tcPr>
+            <w:tcW w:w="995" w:type="dxa"/>
+            <w:vAlign w:val="center"/>
+          </w:tcPr>
+          <w:p>
+            <w:pPr>
+              <w:rPr>
+                <w:b/>
+                <w:bCs/>
+                <w:sz w:val="16"/>
+                <w:szCs w:val="16"/>
+              </w:rPr>
+            </w:pPr>
+            <w:r>
+              <w:rPr>
+                <w:b/>
+                <w:bCs/>
+                <w:sz w:val="16"/>
+                <w:szCs w:val="16"/>
+              </w:rPr>
+              <w:t>0.6474</w:t>
+            </w:r>
+          </w:p>
+        </w:tc>
+      </w:tr>
+    </w:tbl>
+    <w:p>
+      <w:pPr>
+        <w:pStyle w:val="BodyText"/>
+        <w:rPr>
+          <w:i/>
+          <w:iCs/>
+          <w:noProof/>
+          <w:lang w:val="en-US"/>
+        </w:rPr>
+      </w:pPr>
+    </w:p>
+    <w:p>
+      <w:pPr>
+        <w:pStyle w:val="BodyText"/>
+      </w:pPr>
+      <w:r>
+        <w:t>The Bi-LSTM achieves an absolute accuracy improvement of 9.02 percentage points over the non-temporal baseline. Improvements in macro-averaged precision and F1 score indicate enhanced recognition of minority and transitional sleep stages, confirming the benefit of incorporating temporal context into sleep-stage prediction.</w:t>
+      </w:r>
+    </w:p>
+    <w:p>
+      <w:pPr>
+        <w:pStyle w:val="BodyText"/>
+      </w:pPr>
+      <w:r>
+        <w:t>Once trained, the Bi-LSTM performs fully automatic sleep-stage labeling at the standard 30-second epoch resolution. During inference, sequences of physiological features derived from EEG, EOG, and EMG signals are processed to predict the sleep stage of the most recent epoch. By sliding the temporal window across an entire recording, the model generates a complete automatically labeled hypnogram that is directly comparable to expert-scored annotations.</w:t>
+      </w:r>
+    </w:p>
+    <w:p>
+      <w:pPr>
+        <w:pStyle w:val="BodyText"/>
+      </w:pPr>
+      <w:r>
+        <w:t>In addition to discrete sleep-stage predictions, the model outputs a confidence score for each epoch, defined as the maximum predicted class probability. Higher confidence values are typically observed during stable sleep periods, whereas lower confidence values occur more frequently near sleep-stage transitions and physiologically ambiguous stages such as N1 and REM. This confidence measure provides an interpretable indication of prediction reliability and highlights epochs characterized by increased temporal uncertainty.</w:t>
+      </w:r>
+    </w:p>
+    <w:p>
+      <w:pPr>
+        <w:pStyle w:val="Heading2"/>
+        <w:numPr>
+          <w:ilvl w:val="0"/>
+          <w:numId w:val="0"/>
+        </w:numPr>
+        <w:ind w:left="360"/>
       </w:pPr>
       <w:r>
         <w:t>E</w:t>
@@ -2456,39 +3874,54 @@
         <w:t xml:space="preserve">. </w:t>
       </w:r>
       <w:r>
-        <w:t>Implications for Sleep-Stage Transition Modeling</w:t>
-      </w:r>
-    </w:p>
-    <w:p>
-      <w:pPr>
-        <w:pStyle w:val="BodyText"/>
-      </w:pPr>
-      <w:r>
-        <w:t>Sleep disorders and cognitive impairments are often associated with abnormal sleep-stage transitions rather than isolated stage abnormalities. Nevertheless, most automated sleep-analysis systems emphasize per-epoch classification accuracy, providing limited insight into transition dynamics.</w:t>
-      </w:r>
-    </w:p>
-    <w:p>
-      <w:pPr>
-        <w:pStyle w:val="BodyText"/>
-      </w:pPr>
-      <w:r>
-        <w:t>The demonstrated predictability of short-term physiological dynamics provides a principled basis for incorporating lagged physiological information into sleep-stage prediction and transition analysis. Prior work in multimodal mental-health assessment shows that temporal context improves diagnostic relevance [10], [15], yet explicit transition-aware modeling remains underexplored in sleep research. By grounding sleep-stage transitions in empirically observed physiological dependencies, the present framework supports more interpretable and transition-focused sleep analysis.</w:t>
-      </w:r>
-    </w:p>
-    <w:p>
-      <w:pPr>
-        <w:pStyle w:val="BodyText"/>
-      </w:pPr>
-      <w:r>
-        <w:t>E. Summary of Results</w:t>
-      </w:r>
-    </w:p>
-    <w:p>
-      <w:pPr>
-        <w:pStyle w:val="BodyText"/>
-      </w:pPr>
-      <w:r>
-        <w:t>Overall, the results demonstrate that sleep physiology exhibits structured, multivariate temporal dynamics. Sequence-based classification confirms the importance of temporal context for sleep-stage prediction, while temporal dependency analysis reveals selective and asymmetric interactions among EEG, EOG, and EMG signals. Linear models provide interpretable short-term dependency estimates, whereas nonlinear models offer improved forecasting performance for complex physiological dynamics. Together, these results support transition-aware and subject-level modeling of sleep physiology.</w:t>
+        <w:t>Discussion</w:t>
+      </w:r>
+    </w:p>
+    <w:p>
+      <w:pPr>
+        <w:pStyle w:val="BodyText"/>
+      </w:pPr>
+      <w:r>
+        <w:t>The results demonstrate that sleep physiology is governed by structured temporal dependencies that operate at multiple levels: subject-level architecture, inter-signal dynamics, and sequence-level prediction.</w:t>
+      </w:r>
+    </w:p>
+    <w:p>
+      <w:pPr>
+        <w:pStyle w:val="BodyText"/>
+      </w:pPr>
+      <w:r>
+        <w:t>Subject-level analysis reveals substantial heterogeneity in sleep fragmentation, reinforcing the limitations of population-averaged metrics. The identification of highly fragmented individuals enables targeted temporal analysis and supports personalized sleep characterization.</w:t>
+      </w:r>
+    </w:p>
+    <w:p>
+      <w:pPr>
+        <w:pStyle w:val="BodyText"/>
+      </w:pPr>
+      <w:r>
+        <w:t>VAR modeling confirms that EEG, EOG, and EMG signals exhibit strong within-signal persistence and selective cross-modal coupling. Neural–ocular interactions occur over short time horizons, while muscle activity remains largely self-driven. These findings provide direct empirical evidence that sleep-stage transitions emerge from coordinated but asymmetric physiological interactions rather than independent processes.</w:t>
+      </w:r>
+    </w:p>
+    <w:p>
+      <w:pPr>
+        <w:pStyle w:val="BodyText"/>
+      </w:pPr>
+      <w:r>
+        <w:lastRenderedPageBreak/>
+        <w:t>Sequence-based modeling further demonstrates that incorporating temporal context substantially improves sleep-stage classification. The Bi-LSTM’s superior performance over epoch-level baselines highlights the importance of modeling sleep as a continuous process rather than a set of independent decisions</w:t>
+      </w:r>
+      <w:r>
+        <w:t xml:space="preserve"> [20]</w:t>
+      </w:r>
+      <w:r>
+        <w:t>. Elevated validation loss alongside stable accuracy reflects increased sensitivity to minority stages rather than reduced generalization.</w:t>
+      </w:r>
+    </w:p>
+    <w:p>
+      <w:pPr>
+        <w:pStyle w:val="BodyText"/>
+      </w:pPr>
+      <w:r>
+        <w:t>Taken together, the results support a unified view of sleep as a multivariate, time-dependent system, where subject-level structure, short-term physiological dynamics, and long-range temporal context jointly shape observed sleep architecture.</w:t>
       </w:r>
     </w:p>
     <w:p>
@@ -2496,209 +3929,56 @@
         <w:pStyle w:val="Heading1"/>
       </w:pPr>
       <w:r>
-        <w:t>Discussion and comparison with prior work</w:t>
-      </w:r>
-    </w:p>
-    <w:p>
-      <w:pPr>
-        <w:pStyle w:val="BodyText"/>
-      </w:pPr>
-      <w:r>
-        <w:t>This section situates the experimental findings within existing research on temporal physiological modeling, sleep analysis, and cognitive and mental-health assessment. Rather than reiterating methodological details or quantitative results, the discussion focuses on how the observed temporal structure in sleep physiology complements and extends prior assumptions in the literature, particularly regarding temporal dependencies, cross-signal interactions, and subject-level variability.</w:t>
-      </w:r>
-    </w:p>
-    <w:p>
-      <w:pPr>
-        <w:pStyle w:val="Heading2"/>
-      </w:pPr>
-      <w:r>
-        <w:t>Temporal Dependencies in Sleep Physiology</w:t>
-      </w:r>
-    </w:p>
-    <w:p>
-      <w:pPr>
-        <w:pStyle w:val="BodyText"/>
-      </w:pPr>
-      <w:r>
-        <w:t xml:space="preserve">Prior </w:t>
-      </w:r>
-      <w:r>
-        <w:t>research in cognitive and mental-health assessment emphasizes the importance of temporal modeling for capturing gradual state changes and disease progression. Longitudinal autoregressive approaches applied to multimodal biomarkers demonstrate that incorporating temporal structure improves sensitivity to slow cognitive decline relative to static feature representations [5]. Similarly, sequential deep-learning models have shown strong performance in modeling time-dependent behavioral and physiological signals [3], [12].</w:t>
-      </w:r>
-    </w:p>
-    <w:p>
-      <w:pPr>
-        <w:pStyle w:val="BodyText"/>
-      </w:pPr>
-      <w:r>
-        <w:t>The temporal dependency analysis presented in this study provides direct empirical evidence that sleep physiology is strongly structured in time. Across EEG, EOG, and EMG signals, pronounced autoregressive persistence was observed, indicating that current physiological activity is highly dependent on recent history rather than evolving stochastically. This finding is consistent with prior work in speech-based neurological assessment, where time-shifted correlations encode diagnostically relevant information [7]. However, unlike speech-focused studies, the present work explicitly quantifies temporal persistence within core sleep-related physiological signals.</w:t>
-      </w:r>
-    </w:p>
-    <w:p>
-      <w:pPr>
-        <w:pStyle w:val="Heading2"/>
-      </w:pPr>
-      <w:r>
-        <w:t>Cross-Signal Interactions and Multimodal Dynamics</w:t>
-      </w:r>
-    </w:p>
-    <w:p>
-      <w:pPr>
-        <w:pStyle w:val="BodyText"/>
-      </w:pPr>
-      <w:r>
-        <w:t>Multimodal learning frameworks increasingly emphasize that physiological systems should be modeled as interacting components rather than independent modalities [16], [17]. Graph-based fusion and attention-driven architectures demonstrate that explicitly modeling inter-signal relationships improves robustness and interpretability in emotion recognition and mental-health assessment [16].</w:t>
-      </w:r>
-    </w:p>
-    <w:p>
-      <w:pPr>
-        <w:pStyle w:val="BodyText"/>
-      </w:pPr>
-      <w:r>
-        <w:t>The present findings extend this perspective to sleep physiology by revealing selective and asymmetric cross-signal interactions. Frontal EEG activity exhibits a leading influence on ocular dynamics, while muscular activity demonstrates feedback effects on neural signals. These results suggest that sleep emerges from coordinated interactions among central and peripheral physiological systems rather than from purely top-down neural control. While many multimodal studies implicitly assume such interactions based on performance gains, the explicit temporal modeling employed here directly characterizes these dependencies over short time horizons.</w:t>
-      </w:r>
-    </w:p>
-    <w:p>
-      <w:pPr>
-        <w:pStyle w:val="Heading2"/>
-      </w:pPr>
-      <w:r>
-        <w:t>Linear Versus Nonlinear Temporal Modeling</w:t>
-      </w:r>
-    </w:p>
-    <w:p>
-      <w:pPr>
-        <w:pStyle w:val="BodyText"/>
-      </w:pPr>
-      <w:r>
-        <w:t xml:space="preserve">Linear temporal models such as autoregressive frameworks have been widely used to model longitudinal physiological data due to their interpretability and statistical grounding [5]. However, their ability to capture nonlinear and irregular temporal dynamics is limited. This limitation has </w:t>
-      </w:r>
-      <w:r>
-        <w:lastRenderedPageBreak/>
-        <w:t>motivated the adoption of deep sequential models in speech processing and multimodal learning analytics [3], [12], [14].</w:t>
-      </w:r>
-    </w:p>
-    <w:p>
-      <w:pPr>
-        <w:pStyle w:val="BodyText"/>
-      </w:pPr>
-      <w:r>
-        <w:t>The comparison between VAR and LSTM modeling in this study highlights the complementary roles of linear and nonlinear approaches. While VAR effectively captures short-term persistence and interpretable cross-signal dependencies, LSTM models demonstrate superior performance in forecasting signals with burst-like or nonlinear dynamics, particularly EOG and EMG activity. This finding is consistent with prior speech and emotion-recognition studies where deep models outperform linear approaches when temporal patterns are irregular or context-dependent [14], [16].</w:t>
-      </w:r>
-    </w:p>
-    <w:p>
-      <w:pPr>
-        <w:pStyle w:val="BodyText"/>
-      </w:pPr>
-      <w:r>
-        <w:t>Importantly, the results suggest that linear and nonlinear temporal models should not be viewed as competing alternatives but as complementary tools. VAR provides interpretable insights into physiological coupling, while LSTM captures higher-order temporal structure, together supporting robust sleep-stage modeling.</w:t>
-      </w:r>
-    </w:p>
-    <w:p>
-      <w:pPr>
-        <w:pStyle w:val="Heading2"/>
-        <w:rPr>
-          <w:spacing w:val="-1"/>
-          <w:lang w:eastAsia="x-none"/>
-        </w:rPr>
-      </w:pPr>
-      <w:r>
-        <w:rPr>
-          <w:spacing w:val="-1"/>
-          <w:lang w:eastAsia="x-none"/>
-        </w:rPr>
-        <w:t>Implications for Sleep-Stage Transition Modeling</w:t>
-      </w:r>
-    </w:p>
-    <w:p>
-      <w:pPr>
-        <w:pStyle w:val="BodyText"/>
-      </w:pPr>
-      <w:r>
-        <w:t>Sleep disorders and cognitive impairments are frequently associated with abnormal sleep-stage transitions rather than isolated stage abnormalities. However, most existing sleep analysis systems focus on per-epoch classification accuracy and descriptive statistics, offering limited insight into transition dynamics.</w:t>
-      </w:r>
-    </w:p>
-    <w:p>
-      <w:pPr>
-        <w:pStyle w:val="BodyText"/>
-      </w:pPr>
-      <w:r>
-        <w:t>The demonstrated predictability of short-term physiological dynamics provides a principled justification for incorporating lagged physiological information into sleep-stage prediction models. Prior work in multimodal mental-health assessment shows that temporal context improves diagnostic relevance [10], [15], yet explicit transition-aware modeling remains underexplored. By grounding sleep-stage transitions in observed physiological dependencies, the present framework bridges this gap and supports more interpretable transition analysis.</w:t>
-      </w:r>
-    </w:p>
-    <w:p>
-      <w:pPr>
-        <w:pStyle w:val="Heading2"/>
-        <w:rPr>
-          <w:spacing w:val="-1"/>
-          <w:lang w:eastAsia="x-none"/>
-        </w:rPr>
-      </w:pPr>
-      <w:r>
-        <w:rPr>
-          <w:spacing w:val="-1"/>
-          <w:lang w:eastAsia="x-none"/>
-        </w:rPr>
-        <w:t>Subject-Level Interpretation and Longitudinal Relevance</w:t>
-      </w:r>
-    </w:p>
-    <w:p>
-      <w:pPr>
-        <w:pStyle w:val="BodyText"/>
-      </w:pPr>
-      <w:r>
-        <w:t>Subject-level modeling is increasingly recognized as essential for personalized health assessment. Adaptive fusion frameworks and personalized learning strategies emphasize that inter-subject variability must be explicitly addressed to ensure generalizability and fairness [18]. Longitudinal cognitive-health studies further demonstrate that aggregating temporal descriptors across time reveals clinically meaningful progression patterns [5], [6].</w:t>
-      </w:r>
-    </w:p>
-    <w:p>
-      <w:pPr>
-        <w:pStyle w:val="BodyText"/>
-      </w:pPr>
-      <w:r>
-        <w:t>The aggregation of epoch-level dynamics into night-level summaries in this work aligns with these findings, enabling comparison of sleep architecture across individuals. Unlike prior approaches that rely solely on descriptive sleep metrics, the integration of temporal dependency information supports richer characterization of subject-specific sleep patterns, with potential relevance for cognitive and mental-health monitoring.</w:t>
-      </w:r>
-    </w:p>
-    <w:p>
-      <w:pPr>
-        <w:pStyle w:val="Heading2"/>
-      </w:pPr>
-      <w:r>
-        <w:t>Subject-Level Variability and Longitudinal Relevance</w:t>
-      </w:r>
-    </w:p>
-    <w:p>
-      <w:pPr>
-        <w:pStyle w:val="BodyText"/>
-      </w:pPr>
-      <w:r>
-        <w:t xml:space="preserve">Subject-level modeling is increasingly recognized as critical for personalized and longitudinal health assessment. Adaptive learning and personalized modeling strategies emphasize that inter-subject variability must be explicitly addressed to ensure robustness and generalizability [18]. </w:t>
-      </w:r>
-      <w:r>
-        <w:t>Longitudinal cognitive-health studies further demonstrate that aggregating temporal descriptors across time reveals meaningful progression patterns [5], [6].</w:t>
-      </w:r>
-    </w:p>
-    <w:p>
-      <w:pPr>
-        <w:pStyle w:val="BodyText"/>
-      </w:pPr>
-      <w:r>
-        <w:t>The aggregation of epoch-level dynamics into subject-level summaries in this study aligns with these findings, enabling comparison of sleep architecture across individuals. Rather than relying solely on descriptive sleep statistics, the integration of transition-based and temporal metrics provides richer characterization of subject-specific sleep organization, with potential relevance for long-term cognitive and mental-health monitoring.</w:t>
-      </w:r>
-    </w:p>
-    <w:p>
-      <w:pPr>
-        <w:pStyle w:val="Heading2"/>
-      </w:pPr>
-      <w:r>
-        <w:t>Summary</w:t>
-      </w:r>
-    </w:p>
-    <w:p>
-      <w:pPr>
-        <w:pStyle w:val="BodyText"/>
-      </w:pPr>
-      <w:r>
-        <w:t>In comparison with prior work, this study advances sleep analysis by explicitly modeling temporal dependencies, cross-signal interactions, and subject-level variability in PSG-derived physiological data. While previous research highlights the importance of temporal modeling in cognitive and mental-health assessment, few studies directly quantify how neural, ocular, and muscular signals interact over time during sleep. By combining interpretable linear models with nonlinear deep-learning approaches, the proposed framework provides a comprehensive foundation for temporal sleep modeling and supports future biomarker-based analysis of cognitive and mental-health states.</w:t>
+        <w:t>Conclusion</w:t>
+      </w:r>
+    </w:p>
+    <w:p>
+      <w:pPr>
+        <w:pStyle w:val="BodyText"/>
+      </w:pPr>
+      <w:r>
+        <w:t>Th</w:t>
+      </w:r>
+      <w:r>
+        <w:t>e presented work demonstrated</w:t>
+      </w:r>
+      <w:r>
+        <w:t xml:space="preserve"> a unified framework for analyzing human sleep as a multivariate and temporally structured physiological process using polysomnography-derived signals. By moving beyond independent epoch-level analysis, the proposed approach characterizes sleep dynamics across subject-level architecture, inter-signal temporal dependencies, and sequence-based sleep-stage prediction. The results demonstrate that sleep physiology exhibits consistent and interpretable temporal structure, supporting the view of sleep as a continuous process governed by coordinated neural, ocular, and muscular activity.</w:t>
+      </w:r>
+    </w:p>
+    <w:p>
+      <w:pPr>
+        <w:pStyle w:val="BodyText"/>
+      </w:pPr>
+      <w:r>
+        <w:t>Subject-level analysis revealed substantial heterogeneity in sleep fragmentation across individuals, highlighting the limitations of population-averaged sleep metrics and motivating personalized temporal analysis. The identification of highly fragmented subjects enabled targeted modeling of physiological dynamics and provided a principled basis for selecting representative cases for detailed temporal investigation. These findings underscore the importance of subject-specific characterization when studying sleep-related biomarkers.</w:t>
+      </w:r>
+    </w:p>
+    <w:p>
+      <w:pPr>
+        <w:pStyle w:val="BodyText"/>
+      </w:pPr>
+      <w:r>
+        <w:t>Temporal dependency analysis using vector autoregression confirmed strong within-signal persistence and selective cross-modal interactions among EEG, EOG, and EMG signals. The observed asymmetry in cross-signal coupling suggests that sleep-stage transitions emerge from coordinated but non-uniform physiological interactions rather than independent or purely top-down processes. Forecasting results further demonstrated that short-term physiological dynamics are predictable and signal-specific, reinforcing the suitability of temporal modeling for sleep analysis.</w:t>
+      </w:r>
+    </w:p>
+    <w:p>
+      <w:pPr>
+        <w:pStyle w:val="BodyText"/>
+      </w:pPr>
+      <w:r>
+        <w:t>Sequence-based modeling using a Bi-LSTM architecture substantially improved sleep-stage classification performance relative to epoch-level baselines. By explicitly incorporating temporal context, the model achieved higher accuracy and improved recognition of minority and transitional sleep stages. Confidence-aware predictions further provided interpretable indicators of temporal uncertainty, particularly near sleep-stage boundaries. Together, these results highlight the value of temporal sequence modeling for robust and clinically relevant sleep-stage prediction.</w:t>
+      </w:r>
+    </w:p>
+    <w:p>
+      <w:pPr>
+        <w:pStyle w:val="BodyText"/>
+      </w:pPr>
+      <w:r>
+        <w:t xml:space="preserve">Overall, the proposed framework bridges subject-level characterization, interpretable temporal modeling, and predictive sequence learning within a single analytical pipeline. By emphasizing reproducibility and physiological interpretability, this work provides a foundation for future research on sleep-based biomarkers of cognitive and mental health. Extensions of this framework may incorporate </w:t>
+      </w:r>
+      <w:r>
+        <w:t>additional physiological modalities, longer temporal horizons, and privacy-preserving learning strategies to support scalable and personalized sleep monitoring in real-world settings.</w:t>
       </w:r>
     </w:p>
     <w:p>
@@ -2823,7 +4103,6 @@
         <w:pStyle w:val="references"/>
       </w:pPr>
       <w:r>
-        <w:lastRenderedPageBreak/>
         <w:t>M. Gheorghe, S. Mihalache, and D. Burileanu, “Using deep neural networks for detecting depression from speech,” in Proc. EUSIPCO, 2023.</w:t>
       </w:r>
     </w:p>
@@ -2877,6 +4156,87 @@
       <w:r>
         <w:t>R. Govind et al., “Multimodal depression detection system using machine learning,” in Proc. ICI, 2023, pp. 1–6.</w:t>
       </w:r>
+    </w:p>
+    <w:p>
+      <w:pPr>
+        <w:pStyle w:val="references"/>
+        <w:numPr>
+          <w:ilvl w:val="0"/>
+          <w:numId w:val="0"/>
+        </w:numPr>
+        <w:ind w:left="360" w:hanging="360"/>
+        <w:rPr>
+          <w:lang w:val="en-CA"/>
+        </w:rPr>
+      </w:pPr>
+      <w:r>
+        <w:t xml:space="preserve">[20] </w:t>
+      </w:r>
+      <w:r>
+        <w:rPr>
+          <w:lang w:val="en-CA"/>
+        </w:rPr>
+        <w:t xml:space="preserve">Kemp, B., Zwinderman, A. H., Tuk, B., Kamphuisen, H. A. C., &amp; Oberye, J. J. L. (2000). </w:t>
+      </w:r>
+      <w:r>
+        <w:rPr>
+          <w:i/>
+          <w:iCs/>
+          <w:lang w:val="en-CA"/>
+        </w:rPr>
+        <w:t>*Analysis of a sleep-dependent neuronal feedback loop: the slow-wave microcontinuity of the EEG*</w:t>
+      </w:r>
+      <w:r>
+        <w:rPr>
+          <w:lang w:val="en-CA"/>
+        </w:rPr>
+        <w:t>. IEEE Transactions on Biomedical Engineering, 47(9), 1185–1194.</w:t>
+      </w:r>
+    </w:p>
+    <w:p>
+      <w:pPr>
+        <w:pStyle w:val="references"/>
+        <w:numPr>
+          <w:ilvl w:val="0"/>
+          <w:numId w:val="0"/>
+        </w:numPr>
+        <w:ind w:left="360" w:hanging="360"/>
+        <w:rPr>
+          <w:lang w:val="en-CA"/>
+        </w:rPr>
+      </w:pPr>
+      <w:r>
+        <w:rPr>
+          <w:lang w:val="en-CA"/>
+        </w:rPr>
+        <w:t xml:space="preserve">[21]  </w:t>
+      </w:r>
+      <w:r>
+        <w:rPr>
+          <w:lang w:val="en-CA"/>
+        </w:rPr>
+        <w:t>R. Hyndman and G. Athanasopoulos, “Vector Autoregression (VAR),” *Forecasting: Principles and Practice*, 2nd ed. [Online]. Available: https://otexts.com/fpp2/VAR.html. Accessed: Feb. 15, 2026.</w:t>
+      </w:r>
+    </w:p>
+    <w:p>
+      <w:pPr>
+        <w:pStyle w:val="references"/>
+        <w:numPr>
+          <w:ilvl w:val="0"/>
+          <w:numId w:val="0"/>
+        </w:numPr>
+        <w:ind w:left="360" w:hanging="360"/>
+      </w:pPr>
+    </w:p>
+    <w:p>
+      <w:pPr>
+        <w:pStyle w:val="references"/>
+        <w:numPr>
+          <w:ilvl w:val="0"/>
+          <w:numId w:val="0"/>
+        </w:numPr>
+        <w:ind w:left="360" w:hanging="360"/>
+      </w:pPr>
     </w:p>
     <w:p>
       <w:pPr>
@@ -2897,6 +4257,25 @@
           <w:szCs w:val="20"/>
           <w:lang w:val="x-none" w:eastAsia="x-none"/>
         </w:rPr>
+      </w:pPr>
+    </w:p>
+    <w:p>
+      <w:pPr>
+        <w:pStyle w:val="references"/>
+        <w:numPr>
+          <w:ilvl w:val="0"/>
+          <w:numId w:val="0"/>
+        </w:numPr>
+        <w:rPr>
+          <w:rFonts w:eastAsia="SimSun"/>
+          <w:b/>
+          <w:noProof w:val="0"/>
+          <w:color w:val="FF0000"/>
+          <w:spacing w:val="-1"/>
+          <w:sz w:val="20"/>
+          <w:szCs w:val="20"/>
+          <w:lang w:val="x-none" w:eastAsia="x-none"/>
+        </w:rPr>
         <w:sectPr>
           <w:type w:val="continuous"/>
           <w:pgSz w:w="11906" w:h="16838" w:code="9"/>
@@ -2906,7 +4285,11 @@
         </w:sectPr>
       </w:pPr>
     </w:p>
-    <w:p/>
+    <w:p>
+      <w:pPr>
+        <w:jc w:val="both"/>
+      </w:pPr>
+    </w:p>
     <w:sectPr>
       <w:type w:val="continuous"/>
       <w:pgSz w:w="11906" w:h="16838" w:code="9"/>
@@ -2981,6 +4364,296 @@
 <file path=word/numbering.xml><?xml version="1.0" encoding="utf-8"?>
 <w:numbering xmlns:wpc="http://schemas.microsoft.com/office/word/2010/wordprocessingCanvas" xmlns:cx="http://schemas.microsoft.com/office/drawing/2014/chartex" xmlns:cx1="http://schemas.microsoft.com/office/drawing/2015/9/8/chartex" xmlns:cx2="http://schemas.microsoft.com/office/drawing/2015/10/21/chartex" xmlns:cx3="http://schemas.microsoft.com/office/drawing/2016/5/9/chartex" xmlns:cx4="http://schemas.microsoft.com/office/drawing/2016/5/10/chartex" xmlns:cx5="http://schemas.microsoft.com/office/drawing/2016/5/11/chartex" xmlns:cx6="http://schemas.microsoft.com/office/drawing/2016/5/12/chartex" xmlns:cx7="http://schemas.microsoft.com/office/drawing/2016/5/13/chartex" xmlns:cx8="http://schemas.microsoft.com/office/drawing/2016/5/14/chartex" xmlns:mc="http://schemas.openxmlformats.org/markup-compatibility/2006" xmlns:aink="http://schemas.microsoft.com/office/drawing/2016/ink" xmlns:am3d="http://schemas.microsoft.com/office/drawing/2017/model3d" xmlns:o="urn:schemas-microsoft-com:office:office" xmlns:oel="http://schemas.microsoft.com/office/2019/extlst" xmlns:r="http://schemas.openxmlformats.org/officeDocument/2006/relationships" xmlns:m="http://schemas.openxmlformats.org/officeDocument/2006/math" xmlns:v="urn:schemas-microsoft-com:vml" xmlns:wp14="http://schemas.microsoft.com/office/word/2010/wordprocessingDrawing" xmlns:wp="http://schemas.openxmlformats.org/drawingml/2006/wordprocessingDrawing" xmlns:w10="urn:schemas-microsoft-com:office:word" xmlns:w="http://schemas.openxmlformats.org/wordprocessingml/2006/main" xmlns:w14="http://schemas.microsoft.com/office/word/2010/wordml" xmlns:w15="http://schemas.microsoft.com/office/word/2012/wordml" xmlns:w16cex="http://schemas.microsoft.com/office/word/2018/wordml/cex" xmlns:w16cid="http://schemas.microsoft.com/office/word/2016/wordml/cid" xmlns:w16="http://schemas.microsoft.com/office/word/2018/wordml" xmlns:w16du="http://schemas.microsoft.com/office/word/2023/wordml/word16du" xmlns:w16sdtdh="http://schemas.microsoft.com/office/word/2020/wordml/sdtdatahash" xmlns:w16sdtfl="http://schemas.microsoft.com/office/word/2024/wordml/sdtformatlock" xmlns:w16se="http://schemas.microsoft.com/office/word/2015/wordml/symex" xmlns:wpg="http://schemas.microsoft.com/office/word/2010/wordprocessingGroup" xmlns:wpi="http://schemas.microsoft.com/office/word/2010/wordprocessingInk" xmlns:wne="http://schemas.microsoft.com/office/word/2006/wordml" xmlns:wps="http://schemas.microsoft.com/office/word/2010/wordprocessingShape" mc:Ignorable="w14 w15 w16se w16cid w16 w16cex w16sdtdh w16sdtfl w16du wp14">
   <w:abstractNum w:abstractNumId="0" w15:restartNumberingAfterBreak="0">
+    <w:nsid w:val="09CA2E62"/>
+    <w:multiLevelType w:val="hybridMultilevel"/>
+    <w:tmpl w:val="34609692"/>
+    <w:lvl w:ilvl="0" w:tplc="10090001">
+      <w:start w:val="1"/>
+      <w:numFmt w:val="bullet"/>
+      <w:lvlText w:val=""/>
+      <w:lvlJc w:val="left"/>
+      <w:pPr>
+        <w:ind w:left="1008" w:hanging="360"/>
+      </w:pPr>
+      <w:rPr>
+        <w:rFonts w:ascii="Symbol" w:hAnsi="Symbol" w:hint="default"/>
+      </w:rPr>
+    </w:lvl>
+    <w:lvl w:ilvl="1" w:tplc="10090003" w:tentative="1">
+      <w:start w:val="1"/>
+      <w:numFmt w:val="bullet"/>
+      <w:lvlText w:val="o"/>
+      <w:lvlJc w:val="left"/>
+      <w:pPr>
+        <w:ind w:left="1728" w:hanging="360"/>
+      </w:pPr>
+      <w:rPr>
+        <w:rFonts w:ascii="Courier New" w:hAnsi="Courier New" w:cs="Courier New" w:hint="default"/>
+      </w:rPr>
+    </w:lvl>
+    <w:lvl w:ilvl="2" w:tplc="10090005" w:tentative="1">
+      <w:start w:val="1"/>
+      <w:numFmt w:val="bullet"/>
+      <w:lvlText w:val=""/>
+      <w:lvlJc w:val="left"/>
+      <w:pPr>
+        <w:ind w:left="2448" w:hanging="360"/>
+      </w:pPr>
+      <w:rPr>
+        <w:rFonts w:ascii="Wingdings" w:hAnsi="Wingdings" w:hint="default"/>
+      </w:rPr>
+    </w:lvl>
+    <w:lvl w:ilvl="3" w:tplc="10090001" w:tentative="1">
+      <w:start w:val="1"/>
+      <w:numFmt w:val="bullet"/>
+      <w:lvlText w:val=""/>
+      <w:lvlJc w:val="left"/>
+      <w:pPr>
+        <w:ind w:left="3168" w:hanging="360"/>
+      </w:pPr>
+      <w:rPr>
+        <w:rFonts w:ascii="Symbol" w:hAnsi="Symbol" w:hint="default"/>
+      </w:rPr>
+    </w:lvl>
+    <w:lvl w:ilvl="4" w:tplc="10090003" w:tentative="1">
+      <w:start w:val="1"/>
+      <w:numFmt w:val="bullet"/>
+      <w:lvlText w:val="o"/>
+      <w:lvlJc w:val="left"/>
+      <w:pPr>
+        <w:ind w:left="3888" w:hanging="360"/>
+      </w:pPr>
+      <w:rPr>
+        <w:rFonts w:ascii="Courier New" w:hAnsi="Courier New" w:cs="Courier New" w:hint="default"/>
+      </w:rPr>
+    </w:lvl>
+    <w:lvl w:ilvl="5" w:tplc="10090005" w:tentative="1">
+      <w:start w:val="1"/>
+      <w:numFmt w:val="bullet"/>
+      <w:lvlText w:val=""/>
+      <w:lvlJc w:val="left"/>
+      <w:pPr>
+        <w:ind w:left="4608" w:hanging="360"/>
+      </w:pPr>
+      <w:rPr>
+        <w:rFonts w:ascii="Wingdings" w:hAnsi="Wingdings" w:hint="default"/>
+      </w:rPr>
+    </w:lvl>
+    <w:lvl w:ilvl="6" w:tplc="10090001" w:tentative="1">
+      <w:start w:val="1"/>
+      <w:numFmt w:val="bullet"/>
+      <w:lvlText w:val=""/>
+      <w:lvlJc w:val="left"/>
+      <w:pPr>
+        <w:ind w:left="5328" w:hanging="360"/>
+      </w:pPr>
+      <w:rPr>
+        <w:rFonts w:ascii="Symbol" w:hAnsi="Symbol" w:hint="default"/>
+      </w:rPr>
+    </w:lvl>
+    <w:lvl w:ilvl="7" w:tplc="10090003" w:tentative="1">
+      <w:start w:val="1"/>
+      <w:numFmt w:val="bullet"/>
+      <w:lvlText w:val="o"/>
+      <w:lvlJc w:val="left"/>
+      <w:pPr>
+        <w:ind w:left="6048" w:hanging="360"/>
+      </w:pPr>
+      <w:rPr>
+        <w:rFonts w:ascii="Courier New" w:hAnsi="Courier New" w:cs="Courier New" w:hint="default"/>
+      </w:rPr>
+    </w:lvl>
+    <w:lvl w:ilvl="8" w:tplc="10090005" w:tentative="1">
+      <w:start w:val="1"/>
+      <w:numFmt w:val="bullet"/>
+      <w:lvlText w:val=""/>
+      <w:lvlJc w:val="left"/>
+      <w:pPr>
+        <w:ind w:left="6768" w:hanging="360"/>
+      </w:pPr>
+      <w:rPr>
+        <w:rFonts w:ascii="Wingdings" w:hAnsi="Wingdings" w:hint="default"/>
+      </w:rPr>
+    </w:lvl>
+  </w:abstractNum>
+  <w:abstractNum w:abstractNumId="1" w15:restartNumberingAfterBreak="0">
+    <w:nsid w:val="13C64A70"/>
+    <w:multiLevelType w:val="multilevel"/>
+    <w:tmpl w:val="6D0CC60A"/>
+    <w:lvl w:ilvl="0">
+      <w:start w:val="1"/>
+      <w:numFmt w:val="upperRoman"/>
+      <w:lvlText w:val="%1."/>
+      <w:lvlJc w:val="center"/>
+      <w:pPr>
+        <w:tabs>
+          <w:tab w:val="num" w:pos="576"/>
+        </w:tabs>
+        <w:ind w:firstLine="216"/>
+      </w:pPr>
+      <w:rPr>
+        <w:rFonts w:ascii="Times New Roman" w:hAnsi="Times New Roman" w:cs="Times New Roman" w:hint="default"/>
+        <w:caps w:val="0"/>
+        <w:strike w:val="0"/>
+        <w:dstrike w:val="0"/>
+        <w:vanish w:val="0"/>
+        <w:color w:val="auto"/>
+        <w:sz w:val="20"/>
+        <w:szCs w:val="20"/>
+        <w:vertAlign w:val="baseline"/>
+        <w14:shadow w14:blurRad="0" w14:dist="0" w14:dir="0" w14:sx="0" w14:sy="0" w14:kx="0" w14:ky="0" w14:algn="none">
+          <w14:srgbClr w14:val="000000"/>
+        </w14:shadow>
+        <w14:textOutline w14:w="0" w14:cap="rnd" w14:cmpd="sng" w14:algn="ctr">
+          <w14:noFill/>
+          <w14:prstDash w14:val="solid"/>
+          <w14:bevel/>
+        </w14:textOutline>
+      </w:rPr>
+    </w:lvl>
+    <w:lvl w:ilvl="1">
+      <w:start w:val="1"/>
+      <w:numFmt w:val="upperLetter"/>
+      <w:lvlText w:val="%2."/>
+      <w:lvlJc w:val="left"/>
+      <w:pPr>
+        <w:ind w:left="360" w:hanging="360"/>
+      </w:pPr>
+    </w:lvl>
+    <w:lvl w:ilvl="2">
+      <w:start w:val="1"/>
+      <w:numFmt w:val="decimal"/>
+      <w:lvlText w:val="%3)"/>
+      <w:lvlJc w:val="left"/>
+      <w:pPr>
+        <w:tabs>
+          <w:tab w:val="num" w:pos="540"/>
+        </w:tabs>
+        <w:ind w:firstLine="180"/>
+      </w:pPr>
+      <w:rPr>
+        <w:rFonts w:ascii="Times New Roman" w:hAnsi="Times New Roman" w:cs="Times New Roman" w:hint="default"/>
+        <w:b w:val="0"/>
+        <w:bCs w:val="0"/>
+        <w:i/>
+        <w:iCs/>
+        <w:caps w:val="0"/>
+        <w:strike w:val="0"/>
+        <w:dstrike w:val="0"/>
+        <w:vanish w:val="0"/>
+        <w:color w:val="auto"/>
+        <w:sz w:val="20"/>
+        <w:szCs w:val="20"/>
+        <w:vertAlign w:val="baseline"/>
+        <w14:shadow w14:blurRad="0" w14:dist="0" w14:dir="0" w14:sx="0" w14:sy="0" w14:kx="0" w14:ky="0" w14:algn="none">
+          <w14:srgbClr w14:val="000000"/>
+        </w14:shadow>
+        <w14:textOutline w14:w="0" w14:cap="rnd" w14:cmpd="sng" w14:algn="ctr">
+          <w14:noFill/>
+          <w14:prstDash w14:val="solid"/>
+          <w14:bevel/>
+        </w14:textOutline>
+      </w:rPr>
+    </w:lvl>
+    <w:lvl w:ilvl="3">
+      <w:start w:val="1"/>
+      <w:numFmt w:val="lowerLetter"/>
+      <w:lvlText w:val="%4)"/>
+      <w:lvlJc w:val="left"/>
+      <w:pPr>
+        <w:tabs>
+          <w:tab w:val="num" w:pos="630"/>
+        </w:tabs>
+        <w:ind w:firstLine="360"/>
+      </w:pPr>
+      <w:rPr>
+        <w:rFonts w:ascii="Times New Roman" w:hAnsi="Times New Roman" w:cs="Times New Roman" w:hint="default"/>
+        <w:b w:val="0"/>
+        <w:bCs w:val="0"/>
+        <w:i/>
+        <w:iCs/>
+        <w:sz w:val="20"/>
+        <w:szCs w:val="20"/>
+      </w:rPr>
+    </w:lvl>
+    <w:lvl w:ilvl="4">
+      <w:start w:val="1"/>
+      <w:numFmt w:val="none"/>
+      <w:lvlRestart w:val="0"/>
+      <w:lvlText w:val=""/>
+      <w:lvlJc w:val="left"/>
+      <w:pPr>
+        <w:tabs>
+          <w:tab w:val="num" w:pos="3240"/>
+        </w:tabs>
+        <w:ind w:left="2880"/>
+      </w:pPr>
+      <w:rPr>
+        <w:rFonts w:cs="Times New Roman" w:hint="default"/>
+      </w:rPr>
+    </w:lvl>
+    <w:lvl w:ilvl="5">
+      <w:start w:val="1"/>
+      <w:numFmt w:val="lowerLetter"/>
+      <w:lvlText w:val="(%6)"/>
+      <w:lvlJc w:val="left"/>
+      <w:pPr>
+        <w:tabs>
+          <w:tab w:val="num" w:pos="3960"/>
+        </w:tabs>
+        <w:ind w:left="3600"/>
+      </w:pPr>
+      <w:rPr>
+        <w:rFonts w:cs="Times New Roman" w:hint="default"/>
+      </w:rPr>
+    </w:lvl>
+    <w:lvl w:ilvl="6">
+      <w:start w:val="1"/>
+      <w:numFmt w:val="lowerRoman"/>
+      <w:lvlText w:val="(%7)"/>
+      <w:lvlJc w:val="left"/>
+      <w:pPr>
+        <w:tabs>
+          <w:tab w:val="num" w:pos="4680"/>
+        </w:tabs>
+        <w:ind w:left="4320"/>
+      </w:pPr>
+      <w:rPr>
+        <w:rFonts w:cs="Times New Roman" w:hint="default"/>
+      </w:rPr>
+    </w:lvl>
+    <w:lvl w:ilvl="7">
+      <w:start w:val="1"/>
+      <w:numFmt w:val="lowerLetter"/>
+      <w:lvlText w:val="(%8)"/>
+      <w:lvlJc w:val="left"/>
+      <w:pPr>
+        <w:tabs>
+          <w:tab w:val="num" w:pos="5400"/>
+        </w:tabs>
+        <w:ind w:left="5040"/>
+      </w:pPr>
+      <w:rPr>
+        <w:rFonts w:cs="Times New Roman" w:hint="default"/>
+      </w:rPr>
+    </w:lvl>
+    <w:lvl w:ilvl="8">
+      <w:start w:val="1"/>
+      <w:numFmt w:val="lowerRoman"/>
+      <w:lvlText w:val="(%9)"/>
+      <w:lvlJc w:val="left"/>
+      <w:pPr>
+        <w:tabs>
+          <w:tab w:val="num" w:pos="6120"/>
+        </w:tabs>
+        <w:ind w:left="5760"/>
+      </w:pPr>
+      <w:rPr>
+        <w:rFonts w:cs="Times New Roman" w:hint="default"/>
+      </w:rPr>
+    </w:lvl>
+  </w:abstractNum>
+  <w:abstractNum w:abstractNumId="2" w15:restartNumberingAfterBreak="0">
     <w:nsid w:val="26FE1FCF"/>
     <w:multiLevelType w:val="hybridMultilevel"/>
     <w:tmpl w:val="33826962"/>
@@ -3141,7 +4814,7 @@
       </w:rPr>
     </w:lvl>
   </w:abstractNum>
-  <w:abstractNum w:abstractNumId="1" w15:restartNumberingAfterBreak="0">
+  <w:abstractNum w:abstractNumId="3" w15:restartNumberingAfterBreak="0">
     <w:nsid w:val="37660336"/>
     <w:multiLevelType w:val="hybridMultilevel"/>
     <w:tmpl w:val="754EAC84"/>
@@ -3282,14 +4955,13 @@
       </w:rPr>
     </w:lvl>
   </w:abstractNum>
-  <w:abstractNum w:abstractNumId="2" w15:restartNumberingAfterBreak="0">
-    <w:nsid w:val="4189603E"/>
+  <w:abstractNum w:abstractNumId="4" w15:restartNumberingAfterBreak="0">
+    <w:nsid w:val="3A0E762C"/>
     <w:multiLevelType w:val="multilevel"/>
-    <w:tmpl w:val="D160E1AE"/>
+    <w:tmpl w:val="D23E2002"/>
     <w:lvl w:ilvl="0">
       <w:start w:val="1"/>
       <w:numFmt w:val="upperRoman"/>
-      <w:pStyle w:val="Heading1"/>
       <w:lvlText w:val="%1."/>
       <w:lvlJc w:val="center"/>
       <w:pPr>
@@ -3320,8 +4992,7 @@
     </w:lvl>
     <w:lvl w:ilvl="1">
       <w:start w:val="1"/>
-      <w:numFmt w:val="upperLetter"/>
-      <w:pStyle w:val="Heading2"/>
+      <w:numFmt w:val="decimal"/>
       <w:lvlText w:val="%2."/>
       <w:lvlJc w:val="left"/>
       <w:pPr>
@@ -3331,7 +5002,6 @@
     <w:lvl w:ilvl="2">
       <w:start w:val="1"/>
       <w:numFmt w:val="decimal"/>
-      <w:pStyle w:val="Heading3"/>
       <w:lvlText w:val="%3)"/>
       <w:lvlJc w:val="left"/>
       <w:pPr>
@@ -3367,7 +5037,6 @@
     <w:lvl w:ilvl="3">
       <w:start w:val="1"/>
       <w:numFmt w:val="lowerLetter"/>
-      <w:pStyle w:val="Heading4"/>
       <w:lvlText w:val="%4)"/>
       <w:lvlJc w:val="left"/>
       <w:pPr>
@@ -3463,7 +5132,188 @@
       </w:rPr>
     </w:lvl>
   </w:abstractNum>
-  <w:abstractNum w:abstractNumId="3" w15:restartNumberingAfterBreak="0">
+  <w:abstractNum w:abstractNumId="5" w15:restartNumberingAfterBreak="0">
+    <w:nsid w:val="4189603E"/>
+    <w:multiLevelType w:val="multilevel"/>
+    <w:tmpl w:val="D84A43C8"/>
+    <w:lvl w:ilvl="0">
+      <w:start w:val="1"/>
+      <w:numFmt w:val="upperRoman"/>
+      <w:pStyle w:val="Heading1"/>
+      <w:lvlText w:val="%1."/>
+      <w:lvlJc w:val="center"/>
+      <w:pPr>
+        <w:tabs>
+          <w:tab w:val="num" w:pos="576"/>
+        </w:tabs>
+        <w:ind w:firstLine="216"/>
+      </w:pPr>
+      <w:rPr>
+        <w:rFonts w:ascii="Times New Roman" w:hAnsi="Times New Roman" w:cs="Times New Roman" w:hint="default"/>
+        <w:caps w:val="0"/>
+        <w:strike w:val="0"/>
+        <w:dstrike w:val="0"/>
+        <w:vanish w:val="0"/>
+        <w:color w:val="auto"/>
+        <w:sz w:val="20"/>
+        <w:szCs w:val="20"/>
+        <w:vertAlign w:val="baseline"/>
+        <w14:shadow w14:blurRad="0" w14:dist="0" w14:dir="0" w14:sx="0" w14:sy="0" w14:kx="0" w14:ky="0" w14:algn="none">
+          <w14:srgbClr w14:val="000000"/>
+        </w14:shadow>
+        <w14:textOutline w14:w="0" w14:cap="rnd" w14:cmpd="sng" w14:algn="ctr">
+          <w14:noFill/>
+          <w14:prstDash w14:val="solid"/>
+          <w14:bevel/>
+        </w14:textOutline>
+      </w:rPr>
+    </w:lvl>
+    <w:lvl w:ilvl="1">
+      <w:start w:val="1"/>
+      <w:numFmt w:val="upperLetter"/>
+      <w:pStyle w:val="Heading2"/>
+      <w:lvlText w:val="%2."/>
+      <w:lvlJc w:val="left"/>
+      <w:pPr>
+        <w:ind w:left="360" w:hanging="360"/>
+      </w:pPr>
+    </w:lvl>
+    <w:lvl w:ilvl="2">
+      <w:start w:val="1"/>
+      <w:numFmt w:val="decimal"/>
+      <w:pStyle w:val="Heading3"/>
+      <w:lvlText w:val="%3)"/>
+      <w:lvlJc w:val="left"/>
+      <w:pPr>
+        <w:tabs>
+          <w:tab w:val="num" w:pos="540"/>
+        </w:tabs>
+        <w:ind w:firstLine="180"/>
+      </w:pPr>
+      <w:rPr>
+        <w:rFonts w:ascii="Times New Roman" w:hAnsi="Times New Roman" w:cs="Times New Roman" w:hint="default"/>
+        <w:b w:val="0"/>
+        <w:bCs w:val="0"/>
+        <w:i/>
+        <w:iCs/>
+        <w:caps w:val="0"/>
+        <w:strike w:val="0"/>
+        <w:dstrike w:val="0"/>
+        <w:vanish w:val="0"/>
+        <w:color w:val="auto"/>
+        <w:sz w:val="20"/>
+        <w:szCs w:val="20"/>
+        <w:vertAlign w:val="baseline"/>
+        <w14:shadow w14:blurRad="0" w14:dist="0" w14:dir="0" w14:sx="0" w14:sy="0" w14:kx="0" w14:ky="0" w14:algn="none">
+          <w14:srgbClr w14:val="000000"/>
+        </w14:shadow>
+        <w14:textOutline w14:w="0" w14:cap="rnd" w14:cmpd="sng" w14:algn="ctr">
+          <w14:noFill/>
+          <w14:prstDash w14:val="solid"/>
+          <w14:bevel/>
+        </w14:textOutline>
+      </w:rPr>
+    </w:lvl>
+    <w:lvl w:ilvl="3">
+      <w:start w:val="1"/>
+      <w:numFmt w:val="lowerLetter"/>
+      <w:pStyle w:val="Heading4"/>
+      <w:lvlText w:val="%4)"/>
+      <w:lvlJc w:val="left"/>
+      <w:pPr>
+        <w:tabs>
+          <w:tab w:val="num" w:pos="630"/>
+        </w:tabs>
+        <w:ind w:firstLine="360"/>
+      </w:pPr>
+      <w:rPr>
+        <w:rFonts w:ascii="Times New Roman" w:hAnsi="Times New Roman" w:cs="Times New Roman" w:hint="default"/>
+        <w:b w:val="0"/>
+        <w:bCs w:val="0"/>
+        <w:i/>
+        <w:iCs/>
+        <w:sz w:val="20"/>
+        <w:szCs w:val="20"/>
+      </w:rPr>
+    </w:lvl>
+    <w:lvl w:ilvl="4">
+      <w:start w:val="1"/>
+      <w:numFmt w:val="none"/>
+      <w:lvlRestart w:val="0"/>
+      <w:lvlText w:val=""/>
+      <w:lvlJc w:val="left"/>
+      <w:pPr>
+        <w:tabs>
+          <w:tab w:val="num" w:pos="3240"/>
+        </w:tabs>
+        <w:ind w:left="2880"/>
+      </w:pPr>
+      <w:rPr>
+        <w:rFonts w:cs="Times New Roman" w:hint="default"/>
+      </w:rPr>
+    </w:lvl>
+    <w:lvl w:ilvl="5">
+      <w:start w:val="1"/>
+      <w:numFmt w:val="lowerLetter"/>
+      <w:lvlText w:val="(%6)"/>
+      <w:lvlJc w:val="left"/>
+      <w:pPr>
+        <w:tabs>
+          <w:tab w:val="num" w:pos="3960"/>
+        </w:tabs>
+        <w:ind w:left="3600"/>
+      </w:pPr>
+      <w:rPr>
+        <w:rFonts w:cs="Times New Roman" w:hint="default"/>
+      </w:rPr>
+    </w:lvl>
+    <w:lvl w:ilvl="6">
+      <w:start w:val="1"/>
+      <w:numFmt w:val="lowerRoman"/>
+      <w:lvlText w:val="(%7)"/>
+      <w:lvlJc w:val="left"/>
+      <w:pPr>
+        <w:tabs>
+          <w:tab w:val="num" w:pos="4680"/>
+        </w:tabs>
+        <w:ind w:left="4320"/>
+      </w:pPr>
+      <w:rPr>
+        <w:rFonts w:cs="Times New Roman" w:hint="default"/>
+      </w:rPr>
+    </w:lvl>
+    <w:lvl w:ilvl="7">
+      <w:start w:val="1"/>
+      <w:numFmt w:val="lowerLetter"/>
+      <w:lvlText w:val="(%8)"/>
+      <w:lvlJc w:val="left"/>
+      <w:pPr>
+        <w:tabs>
+          <w:tab w:val="num" w:pos="5400"/>
+        </w:tabs>
+        <w:ind w:left="5040"/>
+      </w:pPr>
+      <w:rPr>
+        <w:rFonts w:cs="Times New Roman" w:hint="default"/>
+      </w:rPr>
+    </w:lvl>
+    <w:lvl w:ilvl="8">
+      <w:start w:val="1"/>
+      <w:numFmt w:val="lowerRoman"/>
+      <w:lvlText w:val="(%9)"/>
+      <w:lvlJc w:val="left"/>
+      <w:pPr>
+        <w:tabs>
+          <w:tab w:val="num" w:pos="6120"/>
+        </w:tabs>
+        <w:ind w:left="5760"/>
+      </w:pPr>
+      <w:rPr>
+        <w:rFonts w:cs="Times New Roman" w:hint="default"/>
+      </w:rPr>
+    </w:lvl>
+  </w:abstractNum>
+  <w:abstractNum w:abstractNumId="6" w15:restartNumberingAfterBreak="0">
     <w:nsid w:val="493C3F76"/>
     <w:multiLevelType w:val="hybridMultilevel"/>
     <w:tmpl w:val="9A9E418C"/>
@@ -3574,7 +5424,7 @@
       </w:pPr>
     </w:lvl>
   </w:abstractNum>
-  <w:abstractNum w:abstractNumId="4" w15:restartNumberingAfterBreak="0">
+  <w:abstractNum w:abstractNumId="7" w15:restartNumberingAfterBreak="0">
     <w:nsid w:val="52CA544A"/>
     <w:multiLevelType w:val="singleLevel"/>
     <w:tmpl w:val="AED6D67E"/>
@@ -3601,7 +5451,7 @@
       </w:rPr>
     </w:lvl>
   </w:abstractNum>
-  <w:abstractNum w:abstractNumId="5" w15:restartNumberingAfterBreak="0">
+  <w:abstractNum w:abstractNumId="8" w15:restartNumberingAfterBreak="0">
     <w:nsid w:val="6C402C58"/>
     <w:multiLevelType w:val="hybridMultilevel"/>
     <w:tmpl w:val="9A1CA078"/>
@@ -3746,7 +5596,7 @@
       </w:rPr>
     </w:lvl>
   </w:abstractNum>
-  <w:abstractNum w:abstractNumId="6" w15:restartNumberingAfterBreak="0">
+  <w:abstractNum w:abstractNumId="9" w15:restartNumberingAfterBreak="0">
     <w:nsid w:val="6CD32DA8"/>
     <w:multiLevelType w:val="singleLevel"/>
     <w:tmpl w:val="166470C2"/>
@@ -3773,55 +5623,70 @@
     </w:lvl>
   </w:abstractNum>
   <w:num w:numId="1" w16cid:durableId="255403525">
+    <w:abstractNumId w:val="3"/>
+  </w:num>
+  <w:num w:numId="2" w16cid:durableId="1452363592">
+    <w:abstractNumId w:val="8"/>
+  </w:num>
+  <w:num w:numId="3" w16cid:durableId="978342536">
+    <w:abstractNumId w:val="2"/>
+  </w:num>
+  <w:num w:numId="4" w16cid:durableId="1989170013">
+    <w:abstractNumId w:val="5"/>
+  </w:num>
+  <w:num w:numId="5" w16cid:durableId="1711298257">
+    <w:abstractNumId w:val="7"/>
+  </w:num>
+  <w:num w:numId="6" w16cid:durableId="1501652684">
+    <w:abstractNumId w:val="9"/>
+  </w:num>
+  <w:num w:numId="7" w16cid:durableId="477186289">
+    <w:abstractNumId w:val="6"/>
+  </w:num>
+  <w:num w:numId="8" w16cid:durableId="1546333890">
+    <w:abstractNumId w:val="5"/>
+  </w:num>
+  <w:num w:numId="9" w16cid:durableId="584925025">
+    <w:abstractNumId w:val="5"/>
+  </w:num>
+  <w:num w:numId="10" w16cid:durableId="1011488059">
+    <w:abstractNumId w:val="5"/>
+  </w:num>
+  <w:num w:numId="11" w16cid:durableId="525600554">
+    <w:abstractNumId w:val="5"/>
+  </w:num>
+  <w:num w:numId="12" w16cid:durableId="1869685674">
+    <w:abstractNumId w:val="5"/>
+  </w:num>
+  <w:num w:numId="13" w16cid:durableId="1807701681">
+    <w:abstractNumId w:val="5"/>
+  </w:num>
+  <w:num w:numId="14" w16cid:durableId="665327089">
+    <w:abstractNumId w:val="5"/>
+  </w:num>
+  <w:num w:numId="15" w16cid:durableId="1840730768">
+    <w:abstractNumId w:val="5"/>
+  </w:num>
+  <w:num w:numId="16" w16cid:durableId="1937859927">
+    <w:abstractNumId w:val="5"/>
+  </w:num>
+  <w:num w:numId="17" w16cid:durableId="1122189962">
+    <w:abstractNumId w:val="5"/>
+  </w:num>
+  <w:num w:numId="18" w16cid:durableId="1913200386">
+    <w:abstractNumId w:val="5"/>
+  </w:num>
+  <w:num w:numId="19" w16cid:durableId="1553344084">
     <w:abstractNumId w:val="1"/>
   </w:num>
-  <w:num w:numId="2" w16cid:durableId="1452363592">
-    <w:abstractNumId w:val="5"/>
+  <w:num w:numId="20" w16cid:durableId="1469203005">
+    <w:abstractNumId w:val="4"/>
   </w:num>
-  <w:num w:numId="3" w16cid:durableId="978342536">
+  <w:num w:numId="21" w16cid:durableId="1399743581">
     <w:abstractNumId w:val="0"/>
   </w:num>
-  <w:num w:numId="4" w16cid:durableId="1989170013">
-    <w:abstractNumId w:val="2"/>
-  </w:num>
-  <w:num w:numId="5" w16cid:durableId="1711298257">
-    <w:abstractNumId w:val="4"/>
-  </w:num>
-  <w:num w:numId="6" w16cid:durableId="1501652684">
-    <w:abstractNumId w:val="6"/>
-  </w:num>
-  <w:num w:numId="7" w16cid:durableId="477186289">
-    <w:abstractNumId w:val="3"/>
-  </w:num>
-  <w:num w:numId="8" w16cid:durableId="1546333890">
-    <w:abstractNumId w:val="2"/>
-  </w:num>
-  <w:num w:numId="9" w16cid:durableId="584925025">
-    <w:abstractNumId w:val="2"/>
-  </w:num>
-  <w:num w:numId="10" w16cid:durableId="1011488059">
-    <w:abstractNumId w:val="2"/>
-  </w:num>
-  <w:num w:numId="11" w16cid:durableId="525600554">
-    <w:abstractNumId w:val="2"/>
-  </w:num>
-  <w:num w:numId="12" w16cid:durableId="1869685674">
-    <w:abstractNumId w:val="2"/>
-  </w:num>
-  <w:num w:numId="13" w16cid:durableId="1807701681">
-    <w:abstractNumId w:val="2"/>
-  </w:num>
-  <w:num w:numId="14" w16cid:durableId="665327089">
-    <w:abstractNumId w:val="2"/>
-  </w:num>
-  <w:num w:numId="15" w16cid:durableId="1840730768">
-    <w:abstractNumId w:val="2"/>
-  </w:num>
-  <w:num w:numId="16" w16cid:durableId="1937859927">
-    <w:abstractNumId w:val="2"/>
-  </w:num>
-  <w:num w:numId="17" w16cid:durableId="1122189962">
-    <w:abstractNumId w:val="2"/>
+  <w:num w:numId="22" w16cid:durableId="1527132359">
+    <w:abstractNumId w:val="5"/>
   </w:num>
   <w:numIdMacAtCleanup w:val="7"/>
 </w:numbering>
@@ -4123,6 +5988,7 @@
   <w:style w:type="paragraph" w:default="1" w:styleId="Normal">
     <w:name w:val="Normal"/>
     <w:qFormat/>
+    <w:rsid w:val="00E4614B"/>
     <w:pPr>
       <w:jc w:val="center"/>
     </w:pPr>
@@ -4629,6 +6495,72 @@
       <w:shd w:val="clear" w:color="auto" w:fill="E1DFDD"/>
     </w:rPr>
   </w:style>
+  <w:style w:type="character" w:styleId="PlaceholderText">
+    <w:name w:val="Placeholder Text"/>
+    <w:basedOn w:val="DefaultParagraphFont"/>
+    <w:uiPriority w:val="99"/>
+    <w:semiHidden/>
+    <w:rsid w:val="009A3779"/>
+    <w:rPr>
+      <w:color w:val="666666"/>
+    </w:rPr>
+  </w:style>
+  <w:style w:type="paragraph" w:styleId="Caption">
+    <w:name w:val="caption"/>
+    <w:basedOn w:val="Normal"/>
+    <w:next w:val="Normal"/>
+    <w:unhideWhenUsed/>
+    <w:qFormat/>
+    <w:rsid w:val="00A46C09"/>
+    <w:pPr>
+      <w:spacing w:after="200"/>
+    </w:pPr>
+    <w:rPr>
+      <w:i/>
+      <w:iCs/>
+      <w:color w:val="0E2841" w:themeColor="text2"/>
+      <w:sz w:val="18"/>
+      <w:szCs w:val="18"/>
+    </w:rPr>
+  </w:style>
+  <w:style w:type="paragraph" w:styleId="FootnoteText">
+    <w:name w:val="footnote text"/>
+    <w:basedOn w:val="Normal"/>
+    <w:link w:val="FootnoteTextChar"/>
+    <w:rsid w:val="00890AA4"/>
+  </w:style>
+  <w:style w:type="character" w:customStyle="1" w:styleId="FootnoteTextChar">
+    <w:name w:val="Footnote Text Char"/>
+    <w:basedOn w:val="DefaultParagraphFont"/>
+    <w:link w:val="FootnoteText"/>
+    <w:rsid w:val="00890AA4"/>
+    <w:rPr>
+      <w:lang w:val="en-US" w:eastAsia="en-US"/>
+    </w:rPr>
+  </w:style>
+  <w:style w:type="character" w:styleId="FootnoteReference">
+    <w:name w:val="footnote reference"/>
+    <w:basedOn w:val="DefaultParagraphFont"/>
+    <w:rsid w:val="00890AA4"/>
+    <w:rPr>
+      <w:vertAlign w:val="superscript"/>
+    </w:rPr>
+  </w:style>
+  <w:style w:type="table" w:styleId="TableGrid">
+    <w:name w:val="Table Grid"/>
+    <w:basedOn w:val="TableNormal"/>
+    <w:rsid w:val="00E4614B"/>
+    <w:tblPr>
+      <w:tblBorders>
+        <w:top w:val="single" w:sz="4" w:space="0" w:color="auto"/>
+        <w:left w:val="single" w:sz="4" w:space="0" w:color="auto"/>
+        <w:bottom w:val="single" w:sz="4" w:space="0" w:color="auto"/>
+        <w:right w:val="single" w:sz="4" w:space="0" w:color="auto"/>
+        <w:insideH w:val="single" w:sz="4" w:space="0" w:color="auto"/>
+        <w:insideV w:val="single" w:sz="4" w:space="0" w:color="auto"/>
+      </w:tblBorders>
+    </w:tblPr>
+  </w:style>
 </w:styles>
 </file>
 

--- a/Selected_Papers/IEEE_paper_Final_winter.docx
+++ b/Selected_Papers/IEEE_paper_Final_winter.docx
@@ -9,23 +9,6 @@
       </w:pPr>
       <w:r>
         <w:t>Temporal Characterization and Deep Learning–Based Modeling of Human Sleep from Multivariate Polysomnography-Derived Features</w:t>
-      </w:r>
-    </w:p>
-    <w:p>
-      <w:pPr>
-        <w:pStyle w:val="papertitle"/>
-        <w:spacing w:before="100" w:beforeAutospacing="1" w:after="100" w:afterAutospacing="1"/>
-        <w:rPr>
-          <w:sz w:val="44"/>
-          <w:szCs w:val="44"/>
-        </w:rPr>
-      </w:pPr>
-      <w:r>
-        <w:rPr>
-          <w:sz w:val="44"/>
-          <w:szCs w:val="44"/>
-        </w:rPr>
-        <w:t>A Machine Learning Framework for Temporal Sleep Analysis Using Multivariate Physiological Signals</w:t>
       </w:r>
     </w:p>
     <w:p>
@@ -369,7 +352,14 @@
           <w:sz w:val="18"/>
           <w:szCs w:val="18"/>
         </w:rPr>
-        <w:t>malhann24@mytru.ca</w:t>
+        <w:t>urrutiachaconc23</w:t>
+      </w:r>
+      <w:r>
+        <w:rPr>
+          <w:sz w:val="18"/>
+          <w:szCs w:val="18"/>
+        </w:rPr>
+        <w:t>@mytru.ca</w:t>
       </w:r>
     </w:p>
     <w:p>
@@ -405,7 +395,19 @@
         <w:t>—</w:t>
       </w:r>
       <w:r>
-        <w:t>Artificial intelligence (AI) has increasingly been applied to the analysis of physiological signals for health assessment, yet many existing approaches overlook the temporal structure inherent in such data. Prior work in automatic sleep analysis often treats 30-second epochs as independent observations, limiting insight into sleep-stage transitions, inter-signal dynamics, and subject-level sleep organization. To address these limitations, a modular temporal analysis framework is introduced for modeling sleep physiology using features derived from polysomnography (PSG) recordings. The framework integrates subject-level sleep pattern characterization, multivariate temporal dependency analysis, and sequence-based sleep-stage prediction to capture both short- and long-range temporal structure in EEG, EOG, and EMG signals. Linear vector autoregression is used to quantify inter-signal interactions and temporal persistence, while a sequence-based Bi-LSTM model leverages temporal context for sleep-stage classification. Experiments on the Sleep-EDF dataset show substantial inter-subject variability in sleep fragmentation, strong within-signal temporal persistence, and selective cross-modal coupling among physiological signals. Sequence-based modeling improves sleep-stage classification accuracy from 74.92% with an epoch-level baseline to 83.94%, with corresponding gains in macro F1-score from 0.57 to 0.65, indicating improved recognition of minority and transitional sleep stages. These results demonstrate that incorporating temporal structure enhances both interpretability and predictive performance, supporting temporal sleep modeling as a principled foundation for sleep-based biomarkers in cognitive and mental-health assessment.</w:t>
+        <w:t xml:space="preserve">Artificial intelligence (AI) has increasingly been applied to the analysis of physiological signals for health assessment, yet many existing approaches overlook the temporal structure inherent in such data. Prior work in automatic sleep analysis often treats 30-second epochs as independent observations, limiting insight into sleep-stage transitions, inter-signal dynamics, and subject-level sleep organization. To address these limitations, a modular temporal analysis </w:t>
+      </w:r>
+      <w:r>
+        <w:t>approach</w:t>
+      </w:r>
+      <w:r>
+        <w:t xml:space="preserve"> is introduced for modeling sleep physiology using features derived from polysomnography (PSG) recordings. The </w:t>
+      </w:r>
+      <w:r>
+        <w:t>methodology</w:t>
+      </w:r>
+      <w:r>
+        <w:t xml:space="preserve"> integrates subject-level sleep pattern characterization, multivariate temporal dependency analysis, and sequence-based sleep-stage prediction to capture both short- and long-range temporal structure in EEG, EOG, and EMG signals. Linear vector autoregression is used to quantify inter-signal interactions and temporal persistence, while a sequence-based Bi-LSTM model leverages temporal context for sleep-stage classification. Experiments on the Sleep-EDF dataset show substantial inter-subject variability in sleep fragmentation, strong within-signal temporal persistence, and selective cross-modal coupling among physiological signals. Sequence-based modeling improves sleep-stage classification accuracy from 74.92% with an epoch-level baseline to 83.94%, with corresponding gains in macro F1-score from 0.57 to 0.65, indicating improved recognition of minority and transitional sleep stages. These results demonstrate that incorporating temporal structure enhances both interpretability and predictive performance, supporting temporal sleep modeling as a principled foundation for sleep-based biomarkers in cognitive and mental-health assessment.</w:t>
       </w:r>
     </w:p>
     <w:p>
@@ -435,10 +437,7 @@
         <w:pStyle w:val="BodyText"/>
       </w:pPr>
       <w:r>
-        <w:t xml:space="preserve">Cognitive and mental-health disorders, including Alzheimer’s Disease (AD), mild cognitive impairment (MCI), and depression, continue to pose significant global clinical burdens. Traditional diagnostic approaches rely heavily on subjective self-reports and resource-intensive neuroimaging, </w:t>
-      </w:r>
-      <w:r>
-        <w:t>which often lack the temporal resolution required for continuous monitoring. In contrast, recent advances in multimodal artificial intelligence (AI) have enabled the extraction of objective biomarkers from physiological data, offering scalable and data-driven alternatives for health assessment.</w:t>
+        <w:t>Cognitive and mental-health disorders, including Alzheimer’s Disease (AD), mild cognitive impairment (MCI), and depression, continue to pose significant global clinical burdens. Traditional diagnostic approaches rely heavily on subjective self-reports and resource-intensive neuroimaging, which often lack the temporal resolution required for continuous monitoring. In contrast, recent advances in multimodal artificial intelligence (AI) have enabled the extraction of objective biomarkers from physiological data, offering scalable and data-driven alternatives for health assessment.</w:t>
       </w:r>
     </w:p>
     <w:p>
@@ -462,7 +461,13 @@
         <w:pStyle w:val="BodyText"/>
       </w:pPr>
       <w:r>
-        <w:t>To address these limitations, this study proposes a generalizable multimodal AI framework for temporal sleep analysis using PSG-derived physiological signals. Rather than focusing solely on per-epoch classification accuracy, the framework explicitly models sleep as a time-dependent and multivariate process. The proposed approach is guided by three primary objectives:</w:t>
+        <w:t xml:space="preserve">To address these limitations, this study proposes a generalizable multimodal AI framework for temporal sleep analysis using PSG-derived physiological signals. Rather than focusing solely on per-epoch classification accuracy, the </w:t>
+      </w:r>
+      <w:r>
+        <w:t>methodology</w:t>
+      </w:r>
+      <w:r>
+        <w:t xml:space="preserve"> explicitly models sleep as a time-dependent and multivariate process. The proposed approach is guided by three primary objectives:</w:t>
       </w:r>
     </w:p>
     <w:p>
@@ -474,7 +479,6 @@
         </w:numPr>
       </w:pPr>
       <w:r>
-        <w:lastRenderedPageBreak/>
         <w:t>Subject-Level Sleep Pattern Analysis:</w:t>
       </w:r>
       <w:r>
@@ -542,6 +546,7 @@
         <w:pStyle w:val="BodyText"/>
       </w:pPr>
       <w:r>
+        <w:lastRenderedPageBreak/>
         <w:t>By integrating linear and nonlinear temporal modeling techniques within a unified framework, this work aims to advance the analysis of sleep physiology beyond independent epoch-level predictions. The proposed approach emphasizes reproducibility and scalability, providing a principled foundation for biomarker-based cognitive and mental-health assessment through the lens of human sleep dynamics.</w:t>
       </w:r>
     </w:p>
@@ -550,7 +555,13 @@
         <w:pStyle w:val="BodyText"/>
       </w:pPr>
       <w:r>
-        <w:t>The proposed framework analyzes sleep physiology at three complementary temporal resolutions. First, subject-level aggregation is used to characterize population-level sleep patterns and to identify representative individual recordings. Second, within-subject temporal dependency modeling is performed to examine short-term physiological interactions during sleep. Finally, sequence-based models are applied at the epoch level to evaluate the impact of temporal context on sleep-stage prediction. This hierarchical design enables population, individual, and epoch-level analysis within a unified temporal framework.</w:t>
+        <w:t xml:space="preserve">The proposed </w:t>
+      </w:r>
+      <w:r>
+        <w:t>methodology</w:t>
+      </w:r>
+      <w:r>
+        <w:t xml:space="preserve"> analyzes sleep physiology at three complementary temporal resolutions. First, subject-level aggregation is used to characterize population-level sleep patterns and to identify representative individual recordings. Second, within-subject temporal dependency modeling is performed to examine short-term physiological interactions during sleep. Finally, sequence-based models are applied at the epoch level to evaluate the impact of temporal context on sleep-stage prediction. This hierarchical design enables population, individual, and epoch-level analysis within a unified temporal framework.</w:t>
       </w:r>
     </w:p>
     <w:p>
@@ -598,18 +609,18 @@
         <w:pStyle w:val="BodyText"/>
       </w:pPr>
       <w:r>
-        <w:t xml:space="preserve">Temporal dependency modeling has been widely explored in cognitive and mental-health research outside the sleep domain. Longitudinal autoregressive (AR) models have been </w:t>
-      </w:r>
-      <w:r>
-        <w:t>applied to multimodal biomarkers, including MRI-derived features and neuropsychological scores, to track disease progression in MCI and AD, demonstrating advantages over static modeling approaches [5]. Similarly, CNN-based classifiers trained on the OASIS MRI dataset achieve strong performance in Alzheimer’s stage classification but do not explicitly incorporate temporal dependencies across observations [8].</w:t>
-      </w:r>
-    </w:p>
-    <w:p>
-      <w:pPr>
-        <w:pStyle w:val="BodyText"/>
-      </w:pPr>
-      <w:r>
-        <w:t>Sequential learning approaches, such as Long Short-Term Memory (LSTM) networks and attention-based models, have shown effectiveness in modeling time-dependent physiological and behavioral signals. For example, LSTM-based frameworks capture temporal dependencies in multimodal learning analytics for real-time psychological state prediction [3]. In speech-based cognitive screening, temporal acoustic features—such as pause duration and temporal positioning—have been shown to carry significant diagnostic information when modeled sequentially rather than as global summaries [12].</w:t>
+        <w:t>Temporal dependency modeling has been widely explored in cognitive and mental-health research outside the sleep domain. Longitudinal autoregressive (AR) models have been applied to multimodal biomarkers, including MRI-derived features and neuropsychological scores, to track disease progression in MCI and AD, demonstrating advantages over static modeling approaches [5]. Similarly, CNN-based classifiers trained on the OASIS MRI dataset achieve strong performance in Alzheimer’s stage classification but do not explicitly incorporate temporal dependencies across observations [8].</w:t>
+      </w:r>
+    </w:p>
+    <w:p>
+      <w:pPr>
+        <w:pStyle w:val="BodyText"/>
+      </w:pPr>
+      <w:r>
+        <w:t xml:space="preserve">Sequential learning approaches, such as Long Short-Term Memory (LSTM) networks and attention-based models, have shown effectiveness in modeling time-dependent physiological and behavioral signals. For example, LSTM-based frameworks capture temporal dependencies in </w:t>
+      </w:r>
+      <w:r>
+        <w:t>multimodal learning analytics for real-time psychological state prediction [3]. In speech-based cognitive screening, temporal acoustic features—such as pause duration and temporal positioning—have been shown to carry significant diagnostic information when modeled sequentially rather than as global summaries [12].</w:t>
       </w:r>
     </w:p>
     <w:p>
@@ -673,8 +684,33 @@
         <w:pStyle w:val="Heading2"/>
       </w:pPr>
       <w:r>
+        <w:t>Summary and Motivation</w:t>
+      </w:r>
+    </w:p>
+    <w:p>
+      <w:pPr>
+        <w:pStyle w:val="BodyText"/>
+        <w:rPr>
+          <w:lang w:val="en-US"/>
+        </w:rPr>
+      </w:pPr>
+      <w:r>
+        <w:rPr>
+          <w:lang w:val="en-US"/>
+        </w:rPr>
+        <w:t>Prior work demonstrates the value of multimodal physiological signals and temporal modeling for cognitive and mental-health assessment. However, existing sleep analysis approaches often treat sleep stages as independent observations and provide limited insight into transition dynamics and subject-level temporal structure. These limitations motivate the development of unified frameworks that explicitly model sleep as a sequential, multimodal, and subject-specific physiological process.</w:t>
+      </w:r>
+    </w:p>
+    <w:p>
+      <w:pPr>
+        <w:pStyle w:val="Heading1"/>
+      </w:pPr>
+      <w:r>
         <w:lastRenderedPageBreak/>
-        <w:t>Summary and Motivation</w:t>
+        <w:t>Method</w:t>
+      </w:r>
+      <w:r>
+        <w:t>ology</w:t>
       </w:r>
     </w:p>
     <w:p>
@@ -688,32 +724,19 @@
         <w:rPr>
           <w:lang w:val="en-US"/>
         </w:rPr>
-        <w:t>Prior work demonstrates the value of multimodal physiological signals and temporal modeling for cognitive and mental-health assessment. However, existing sleep analysis approaches often treat sleep stages as independent observations and provide limited insight into transition dynamics and subject-level temporal structure. These limitations motivate the development of unified frameworks that explicitly model sleep as a sequential, multimodal, and subject-specific physiological process.</w:t>
-      </w:r>
-    </w:p>
-    <w:p>
-      <w:pPr>
-        <w:pStyle w:val="Heading1"/>
-      </w:pPr>
-      <w:r>
-        <w:t>Method</w:t>
-      </w:r>
-      <w:r>
-        <w:t>ology</w:t>
-      </w:r>
-    </w:p>
-    <w:p>
-      <w:pPr>
-        <w:pStyle w:val="BodyText"/>
+        <w:t xml:space="preserve">The </w:t>
+      </w:r>
+      <w:r>
         <w:rPr>
           <w:lang w:val="en-US"/>
         </w:rPr>
-      </w:pPr>
+        <w:t>analysis</w:t>
+      </w:r>
       <w:r>
         <w:rPr>
           <w:lang w:val="en-US"/>
         </w:rPr>
-        <w:t>The framework is organized around three objectives: (i) subject-level sleep pattern analysis, (ii) within-subject temporal dependency and transition modeling, and (iii) epoch-level predictive sequence modeling.</w:t>
+        <w:t xml:space="preserve"> is organized around three objectives: (i) subject-level sleep pattern analysis, (ii) within-subject temporal dependency and transition modeling, and (iii) epoch-level predictive sequence modeling.</w:t>
       </w:r>
     </w:p>
     <w:p>
@@ -771,7 +794,7 @@
         <w:pStyle w:val="Heading2"/>
       </w:pPr>
       <w:r>
-        <w:t>Objective 1: Subject-Level Sleep Pattern Analysis</w:t>
+        <w:t>Subject-Level Sleep Pattern Analysis</w:t>
       </w:r>
     </w:p>
     <w:p>
@@ -800,6 +823,12 @@
           <w:lang w:val="en-US"/>
         </w:rPr>
         <w:t>For each subject-night recording, sleep fragmentation is quantified using two metrics: (i) the number of sleep-stage transitions, defined as changes between consecutive epoch labels, and (ii) the number of awakenings, defined as transitions from any sleep stage (N1, N2, N3, REM) to Wake. These metrics are computed directly from the ordered sleep-stage sequence and averaged across nights to obtain subject-level means.</w:t>
+      </w:r>
+      <w:r>
+        <w:rPr>
+          <w:lang w:val="en-US"/>
+        </w:rPr>
+        <w:t xml:space="preserve"> Table I summarizes the metrics and interpretation.</w:t>
       </w:r>
     </w:p>
     <w:p>
@@ -817,32 +846,7 @@
         <w:rPr>
           <w:color w:val="auto"/>
         </w:rPr>
-        <w:fldChar w:fldCharType="begin"/>
-      </w:r>
-      <w:r>
-        <w:rPr>
-          <w:color w:val="auto"/>
-        </w:rPr>
-        <w:instrText xml:space="preserve"> SEQ Table \* ARABIC </w:instrText>
-      </w:r>
-      <w:r>
-        <w:rPr>
-          <w:color w:val="auto"/>
-        </w:rPr>
-        <w:fldChar w:fldCharType="separate"/>
-      </w:r>
-      <w:r>
-        <w:rPr>
-          <w:noProof/>
-          <w:color w:val="auto"/>
-        </w:rPr>
-        <w:t>1</w:t>
-      </w:r>
-      <w:r>
-        <w:rPr>
-          <w:color w:val="auto"/>
-        </w:rPr>
-        <w:fldChar w:fldCharType="end"/>
+        <w:t>I</w:t>
       </w:r>
       <w:r>
         <w:rPr>
@@ -1063,20 +1067,26 @@
         <w:rPr>
           <w:lang w:val="en-US"/>
         </w:rPr>
-        <w:t>In addition, global sleep organization is summarized using sleep efficiency (SE%), computed as the proportion of epochs labeled as sleep relative to the total number of epochs, and deep sleep proportion (N3%), computed as the percentage of N3 epochs relative to total sleep epochs. These aggregated metrics provide a compact representation of each subject’s sleep architecture and enable population-level comparisons.</w:t>
-      </w:r>
-    </w:p>
-    <w:p>
-      <w:pPr>
-        <w:pStyle w:val="BodyText"/>
+        <w:t xml:space="preserve">In addition, global sleep organization is summarized using sleep efficiency (SE%), computed as the proportion of epochs labeled as sleep relative to the total number of epochs, and </w:t>
+      </w:r>
+      <w:r>
         <w:rPr>
           <w:lang w:val="en-US"/>
         </w:rPr>
-      </w:pPr>
-      <w:r>
+        <w:t>deep sleep proportion (N3%), computed as the percentage of N3 epochs relative to total sleep epochs. These aggregated metrics provide a compact representation of each subject’s sleep architecture and enable population-level comparisons.</w:t>
+      </w:r>
+    </w:p>
+    <w:p>
+      <w:pPr>
+        <w:pStyle w:val="BodyText"/>
         <w:rPr>
           <w:lang w:val="en-US"/>
         </w:rPr>
+      </w:pPr>
+      <w:r>
+        <w:rPr>
+          <w:lang w:val="en-US"/>
+        </w:rPr>
         <w:t>Subject-level fragmentation summaries are subsequently used to identify representative recordings for detailed temporal modeling, with emphasis on subjects exhibiting pronounced sleep fragmentation.</w:t>
       </w:r>
     </w:p>
@@ -1085,7 +1095,7 @@
         <w:pStyle w:val="Heading2"/>
       </w:pPr>
       <w:r>
-        <w:t>Objective 2: Temporal Dependency and Transition Analysis</w:t>
+        <w:t>Temporal Dependency and Transition Analysis</w:t>
       </w:r>
     </w:p>
     <w:p>
@@ -1155,9 +1165,6 @@
                   </m:sSubPr>
                   <m:e>
                     <m:r>
-                      <m:rPr>
-                        <m:sty m:val="p"/>
-                      </m:rPr>
                       <w:rPr>
                         <w:rFonts w:ascii="Cambria Math" w:hAnsi="Cambria Math"/>
                         <w:color w:val="auto"/>
@@ -1167,9 +1174,6 @@
                   </m:e>
                   <m:sub>
                     <m:r>
-                      <m:rPr>
-                        <m:sty m:val="p"/>
-                      </m:rPr>
                       <w:rPr>
                         <w:rFonts w:ascii="Cambria Math" w:hAnsi="Cambria Math"/>
                         <w:color w:val="auto"/>
@@ -1179,9 +1183,6 @@
                   </m:sub>
                 </m:sSub>
                 <m:r>
-                  <m:rPr>
-                    <m:sty m:val="p"/>
-                  </m:rPr>
                   <w:rPr>
                     <w:rFonts w:ascii="Cambria Math" w:hAnsi="Cambria Math"/>
                     <w:color w:val="auto"/>
@@ -1224,9 +1225,6 @@
                           </m:sSubPr>
                           <m:e>
                             <m:r>
-                              <m:rPr>
-                                <m:sty m:val="p"/>
-                              </m:rPr>
                               <w:rPr>
                                 <w:rFonts w:ascii="Cambria Math" w:hAnsi="Cambria Math"/>
                                 <w:color w:val="auto"/>
@@ -1236,9 +1234,6 @@
                           </m:e>
                           <m:sub>
                             <m:r>
-                              <m:rPr>
-                                <m:sty m:val="p"/>
-                              </m:rPr>
                               <w:rPr>
                                 <w:rFonts w:ascii="Cambria Math" w:hAnsi="Cambria Math"/>
                                 <w:color w:val="auto"/>
@@ -1261,9 +1256,6 @@
                           </m:sSubPr>
                           <m:e>
                             <m:r>
-                              <m:rPr>
-                                <m:sty m:val="p"/>
-                              </m:rPr>
                               <w:rPr>
                                 <w:rFonts w:ascii="Cambria Math" w:hAnsi="Cambria Math"/>
                                 <w:color w:val="auto"/>
@@ -1273,9 +1265,6 @@
                           </m:e>
                           <m:sub>
                             <m:r>
-                              <m:rPr>
-                                <m:sty m:val="p"/>
-                              </m:rPr>
                               <w:rPr>
                                 <w:rFonts w:ascii="Cambria Math" w:hAnsi="Cambria Math"/>
                                 <w:color w:val="auto"/>
@@ -1305,9 +1294,6 @@
                           </m:sSubPr>
                           <m:e>
                             <m:r>
-                              <m:rPr>
-                                <m:sty m:val="p"/>
-                              </m:rPr>
                               <w:rPr>
                                 <w:rFonts w:ascii="Cambria Math" w:eastAsia="Cambria Math" w:hAnsi="Cambria Math" w:cs="Cambria Math"/>
                                 <w:color w:val="auto"/>
@@ -1317,9 +1303,6 @@
                           </m:e>
                           <m:sub>
                             <m:r>
-                              <m:rPr>
-                                <m:sty m:val="p"/>
-                              </m:rPr>
                               <w:rPr>
                                 <w:rFonts w:ascii="Cambria Math" w:eastAsia="Cambria Math" w:hAnsi="Cambria Math" w:cs="Cambria Math"/>
                                 <w:color w:val="auto"/>
@@ -1464,9 +1447,6 @@
                   </m:sSubPr>
                   <m:e>
                     <m:r>
-                      <m:rPr>
-                        <m:sty m:val="p"/>
-                      </m:rPr>
                       <w:rPr>
                         <w:rFonts w:ascii="Cambria Math" w:hAnsi="Cambria Math"/>
                         <w:color w:val="auto"/>
@@ -1476,9 +1456,6 @@
                   </m:e>
                   <m:sub>
                     <m:r>
-                      <m:rPr>
-                        <m:sty m:val="p"/>
-                      </m:rPr>
                       <w:rPr>
                         <w:rFonts w:ascii="Cambria Math" w:hAnsi="Cambria Math"/>
                         <w:color w:val="auto"/>
@@ -1488,9 +1465,6 @@
                   </m:sub>
                 </m:sSub>
                 <m:r>
-                  <m:rPr>
-                    <m:sty m:val="p"/>
-                  </m:rPr>
                   <w:rPr>
                     <w:rFonts w:ascii="Cambria Math" w:hAnsi="Cambria Math"/>
                     <w:color w:val="auto"/>
@@ -1511,9 +1485,6 @@
                   </m:naryPr>
                   <m:sub>
                     <m:r>
-                      <m:rPr>
-                        <m:sty m:val="p"/>
-                      </m:rPr>
                       <w:rPr>
                         <w:rFonts w:ascii="Cambria Math" w:hAnsi="Cambria Math"/>
                         <w:color w:val="auto"/>
@@ -1523,9 +1494,6 @@
                   </m:sub>
                   <m:sup>
                     <m:r>
-                      <m:rPr>
-                        <m:sty m:val="p"/>
-                      </m:rPr>
                       <w:rPr>
                         <w:rFonts w:ascii="Cambria Math" w:hAnsi="Cambria Math"/>
                         <w:color w:val="auto"/>
@@ -1546,9 +1514,6 @@
                       </m:sSubPr>
                       <m:e>
                         <m:r>
-                          <m:rPr>
-                            <m:sty m:val="p"/>
-                          </m:rPr>
                           <w:rPr>
                             <w:rFonts w:ascii="Cambria Math" w:hAnsi="Cambria Math"/>
                             <w:color w:val="auto"/>
@@ -1558,9 +1523,6 @@
                       </m:e>
                       <m:sub>
                         <m:r>
-                          <m:rPr>
-                            <m:sty m:val="p"/>
-                          </m:rPr>
                           <w:rPr>
                             <w:rFonts w:ascii="Cambria Math" w:hAnsi="Cambria Math"/>
                             <w:color w:val="auto"/>
@@ -1583,9 +1545,6 @@
                   </m:sSubPr>
                   <m:e>
                     <m:r>
-                      <m:rPr>
-                        <m:sty m:val="p"/>
-                      </m:rPr>
                       <w:rPr>
                         <w:rFonts w:ascii="Cambria Math" w:hAnsi="Cambria Math"/>
                         <w:color w:val="auto"/>
@@ -1595,9 +1554,6 @@
                   </m:e>
                   <m:sub>
                     <m:r>
-                      <m:rPr>
-                        <m:sty m:val="p"/>
-                      </m:rPr>
                       <w:rPr>
                         <w:rFonts w:ascii="Cambria Math" w:hAnsi="Cambria Math"/>
                         <w:color w:val="auto"/>
@@ -1607,9 +1563,6 @@
                   </m:sub>
                 </m:sSub>
                 <m:r>
-                  <m:rPr>
-                    <m:sty m:val="p"/>
-                  </m:rPr>
                   <w:rPr>
                     <w:rFonts w:ascii="Cambria Math" w:hAnsi="Cambria Math"/>
                     <w:color w:val="auto"/>
@@ -1628,9 +1581,6 @@
                   </m:sSubPr>
                   <m:e>
                     <m:r>
-                      <m:rPr>
-                        <m:sty m:val="p"/>
-                      </m:rPr>
                       <w:rPr>
                         <w:rFonts w:ascii="Cambria Math" w:hAnsi="Cambria Math"/>
                         <w:color w:val="auto"/>
@@ -1640,9 +1590,6 @@
                   </m:e>
                   <m:sub>
                     <m:r>
-                      <m:rPr>
-                        <m:sty m:val="p"/>
-                      </m:rPr>
                       <w:rPr>
                         <w:rFonts w:ascii="Cambria Math" w:hAnsi="Cambria Math"/>
                         <w:color w:val="auto"/>
@@ -1840,8 +1787,7 @@
         <w:pStyle w:val="Heading2"/>
       </w:pPr>
       <w:r>
-        <w:lastRenderedPageBreak/>
-        <w:t>Objective 3: Predictive Sequence Modeling</w:t>
+        <w:t>Predictive Sequence Modeling</w:t>
       </w:r>
     </w:p>
     <w:p>
@@ -1929,9 +1875,6 @@
                       </m:sSubPr>
                       <m:e>
                         <m:r>
-                          <m:rPr>
-                            <m:sty m:val="p"/>
-                          </m:rPr>
                           <w:rPr>
                             <w:rFonts w:ascii="Cambria Math" w:hAnsi="Cambria Math"/>
                             <w:color w:val="auto"/>
@@ -1941,9 +1884,6 @@
                       </m:e>
                       <m:sub>
                         <m:r>
-                          <m:rPr>
-                            <m:sty m:val="p"/>
-                          </m:rPr>
                           <w:rPr>
                             <w:rFonts w:ascii="Cambria Math" w:hAnsi="Cambria Math"/>
                             <w:color w:val="auto"/>
@@ -1953,9 +1893,6 @@
                       </m:sub>
                     </m:sSub>
                     <m:r>
-                      <m:rPr>
-                        <m:sty m:val="p"/>
-                      </m:rPr>
                       <w:rPr>
                         <w:rFonts w:ascii="Cambria Math" w:hAnsi="Cambria Math"/>
                         <w:color w:val="auto"/>
@@ -1974,9 +1911,6 @@
                       </m:sSubPr>
                       <m:e>
                         <m:r>
-                          <m:rPr>
-                            <m:sty m:val="p"/>
-                          </m:rPr>
                           <w:rPr>
                             <w:rFonts w:ascii="Cambria Math" w:hAnsi="Cambria Math"/>
                             <w:color w:val="auto"/>
@@ -1986,9 +1920,6 @@
                       </m:e>
                       <m:sub>
                         <m:r>
-                          <m:rPr>
-                            <m:sty m:val="p"/>
-                          </m:rPr>
                           <w:rPr>
                             <w:rFonts w:ascii="Cambria Math" w:hAnsi="Cambria Math"/>
                             <w:color w:val="auto"/>
@@ -1998,9 +1929,6 @@
                       </m:sub>
                     </m:sSub>
                     <m:r>
-                      <m:rPr>
-                        <m:sty m:val="p"/>
-                      </m:rPr>
                       <w:rPr>
                         <w:rFonts w:ascii="Cambria Math" w:hAnsi="Cambria Math"/>
                         <w:color w:val="auto"/>
@@ -2019,9 +1947,6 @@
                       </m:sSubPr>
                       <m:e>
                         <m:r>
-                          <m:rPr>
-                            <m:sty m:val="p"/>
-                          </m:rPr>
                           <w:rPr>
                             <w:rFonts w:ascii="Cambria Math" w:hAnsi="Cambria Math"/>
                             <w:color w:val="auto"/>
@@ -2031,9 +1956,6 @@
                       </m:e>
                       <m:sub>
                         <m:r>
-                          <m:rPr>
-                            <m:sty m:val="p"/>
-                          </m:rPr>
                           <w:rPr>
                             <w:rFonts w:ascii="Cambria Math" w:hAnsi="Cambria Math"/>
                             <w:color w:val="auto"/>
@@ -2064,13 +1986,7 @@
               <w:rPr>
                 <w:color w:val="auto"/>
               </w:rPr>
-              <w:t xml:space="preserve">Eq </w:t>
-            </w:r>
-            <w:r>
-              <w:rPr>
-                <w:color w:val="auto"/>
-              </w:rPr>
-              <w:t>3</w:t>
+              <w:t>Eq 3</w:t>
             </w:r>
           </w:p>
         </w:tc>
@@ -2081,6 +1997,7 @@
         <w:pStyle w:val="BodyText"/>
       </w:pPr>
       <w:r>
+        <w:lastRenderedPageBreak/>
         <w:t xml:space="preserve">The model is trained to predict the sleep-stage label corresponding to the most recent epoch </w:t>
       </w:r>
     </w:p>
@@ -2088,201 +2005,6 @@
       <w:pPr>
         <w:pStyle w:val="BodyText"/>
       </w:pPr>
-      <w:r>
-        <w:rPr>
-          <w:noProof/>
-        </w:rPr>
-        <mc:AlternateContent>
-          <mc:Choice Requires="wps">
-            <w:drawing>
-              <wp:anchor distT="0" distB="0" distL="114300" distR="114300" simplePos="0" relativeHeight="251660288" behindDoc="1" locked="0" layoutInCell="1" allowOverlap="1" wp14:anchorId="360A7DFD" wp14:editId="70A2811F">
-                <wp:simplePos x="0" y="0"/>
-                <wp:positionH relativeFrom="column">
-                  <wp:posOffset>3288030</wp:posOffset>
-                </wp:positionH>
-                <wp:positionV relativeFrom="paragraph">
-                  <wp:posOffset>330835</wp:posOffset>
-                </wp:positionV>
-                <wp:extent cx="3270885" cy="652780"/>
-                <wp:effectExtent l="0" t="0" r="5715" b="0"/>
-                <wp:wrapTight wrapText="bothSides">
-                  <wp:wrapPolygon edited="0">
-                    <wp:start x="0" y="0"/>
-                    <wp:lineTo x="0" y="20052"/>
-                    <wp:lineTo x="21512" y="20052"/>
-                    <wp:lineTo x="21512" y="0"/>
-                    <wp:lineTo x="0" y="0"/>
-                  </wp:wrapPolygon>
-                </wp:wrapTight>
-                <wp:docPr id="1635229377" name="Text Box 1"/>
-                <wp:cNvGraphicFramePr/>
-                <a:graphic xmlns:a="http://schemas.openxmlformats.org/drawingml/2006/main">
-                  <a:graphicData uri="http://schemas.microsoft.com/office/word/2010/wordprocessingShape">
-                    <wps:wsp>
-                      <wps:cNvSpPr txBox="1"/>
-                      <wps:spPr>
-                        <a:xfrm>
-                          <a:off x="0" y="0"/>
-                          <a:ext cx="3270885" cy="652780"/>
-                        </a:xfrm>
-                        <a:prstGeom prst="rect">
-                          <a:avLst/>
-                        </a:prstGeom>
-                        <a:solidFill>
-                          <a:prstClr val="white"/>
-                        </a:solidFill>
-                        <a:ln>
-                          <a:noFill/>
-                        </a:ln>
-                      </wps:spPr>
-                      <wps:txbx>
-                        <w:txbxContent>
-                          <w:p>
-                            <w:pPr>
-                              <w:pStyle w:val="Caption"/>
-                              <w:ind w:right="48"/>
-                              <w:rPr>
-                                <w:color w:val="auto"/>
-                                <w:spacing w:val="-1"/>
-                                <w:sz w:val="20"/>
-                                <w:szCs w:val="20"/>
-                                <w:lang w:val="x-none" w:eastAsia="x-none"/>
-                              </w:rPr>
-                            </w:pPr>
-                            <w:r>
-                              <w:rPr>
-                                <w:color w:val="auto"/>
-                              </w:rPr>
-                              <w:t xml:space="preserve">Figure </w:t>
-                            </w:r>
-                            <w:r>
-                              <w:rPr>
-                                <w:color w:val="auto"/>
-                              </w:rPr>
-                              <w:fldChar w:fldCharType="begin"/>
-                            </w:r>
-                            <w:r>
-                              <w:rPr>
-                                <w:color w:val="auto"/>
-                              </w:rPr>
-                              <w:instrText xml:space="preserve"> SEQ Figure \* ROMAN </w:instrText>
-                            </w:r>
-                            <w:r>
-                              <w:rPr>
-                                <w:color w:val="auto"/>
-                              </w:rPr>
-                              <w:fldChar w:fldCharType="separate"/>
-                            </w:r>
-                            <w:r>
-                              <w:rPr>
-                                <w:noProof/>
-                                <w:color w:val="auto"/>
-                              </w:rPr>
-                              <w:t>II</w:t>
-                            </w:r>
-                            <w:r>
-                              <w:rPr>
-                                <w:color w:val="auto"/>
-                              </w:rPr>
-                              <w:fldChar w:fldCharType="end"/>
-                            </w:r>
-                            <w:r>
-                              <w:rPr>
-                                <w:color w:val="auto"/>
-                              </w:rPr>
-                              <w:t>. Observed and VAR-forecasted EEG, EOG, and EMG RMS signals for subject 465, night 2</w:t>
-                            </w:r>
-                          </w:p>
-                        </w:txbxContent>
-                      </wps:txbx>
-                      <wps:bodyPr rot="0" spcFirstLastPara="0" vertOverflow="overflow" horzOverflow="overflow" vert="horz" wrap="square" lIns="0" tIns="0" rIns="0" bIns="0" numCol="1" spcCol="0" rtlCol="0" fromWordArt="0" anchor="t" anchorCtr="0" forceAA="0" compatLnSpc="1">
-                        <a:prstTxWarp prst="textNoShape">
-                          <a:avLst/>
-                        </a:prstTxWarp>
-                        <a:spAutoFit/>
-                      </wps:bodyPr>
-                    </wps:wsp>
-                  </a:graphicData>
-                </a:graphic>
-                <wp14:sizeRelH relativeFrom="margin">
-                  <wp14:pctWidth>0</wp14:pctWidth>
-                </wp14:sizeRelH>
-              </wp:anchor>
-            </w:drawing>
-          </mc:Choice>
-          <mc:Fallback>
-            <w:pict>
-              <v:shapetype w14:anchorId="360A7DFD" id="_x0000_t202" coordsize="21600,21600" o:spt="202" path="m,l,21600r21600,l21600,xe">
-                <v:stroke joinstyle="miter"/>
-                <v:path gradientshapeok="t" o:connecttype="rect"/>
-              </v:shapetype>
-              <v:shape id="Text Box 1" o:spid="_x0000_s1026" type="#_x0000_t202" style="position:absolute;left:0;text-align:left;margin-left:258.9pt;margin-top:26.05pt;width:257.55pt;height:51.4pt;z-index:-251656192;visibility:visible;mso-wrap-style:square;mso-width-percent:0;mso-wrap-distance-left:9pt;mso-wrap-distance-top:0;mso-wrap-distance-right:9pt;mso-wrap-distance-bottom:0;mso-position-horizontal:absolute;mso-position-horizontal-relative:text;mso-position-vertical:absolute;mso-position-vertical-relative:text;mso-width-percent:0;mso-width-relative:margin;v-text-anchor:top" o:gfxdata="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" stroked="f">
-                <v:textbox style="mso-fit-shape-to-text:t" inset="0,0,0,0">
-                  <w:txbxContent>
-                    <w:p>
-                      <w:pPr>
-                        <w:pStyle w:val="Caption"/>
-                        <w:ind w:right="48"/>
-                        <w:rPr>
-                          <w:color w:val="auto"/>
-                          <w:spacing w:val="-1"/>
-                          <w:sz w:val="20"/>
-                          <w:szCs w:val="20"/>
-                          <w:lang w:val="x-none" w:eastAsia="x-none"/>
-                        </w:rPr>
-                      </w:pPr>
-                      <w:r>
-                        <w:rPr>
-                          <w:color w:val="auto"/>
-                        </w:rPr>
-                        <w:t xml:space="preserve">Figure </w:t>
-                      </w:r>
-                      <w:r>
-                        <w:rPr>
-                          <w:color w:val="auto"/>
-                        </w:rPr>
-                        <w:fldChar w:fldCharType="begin"/>
-                      </w:r>
-                      <w:r>
-                        <w:rPr>
-                          <w:color w:val="auto"/>
-                        </w:rPr>
-                        <w:instrText xml:space="preserve"> SEQ Figure \* ROMAN </w:instrText>
-                      </w:r>
-                      <w:r>
-                        <w:rPr>
-                          <w:color w:val="auto"/>
-                        </w:rPr>
-                        <w:fldChar w:fldCharType="separate"/>
-                      </w:r>
-                      <w:r>
-                        <w:rPr>
-                          <w:noProof/>
-                          <w:color w:val="auto"/>
-                        </w:rPr>
-                        <w:t>II</w:t>
-                      </w:r>
-                      <w:r>
-                        <w:rPr>
-                          <w:color w:val="auto"/>
-                        </w:rPr>
-                        <w:fldChar w:fldCharType="end"/>
-                      </w:r>
-                      <w:r>
-                        <w:rPr>
-                          <w:color w:val="auto"/>
-                        </w:rPr>
-                        <w:t>. Observed and VAR-forecasted EEG, EOG, and EMG RMS signals for subject 465, night 2</w:t>
-                      </w:r>
-                    </w:p>
-                  </w:txbxContent>
-                </v:textbox>
-                <w10:wrap type="tight"/>
-              </v:shape>
-            </w:pict>
-          </mc:Fallback>
-        </mc:AlternateContent>
-      </w:r>
       <w:r>
         <w:t>All input features are z-score normalized using statistics computed exclusively from the training data to prevent information leakage. A bi-directional Long Short-Term Memory (Bi-LSTM) network with two recurrent layers is employed to capture nonlinear temporal dependencies in the physiological signals. The Bi-LSTM produces a latent representation summarizing recent sleep dynamics, which is passed through a fully connected classifier to generate sleep-stage logits.</w:t>
       </w:r>
@@ -2327,7 +2049,7 @@
         <w:t xml:space="preserve">A. </w:t>
       </w:r>
       <w:r>
-        <w:t>Objective 1 — Subject-Level Sleep Pattern Analysis</w:t>
+        <w:t>Subject-Level Sleep Pattern Analysis</w:t>
       </w:r>
     </w:p>
     <w:p>
@@ -2374,8 +2096,11 @@
         <w:ind w:firstLine="0"/>
       </w:pPr>
       <w:r>
+        <w:rPr>
+          <w:noProof/>
+        </w:rPr>
         <w:drawing>
-          <wp:inline distT="0" distB="0" distL="0" distR="0" wp14:anchorId="004588BB" wp14:editId="577EF3AF">
+          <wp:inline distT="0" distB="0" distL="0" distR="0" wp14:anchorId="004588BB" wp14:editId="47402951">
             <wp:extent cx="3089910" cy="1530985"/>
             <wp:effectExtent l="0" t="0" r="0" b="0"/>
             <wp:docPr id="1714483769" name="Picture 1"/>
@@ -2420,110 +2145,72 @@
     <w:p>
       <w:pPr>
         <w:pStyle w:val="Caption"/>
-      </w:pPr>
-      <w:r>
+        <w:rPr>
+          <w:color w:val="auto"/>
+        </w:rPr>
+      </w:pPr>
+      <w:r>
+        <w:rPr>
+          <w:color w:val="auto"/>
+        </w:rPr>
         <w:t xml:space="preserve">Figure </w:t>
       </w:r>
       <w:r>
+        <w:rPr>
+          <w:color w:val="auto"/>
+        </w:rPr>
         <w:fldChar w:fldCharType="begin"/>
       </w:r>
       <w:r>
-        <w:instrText xml:space="preserve"> SEQ Figure \* ROMAN </w:instrText>
-      </w:r>
-      <w:r>
+        <w:rPr>
+          <w:color w:val="auto"/>
+        </w:rPr>
+        <w:instrText xml:space="preserve"> SEQ Figure \* ARABIC </w:instrText>
+      </w:r>
+      <w:r>
+        <w:rPr>
+          <w:color w:val="auto"/>
+        </w:rPr>
         <w:fldChar w:fldCharType="separate"/>
       </w:r>
       <w:r>
         <w:rPr>
           <w:noProof/>
-        </w:rPr>
-        <w:t>I</w:t>
-      </w:r>
-      <w:r>
+          <w:color w:val="auto"/>
+        </w:rPr>
+        <w:t>1</w:t>
+      </w:r>
+      <w:r>
+        <w:rPr>
+          <w:color w:val="auto"/>
+        </w:rPr>
         <w:fldChar w:fldCharType="end"/>
       </w:r>
       <w:r>
-        <w:t xml:space="preserve">. </w:t>
-      </w:r>
-      <w:r>
         <w:rPr>
           <w:color w:val="auto"/>
         </w:rPr>
-        <w:t>Top 15 Subjects by Sleep Fragmentation</w:t>
-      </w:r>
-    </w:p>
-    <w:p>
-      <w:pPr>
-        <w:pStyle w:val="BodyText"/>
-      </w:pPr>
-      <w:r>
-        <w:t xml:space="preserve">Figure I illustrates the top 15 most fragmented subjects ranked by average number of stage transitions. Considerable inter-subject variability is observed, with fragmentation ranging from approximately 200 to over 350 transitions per </w:t>
-      </w:r>
-      <w:r>
-        <w:t>night. Subject 4652 exhibits the highest fragmentation level, indicating highly unstable sleep architecture.</w:t>
-      </w:r>
-    </w:p>
-    <w:p>
-      <w:pPr>
-        <w:pStyle w:val="BodyText"/>
-      </w:pPr>
-      <w:r>
-        <w:drawing>
-          <wp:anchor distT="0" distB="0" distL="114300" distR="114300" simplePos="0" relativeHeight="251658240" behindDoc="1" locked="0" layoutInCell="1" allowOverlap="1" wp14:anchorId="1FAA6A44" wp14:editId="448A0806">
-            <wp:simplePos x="0" y="0"/>
-            <wp:positionH relativeFrom="column">
-              <wp:posOffset>69759</wp:posOffset>
-            </wp:positionH>
-            <wp:positionV relativeFrom="paragraph">
-              <wp:posOffset>687977</wp:posOffset>
-            </wp:positionV>
-            <wp:extent cx="3089910" cy="1527175"/>
-            <wp:effectExtent l="0" t="0" r="0" b="0"/>
-            <wp:wrapSquare wrapText="bothSides"/>
-            <wp:docPr id="568739407" name="Picture 1"/>
-            <wp:cNvGraphicFramePr>
-              <a:graphicFrameLocks xmlns:a="http://schemas.openxmlformats.org/drawingml/2006/main" noChangeAspect="1"/>
-            </wp:cNvGraphicFramePr>
-            <a:graphic xmlns:a="http://schemas.openxmlformats.org/drawingml/2006/main">
-              <a:graphicData uri="http://schemas.openxmlformats.org/drawingml/2006/picture">
-                <pic:pic xmlns:pic="http://schemas.openxmlformats.org/drawingml/2006/picture">
-                  <pic:nvPicPr>
-                    <pic:cNvPr id="568739407" name=""/>
-                    <pic:cNvPicPr/>
-                  </pic:nvPicPr>
-                  <pic:blipFill>
-                    <a:blip r:embed="rId10" cstate="print">
-                      <a:extLst>
-                        <a:ext uri="{28A0092B-C50C-407E-A947-70E740481C1C}">
-                          <a14:useLocalDpi xmlns:a14="http://schemas.microsoft.com/office/drawing/2010/main" val="0"/>
-                        </a:ext>
-                      </a:extLst>
-                    </a:blip>
-                    <a:stretch>
-                      <a:fillRect/>
-                    </a:stretch>
-                  </pic:blipFill>
-                  <pic:spPr>
-                    <a:xfrm>
-                      <a:off x="0" y="0"/>
-                      <a:ext cx="3089910" cy="1527175"/>
-                    </a:xfrm>
-                    <a:prstGeom prst="rect">
-                      <a:avLst/>
-                    </a:prstGeom>
-                  </pic:spPr>
-                </pic:pic>
-              </a:graphicData>
-            </a:graphic>
-            <wp14:sizeRelH relativeFrom="page">
-              <wp14:pctWidth>0</wp14:pctWidth>
-            </wp14:sizeRelH>
-            <wp14:sizeRelV relativeFrom="page">
-              <wp14:pctHeight>0</wp14:pctHeight>
-            </wp14:sizeRelV>
-          </wp:anchor>
-        </w:drawing>
-      </w:r>
+        <w:t>. Top 15 Subjects by Sleep Fragmentation</w:t>
+      </w:r>
+    </w:p>
+    <w:p>
+      <w:pPr>
+        <w:pStyle w:val="BodyText"/>
+      </w:pPr>
+      <w:r>
+        <w:t xml:space="preserve">Figure </w:t>
+      </w:r>
+      <w:r>
+        <w:t>1</w:t>
+      </w:r>
+      <w:r>
+        <w:t xml:space="preserve"> illustrates the top 15 most fragmented subjects ranked by average number of stage transitions. Considerable inter-subject variability is observed, with fragmentation ranging from approximately 200 to over 350 transitions per night. Subject 4652 exhibits the highest fragmentation level, indicating highly unstable sleep architecture.</w:t>
+      </w:r>
+    </w:p>
+    <w:p>
+      <w:pPr>
+        <w:pStyle w:val="BodyText"/>
+      </w:pPr>
       <w:r>
         <w:t xml:space="preserve">A complementary analysis examined the relationship between fragmentation and sleep efficiency. Across subjects, a moderate positive association was observed between the number of awakenings and sleep efficiency (Pearson </w:t>
       </w:r>
@@ -2551,7 +2238,10 @@
         <w:pStyle w:val="BodyText"/>
       </w:pPr>
       <w:r>
-        <w:t>Based on these findings, subject 465, night 2—representing an extreme fragmentation phenotype—was selected for detailed temporal modeling in subsequent analyses.</w:t>
+        <w:t xml:space="preserve">Based on these findings, subject 465, night 2—representing an extreme fragmentation phenotype—was </w:t>
+      </w:r>
+      <w:r>
+        <w:t>selected for detailed temporal modeling in subsequent analyses.</w:t>
       </w:r>
     </w:p>
     <w:p>
@@ -2570,7 +2260,7 @@
         <w:t xml:space="preserve">B. </w:t>
       </w:r>
       <w:r>
-        <w:t>Objective 2 — Temporal Dependency and Transition Analysis (VAR)</w:t>
+        <w:t>Temporal Dependency and Transition Analysis (VAR)</w:t>
       </w:r>
     </w:p>
     <w:p>
@@ -2658,11 +2348,7 @@
         <w:pStyle w:val="BodyText"/>
       </w:pPr>
       <w:r>
-        <w:t xml:space="preserve">Forecast accuracy for each physiological signal is summarized in Table II. EEG signals exhibit the lowest prediction errors overall, with posterior EEG (Pz–Oz) </w:t>
-      </w:r>
-      <w:r>
-        <w:lastRenderedPageBreak/>
-        <w:t>showing particularly strong short-term predictability. EMG submental activity also demonstrates low forecast error, reflecting high temporal persistence in muscle tone during sleep.</w:t>
+        <w:t>Forecast accuracy for each physiological signal is summarized in Table II. EEG signals exhibit the lowest prediction errors overall, with posterior EEG (Pz–Oz) showing particularly strong short-term predictability. EMG submental activity also demonstrates low forecast error, reflecting high temporal persistence in muscle tone during sleep.</w:t>
       </w:r>
     </w:p>
     <w:p>
@@ -2672,14 +2358,9 @@
       <w:r>
         <w:t xml:space="preserve">Table </w:t>
       </w:r>
-      <w:fldSimple w:instr=" SEQ Table \* ARABIC ">
-        <w:r>
-          <w:rPr>
-            <w:noProof/>
-          </w:rPr>
-          <w:t>2</w:t>
-        </w:r>
-      </w:fldSimple>
+      <w:r>
+        <w:t>II</w:t>
+      </w:r>
       <w:r>
         <w:t>. Forecast Accuracy of VAR Model (Subject 465, Night 2)</w:t>
       </w:r>
@@ -3100,10 +2781,71 @@
         <w:pStyle w:val="BodyText"/>
       </w:pPr>
       <w:r>
-        <w:t>Figure I</w:t>
-      </w:r>
-      <w:r>
-        <w:t>I</w:t>
+        <w:rPr>
+          <w:noProof/>
+        </w:rPr>
+        <w:lastRenderedPageBreak/>
+        <w:drawing>
+          <wp:anchor distT="0" distB="0" distL="114300" distR="114300" simplePos="0" relativeHeight="251658240" behindDoc="1" locked="0" layoutInCell="1" allowOverlap="1" wp14:anchorId="1FAA6A44" wp14:editId="5E4E90C7">
+            <wp:simplePos x="0" y="0"/>
+            <wp:positionH relativeFrom="column">
+              <wp:posOffset>14514</wp:posOffset>
+            </wp:positionH>
+            <wp:positionV relativeFrom="paragraph">
+              <wp:posOffset>729434</wp:posOffset>
+            </wp:positionV>
+            <wp:extent cx="3089910" cy="1527175"/>
+            <wp:effectExtent l="0" t="0" r="0" b="0"/>
+            <wp:wrapSquare wrapText="bothSides"/>
+            <wp:docPr id="568739407" name="Picture 1"/>
+            <wp:cNvGraphicFramePr>
+              <a:graphicFrameLocks xmlns:a="http://schemas.openxmlformats.org/drawingml/2006/main" noChangeAspect="1"/>
+            </wp:cNvGraphicFramePr>
+            <a:graphic xmlns:a="http://schemas.openxmlformats.org/drawingml/2006/main">
+              <a:graphicData uri="http://schemas.openxmlformats.org/drawingml/2006/picture">
+                <pic:pic xmlns:pic="http://schemas.openxmlformats.org/drawingml/2006/picture">
+                  <pic:nvPicPr>
+                    <pic:cNvPr id="568739407" name=""/>
+                    <pic:cNvPicPr/>
+                  </pic:nvPicPr>
+                  <pic:blipFill>
+                    <a:blip r:embed="rId10" cstate="print">
+                      <a:extLst>
+                        <a:ext uri="{28A0092B-C50C-407E-A947-70E740481C1C}">
+                          <a14:useLocalDpi xmlns:a14="http://schemas.microsoft.com/office/drawing/2010/main" val="0"/>
+                        </a:ext>
+                      </a:extLst>
+                    </a:blip>
+                    <a:stretch>
+                      <a:fillRect/>
+                    </a:stretch>
+                  </pic:blipFill>
+                  <pic:spPr>
+                    <a:xfrm>
+                      <a:off x="0" y="0"/>
+                      <a:ext cx="3089910" cy="1527175"/>
+                    </a:xfrm>
+                    <a:prstGeom prst="rect">
+                      <a:avLst/>
+                    </a:prstGeom>
+                  </pic:spPr>
+                </pic:pic>
+              </a:graphicData>
+            </a:graphic>
+            <wp14:sizeRelH relativeFrom="page">
+              <wp14:pctWidth>0</wp14:pctWidth>
+            </wp14:sizeRelH>
+            <wp14:sizeRelV relativeFrom="page">
+              <wp14:pctHeight>0</wp14:pctHeight>
+            </wp14:sizeRelV>
+          </wp:anchor>
+        </w:drawing>
+      </w:r>
+      <w:r>
+        <w:t xml:space="preserve">Figure </w:t>
+      </w:r>
+      <w:r>
+        <w:t>2</w:t>
       </w:r>
       <w:r>
         <w:t xml:space="preserve"> compares observed and VAR-forecasted physiological signals for subject 465, night 2. The model closely tracks EEG and EMG dynamics, while larger deviations are observed for horizontal EOG activity, consistent with its burst-like behavior.</w:t>
@@ -3111,6 +2853,20 @@
     </w:p>
     <w:p>
       <w:pPr>
+        <w:pStyle w:val="Caption"/>
+        <w:rPr>
+          <w:color w:val="auto"/>
+        </w:rPr>
+      </w:pPr>
+      <w:r>
+        <w:rPr>
+          <w:color w:val="auto"/>
+        </w:rPr>
+        <w:t>Figure 2. Observed and VAR-forecasted EEG, EOG, and EMG RMS signals for subject 465, night 2</w:t>
+      </w:r>
+    </w:p>
+    <w:p>
+      <w:pPr>
         <w:pStyle w:val="BodyText"/>
       </w:pPr>
       <w:r>
@@ -3125,7 +2881,7 @@
         <w:t xml:space="preserve">C. </w:t>
       </w:r>
       <w:r>
-        <w:t>Objective 3 — Predictive Sequence Modeling (Bi-LSTM)</w:t>
+        <w:t>Predictive Sequence Modeling (Bi-LSTM)</w:t>
       </w:r>
     </w:p>
     <w:p>
@@ -3136,208 +2892,8 @@
         <w:rPr>
           <w:noProof/>
         </w:rPr>
-        <mc:AlternateContent>
-          <mc:Choice Requires="wps">
-            <w:drawing>
-              <wp:anchor distT="0" distB="0" distL="114300" distR="114300" simplePos="0" relativeHeight="251665408" behindDoc="0" locked="0" layoutInCell="1" allowOverlap="1" wp14:anchorId="6D56A47F" wp14:editId="5DA152EB">
-                <wp:simplePos x="0" y="0"/>
-                <wp:positionH relativeFrom="column">
-                  <wp:posOffset>-89535</wp:posOffset>
-                </wp:positionH>
-                <wp:positionV relativeFrom="paragraph">
-                  <wp:posOffset>2049145</wp:posOffset>
-                </wp:positionV>
-                <wp:extent cx="3223895" cy="635"/>
-                <wp:effectExtent l="0" t="0" r="0" b="8255"/>
-                <wp:wrapSquare wrapText="bothSides"/>
-                <wp:docPr id="1556355575" name="Text Box 1"/>
-                <wp:cNvGraphicFramePr/>
-                <a:graphic xmlns:a="http://schemas.openxmlformats.org/drawingml/2006/main">
-                  <a:graphicData uri="http://schemas.microsoft.com/office/word/2010/wordprocessingShape">
-                    <wps:wsp>
-                      <wps:cNvSpPr txBox="1"/>
-                      <wps:spPr>
-                        <a:xfrm>
-                          <a:off x="0" y="0"/>
-                          <a:ext cx="3223895" cy="635"/>
-                        </a:xfrm>
-                        <a:prstGeom prst="rect">
-                          <a:avLst/>
-                        </a:prstGeom>
-                        <a:solidFill>
-                          <a:prstClr val="white"/>
-                        </a:solidFill>
-                        <a:ln>
-                          <a:noFill/>
-                        </a:ln>
-                      </wps:spPr>
-                      <wps:txbx>
-                        <w:txbxContent>
-                          <w:p>
-                            <w:pPr>
-                              <w:pStyle w:val="Caption"/>
-                              <w:rPr>
-                                <w:color w:val="auto"/>
-                                <w:spacing w:val="-1"/>
-                                <w:sz w:val="20"/>
-                                <w:szCs w:val="20"/>
-                                <w:lang w:val="fr-CA" w:eastAsia="x-none"/>
-                              </w:rPr>
-                            </w:pPr>
-                            <w:r>
-                              <w:rPr>
-                                <w:color w:val="auto"/>
-                                <w:lang w:val="fr-CA"/>
-                              </w:rPr>
-                              <w:t xml:space="preserve">Figure </w:t>
-                            </w:r>
-                            <w:r>
-                              <w:rPr>
-                                <w:color w:val="auto"/>
-                              </w:rPr>
-                              <w:fldChar w:fldCharType="begin"/>
-                            </w:r>
-                            <w:r>
-                              <w:rPr>
-                                <w:color w:val="auto"/>
-                                <w:lang w:val="fr-CA"/>
-                              </w:rPr>
-                              <w:instrText xml:space="preserve"> SEQ Figure \* ROMAN </w:instrText>
-                            </w:r>
-                            <w:r>
-                              <w:rPr>
-                                <w:color w:val="auto"/>
-                              </w:rPr>
-                              <w:fldChar w:fldCharType="separate"/>
-                            </w:r>
-                            <w:r>
-                              <w:rPr>
-                                <w:noProof/>
-                                <w:color w:val="auto"/>
-                                <w:lang w:val="fr-CA"/>
-                              </w:rPr>
-                              <w:t>III</w:t>
-                            </w:r>
-                            <w:r>
-                              <w:rPr>
-                                <w:color w:val="auto"/>
-                              </w:rPr>
-                              <w:fldChar w:fldCharType="end"/>
-                            </w:r>
-                            <w:r>
-                              <w:rPr>
-                                <w:color w:val="auto"/>
-                                <w:lang w:val="fr-CA"/>
-                              </w:rPr>
-                              <w:t>. Bi-LSTM Temporal Le</w:t>
-                            </w:r>
-                            <w:r>
-                              <w:rPr>
-                                <w:color w:val="auto"/>
-                                <w:lang w:val="fr-CA"/>
-                              </w:rPr>
-                              <w:t>arning Process</w:t>
-                            </w:r>
-                          </w:p>
-                        </w:txbxContent>
-                      </wps:txbx>
-                      <wps:bodyPr rot="0" spcFirstLastPara="0" vertOverflow="overflow" horzOverflow="overflow" vert="horz" wrap="square" lIns="0" tIns="0" rIns="0" bIns="0" numCol="1" spcCol="0" rtlCol="0" fromWordArt="0" anchor="t" anchorCtr="0" forceAA="0" compatLnSpc="1">
-                        <a:prstTxWarp prst="textNoShape">
-                          <a:avLst/>
-                        </a:prstTxWarp>
-                        <a:spAutoFit/>
-                      </wps:bodyPr>
-                    </wps:wsp>
-                  </a:graphicData>
-                </a:graphic>
-                <wp14:sizeRelH relativeFrom="margin">
-                  <wp14:pctWidth>0</wp14:pctWidth>
-                </wp14:sizeRelH>
-              </wp:anchor>
-            </w:drawing>
-          </mc:Choice>
-          <mc:Fallback>
-            <w:pict>
-              <v:shape w14:anchorId="6D56A47F" id="_x0000_s1027" type="#_x0000_t202" style="position:absolute;left:0;text-align:left;margin-left:-7.05pt;margin-top:161.35pt;width:253.85pt;height:.05pt;z-index:251665408;visibility:visible;mso-wrap-style:square;mso-width-percent:0;mso-wrap-distance-left:9pt;mso-wrap-distance-top:0;mso-wrap-distance-right:9pt;mso-wrap-distance-bottom:0;mso-position-horizontal:absolute;mso-position-horizontal-relative:text;mso-position-vertical:absolute;mso-position-vertical-relative:text;mso-width-percent:0;mso-width-relative:margin;v-text-anchor:top" o:gfxdata="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" stroked="f">
-                <v:textbox style="mso-fit-shape-to-text:t" inset="0,0,0,0">
-                  <w:txbxContent>
-                    <w:p>
-                      <w:pPr>
-                        <w:pStyle w:val="Caption"/>
-                        <w:rPr>
-                          <w:color w:val="auto"/>
-                          <w:spacing w:val="-1"/>
-                          <w:sz w:val="20"/>
-                          <w:szCs w:val="20"/>
-                          <w:lang w:val="fr-CA" w:eastAsia="x-none"/>
-                        </w:rPr>
-                      </w:pPr>
-                      <w:r>
-                        <w:rPr>
-                          <w:color w:val="auto"/>
-                          <w:lang w:val="fr-CA"/>
-                        </w:rPr>
-                        <w:t xml:space="preserve">Figure </w:t>
-                      </w:r>
-                      <w:r>
-                        <w:rPr>
-                          <w:color w:val="auto"/>
-                        </w:rPr>
-                        <w:fldChar w:fldCharType="begin"/>
-                      </w:r>
-                      <w:r>
-                        <w:rPr>
-                          <w:color w:val="auto"/>
-                          <w:lang w:val="fr-CA"/>
-                        </w:rPr>
-                        <w:instrText xml:space="preserve"> SEQ Figure \* ROMAN </w:instrText>
-                      </w:r>
-                      <w:r>
-                        <w:rPr>
-                          <w:color w:val="auto"/>
-                        </w:rPr>
-                        <w:fldChar w:fldCharType="separate"/>
-                      </w:r>
-                      <w:r>
-                        <w:rPr>
-                          <w:noProof/>
-                          <w:color w:val="auto"/>
-                          <w:lang w:val="fr-CA"/>
-                        </w:rPr>
-                        <w:t>III</w:t>
-                      </w:r>
-                      <w:r>
-                        <w:rPr>
-                          <w:color w:val="auto"/>
-                        </w:rPr>
-                        <w:fldChar w:fldCharType="end"/>
-                      </w:r>
-                      <w:r>
-                        <w:rPr>
-                          <w:color w:val="auto"/>
-                          <w:lang w:val="fr-CA"/>
-                        </w:rPr>
-                        <w:t>. Bi-LSTM Temporal Le</w:t>
-                      </w:r>
-                      <w:r>
-                        <w:rPr>
-                          <w:color w:val="auto"/>
-                          <w:lang w:val="fr-CA"/>
-                        </w:rPr>
-                        <w:t>arning Process</w:t>
-                      </w:r>
-                    </w:p>
-                  </w:txbxContent>
-                </v:textbox>
-                <w10:wrap type="square"/>
-              </v:shape>
-            </w:pict>
-          </mc:Fallback>
-        </mc:AlternateContent>
-      </w:r>
-      <w:r>
         <w:drawing>
-          <wp:anchor distT="0" distB="0" distL="114300" distR="114300" simplePos="0" relativeHeight="251661312" behindDoc="0" locked="0" layoutInCell="1" allowOverlap="1" wp14:anchorId="1CB2600E" wp14:editId="3CE3C695">
+          <wp:anchor distT="0" distB="0" distL="114300" distR="114300" simplePos="0" relativeHeight="251661312" behindDoc="0" locked="0" layoutInCell="1" allowOverlap="1" wp14:anchorId="1CB2600E" wp14:editId="0ED8F535">
             <wp:simplePos x="0" y="0"/>
             <wp:positionH relativeFrom="column">
               <wp:posOffset>-190646</wp:posOffset>
@@ -3405,7 +2961,46 @@
         <w:t>Figure</w:t>
       </w:r>
       <w:r>
-        <w:t xml:space="preserve"> III illustrates the training and validation behavior of the proposed Bi-LSTM model. Training loss decreases steadily across epochs, while validation accuracy stabilizes, indicating convergence and generalization to unseen subjects under class-weighted optimization.</w:t>
+        <w:t xml:space="preserve"> </w:t>
+      </w:r>
+      <w:r>
+        <w:t>3</w:t>
+      </w:r>
+      <w:r>
+        <w:t xml:space="preserve"> illustrates the training and validation behavior of the proposed Bi-LSTM model. Training loss decreases steadily across epochs, while validation accuracy stabilizes, indicating convergence and generalization to unseen subjects under class-weighted optimization.</w:t>
+      </w:r>
+    </w:p>
+    <w:p>
+      <w:pPr>
+        <w:pStyle w:val="Caption"/>
+        <w:rPr>
+          <w:color w:val="auto"/>
+        </w:rPr>
+      </w:pPr>
+      <w:r>
+        <w:rPr>
+          <w:color w:val="auto"/>
+        </w:rPr>
+        <w:t xml:space="preserve">Figure </w:t>
+      </w:r>
+      <w:r>
+        <w:rPr>
+          <w:color w:val="auto"/>
+        </w:rPr>
+        <w:t>3</w:t>
+      </w:r>
+      <w:r>
+        <w:rPr>
+          <w:color w:val="auto"/>
+        </w:rPr>
+        <w:t xml:space="preserve">. </w:t>
+      </w:r>
+      <w:r>
+        <w:rPr>
+          <w:color w:val="auto"/>
+          <w:lang w:val="en-CA"/>
+        </w:rPr>
+        <w:t>Bi-LSTM Temporal Learning Process</w:t>
       </w:r>
     </w:p>
     <w:p>
@@ -3421,10 +3016,7 @@
         <w:pStyle w:val="BodyText"/>
       </w:pPr>
       <w:r>
-        <w:t xml:space="preserve">In addition, validation recordings correspond to previously unseen subjects, introducing physiological variability in EEG, </w:t>
-      </w:r>
-      <w:r>
-        <w:t>EOG, and EMG signal characteristics. This inter-subject variability increases uncertainty near sleep-stage transitions, where classification errors are both more likely and more strongly penalized. Consequently, elevated validation loss reflects increased sensitivity to minority and transitional stages rather than reduced model generalization.</w:t>
+        <w:t>In addition, validation recordings correspond to previously unseen subjects, introducing physiological variability in EEG, EOG, and EMG signal characteristics. This inter-subject variability increases uncertainty near sleep-stage transitions, where classification errors are both more likely and more strongly penalized. Consequently, elevated validation loss reflects increased sensitivity to minority and transitional stages rather than reduced model generalization.</w:t>
       </w:r>
     </w:p>
     <w:p>
@@ -3453,32 +3045,7 @@
         <w:rPr>
           <w:color w:val="auto"/>
         </w:rPr>
-        <w:fldChar w:fldCharType="begin"/>
-      </w:r>
-      <w:r>
-        <w:rPr>
-          <w:color w:val="auto"/>
-        </w:rPr>
-        <w:instrText xml:space="preserve"> SEQ Table \* ARABIC </w:instrText>
-      </w:r>
-      <w:r>
-        <w:rPr>
-          <w:color w:val="auto"/>
-        </w:rPr>
-        <w:fldChar w:fldCharType="separate"/>
-      </w:r>
-      <w:r>
-        <w:rPr>
-          <w:noProof/>
-          <w:color w:val="auto"/>
-        </w:rPr>
-        <w:t>3</w:t>
-      </w:r>
-      <w:r>
-        <w:rPr>
-          <w:color w:val="auto"/>
-        </w:rPr>
-        <w:fldChar w:fldCharType="end"/>
+        <w:t>III</w:t>
       </w:r>
       <w:r>
         <w:rPr>
@@ -3526,7 +3093,10 @@
               <w:pStyle w:val="tablecolsubhead"/>
             </w:pPr>
             <w:r>
-              <w:t>Metric</w:t>
+              <w:t>M</w:t>
+            </w:r>
+            <w:r>
+              <w:t>odel</w:t>
             </w:r>
           </w:p>
         </w:tc>
@@ -3906,22 +3476,25 @@
         <w:pStyle w:val="BodyText"/>
       </w:pPr>
       <w:r>
+        <w:t>Sequence-based modeling further demonstrates that incorporating temporal context substantially improves sleep-stage classification. The Bi-LSTM’s superior performance over epoch-level baselines highlights the importance of modeling sleep as a continuous process rather than a set of independent decisions</w:t>
+      </w:r>
+      <w:r>
+        <w:t xml:space="preserve"> [20]</w:t>
+      </w:r>
+      <w:r>
+        <w:t>. Elevated validation loss alongside stable accuracy reflects increased sensitivity to minority stages rather than reduced generalization.</w:t>
+      </w:r>
+    </w:p>
+    <w:p>
+      <w:pPr>
+        <w:pStyle w:val="BodyText"/>
+      </w:pPr>
+      <w:r>
+        <w:t xml:space="preserve">Taken together, the results support a unified view of sleep as a multivariate, time-dependent system, where subject-level </w:t>
+      </w:r>
+      <w:r>
         <w:lastRenderedPageBreak/>
-        <w:t>Sequence-based modeling further demonstrates that incorporating temporal context substantially improves sleep-stage classification. The Bi-LSTM’s superior performance over epoch-level baselines highlights the importance of modeling sleep as a continuous process rather than a set of independent decisions</w:t>
-      </w:r>
-      <w:r>
-        <w:t xml:space="preserve"> [20]</w:t>
-      </w:r>
-      <w:r>
-        <w:t>. Elevated validation loss alongside stable accuracy reflects increased sensitivity to minority stages rather than reduced generalization.</w:t>
-      </w:r>
-    </w:p>
-    <w:p>
-      <w:pPr>
-        <w:pStyle w:val="BodyText"/>
-      </w:pPr>
-      <w:r>
-        <w:t>Taken together, the results support a unified view of sleep as a multivariate, time-dependent system, where subject-level structure, short-term physiological dynamics, and long-range temporal context jointly shape observed sleep architecture.</w:t>
+        <w:t>structure, short-term physiological dynamics, and long-range temporal context jointly shape observed sleep architecture.</w:t>
       </w:r>
     </w:p>
     <w:p>
@@ -3943,7 +3516,13 @@
         <w:t>e presented work demonstrated</w:t>
       </w:r>
       <w:r>
-        <w:t xml:space="preserve"> a unified framework for analyzing human sleep as a multivariate and temporally structured physiological process using polysomnography-derived signals. By moving beyond independent epoch-level analysis, the proposed approach characterizes sleep dynamics across subject-level architecture, inter-signal temporal dependencies, and sequence-based sleep-stage prediction. The results demonstrate that sleep physiology exhibits consistent and interpretable temporal structure, supporting the view of sleep as a continuous process governed by coordinated neural, ocular, and muscular activity.</w:t>
+        <w:t xml:space="preserve"> a unified </w:t>
+      </w:r>
+      <w:r>
+        <w:t>structure</w:t>
+      </w:r>
+      <w:r>
+        <w:t xml:space="preserve"> for analyzing human sleep as a multivariate and temporally structured physiological process using polysomnography-derived signals. By moving beyond independent epoch-level analysis, the proposed approach characterizes sleep dynamics across subject-level architecture, inter-signal temporal dependencies, and sequence-based sleep-stage prediction. The results demonstrate that sleep physiology exhibits consistent and interpretable temporal structure, supporting the view of sleep as a continuous process governed by coordinated neural, ocular, and muscular activity.</w:t>
       </w:r>
     </w:p>
     <w:p>
@@ -3975,11 +3554,30 @@
         <w:pStyle w:val="BodyText"/>
       </w:pPr>
       <w:r>
-        <w:t xml:space="preserve">Overall, the proposed framework bridges subject-level characterization, interpretable temporal modeling, and predictive sequence learning within a single analytical pipeline. By emphasizing reproducibility and physiological interpretability, this work provides a foundation for future research on sleep-based biomarkers of cognitive and mental health. Extensions of this framework may incorporate </w:t>
-      </w:r>
-      <w:r>
-        <w:t>additional physiological modalities, longer temporal horizons, and privacy-preserving learning strategies to support scalable and personalized sleep monitoring in real-world settings.</w:t>
-      </w:r>
+        <w:t xml:space="preserve">Overall, the proposed </w:t>
+      </w:r>
+      <w:r>
+        <w:t>approach</w:t>
+      </w:r>
+      <w:r>
+        <w:t xml:space="preserve"> bridges subject-level characterization, interpretable temporal modeling, and predictive sequence learning within a single analytical pipeline. By emphasizing reproducibility and physiological interpretability, this work provides a foundation for future research on sleep-based biomarkers of cognitive and mental health. Extensions of this </w:t>
+      </w:r>
+      <w:r>
+        <w:t>analysis</w:t>
+      </w:r>
+      <w:r>
+        <w:t xml:space="preserve"> may incorporate additional physiological modalities, longer temporal horizons, and privacy-preserving learning strategies to support scalable and personalized sleep monitoring in real-world settings.</w:t>
+      </w:r>
+    </w:p>
+    <w:p>
+      <w:pPr>
+        <w:pStyle w:val="tablehead"/>
+        <w:numPr>
+          <w:ilvl w:val="0"/>
+          <w:numId w:val="0"/>
+        </w:numPr>
+        <w:jc w:val="both"/>
+      </w:pPr>
     </w:p>
     <w:p>
       <w:pPr>
@@ -6108,6 +5706,7 @@
   <w:style w:type="character" w:default="1" w:styleId="DefaultParagraphFont">
     <w:name w:val="Default Paragraph Font"/>
     <w:uiPriority w:val="1"/>
+    <w:semiHidden/>
     <w:unhideWhenUsed/>
   </w:style>
   <w:style w:type="table" w:default="1" w:styleId="TableNormal">

--- a/Selected_Papers/IEEE_paper_Final_winter.docx
+++ b/Selected_Papers/IEEE_paper_Final_winter.docx
@@ -395,19 +395,13 @@
         <w:t>—</w:t>
       </w:r>
       <w:r>
-        <w:t xml:space="preserve">Artificial intelligence (AI) has increasingly been applied to the analysis of physiological signals for health assessment, yet many existing approaches overlook the temporal structure inherent in such data. Prior work in automatic sleep analysis often treats 30-second epochs as independent observations, limiting insight into sleep-stage transitions, inter-signal dynamics, and subject-level sleep organization. To address these limitations, a modular temporal analysis </w:t>
-      </w:r>
-      <w:r>
-        <w:t>approach</w:t>
-      </w:r>
-      <w:r>
-        <w:t xml:space="preserve"> is introduced for modeling sleep physiology using features derived from polysomnography (PSG) recordings. The </w:t>
-      </w:r>
-      <w:r>
-        <w:t>methodology</w:t>
-      </w:r>
-      <w:r>
-        <w:t xml:space="preserve"> integrates subject-level sleep pattern characterization, multivariate temporal dependency analysis, and sequence-based sleep-stage prediction to capture both short- and long-range temporal structure in EEG, EOG, and EMG signals. Linear vector autoregression is used to quantify inter-signal interactions and temporal persistence, while a sequence-based Bi-LSTM model leverages temporal context for sleep-stage classification. Experiments on the Sleep-EDF dataset show substantial inter-subject variability in sleep fragmentation, strong within-signal temporal persistence, and selective cross-modal coupling among physiological signals. Sequence-based modeling improves sleep-stage classification accuracy from 74.92% with an epoch-level baseline to 83.94%, with corresponding gains in macro F1-score from 0.57 to 0.65, indicating improved recognition of minority and transitional sleep stages. These results demonstrate that incorporating temporal structure enhances both interpretability and predictive performance, supporting temporal sleep modeling as a principled foundation for sleep-based biomarkers in cognitive and mental-health assessment.</w:t>
+        <w:t xml:space="preserve">Artificial intelligence is increasingly used to analyze physiological signals for health assessment, yet many methods still fail to account for the temporal structure embedded in these data. In sleep research, for example, 30‑second epochs are often treated as independent samples, which limits the ability to study sleep‑stage transitions, </w:t>
+      </w:r>
+      <w:r>
+        <w:t>signal interactions</w:t>
+      </w:r>
+      <w:r>
+        <w:t>, and broader patterns in an individual’s sleep architecture. To overcome these limitations, this work introduces a modular temporal analysis for modeling sleep physiology using features extracted from polysomnography (PSG). The approach combines subject‑level sleep pattern profiling, multivariate temporal‑dependency modeling, and sequence‑based sleep‑stage prediction to capture both short‑ and long‑range temporal dynamics in EEG, EOG, and EMG signals. Linear vector autoregression is applied to quantify cross‑signal relationships and temporal persistence, while a Bi‑LSTM sequence model leverages contextual information for sleep‑stage classification. Experiments using the Sleep‑EDF dataset reveal substantial differences across individuals in sleep fragmentation, strong within‑signal temporal continuity, and selective cross‑modal coupling. Incorporating temporal structure improves classification accuracy from 74.92% to 83.94% and raises the macro F1‑score from 0.57 to 0.65, reflecting better detection of minority and transitional stages. Overall, the findings show that temporal modeling enhances interpretability and predictive performance, supporting its value as a foundation for developing sleep‑based biomarkers relevant to cognitive and mental‑health assessment.</w:t>
       </w:r>
     </w:p>
     <w:p>
@@ -437,15 +431,21 @@
         <w:pStyle w:val="BodyText"/>
       </w:pPr>
       <w:r>
-        <w:t>Cognitive and mental-health disorders, including Alzheimer’s Disease (AD), mild cognitive impairment (MCI), and depression, continue to pose significant global clinical burdens. Traditional diagnostic approaches rely heavily on subjective self-reports and resource-intensive neuroimaging, which often lack the temporal resolution required for continuous monitoring. In contrast, recent advances in multimodal artificial intelligence (AI) have enabled the extraction of objective biomarkers from physiological data, offering scalable and data-driven alternatives for health assessment.</w:t>
-      </w:r>
-    </w:p>
-    <w:p>
-      <w:pPr>
-        <w:pStyle w:val="BodyText"/>
-      </w:pPr>
-      <w:r>
-        <w:t>Among these biomarkers, human sleep architecture plays a central role in reflecting neurological and psychological health. Alterations in sleep continuity, stage distribution, and transition dynamics are frequently associated with both cognitive decline and mental-health disorders. Polysomnography (PSG), which captures synchronized neural, ocular, and muscular activity during sleep, provides a unique opportunity to analyze these processes at high temporal resolution. However, modeling the dynamic and sequential nature of sleep physiology remains a significant challenge.</w:t>
+        <w:t xml:space="preserve">Cognitive and mental-health disorders, including Alzheimer’s Disease (AD), mild cognitive impairment (MCI), and depression, </w:t>
+      </w:r>
+      <w:r>
+        <w:t>remain major global clinical challenges. Conventional diagnostic methods depend heavily on subjective self‑reports and costly neuroimaging techniques, which often lack the temporal resolution needed for continuous monitoring. Recent progress in multimodal artificial intelligence, however, has enabled the extraction of objective biomarkers from physiological signals, offering scalable, data‑driven alternatives for assessing health.</w:t>
+      </w:r>
+    </w:p>
+    <w:p>
+      <w:pPr>
+        <w:pStyle w:val="BodyText"/>
+      </w:pPr>
+      <w:r>
+        <w:t xml:space="preserve">Among these biomarkers, human sleep architecture plays a central role in reflecting neurological and psychological </w:t>
+      </w:r>
+      <w:r>
+        <w:t>health. Alterations in sleep continuity, stage distribution, and transition dynamics are frequently associated with both cognitive decline and mental-health disorders. Polysomnography (PSG), which captures synchronized neural, ocular, and muscular activity during sleep, provides a unique opportunity to analyze these processes at high temporal resolution. However, modeling the dynamic and sequential nature of sleep physiology remains a significant challenge.</w:t>
       </w:r>
     </w:p>
     <w:p>
@@ -546,8 +546,11 @@
         <w:pStyle w:val="BodyText"/>
       </w:pPr>
       <w:r>
+        <w:t xml:space="preserve">By integrating linear and nonlinear temporal modeling techniques within a unified framework, this work aims to advance the analysis of sleep physiology beyond independent </w:t>
+      </w:r>
+      <w:r>
         <w:lastRenderedPageBreak/>
-        <w:t>By integrating linear and nonlinear temporal modeling techniques within a unified framework, this work aims to advance the analysis of sleep physiology beyond independent epoch-level predictions. The proposed approach emphasizes reproducibility and scalability, providing a principled foundation for biomarker-based cognitive and mental-health assessment through the lens of human sleep dynamics.</w:t>
+        <w:t>epoch-level predictions. The proposed approach emphasizes reproducibility and scalability, providing a principled foundation for biomarker-based cognitive and mental-health assessment through the lens of human sleep dynamics.</w:t>
       </w:r>
     </w:p>
     <w:p>
@@ -617,10 +620,10 @@
         <w:pStyle w:val="BodyText"/>
       </w:pPr>
       <w:r>
-        <w:t xml:space="preserve">Sequential learning approaches, such as Long Short-Term Memory (LSTM) networks and attention-based models, have shown effectiveness in modeling time-dependent physiological and behavioral signals. For example, LSTM-based frameworks capture temporal dependencies in </w:t>
-      </w:r>
-      <w:r>
-        <w:t>multimodal learning analytics for real-time psychological state prediction [3]. In speech-based cognitive screening, temporal acoustic features—such as pause duration and temporal positioning—have been shown to carry significant diagnostic information when modeled sequentially rather than as global summaries [12].</w:t>
+        <w:t xml:space="preserve">Sequential learning approaches, such as Long Short-Term Memory (LSTM) networks and attention-based models, have shown effectiveness in modeling time-dependent physiological and behavioral signals. For example, LSTM-based frameworks capture temporal dependencies in multimodal learning analytics for real-time psychological state prediction [3]. In speech-based cognitive screening, temporal acoustic features—such as pause duration and </w:t>
+      </w:r>
+      <w:r>
+        <w:t>temporal positioning—have been shown to carry significant diagnostic information when modeled sequentially rather than as global summaries [12].</w:t>
       </w:r>
     </w:p>
     <w:p>
@@ -706,11 +709,65 @@
         <w:pStyle w:val="Heading1"/>
       </w:pPr>
       <w:r>
+        <w:t>Method</w:t>
+      </w:r>
+      <w:r>
+        <w:t>ology</w:t>
+      </w:r>
+    </w:p>
+    <w:p>
+      <w:pPr>
+        <w:pStyle w:val="BodyText"/>
+        <w:rPr>
+          <w:lang w:val="en-US"/>
+        </w:rPr>
+      </w:pPr>
+      <w:r>
+        <w:rPr>
+          <w:lang w:val="en-US"/>
+        </w:rPr>
+        <w:t xml:space="preserve">The </w:t>
+      </w:r>
+      <w:r>
+        <w:rPr>
+          <w:lang w:val="en-US"/>
+        </w:rPr>
+        <w:t>analysis</w:t>
+      </w:r>
+      <w:r>
+        <w:rPr>
+          <w:lang w:val="en-US"/>
+        </w:rPr>
+        <w:t xml:space="preserve"> is organized around three objectives: (</w:t>
+      </w:r>
+      <w:proofErr w:type="spellStart"/>
+      <w:r>
+        <w:rPr>
+          <w:lang w:val="en-US"/>
+        </w:rPr>
+        <w:t>i</w:t>
+      </w:r>
+      <w:proofErr w:type="spellEnd"/>
+      <w:r>
+        <w:rPr>
+          <w:lang w:val="en-US"/>
+        </w:rPr>
+        <w:t xml:space="preserve">) subject-level sleep pattern analysis, (ii) within-subject </w:t>
+      </w:r>
+      <w:r>
+        <w:rPr>
+          <w:lang w:val="en-US"/>
+        </w:rPr>
         <w:lastRenderedPageBreak/>
-        <w:t>Method</w:t>
-      </w:r>
-      <w:r>
-        <w:t>ology</w:t>
+        <w:t>temporal dependency and transition modeling, and (iii) epoch-level predictive sequence modeling.</w:t>
+      </w:r>
+    </w:p>
+    <w:p>
+      <w:pPr>
+        <w:pStyle w:val="Heading2"/>
+      </w:pPr>
+      <w:r>
+        <w:t>Dataset and Data Representation</w:t>
       </w:r>
     </w:p>
     <w:p>
@@ -724,19 +781,91 @@
         <w:rPr>
           <w:lang w:val="en-US"/>
         </w:rPr>
-        <w:t xml:space="preserve">The </w:t>
-      </w:r>
-      <w:r>
+        <w:t>Experiments were conducted using the Sleep-EDF Expanded (Sleep-EDF) database, a publicly available benchmark dataset widely used in automatic sleep staging research. The dataset contains full-night PSG recordings collected from adult subjects under controlled laboratory conditions and annotated according to standard clinical sleep-scoring guidelines.</w:t>
+      </w:r>
+    </w:p>
+    <w:p>
+      <w:pPr>
+        <w:pStyle w:val="BodyText"/>
         <w:rPr>
           <w:lang w:val="en-US"/>
         </w:rPr>
-        <w:t>analysis</w:t>
-      </w:r>
+      </w:pPr>
       <w:r>
         <w:rPr>
           <w:lang w:val="en-US"/>
         </w:rPr>
-        <w:t xml:space="preserve"> is organized around three objectives: (i) subject-level sleep pattern analysis, (ii) within-subject temporal dependency and transition modeling, and (iii) epoch-level predictive sequence modeling.</w:t>
+        <w:t xml:space="preserve">Each recording consists of synchronized electroencephalography (EEG), electrooculography (EOG), and electromyography (EMG) signals segmented into non-overlapping 30-second epochs. EEG signals are obtained from </w:t>
+      </w:r>
+      <w:proofErr w:type="spellStart"/>
+      <w:r>
+        <w:rPr>
+          <w:lang w:val="en-US"/>
+        </w:rPr>
+        <w:t>Fpz</w:t>
+      </w:r>
+      <w:proofErr w:type="spellEnd"/>
+      <w:r>
+        <w:rPr>
+          <w:lang w:val="en-US"/>
+        </w:rPr>
+        <w:t>–</w:t>
+      </w:r>
+      <w:proofErr w:type="spellStart"/>
+      <w:r>
+        <w:rPr>
+          <w:lang w:val="en-US"/>
+        </w:rPr>
+        <w:t>Cz</w:t>
+      </w:r>
+      <w:proofErr w:type="spellEnd"/>
+      <w:r>
+        <w:rPr>
+          <w:lang w:val="en-US"/>
+        </w:rPr>
+        <w:t xml:space="preserve"> and </w:t>
+      </w:r>
+      <w:proofErr w:type="spellStart"/>
+      <w:r>
+        <w:rPr>
+          <w:lang w:val="en-US"/>
+        </w:rPr>
+        <w:t>Pz</w:t>
+      </w:r>
+      <w:proofErr w:type="spellEnd"/>
+      <w:r>
+        <w:rPr>
+          <w:lang w:val="en-US"/>
+        </w:rPr>
+        <w:t xml:space="preserve">–Oz derivations, EOG from the horizontal channel, and EMG from the submental channel. For each epoch and channel, statistical </w:t>
+      </w:r>
+      <w:proofErr w:type="gramStart"/>
+      <w:r>
+        <w:rPr>
+          <w:lang w:val="en-US"/>
+        </w:rPr>
+        <w:t>features—</w:t>
+      </w:r>
+      <w:proofErr w:type="gramEnd"/>
+      <w:r>
+        <w:rPr>
+          <w:lang w:val="en-US"/>
+        </w:rPr>
+        <w:t>including mean, standard deviation, and root mean square (RMS)—are extracted, yielding multivariate time series ordered by epoch index.</w:t>
+      </w:r>
+    </w:p>
+    <w:p>
+      <w:pPr>
+        <w:pStyle w:val="BodyText"/>
+        <w:rPr>
+          <w:lang w:val="en-US"/>
+        </w:rPr>
+      </w:pPr>
+      <w:r>
+        <w:rPr>
+          <w:lang w:val="en-US"/>
+        </w:rPr>
+        <w:t>Sleep stages are annotated at the epoch level and treated as a categorical variable with five classes: Wake (W), N1, N2, N3, and REM. To reduce inter-individual variability and ensure numerical stability, all physiological features are standardized on a per-subject basis. EMG features are further normalized using a rolling-window z-score to account for amplitude variability and transient muscle activity. Temporal ordering is preserved throughout all analyses.</w:t>
       </w:r>
     </w:p>
     <w:p>
@@ -744,7 +873,7 @@
         <w:pStyle w:val="Heading2"/>
       </w:pPr>
       <w:r>
-        <w:t>Dataset and Data Representation</w:t>
+        <w:t>Subject-Level Sleep Pattern Analysis</w:t>
       </w:r>
     </w:p>
     <w:p>
@@ -758,7 +887,7 @@
         <w:rPr>
           <w:lang w:val="en-US"/>
         </w:rPr>
-        <w:t>Experiments were conducted using the Sleep-EDF Expanded (Sleep-EDF) database, a publicly available benchmark dataset widely used in automatic sleep staging research. The dataset contains full-night PSG recordings collected from adult subjects under controlled laboratory conditions and annotated according to standard clinical sleep-scoring guidelines.</w:t>
+        <w:t>The first objective focuses on summarizing and comparing sleep architecture across individuals using aggregated temporal representations. Epoch-level sleep-stage sequences are aggregated at the recording and subject levels to characterize inter-subject variability in sleep organization.</w:t>
       </w:r>
     </w:p>
     <w:p>
@@ -772,57 +901,35 @@
         <w:rPr>
           <w:lang w:val="en-US"/>
         </w:rPr>
-        <w:t>Each recording consists of synchronized electroencephalography (EEG), electrooculography (EOG), and electromyography (EMG) signals segmented into non-overlapping 30-second epochs. EEG signals are obtained from Fpz–Cz and Pz–Oz derivations, EOG from the horizontal channel, and EMG from the submental channel. For each epoch and channel, statistical features—including mean, standard deviation, and root mean square (RMS)—are extracted, yielding multivariate time series ordered by epoch index.</w:t>
-      </w:r>
-    </w:p>
-    <w:p>
-      <w:pPr>
-        <w:pStyle w:val="BodyText"/>
+        <w:t xml:space="preserve">For each </w:t>
+      </w:r>
+      <w:proofErr w:type="gramStart"/>
+      <w:r>
         <w:rPr>
           <w:lang w:val="en-US"/>
         </w:rPr>
-      </w:pPr>
+        <w:t>subject</w:t>
+      </w:r>
+      <w:proofErr w:type="gramEnd"/>
       <w:r>
         <w:rPr>
           <w:lang w:val="en-US"/>
         </w:rPr>
-        <w:t>Sleep stages are annotated at the epoch level and treated as a categorical variable with five classes: Wake (W), N1, N2, N3, and REM. To reduce inter-individual variability and ensure numerical stability, all physiological features are standardized on a per-subject basis. EMG features are further normalized using a rolling-window z-score to account for amplitude variability and transient muscle activity. Temporal ordering is preserved throughout all analyses.</w:t>
-      </w:r>
-    </w:p>
-    <w:p>
-      <w:pPr>
-        <w:pStyle w:val="Heading2"/>
-      </w:pPr>
-      <w:r>
-        <w:t>Subject-Level Sleep Pattern Analysis</w:t>
-      </w:r>
-    </w:p>
-    <w:p>
-      <w:pPr>
-        <w:pStyle w:val="BodyText"/>
+        <w:t>-night recording, sleep fragmentation is quantified using two metrics: (</w:t>
+      </w:r>
+      <w:proofErr w:type="spellStart"/>
+      <w:r>
         <w:rPr>
           <w:lang w:val="en-US"/>
         </w:rPr>
-      </w:pPr>
+        <w:t>i</w:t>
+      </w:r>
+      <w:proofErr w:type="spellEnd"/>
       <w:r>
         <w:rPr>
           <w:lang w:val="en-US"/>
         </w:rPr>
-        <w:t>The first objective focuses on summarizing and comparing sleep architecture across individuals using aggregated temporal representations. Epoch-level sleep-stage sequences are aggregated at the recording and subject levels to characterize inter-subject variability in sleep organization.</w:t>
-      </w:r>
-    </w:p>
-    <w:p>
-      <w:pPr>
-        <w:pStyle w:val="BodyText"/>
-        <w:rPr>
-          <w:lang w:val="en-US"/>
-        </w:rPr>
-      </w:pPr>
-      <w:r>
-        <w:rPr>
-          <w:lang w:val="en-US"/>
-        </w:rPr>
-        <w:t>For each subject-night recording, sleep fragmentation is quantified using two metrics: (i) the number of sleep-stage transitions, defined as changes between consecutive epoch labels, and (ii) the number of awakenings, defined as transitions from any sleep stage (N1, N2, N3, REM) to Wake. These metrics are computed directly from the ordered sleep-stage sequence and averaged across nights to obtain subject-level means.</w:t>
+        <w:t>) the number of sleep-stage transitions, defined as changes between consecutive epoch labels, and (ii) the number of awakenings, defined as transitions from any sleep stage (N1, N2, N3, REM) to Wake. These metrics are computed directly from the ordered sleep-stage sequence and averaged across nights to obtain subject-level means.</w:t>
       </w:r>
       <w:r>
         <w:rPr>
@@ -1067,13 +1174,13 @@
         <w:rPr>
           <w:lang w:val="en-US"/>
         </w:rPr>
-        <w:t xml:space="preserve">In addition, global sleep organization is summarized using sleep efficiency (SE%), computed as the proportion of epochs labeled as sleep relative to the total number of epochs, and </w:t>
+        <w:t xml:space="preserve">In addition, global sleep organization is summarized using sleep efficiency (SE%), computed as the proportion of epochs labeled as sleep relative to the total number of epochs, and deep sleep proportion (N3%), computed as the percentage of N3 epochs relative to total sleep epochs. These aggregated </w:t>
       </w:r>
       <w:r>
         <w:rPr>
           <w:lang w:val="en-US"/>
         </w:rPr>
-        <w:t>deep sleep proportion (N3%), computed as the percentage of N3 epochs relative to total sleep epochs. These aggregated metrics provide a compact representation of each subject’s sleep architecture and enable population-level comparisons.</w:t>
+        <w:t>metrics provide a compact representation of each subject’s sleep architecture and enable population-level comparisons.</w:t>
       </w:r>
     </w:p>
     <w:p>
@@ -1779,7 +1886,21 @@
         <w:rPr>
           <w:lang w:val="en-US"/>
         </w:rPr>
-        <w:t>Stationarity assumptions are evaluated using Augmented Dickey–Fuller (ADF) and KPSS tests. While strict level stationarity is rejected due to slow baseline shifts across the night, ADF tests reject unit-root behavior, supporting the use of VAR models fitted in levels. Model parameters are estimated using ordinary least squares, allowing contemporaneous correlation among residuals.</w:t>
+        <w:t xml:space="preserve">Stationarity assumptions are evaluated using Augmented Dickey–Fuller (ADF) and KPSS tests. While strict level stationarity is rejected due to slow baseline shifts across the night, ADF tests reject unit-root behavior, supporting the use of VAR models fitted in levels. Model parameters are estimated </w:t>
+      </w:r>
+      <w:proofErr w:type="gramStart"/>
+      <w:r>
+        <w:rPr>
+          <w:lang w:val="en-US"/>
+        </w:rPr>
+        <w:t>using ordinary least</w:t>
+      </w:r>
+      <w:proofErr w:type="gramEnd"/>
+      <w:r>
+        <w:rPr>
+          <w:lang w:val="en-US"/>
+        </w:rPr>
+        <w:t xml:space="preserve"> squares, allowing contemporaneous correlation among residuals.</w:t>
       </w:r>
     </w:p>
     <w:p>
@@ -1997,15 +2118,15 @@
         <w:pStyle w:val="BodyText"/>
       </w:pPr>
       <w:r>
+        <w:t xml:space="preserve">The model is trained to predict the sleep-stage label corresponding to the most recent epoch </w:t>
+      </w:r>
+    </w:p>
+    <w:p>
+      <w:pPr>
+        <w:pStyle w:val="BodyText"/>
+      </w:pPr>
+      <w:r>
         <w:lastRenderedPageBreak/>
-        <w:t xml:space="preserve">The model is trained to predict the sleep-stage label corresponding to the most recent epoch </w:t>
-      </w:r>
-    </w:p>
-    <w:p>
-      <w:pPr>
-        <w:pStyle w:val="BodyText"/>
-      </w:pPr>
-      <w:r>
         <w:t>All input features are z-score normalized using statistics computed exclusively from the training data to prevent information leakage. A bi-directional Long Short-Term Memory (Bi-LSTM) network with two recurrent layers is employed to capture nonlinear temporal dependencies in the physiological signals. The Bi-LSTM produces a latent representation summarizing recent sleep dynamics, which is passed through a fully connected classifier to generate sleep-stage logits.</w:t>
       </w:r>
     </w:p>
@@ -2014,7 +2135,15 @@
         <w:pStyle w:val="BodyText"/>
       </w:pPr>
       <w:r>
-        <w:t>Model training uses class-weighted cross-entropy loss to address class imbalance, with higher weights assigned to underrepresented and transitional stages such as N1 and REM. Regularization is applied through dropout (rate = 0.3), and optimization is performed using AdamW with weight decay.</w:t>
+        <w:t xml:space="preserve">Model training uses class-weighted cross-entropy loss to address class imbalance, with higher weights assigned to underrepresented and transitional stages such as N1 and REM. Regularization is applied through dropout (rate = 0.3), and optimization is performed using </w:t>
+      </w:r>
+      <w:proofErr w:type="spellStart"/>
+      <w:r>
+        <w:t>AdamW</w:t>
+      </w:r>
+      <w:proofErr w:type="spellEnd"/>
+      <w:r>
+        <w:t xml:space="preserve"> with weight decay.</w:t>
       </w:r>
     </w:p>
     <w:p>
@@ -2238,10 +2367,7 @@
         <w:pStyle w:val="BodyText"/>
       </w:pPr>
       <w:r>
-        <w:t xml:space="preserve">Based on these findings, subject 465, night 2—representing an extreme fragmentation phenotype—was </w:t>
-      </w:r>
-      <w:r>
-        <w:t>selected for detailed temporal modeling in subsequent analyses.</w:t>
+        <w:t>Based on these findings, subject 465, night 2—representing an extreme fragmentation phenotype—was selected for detailed temporal modeling in subsequent analyses.</w:t>
       </w:r>
     </w:p>
     <w:p>
@@ -2268,7 +2394,31 @@
         <w:pStyle w:val="BodyText"/>
       </w:pPr>
       <w:r>
-        <w:t>A Vector Autoregression (VAR) model was fitted to EEG Fpz–Cz RMS, EEG Pz–Oz RMS, EOG horizontal RMS, and EMG submental RMS signals for subject 465, night 2. Four lags corresponding to 30 seconds, 1 minute, 2 minutes, and 4 minutes were included to capture short-term physiological interactions.</w:t>
+        <w:t xml:space="preserve">A Vector Autoregression (VAR) model was fitted to EEG </w:t>
+      </w:r>
+      <w:proofErr w:type="spellStart"/>
+      <w:r>
+        <w:t>Fpz</w:t>
+      </w:r>
+      <w:proofErr w:type="spellEnd"/>
+      <w:r>
+        <w:t>–</w:t>
+      </w:r>
+      <w:proofErr w:type="spellStart"/>
+      <w:r>
+        <w:t>Cz</w:t>
+      </w:r>
+      <w:proofErr w:type="spellEnd"/>
+      <w:r>
+        <w:t xml:space="preserve"> RMS, EEG </w:t>
+      </w:r>
+      <w:proofErr w:type="spellStart"/>
+      <w:r>
+        <w:t>Pz</w:t>
+      </w:r>
+      <w:proofErr w:type="spellEnd"/>
+      <w:r>
+        <w:t>–Oz RMS, EOG horizontal RMS, and EMG submental RMS signals for subject 465, night 2. Four lags corresponding to 30 seconds, 1 minute, 2 minutes, and 4 minutes were included to capture short-term physiological interactions.</w:t>
       </w:r>
     </w:p>
     <w:p>
@@ -2348,7 +2498,15 @@
         <w:pStyle w:val="BodyText"/>
       </w:pPr>
       <w:r>
-        <w:t>Forecast accuracy for each physiological signal is summarized in Table II. EEG signals exhibit the lowest prediction errors overall, with posterior EEG (Pz–Oz) showing particularly strong short-term predictability. EMG submental activity also demonstrates low forecast error, reflecting high temporal persistence in muscle tone during sleep.</w:t>
+        <w:t>Forecast accuracy for each physiological signal is summarized in Table II. EEG signals exhibit the lowest prediction errors overall, with posterior EEG (</w:t>
+      </w:r>
+      <w:proofErr w:type="spellStart"/>
+      <w:r>
+        <w:t>Pz</w:t>
+      </w:r>
+      <w:proofErr w:type="spellEnd"/>
+      <w:r>
+        <w:t>–Oz) showing particularly strong short-term predictability. EMG submental activity also demonstrates low forecast error, reflecting high temporal persistence in muscle tone during sleep.</w:t>
       </w:r>
     </w:p>
     <w:p>
@@ -2435,6 +2593,7 @@
             <w:pPr>
               <w:pStyle w:val="tablecolsubhead"/>
             </w:pPr>
+            <w:proofErr w:type="spellStart"/>
             <w:r>
               <w:t>RMSE</w:t>
             </w:r>
@@ -2444,6 +2603,7 @@
               </w:rPr>
               <w:t>b</w:t>
             </w:r>
+            <w:proofErr w:type="spellEnd"/>
           </w:p>
         </w:tc>
       </w:tr>
@@ -2786,7 +2946,7 @@
         </w:rPr>
         <w:lastRenderedPageBreak/>
         <w:drawing>
-          <wp:anchor distT="0" distB="0" distL="114300" distR="114300" simplePos="0" relativeHeight="251658240" behindDoc="1" locked="0" layoutInCell="1" allowOverlap="1" wp14:anchorId="1FAA6A44" wp14:editId="5E4E90C7">
+          <wp:anchor distT="0" distB="0" distL="114300" distR="114300" simplePos="0" relativeHeight="251658240" behindDoc="1" locked="0" layoutInCell="1" allowOverlap="1" wp14:anchorId="1FAA6A44" wp14:editId="29D83880">
             <wp:simplePos x="0" y="0"/>
             <wp:positionH relativeFrom="column">
               <wp:posOffset>14514</wp:posOffset>
@@ -3024,7 +3184,15 @@
         <w:pStyle w:val="BodyText"/>
       </w:pPr>
       <w:r>
-        <w:t>Quantitative performance on the validation set is summarized in Table III, which compares the sequence-based Bi-LSTM model with an epoch-level XGBoost baseline.</w:t>
+        <w:t xml:space="preserve">Quantitative performance on the validation set is summarized in Table III, which compares the sequence-based Bi-LSTM model with an epoch-level </w:t>
+      </w:r>
+      <w:proofErr w:type="spellStart"/>
+      <w:r>
+        <w:t>XGBoost</w:t>
+      </w:r>
+      <w:proofErr w:type="spellEnd"/>
+      <w:r>
+        <w:t xml:space="preserve"> baseline.</w:t>
       </w:r>
     </w:p>
     <w:p>
